--- a/docs/BYNATIONALITY/Чешки.docx
+++ b/docs/BYNATIONALITY/Чешки.docx
@@ -1,6 +1,6 @@
 
 <file path=word/document.xml><?xml version="1.0" encoding="utf-8"?>
-<w:document xmlns:wpc="http://schemas.microsoft.com/office/word/2010/wordprocessingCanvas" xmlns:cx="http://schemas.microsoft.com/office/drawing/2014/chartex" xmlns:cx1="http://schemas.microsoft.com/office/drawing/2015/9/8/chartex" xmlns:cx2="http://schemas.microsoft.com/office/drawing/2015/10/21/chartex" xmlns:cx3="http://schemas.microsoft.com/office/drawing/2016/5/9/chartex" xmlns:cx4="http://schemas.microsoft.com/office/drawing/2016/5/10/chartex" xmlns:cx5="http://schemas.microsoft.com/office/drawing/2016/5/11/chartex" xmlns:cx6="http://schemas.microsoft.com/office/drawing/2016/5/12/chartex" xmlns:cx7="http://schemas.microsoft.com/office/drawing/2016/5/13/chartex" xmlns:cx8="http://schemas.microsoft.com/office/drawing/2016/5/14/chartex" xmlns:mc="http://schemas.openxmlformats.org/markup-compatibility/2006" xmlns:aink="http://schemas.microsoft.com/office/drawing/2016/ink" xmlns:am3d="http://schemas.microsoft.com/office/drawing/2017/model3d" xmlns:o="urn:schemas-microsoft-com:office:office" xmlns:oel="http://schemas.microsoft.com/office/2019/extlst" xmlns:r="http://schemas.openxmlformats.org/officeDocument/2006/relationships" xmlns:m="http://schemas.openxmlformats.org/officeDocument/2006/math" xmlns:v="urn:schemas-microsoft-com:vml" xmlns:wp14="http://schemas.microsoft.com/office/word/2010/wordprocessingDrawing" xmlns:wp="http://schemas.openxmlformats.org/drawingml/2006/wordprocessingDrawing" xmlns:w10="urn:schemas-microsoft-com:office:word" xmlns:w="http://schemas.openxmlformats.org/wordprocessingml/2006/main" xmlns:w14="http://schemas.microsoft.com/office/word/2010/wordml" xmlns:w15="http://schemas.microsoft.com/office/word/2012/wordml" xmlns:w16cex="http://schemas.microsoft.com/office/word/2018/wordml/cex" xmlns:w16cid="http://schemas.microsoft.com/office/word/2016/wordml/cid" xmlns:w16="http://schemas.microsoft.com/office/word/2018/wordml" xmlns:w16du="http://schemas.microsoft.com/office/word/2023/wordml/word16du" xmlns:w16sdtdh="http://schemas.microsoft.com/office/word/2020/wordml/sdtdatahash" xmlns:w16se="http://schemas.microsoft.com/office/word/2015/wordml/symex" xmlns:wpg="http://schemas.microsoft.com/office/word/2010/wordprocessingGroup" xmlns:wpi="http://schemas.microsoft.com/office/word/2010/wordprocessingInk" xmlns:wne="http://schemas.microsoft.com/office/word/2006/wordml" xmlns:wps="http://schemas.microsoft.com/office/word/2010/wordprocessingShape" mc:Ignorable="w14 w15 w16se w16cid w16 w16cex w16sdtdh w16du wp14">
+<w:document xmlns:wpc="http://schemas.microsoft.com/office/word/2010/wordprocessingCanvas" xmlns:cx="http://schemas.microsoft.com/office/drawing/2014/chartex" xmlns:cx1="http://schemas.microsoft.com/office/drawing/2015/9/8/chartex" xmlns:cx2="http://schemas.microsoft.com/office/drawing/2015/10/21/chartex" xmlns:cx3="http://schemas.microsoft.com/office/drawing/2016/5/9/chartex" xmlns:cx4="http://schemas.microsoft.com/office/drawing/2016/5/10/chartex" xmlns:cx5="http://schemas.microsoft.com/office/drawing/2016/5/11/chartex" xmlns:cx6="http://schemas.microsoft.com/office/drawing/2016/5/12/chartex" xmlns:cx7="http://schemas.microsoft.com/office/drawing/2016/5/13/chartex" xmlns:cx8="http://schemas.microsoft.com/office/drawing/2016/5/14/chartex" xmlns:mc="http://schemas.openxmlformats.org/markup-compatibility/2006" xmlns:aink="http://schemas.microsoft.com/office/drawing/2016/ink" xmlns:am3d="http://schemas.microsoft.com/office/drawing/2017/model3d" xmlns:o="urn:schemas-microsoft-com:office:office" xmlns:oel="http://schemas.microsoft.com/office/2019/extlst" xmlns:r="http://schemas.openxmlformats.org/officeDocument/2006/relationships" xmlns:m="http://schemas.openxmlformats.org/officeDocument/2006/math" xmlns:v="urn:schemas-microsoft-com:vml" xmlns:wp14="http://schemas.microsoft.com/office/word/2010/wordprocessingDrawing" xmlns:wp="http://schemas.openxmlformats.org/drawingml/2006/wordprocessingDrawing" xmlns:w10="urn:schemas-microsoft-com:office:word" xmlns:w="http://schemas.openxmlformats.org/wordprocessingml/2006/main" xmlns:w14="http://schemas.microsoft.com/office/word/2010/wordml" xmlns:w15="http://schemas.microsoft.com/office/word/2012/wordml" xmlns:w16cex="http://schemas.microsoft.com/office/word/2018/wordml/cex" xmlns:w16cid="http://schemas.microsoft.com/office/word/2016/wordml/cid" xmlns:w16="http://schemas.microsoft.com/office/word/2018/wordml" xmlns:w16du="http://schemas.microsoft.com/office/word/2023/wordml/word16du" xmlns:w16sdtdh="http://schemas.microsoft.com/office/word/2020/wordml/sdtdatahash" xmlns:w16sdtfl="http://schemas.microsoft.com/office/word/2024/wordml/sdtformatlock" xmlns:w16se="http://schemas.microsoft.com/office/word/2015/wordml/symex" xmlns:wpg="http://schemas.microsoft.com/office/word/2010/wordprocessingGroup" xmlns:wpi="http://schemas.microsoft.com/office/word/2010/wordprocessingInk" xmlns:wne="http://schemas.microsoft.com/office/word/2006/wordml" xmlns:wps="http://schemas.microsoft.com/office/word/2010/wordprocessingShape" mc:Ignorable="w14 w15 w16se w16cid w16 w16cex w16sdtdh w16sdtfl w16du wp14">
   <w:body>
     <w:p>
       <w:pPr>
@@ -473,8 +473,29 @@
                 <w:szCs w:val="16"/>
                 <w:lang w:val="ru-RU"/>
               </w:rPr>
-              <w:t xml:space="preserve"> человек, таким образом </w:t>
-            </w:r>
+              <w:t xml:space="preserve"> </w:t>
+            </w:r>
+            <w:proofErr w:type="gramStart"/>
+            <w:r>
+              <w:rPr>
+                <w:rFonts w:ascii="Arial" w:hAnsi="Arial" w:cs="Arial"/>
+                <w:sz w:val="16"/>
+                <w:szCs w:val="16"/>
+                <w:lang w:val="ru-RU"/>
+              </w:rPr>
+              <w:t>человек</w:t>
+            </w:r>
+            <w:proofErr w:type="gramEnd"/>
+            <w:r>
+              <w:rPr>
+                <w:rFonts w:ascii="Arial" w:hAnsi="Arial" w:cs="Arial"/>
+                <w:sz w:val="16"/>
+                <w:szCs w:val="16"/>
+                <w:lang w:val="ru-RU"/>
+              </w:rPr>
+              <w:t xml:space="preserve">, таким образом </w:t>
+            </w:r>
+            <w:proofErr w:type="gramStart"/>
             <w:r>
               <w:rPr>
                 <w:rFonts w:ascii="Arial" w:hAnsi="Arial" w:cs="Arial"/>
@@ -527,7 +548,37 @@
                 <w:szCs w:val="16"/>
                 <w:lang w:val="ru-RU"/>
               </w:rPr>
-              <w:t xml:space="preserve"> это безвозвратные потери нации которые составляют 0,</w:t>
+              <w:t xml:space="preserve"> это</w:t>
+            </w:r>
+            <w:proofErr w:type="gramEnd"/>
+            <w:r>
+              <w:rPr>
+                <w:rFonts w:ascii="Arial" w:hAnsi="Arial" w:cs="Arial"/>
+                <w:sz w:val="16"/>
+                <w:szCs w:val="16"/>
+                <w:lang w:val="ru-RU"/>
+              </w:rPr>
+              <w:t xml:space="preserve"> безвозвратные потери </w:t>
+            </w:r>
+            <w:proofErr w:type="gramStart"/>
+            <w:r>
+              <w:rPr>
+                <w:rFonts w:ascii="Arial" w:hAnsi="Arial" w:cs="Arial"/>
+                <w:sz w:val="16"/>
+                <w:szCs w:val="16"/>
+                <w:lang w:val="ru-RU"/>
+              </w:rPr>
+              <w:t>нации</w:t>
+            </w:r>
+            <w:proofErr w:type="gramEnd"/>
+            <w:r>
+              <w:rPr>
+                <w:rFonts w:ascii="Arial" w:hAnsi="Arial" w:cs="Arial"/>
+                <w:sz w:val="16"/>
+                <w:szCs w:val="16"/>
+                <w:lang w:val="ru-RU"/>
+              </w:rPr>
+              <w:t xml:space="preserve"> которые составляют 0,</w:t>
             </w:r>
             <w:r>
               <w:rPr>
@@ -547,6 +598,7 @@
               </w:rPr>
               <w:t xml:space="preserve">% от общего числа </w:t>
             </w:r>
+            <w:proofErr w:type="gramStart"/>
             <w:r>
               <w:rPr>
                 <w:rFonts w:ascii="Arial" w:hAnsi="Arial" w:cs="Arial"/>
@@ -556,6 +608,7 @@
               </w:rPr>
               <w:t>чехов</w:t>
             </w:r>
+            <w:proofErr w:type="gramEnd"/>
             <w:r>
               <w:rPr>
                 <w:rFonts w:ascii="Arial" w:hAnsi="Arial" w:cs="Arial"/>
@@ -1618,6 +1671,7 @@
             <w:pPr>
               <w:rPr>
                 <w:rFonts w:ascii="Arial" w:hAnsi="Arial" w:cs="Arial"/>
+                <w:color w:val="000000"/>
                 <w:sz w:val="16"/>
                 <w:szCs w:val="16"/>
                 <w:lang w:val="ru-RU"/>
@@ -1647,73 +1701,20 @@
               <w:t xml:space="preserve">: из крестьян – 2, из рабочих – 2, </w:t>
             </w:r>
           </w:p>
-        </w:tc>
-      </w:tr>
-    </w:tbl>
-    <w:p>
-      <w:pPr>
-        <w:rPr>
-          <w:rFonts w:ascii="Arial" w:hAnsi="Arial" w:cs="Arial"/>
-          <w:sz w:val="16"/>
-          <w:szCs w:val="16"/>
-          <w:lang w:val="ru-RU"/>
-        </w:rPr>
-      </w:pPr>
-    </w:p>
-    <w:p>
-      <w:pPr>
-        <w:rPr>
-          <w:rFonts w:hint="eastAsia"/>
-          <w:lang w:val="ru-RU"/>
-        </w:rPr>
-      </w:pPr>
-    </w:p>
-    <w:tbl>
-      <w:tblPr>
-        <w:tblW w:w="8010" w:type="dxa"/>
-        <w:tblInd w:w="717" w:type="dxa"/>
-        <w:tblLayout w:type="fixed"/>
-        <w:tblCellMar>
-          <w:top w:w="28" w:type="dxa"/>
-          <w:left w:w="28" w:type="dxa"/>
-          <w:bottom w:w="28" w:type="dxa"/>
-          <w:right w:w="28" w:type="dxa"/>
-        </w:tblCellMar>
-        <w:tblLook w:val="0000" w:firstRow="0" w:lastRow="0" w:firstColumn="0" w:lastColumn="0" w:noHBand="0" w:noVBand="0"/>
-      </w:tblPr>
-      <w:tblGrid>
-        <w:gridCol w:w="2002"/>
-        <w:gridCol w:w="2003"/>
-        <w:gridCol w:w="2002"/>
-        <w:gridCol w:w="2003"/>
-      </w:tblGrid>
-      <w:tr>
-        <w:tc>
-          <w:tcPr>
-            <w:tcW w:w="8010" w:type="dxa"/>
-            <w:gridSpan w:val="4"/>
-            <w:tcBorders>
-              <w:top w:val="double" w:sz="1" w:space="0" w:color="808080"/>
-              <w:left w:val="double" w:sz="1" w:space="0" w:color="808080"/>
-              <w:bottom w:val="double" w:sz="1" w:space="0" w:color="808080"/>
-              <w:right w:val="double" w:sz="2" w:space="0" w:color="808080"/>
-            </w:tcBorders>
-            <w:shd w:val="clear" w:color="auto" w:fill="auto"/>
-            <w:vAlign w:val="center"/>
-          </w:tcPr>
           <w:p>
             <w:pPr>
-              <w:pStyle w:val="TableContents"/>
-              <w:snapToGrid w:val="0"/>
+              <w:rPr>
+                <w:rFonts w:ascii="Arial" w:hAnsi="Arial" w:cs="Arial"/>
+                <w:color w:val="000000"/>
+                <w:sz w:val="16"/>
+                <w:szCs w:val="16"/>
+                <w:lang w:val="ru-RU"/>
+              </w:rPr>
+            </w:pPr>
+          </w:p>
+          <w:p>
+            <w:pPr>
               <w:jc w:val="center"/>
-              <w:rPr>
-                <w:rFonts w:ascii="Arial" w:hAnsi="Arial" w:cs="Arial"/>
-                <w:sz w:val="16"/>
-                <w:szCs w:val="16"/>
-                <w:lang w:val="ru-RU"/>
-              </w:rPr>
-            </w:pPr>
-            <w:r>
               <w:rPr>
                 <w:rFonts w:ascii="Arial" w:hAnsi="Arial" w:cs="Arial"/>
                 <w:b/>
@@ -1722,189 +1723,135 @@
                 <w:szCs w:val="16"/>
                 <w:lang w:val="ru-RU"/>
               </w:rPr>
-              <w:t>ЧИСЛЕННОСТЬ РАССТРЕЛЯННЫХ ЖЕНЩИН ПО ГОДАМ с 1937 по 1950 гг.</w:t>
+            </w:pPr>
+            <w:r>
+              <w:rPr>
+                <w:rFonts w:ascii="Arial" w:hAnsi="Arial" w:cs="Arial"/>
+                <w:b/>
+                <w:bCs/>
+                <w:sz w:val="16"/>
+                <w:szCs w:val="16"/>
+                <w:lang w:val="ru-RU"/>
+              </w:rPr>
+              <w:t>ЧИСЛЕННОСТЬ РАССТРЕЛЯННЫХ И ПОГИБШИХ В ЗАКЛЮЧЕНИИ ЖЕНЩИН ПО ГОДАМ с 1937 по 1950 гг.</w:t>
             </w:r>
           </w:p>
-        </w:tc>
-      </w:tr>
-      <w:tr>
-        <w:tc>
-          <w:tcPr>
-            <w:tcW w:w="2002" w:type="dxa"/>
-            <w:tcBorders>
-              <w:left w:val="double" w:sz="1" w:space="0" w:color="808080"/>
-              <w:bottom w:val="double" w:sz="1" w:space="0" w:color="808080"/>
-            </w:tcBorders>
-            <w:shd w:val="clear" w:color="auto" w:fill="auto"/>
-            <w:vAlign w:val="center"/>
-          </w:tcPr>
           <w:p>
             <w:pPr>
-              <w:pStyle w:val="BodyText"/>
-              <w:pBdr>
-                <w:top w:val="none" w:sz="0" w:space="0" w:color="000000"/>
-                <w:left w:val="none" w:sz="0" w:space="0" w:color="000000"/>
-                <w:bottom w:val="none" w:sz="0" w:space="0" w:color="000000"/>
-                <w:right w:val="none" w:sz="0" w:space="0" w:color="000000"/>
-              </w:pBdr>
-              <w:snapToGrid w:val="0"/>
-              <w:spacing w:after="0"/>
               <w:jc w:val="center"/>
               <w:rPr>
                 <w:rFonts w:ascii="Arial" w:hAnsi="Arial" w:cs="Arial"/>
                 <w:sz w:val="16"/>
                 <w:szCs w:val="16"/>
+                <w:lang w:val="ru-RU"/>
               </w:rPr>
             </w:pPr>
             <w:r>
               <w:rPr>
-                <w:rFonts w:ascii="Arial" w:hAnsi="Arial" w:cs="Arial"/>
-                <w:b/>
-                <w:sz w:val="16"/>
-                <w:szCs w:val="16"/>
-                <w:lang w:val="ru-RU"/>
-              </w:rPr>
-              <w:t>1937</w:t>
+                <w:noProof/>
+              </w:rPr>
+              <w:drawing>
+                <wp:inline distT="0" distB="0" distL="0" distR="0" wp14:anchorId="52F96F0E" wp14:editId="46263F68">
+                  <wp:extent cx="4542439" cy="2457778"/>
+                  <wp:effectExtent l="0" t="0" r="10795" b="0"/>
+                  <wp:docPr id="1569177156" name="Chart 1">
+                    <a:extLst xmlns:a="http://schemas.openxmlformats.org/drawingml/2006/main">
+                      <a:ext uri="{FF2B5EF4-FFF2-40B4-BE49-F238E27FC236}">
+                        <a16:creationId xmlns:a16="http://schemas.microsoft.com/office/drawing/2014/main" id="{27D34720-658A-43AC-9723-FDF7F48CEF7A}"/>
+                      </a:ext>
+                    </a:extLst>
+                  </wp:docPr>
+                  <wp:cNvGraphicFramePr/>
+                  <a:graphic xmlns:a="http://schemas.openxmlformats.org/drawingml/2006/main">
+                    <a:graphicData uri="http://schemas.openxmlformats.org/drawingml/2006/chart">
+                      <c:chart xmlns:c="http://schemas.openxmlformats.org/drawingml/2006/chart" xmlns:r="http://schemas.openxmlformats.org/officeDocument/2006/relationships" r:id="rId5"/>
+                    </a:graphicData>
+                  </a:graphic>
+                </wp:inline>
+              </w:drawing>
             </w:r>
           </w:p>
-        </w:tc>
-        <w:tc>
-          <w:tcPr>
-            <w:tcW w:w="2003" w:type="dxa"/>
-            <w:tcBorders>
-              <w:left w:val="double" w:sz="1" w:space="0" w:color="808080"/>
-              <w:bottom w:val="double" w:sz="1" w:space="0" w:color="808080"/>
-            </w:tcBorders>
-            <w:shd w:val="clear" w:color="auto" w:fill="auto"/>
-            <w:vAlign w:val="center"/>
-          </w:tcPr>
           <w:p>
             <w:pPr>
-              <w:pStyle w:val="BodyText"/>
-              <w:pBdr>
-                <w:top w:val="none" w:sz="0" w:space="0" w:color="000000"/>
-                <w:left w:val="none" w:sz="0" w:space="0" w:color="000000"/>
-                <w:bottom w:val="none" w:sz="0" w:space="0" w:color="000000"/>
-                <w:right w:val="none" w:sz="0" w:space="0" w:color="000000"/>
-              </w:pBdr>
-              <w:snapToGrid w:val="0"/>
-              <w:spacing w:after="0"/>
               <w:jc w:val="center"/>
               <w:rPr>
                 <w:rFonts w:ascii="Arial" w:hAnsi="Arial" w:cs="Arial"/>
                 <w:sz w:val="16"/>
                 <w:szCs w:val="16"/>
+                <w:lang w:val="ru-RU"/>
               </w:rPr>
             </w:pPr>
-            <w:r>
-              <w:rPr>
-                <w:rFonts w:ascii="Arial" w:hAnsi="Arial" w:cs="Arial"/>
-                <w:b/>
-                <w:sz w:val="16"/>
-                <w:szCs w:val="16"/>
-                <w:lang w:val="ru-RU"/>
-              </w:rPr>
-              <w:t>1938</w:t>
-            </w:r>
           </w:p>
-        </w:tc>
-        <w:tc>
-          <w:tcPr>
-            <w:tcW w:w="2002" w:type="dxa"/>
-            <w:tcBorders>
-              <w:left w:val="double" w:sz="1" w:space="0" w:color="808080"/>
-              <w:bottom w:val="double" w:sz="1" w:space="0" w:color="808080"/>
-            </w:tcBorders>
-            <w:shd w:val="clear" w:color="auto" w:fill="auto"/>
-            <w:vAlign w:val="center"/>
-          </w:tcPr>
           <w:p>
             <w:pPr>
-              <w:pStyle w:val="BodyText"/>
-              <w:pBdr>
-                <w:top w:val="none" w:sz="0" w:space="0" w:color="000000"/>
-                <w:left w:val="none" w:sz="0" w:space="0" w:color="000000"/>
-                <w:bottom w:val="none" w:sz="0" w:space="0" w:color="000000"/>
-                <w:right w:val="none" w:sz="0" w:space="0" w:color="000000"/>
-              </w:pBdr>
-              <w:snapToGrid w:val="0"/>
-              <w:spacing w:after="0"/>
               <w:jc w:val="center"/>
               <w:rPr>
                 <w:rFonts w:ascii="Arial" w:hAnsi="Arial" w:cs="Arial"/>
                 <w:sz w:val="16"/>
                 <w:szCs w:val="16"/>
+                <w:lang w:val="ru-RU"/>
               </w:rPr>
             </w:pPr>
-            <w:r>
-              <w:rPr>
-                <w:rFonts w:ascii="Arial" w:hAnsi="Arial" w:cs="Arial"/>
-                <w:b/>
-                <w:sz w:val="16"/>
-                <w:szCs w:val="16"/>
-                <w:lang w:val="ru-RU"/>
-              </w:rPr>
-              <w:t>1942</w:t>
-            </w:r>
           </w:p>
-        </w:tc>
-        <w:tc>
-          <w:tcPr>
-            <w:tcW w:w="2003" w:type="dxa"/>
-            <w:tcBorders>
-              <w:left w:val="double" w:sz="1" w:space="0" w:color="808080"/>
-              <w:bottom w:val="double" w:sz="1" w:space="0" w:color="808080"/>
-              <w:right w:val="double" w:sz="2" w:space="0" w:color="808080"/>
-            </w:tcBorders>
-            <w:shd w:val="clear" w:color="auto" w:fill="auto"/>
-            <w:vAlign w:val="center"/>
-          </w:tcPr>
           <w:p>
             <w:pPr>
-              <w:pStyle w:val="BodyText"/>
-              <w:pBdr>
-                <w:top w:val="none" w:sz="0" w:space="0" w:color="000000"/>
-                <w:left w:val="none" w:sz="0" w:space="0" w:color="000000"/>
-                <w:bottom w:val="none" w:sz="0" w:space="0" w:color="000000"/>
-                <w:right w:val="none" w:sz="0" w:space="0" w:color="000000"/>
-              </w:pBdr>
-              <w:snapToGrid w:val="0"/>
-              <w:spacing w:after="0"/>
               <w:jc w:val="center"/>
               <w:rPr>
                 <w:rFonts w:ascii="Arial" w:hAnsi="Arial" w:cs="Arial"/>
-                <w:sz w:val="16"/>
-                <w:szCs w:val="16"/>
+                <w:b/>
+                <w:bCs/>
+                <w:sz w:val="16"/>
+                <w:szCs w:val="16"/>
+                <w:lang w:val="ru-RU"/>
               </w:rPr>
             </w:pPr>
             <w:r>
               <w:rPr>
                 <w:rFonts w:ascii="Arial" w:hAnsi="Arial" w:cs="Arial"/>
                 <w:b/>
-                <w:sz w:val="16"/>
-                <w:szCs w:val="16"/>
-                <w:lang w:val="ru-RU"/>
-              </w:rPr>
-              <w:t>1950</w:t>
+                <w:bCs/>
+                <w:sz w:val="16"/>
+                <w:szCs w:val="16"/>
+                <w:lang w:val="ru-RU"/>
+              </w:rPr>
+              <w:t xml:space="preserve">ЧИСЛЕННОСТЬ РАССТРЕЛЯННЫХ И ПОГИБШИХ В ЗАКЛЮЧЕНИИ </w:t>
+            </w:r>
+            <w:r>
+              <w:rPr>
+                <w:rFonts w:ascii="Arial" w:hAnsi="Arial" w:cs="Arial"/>
+                <w:b/>
+                <w:bCs/>
+                <w:sz w:val="16"/>
+                <w:szCs w:val="16"/>
+                <w:lang w:val="ru-RU"/>
+              </w:rPr>
+              <w:t xml:space="preserve">ЖЕНЩИН ПО </w:t>
+            </w:r>
+            <w:r>
+              <w:rPr>
+                <w:rFonts w:ascii="Arial" w:hAnsi="Arial" w:cs="Arial"/>
+                <w:b/>
+                <w:bCs/>
+                <w:sz w:val="16"/>
+                <w:szCs w:val="16"/>
+                <w:lang w:val="ru-RU"/>
+              </w:rPr>
+              <w:t xml:space="preserve">ВОЗРАСТАМ </w:t>
+            </w:r>
+            <w:r>
+              <w:rPr>
+                <w:rFonts w:ascii="Arial" w:hAnsi="Arial" w:cs="Arial"/>
+                <w:b/>
+                <w:bCs/>
+                <w:sz w:val="16"/>
+                <w:szCs w:val="16"/>
+                <w:lang w:val="ru-RU"/>
+              </w:rPr>
+              <w:t>с 1937 по 1950 гг.</w:t>
             </w:r>
           </w:p>
-        </w:tc>
-      </w:tr>
-      <w:tr>
-        <w:tc>
-          <w:tcPr>
-            <w:tcW w:w="2002" w:type="dxa"/>
-            <w:tcBorders>
-              <w:left w:val="double" w:sz="1" w:space="0" w:color="808080"/>
-              <w:bottom w:val="double" w:sz="1" w:space="0" w:color="808080"/>
-            </w:tcBorders>
-            <w:shd w:val="clear" w:color="auto" w:fill="auto"/>
-            <w:vAlign w:val="center"/>
-          </w:tcPr>
           <w:p>
             <w:pPr>
-              <w:pStyle w:val="TableContents"/>
-              <w:snapToGrid w:val="0"/>
               <w:jc w:val="center"/>
               <w:rPr>
                 <w:rFonts w:ascii="Arial" w:hAnsi="Arial" w:cs="Arial"/>
@@ -1915,29 +1862,31 @@
             </w:pPr>
             <w:r>
               <w:rPr>
-                <w:rFonts w:ascii="Arial" w:hAnsi="Arial" w:cs="Arial"/>
-                <w:sz w:val="16"/>
-                <w:szCs w:val="16"/>
-                <w:lang w:val="ru-RU"/>
-              </w:rPr>
-              <w:t>2</w:t>
+                <w:noProof/>
+              </w:rPr>
+              <w:drawing>
+                <wp:inline distT="0" distB="0" distL="0" distR="0" wp14:anchorId="29559C59" wp14:editId="545BDB32">
+                  <wp:extent cx="3658059" cy="1646905"/>
+                  <wp:effectExtent l="0" t="0" r="0" b="10795"/>
+                  <wp:docPr id="945966980" name="Chart 1">
+                    <a:extLst xmlns:a="http://schemas.openxmlformats.org/drawingml/2006/main">
+                      <a:ext uri="{FF2B5EF4-FFF2-40B4-BE49-F238E27FC236}">
+                        <a16:creationId xmlns:a16="http://schemas.microsoft.com/office/drawing/2014/main" id="{15BE36AD-14C7-4C14-88DC-5E56CF9372BA}"/>
+                      </a:ext>
+                    </a:extLst>
+                  </wp:docPr>
+                  <wp:cNvGraphicFramePr/>
+                  <a:graphic xmlns:a="http://schemas.openxmlformats.org/drawingml/2006/main">
+                    <a:graphicData uri="http://schemas.openxmlformats.org/drawingml/2006/chart">
+                      <c:chart xmlns:c="http://schemas.openxmlformats.org/drawingml/2006/chart" xmlns:r="http://schemas.openxmlformats.org/officeDocument/2006/relationships" r:id="rId6"/>
+                    </a:graphicData>
+                  </a:graphic>
+                </wp:inline>
+              </w:drawing>
             </w:r>
           </w:p>
-        </w:tc>
-        <w:tc>
-          <w:tcPr>
-            <w:tcW w:w="2003" w:type="dxa"/>
-            <w:tcBorders>
-              <w:left w:val="double" w:sz="1" w:space="0" w:color="808080"/>
-              <w:bottom w:val="double" w:sz="1" w:space="0" w:color="808080"/>
-            </w:tcBorders>
-            <w:shd w:val="clear" w:color="auto" w:fill="auto"/>
-            <w:vAlign w:val="center"/>
-          </w:tcPr>
           <w:p>
             <w:pPr>
-              <w:pStyle w:val="TableContents"/>
-              <w:snapToGrid w:val="0"/>
               <w:jc w:val="center"/>
               <w:rPr>
                 <w:rFonts w:ascii="Arial" w:hAnsi="Arial" w:cs="Arial"/>
@@ -1946,40 +1895,9 @@
                 <w:lang w:val="ru-RU"/>
               </w:rPr>
             </w:pPr>
-            <w:r>
-              <w:rPr>
-                <w:rFonts w:ascii="Arial" w:hAnsi="Arial" w:cs="Arial"/>
-                <w:sz w:val="16"/>
-                <w:szCs w:val="16"/>
-                <w:lang w:val="ru-RU"/>
-              </w:rPr>
-              <w:t>1</w:t>
-            </w:r>
-            <w:r>
-              <w:rPr>
-                <w:rFonts w:ascii="Arial" w:hAnsi="Arial" w:cs="Arial"/>
-                <w:sz w:val="16"/>
-                <w:szCs w:val="16"/>
-                <w:lang w:val="ru-RU"/>
-              </w:rPr>
-              <w:t>2</w:t>
-            </w:r>
           </w:p>
-        </w:tc>
-        <w:tc>
-          <w:tcPr>
-            <w:tcW w:w="2002" w:type="dxa"/>
-            <w:tcBorders>
-              <w:left w:val="double" w:sz="1" w:space="0" w:color="808080"/>
-              <w:bottom w:val="double" w:sz="1" w:space="0" w:color="808080"/>
-            </w:tcBorders>
-            <w:shd w:val="clear" w:color="auto" w:fill="auto"/>
-            <w:vAlign w:val="center"/>
-          </w:tcPr>
           <w:p>
             <w:pPr>
-              <w:pStyle w:val="TableContents"/>
-              <w:snapToGrid w:val="0"/>
               <w:jc w:val="center"/>
               <w:rPr>
                 <w:rFonts w:ascii="Arial" w:hAnsi="Arial" w:cs="Arial"/>
@@ -1988,585 +1906,6 @@
                 <w:lang w:val="ru-RU"/>
               </w:rPr>
             </w:pPr>
-            <w:r>
-              <w:rPr>
-                <w:rFonts w:ascii="Arial" w:hAnsi="Arial" w:cs="Arial"/>
-                <w:sz w:val="16"/>
-                <w:szCs w:val="16"/>
-                <w:lang w:val="ru-RU"/>
-              </w:rPr>
-              <w:t>3</w:t>
-            </w:r>
-          </w:p>
-        </w:tc>
-        <w:tc>
-          <w:tcPr>
-            <w:tcW w:w="2003" w:type="dxa"/>
-            <w:tcBorders>
-              <w:left w:val="double" w:sz="1" w:space="0" w:color="808080"/>
-              <w:bottom w:val="double" w:sz="1" w:space="0" w:color="808080"/>
-              <w:right w:val="double" w:sz="2" w:space="0" w:color="808080"/>
-            </w:tcBorders>
-            <w:shd w:val="clear" w:color="auto" w:fill="auto"/>
-            <w:vAlign w:val="center"/>
-          </w:tcPr>
-          <w:p>
-            <w:pPr>
-              <w:pStyle w:val="TableContents"/>
-              <w:snapToGrid w:val="0"/>
-              <w:jc w:val="center"/>
-              <w:rPr>
-                <w:rFonts w:ascii="Arial" w:hAnsi="Arial" w:cs="Arial"/>
-                <w:sz w:val="16"/>
-                <w:szCs w:val="16"/>
-              </w:rPr>
-            </w:pPr>
-            <w:r>
-              <w:rPr>
-                <w:rFonts w:ascii="Arial" w:hAnsi="Arial" w:cs="Arial"/>
-                <w:sz w:val="16"/>
-                <w:szCs w:val="16"/>
-                <w:lang w:val="ru-RU"/>
-              </w:rPr>
-              <w:t>1</w:t>
-            </w:r>
-          </w:p>
-        </w:tc>
-      </w:tr>
-    </w:tbl>
-    <w:p>
-      <w:pPr>
-        <w:rPr>
-          <w:rFonts w:ascii="Arial" w:hAnsi="Arial" w:cs="Arial"/>
-          <w:sz w:val="16"/>
-          <w:szCs w:val="16"/>
-          <w:lang w:val="ru-RU"/>
-        </w:rPr>
-      </w:pPr>
-    </w:p>
-    <w:tbl>
-      <w:tblPr>
-        <w:tblW w:w="8030" w:type="dxa"/>
-        <w:tblInd w:w="717" w:type="dxa"/>
-        <w:tblLayout w:type="fixed"/>
-        <w:tblCellMar>
-          <w:top w:w="28" w:type="dxa"/>
-          <w:left w:w="28" w:type="dxa"/>
-          <w:bottom w:w="28" w:type="dxa"/>
-          <w:right w:w="28" w:type="dxa"/>
-        </w:tblCellMar>
-        <w:tblLook w:val="0000" w:firstRow="0" w:lastRow="0" w:firstColumn="0" w:lastColumn="0" w:noHBand="0" w:noVBand="0"/>
-      </w:tblPr>
-      <w:tblGrid>
-        <w:gridCol w:w="1606"/>
-        <w:gridCol w:w="1606"/>
-        <w:gridCol w:w="1606"/>
-        <w:gridCol w:w="1606"/>
-        <w:gridCol w:w="1606"/>
-      </w:tblGrid>
-      <w:tr>
-        <w:tc>
-          <w:tcPr>
-            <w:tcW w:w="8030" w:type="dxa"/>
-            <w:gridSpan w:val="5"/>
-            <w:tcBorders>
-              <w:top w:val="double" w:sz="1" w:space="0" w:color="808080"/>
-              <w:left w:val="double" w:sz="1" w:space="0" w:color="808080"/>
-              <w:bottom w:val="double" w:sz="1" w:space="0" w:color="808080"/>
-              <w:right w:val="double" w:sz="2" w:space="0" w:color="808080"/>
-            </w:tcBorders>
-            <w:shd w:val="clear" w:color="auto" w:fill="auto"/>
-            <w:vAlign w:val="center"/>
-          </w:tcPr>
-          <w:p>
-            <w:pPr>
-              <w:pStyle w:val="TableContents"/>
-              <w:snapToGrid w:val="0"/>
-              <w:jc w:val="center"/>
-              <w:rPr>
-                <w:rFonts w:ascii="Arial" w:hAnsi="Arial" w:cs="Arial"/>
-                <w:sz w:val="16"/>
-                <w:szCs w:val="16"/>
-                <w:lang w:val="ru-RU"/>
-              </w:rPr>
-            </w:pPr>
-            <w:r>
-              <w:rPr>
-                <w:rFonts w:ascii="Arial" w:hAnsi="Arial" w:cs="Arial"/>
-                <w:b/>
-                <w:bCs/>
-                <w:sz w:val="16"/>
-                <w:szCs w:val="16"/>
-                <w:lang w:val="ru-RU"/>
-              </w:rPr>
-              <w:t>ВОЗРАСТНАЯ ТАБЛИЦА / ЧИСЛО</w:t>
-            </w:r>
-            <w:r>
-              <w:rPr>
-                <w:rFonts w:ascii="Arial" w:hAnsi="Arial" w:cs="Arial"/>
-                <w:b/>
-                <w:bCs/>
-                <w:sz w:val="16"/>
-                <w:szCs w:val="16"/>
-                <w:lang w:val="ru-RU"/>
-              </w:rPr>
-              <w:t xml:space="preserve"> </w:t>
-            </w:r>
-            <w:r>
-              <w:rPr>
-                <w:rFonts w:ascii="Arial" w:hAnsi="Arial" w:cs="Arial"/>
-                <w:b/>
-                <w:bCs/>
-                <w:sz w:val="16"/>
-                <w:szCs w:val="16"/>
-                <w:lang w:val="ru-RU"/>
-              </w:rPr>
-              <w:t>РАССТРЕЛЯННЫХ ЖЕНЩИН с 1937 по 1950 гг. (</w:t>
-            </w:r>
-            <w:r>
-              <w:rPr>
-                <w:rFonts w:ascii="Arial" w:hAnsi="Arial" w:cs="Arial"/>
-                <w:b/>
-                <w:bCs/>
-                <w:sz w:val="16"/>
-                <w:szCs w:val="16"/>
-                <w:lang w:val="ru-RU"/>
-              </w:rPr>
-              <w:t>В</w:t>
-            </w:r>
-            <w:r>
-              <w:rPr>
-                <w:rFonts w:ascii="Arial" w:hAnsi="Arial" w:cs="Arial"/>
-                <w:b/>
-                <w:bCs/>
-                <w:sz w:val="16"/>
-                <w:szCs w:val="16"/>
-                <w:lang w:val="ru-RU"/>
-              </w:rPr>
-              <w:t xml:space="preserve">озрастной разброс: </w:t>
-            </w:r>
-            <w:proofErr w:type="gramStart"/>
-            <w:r>
-              <w:rPr>
-                <w:rFonts w:ascii="Arial" w:hAnsi="Arial" w:cs="Arial"/>
-                <w:b/>
-                <w:bCs/>
-                <w:sz w:val="16"/>
-                <w:szCs w:val="16"/>
-                <w:lang w:val="ru-RU"/>
-              </w:rPr>
-              <w:t>34-63</w:t>
-            </w:r>
-            <w:proofErr w:type="gramEnd"/>
-            <w:r>
-              <w:rPr>
-                <w:rFonts w:ascii="Arial" w:hAnsi="Arial" w:cs="Arial"/>
-                <w:b/>
-                <w:bCs/>
-                <w:sz w:val="16"/>
-                <w:szCs w:val="16"/>
-                <w:lang w:val="ru-RU"/>
-              </w:rPr>
-              <w:t>)</w:t>
-            </w:r>
-          </w:p>
-        </w:tc>
-      </w:tr>
-      <w:tr>
-        <w:tc>
-          <w:tcPr>
-            <w:tcW w:w="1606" w:type="dxa"/>
-            <w:tcBorders>
-              <w:left w:val="double" w:sz="1" w:space="0" w:color="808080"/>
-              <w:bottom w:val="double" w:sz="1" w:space="0" w:color="808080"/>
-              <w:right w:val="double" w:sz="2" w:space="0" w:color="808080"/>
-            </w:tcBorders>
-            <w:shd w:val="clear" w:color="auto" w:fill="auto"/>
-            <w:vAlign w:val="center"/>
-          </w:tcPr>
-          <w:p>
-            <w:pPr>
-              <w:pStyle w:val="TableContents"/>
-              <w:snapToGrid w:val="0"/>
-              <w:jc w:val="center"/>
-              <w:rPr>
-                <w:rFonts w:ascii="Arial" w:hAnsi="Arial" w:cs="Arial"/>
-                <w:sz w:val="16"/>
-                <w:szCs w:val="16"/>
-              </w:rPr>
-            </w:pPr>
-            <w:r>
-              <w:rPr>
-                <w:rFonts w:ascii="Arial" w:hAnsi="Arial" w:cs="Arial"/>
-                <w:sz w:val="16"/>
-                <w:szCs w:val="16"/>
-                <w:lang w:val="ru-RU"/>
-              </w:rPr>
-              <w:t>34</w:t>
-            </w:r>
-            <w:r>
-              <w:rPr>
-                <w:rFonts w:ascii="Arial" w:hAnsi="Arial" w:cs="Arial"/>
-                <w:sz w:val="16"/>
-                <w:szCs w:val="16"/>
-              </w:rPr>
-              <w:t>-</w:t>
-            </w:r>
-            <w:r>
-              <w:rPr>
-                <w:rFonts w:ascii="Arial" w:hAnsi="Arial" w:cs="Arial"/>
-                <w:sz w:val="16"/>
-                <w:szCs w:val="16"/>
-                <w:lang w:val="ru-RU"/>
-              </w:rPr>
-              <w:t>35</w:t>
-            </w:r>
-          </w:p>
-        </w:tc>
-        <w:tc>
-          <w:tcPr>
-            <w:tcW w:w="1606" w:type="dxa"/>
-            <w:tcBorders>
-              <w:left w:val="double" w:sz="1" w:space="0" w:color="808080"/>
-              <w:bottom w:val="double" w:sz="1" w:space="0" w:color="808080"/>
-              <w:right w:val="double" w:sz="2" w:space="0" w:color="808080"/>
-            </w:tcBorders>
-            <w:shd w:val="clear" w:color="auto" w:fill="auto"/>
-            <w:vAlign w:val="center"/>
-          </w:tcPr>
-          <w:p>
-            <w:pPr>
-              <w:pStyle w:val="TableContents"/>
-              <w:snapToGrid w:val="0"/>
-              <w:jc w:val="center"/>
-              <w:rPr>
-                <w:rFonts w:ascii="Arial" w:hAnsi="Arial" w:cs="Arial"/>
-                <w:sz w:val="16"/>
-                <w:szCs w:val="16"/>
-                <w:lang w:val="ru-RU"/>
-              </w:rPr>
-            </w:pPr>
-            <w:r>
-              <w:rPr>
-                <w:rFonts w:ascii="Arial" w:hAnsi="Arial" w:cs="Arial"/>
-                <w:sz w:val="16"/>
-                <w:szCs w:val="16"/>
-                <w:lang w:val="ru-RU"/>
-              </w:rPr>
-              <w:t>36-40</w:t>
-            </w:r>
-          </w:p>
-        </w:tc>
-        <w:tc>
-          <w:tcPr>
-            <w:tcW w:w="1606" w:type="dxa"/>
-            <w:tcBorders>
-              <w:left w:val="double" w:sz="1" w:space="0" w:color="808080"/>
-              <w:bottom w:val="double" w:sz="1" w:space="0" w:color="808080"/>
-              <w:right w:val="double" w:sz="2" w:space="0" w:color="808080"/>
-            </w:tcBorders>
-            <w:shd w:val="clear" w:color="auto" w:fill="auto"/>
-            <w:vAlign w:val="center"/>
-          </w:tcPr>
-          <w:p>
-            <w:pPr>
-              <w:pStyle w:val="TableContents"/>
-              <w:snapToGrid w:val="0"/>
-              <w:jc w:val="center"/>
-              <w:rPr>
-                <w:rFonts w:ascii="Arial" w:hAnsi="Arial" w:cs="Arial"/>
-                <w:sz w:val="16"/>
-                <w:szCs w:val="16"/>
-              </w:rPr>
-            </w:pPr>
-            <w:r>
-              <w:rPr>
-                <w:rFonts w:ascii="Arial" w:hAnsi="Arial" w:cs="Arial"/>
-                <w:sz w:val="16"/>
-                <w:szCs w:val="16"/>
-                <w:lang w:val="ru-RU"/>
-              </w:rPr>
-              <w:t>41</w:t>
-            </w:r>
-            <w:r>
-              <w:rPr>
-                <w:rFonts w:ascii="Arial" w:hAnsi="Arial" w:cs="Arial"/>
-                <w:sz w:val="16"/>
-                <w:szCs w:val="16"/>
-              </w:rPr>
-              <w:t>-</w:t>
-            </w:r>
-            <w:r>
-              <w:rPr>
-                <w:rFonts w:ascii="Arial" w:hAnsi="Arial" w:cs="Arial"/>
-                <w:sz w:val="16"/>
-                <w:szCs w:val="16"/>
-                <w:lang w:val="ru-RU"/>
-              </w:rPr>
-              <w:t>45</w:t>
-            </w:r>
-          </w:p>
-        </w:tc>
-        <w:tc>
-          <w:tcPr>
-            <w:tcW w:w="1606" w:type="dxa"/>
-            <w:tcBorders>
-              <w:left w:val="double" w:sz="1" w:space="0" w:color="808080"/>
-              <w:bottom w:val="double" w:sz="1" w:space="0" w:color="808080"/>
-              <w:right w:val="double" w:sz="2" w:space="0" w:color="808080"/>
-            </w:tcBorders>
-            <w:shd w:val="clear" w:color="auto" w:fill="auto"/>
-            <w:vAlign w:val="center"/>
-          </w:tcPr>
-          <w:p>
-            <w:pPr>
-              <w:pStyle w:val="TableContents"/>
-              <w:snapToGrid w:val="0"/>
-              <w:jc w:val="center"/>
-              <w:rPr>
-                <w:rFonts w:ascii="Arial" w:hAnsi="Arial" w:cs="Arial"/>
-                <w:sz w:val="16"/>
-                <w:szCs w:val="16"/>
-              </w:rPr>
-            </w:pPr>
-            <w:r>
-              <w:rPr>
-                <w:rFonts w:ascii="Arial" w:hAnsi="Arial" w:cs="Arial"/>
-                <w:sz w:val="16"/>
-                <w:szCs w:val="16"/>
-                <w:lang w:val="ru-RU"/>
-              </w:rPr>
-              <w:t>46</w:t>
-            </w:r>
-            <w:r>
-              <w:rPr>
-                <w:rFonts w:ascii="Arial" w:hAnsi="Arial" w:cs="Arial"/>
-                <w:sz w:val="16"/>
-                <w:szCs w:val="16"/>
-              </w:rPr>
-              <w:t>-</w:t>
-            </w:r>
-            <w:r>
-              <w:rPr>
-                <w:rFonts w:ascii="Arial" w:hAnsi="Arial" w:cs="Arial"/>
-                <w:sz w:val="16"/>
-                <w:szCs w:val="16"/>
-                <w:lang w:val="ru-RU"/>
-              </w:rPr>
-              <w:t>50</w:t>
-            </w:r>
-          </w:p>
-        </w:tc>
-        <w:tc>
-          <w:tcPr>
-            <w:tcW w:w="1606" w:type="dxa"/>
-            <w:tcBorders>
-              <w:left w:val="double" w:sz="1" w:space="0" w:color="808080"/>
-              <w:bottom w:val="double" w:sz="1" w:space="0" w:color="808080"/>
-              <w:right w:val="double" w:sz="2" w:space="0" w:color="808080"/>
-            </w:tcBorders>
-            <w:shd w:val="clear" w:color="auto" w:fill="auto"/>
-            <w:vAlign w:val="center"/>
-          </w:tcPr>
-          <w:p>
-            <w:pPr>
-              <w:pStyle w:val="TableContents"/>
-              <w:snapToGrid w:val="0"/>
-              <w:jc w:val="center"/>
-              <w:rPr>
-                <w:rFonts w:ascii="Arial" w:hAnsi="Arial" w:cs="Arial"/>
-                <w:sz w:val="16"/>
-                <w:szCs w:val="16"/>
-                <w:lang w:val="ru-RU"/>
-              </w:rPr>
-            </w:pPr>
-            <w:r>
-              <w:rPr>
-                <w:rFonts w:ascii="Arial" w:hAnsi="Arial" w:cs="Arial"/>
-                <w:sz w:val="16"/>
-                <w:szCs w:val="16"/>
-                <w:lang w:val="ru-RU"/>
-              </w:rPr>
-              <w:t>56-63</w:t>
-            </w:r>
-          </w:p>
-        </w:tc>
-      </w:tr>
-      <w:tr>
-        <w:trPr>
-          <w:trHeight w:val="276"/>
-        </w:trPr>
-        <w:tc>
-          <w:tcPr>
-            <w:tcW w:w="1606" w:type="dxa"/>
-            <w:tcBorders>
-              <w:left w:val="double" w:sz="1" w:space="0" w:color="808080"/>
-              <w:bottom w:val="double" w:sz="1" w:space="0" w:color="808080"/>
-              <w:right w:val="double" w:sz="2" w:space="0" w:color="808080"/>
-            </w:tcBorders>
-            <w:shd w:val="clear" w:color="auto" w:fill="auto"/>
-            <w:vAlign w:val="center"/>
-          </w:tcPr>
-          <w:p>
-            <w:pPr>
-              <w:pStyle w:val="TableContents"/>
-              <w:snapToGrid w:val="0"/>
-              <w:ind w:left="240" w:hanging="180"/>
-              <w:jc w:val="center"/>
-              <w:rPr>
-                <w:rFonts w:ascii="Arial" w:hAnsi="Arial" w:cs="Arial"/>
-                <w:sz w:val="16"/>
-                <w:szCs w:val="16"/>
-                <w:lang w:val="ru-RU"/>
-              </w:rPr>
-            </w:pPr>
-            <w:r>
-              <w:rPr>
-                <w:rFonts w:ascii="Arial" w:hAnsi="Arial" w:cs="Arial"/>
-                <w:sz w:val="16"/>
-                <w:szCs w:val="16"/>
-                <w:lang w:val="ru-RU"/>
-              </w:rPr>
-              <w:t>3</w:t>
-            </w:r>
-          </w:p>
-        </w:tc>
-        <w:tc>
-          <w:tcPr>
-            <w:tcW w:w="1606" w:type="dxa"/>
-            <w:tcBorders>
-              <w:left w:val="double" w:sz="1" w:space="0" w:color="808080"/>
-              <w:bottom w:val="double" w:sz="1" w:space="0" w:color="808080"/>
-              <w:right w:val="double" w:sz="2" w:space="0" w:color="808080"/>
-            </w:tcBorders>
-            <w:shd w:val="clear" w:color="auto" w:fill="auto"/>
-            <w:vAlign w:val="center"/>
-          </w:tcPr>
-          <w:p>
-            <w:pPr>
-              <w:pStyle w:val="TableContents"/>
-              <w:snapToGrid w:val="0"/>
-              <w:ind w:left="240" w:hanging="180"/>
-              <w:jc w:val="center"/>
-              <w:rPr>
-                <w:rFonts w:ascii="Arial" w:hAnsi="Arial" w:cs="Arial"/>
-                <w:sz w:val="16"/>
-                <w:szCs w:val="16"/>
-                <w:lang w:val="ru-RU"/>
-              </w:rPr>
-            </w:pPr>
-            <w:r>
-              <w:rPr>
-                <w:rFonts w:ascii="Arial" w:hAnsi="Arial" w:cs="Arial"/>
-                <w:sz w:val="16"/>
-                <w:szCs w:val="16"/>
-                <w:lang w:val="ru-RU"/>
-              </w:rPr>
-              <w:t>5</w:t>
-            </w:r>
-          </w:p>
-        </w:tc>
-        <w:tc>
-          <w:tcPr>
-            <w:tcW w:w="1606" w:type="dxa"/>
-            <w:tcBorders>
-              <w:left w:val="double" w:sz="1" w:space="0" w:color="808080"/>
-              <w:bottom w:val="double" w:sz="1" w:space="0" w:color="808080"/>
-              <w:right w:val="double" w:sz="2" w:space="0" w:color="808080"/>
-            </w:tcBorders>
-            <w:shd w:val="clear" w:color="auto" w:fill="auto"/>
-            <w:vAlign w:val="center"/>
-          </w:tcPr>
-          <w:p>
-            <w:pPr>
-              <w:pStyle w:val="TableContents"/>
-              <w:snapToGrid w:val="0"/>
-              <w:ind w:left="240" w:hanging="180"/>
-              <w:jc w:val="center"/>
-              <w:rPr>
-                <w:rFonts w:ascii="Arial" w:hAnsi="Arial" w:cs="Arial"/>
-                <w:sz w:val="16"/>
-                <w:szCs w:val="16"/>
-              </w:rPr>
-            </w:pPr>
-            <w:r>
-              <w:rPr>
-                <w:rFonts w:ascii="Arial" w:hAnsi="Arial" w:cs="Arial"/>
-                <w:sz w:val="16"/>
-                <w:szCs w:val="16"/>
-                <w:lang w:val="ru-RU"/>
-              </w:rPr>
-              <w:t>4</w:t>
-            </w:r>
-          </w:p>
-        </w:tc>
-        <w:tc>
-          <w:tcPr>
-            <w:tcW w:w="1606" w:type="dxa"/>
-            <w:tcBorders>
-              <w:left w:val="double" w:sz="1" w:space="0" w:color="808080"/>
-              <w:bottom w:val="double" w:sz="1" w:space="0" w:color="808080"/>
-              <w:right w:val="double" w:sz="2" w:space="0" w:color="808080"/>
-            </w:tcBorders>
-            <w:shd w:val="clear" w:color="auto" w:fill="auto"/>
-            <w:vAlign w:val="center"/>
-          </w:tcPr>
-          <w:p>
-            <w:pPr>
-              <w:pStyle w:val="TableContents"/>
-              <w:snapToGrid w:val="0"/>
-              <w:ind w:left="240" w:hanging="180"/>
-              <w:jc w:val="center"/>
-              <w:rPr>
-                <w:rFonts w:ascii="Arial" w:hAnsi="Arial" w:cs="Arial"/>
-                <w:sz w:val="16"/>
-                <w:szCs w:val="16"/>
-              </w:rPr>
-            </w:pPr>
-            <w:r>
-              <w:rPr>
-                <w:rFonts w:ascii="Arial" w:hAnsi="Arial" w:cs="Arial"/>
-                <w:sz w:val="16"/>
-                <w:szCs w:val="16"/>
-                <w:lang w:val="ru-RU"/>
-              </w:rPr>
-              <w:t>4</w:t>
-            </w:r>
-          </w:p>
-        </w:tc>
-        <w:tc>
-          <w:tcPr>
-            <w:tcW w:w="1606" w:type="dxa"/>
-            <w:tcBorders>
-              <w:left w:val="double" w:sz="1" w:space="0" w:color="808080"/>
-              <w:bottom w:val="double" w:sz="1" w:space="0" w:color="808080"/>
-              <w:right w:val="double" w:sz="2" w:space="0" w:color="808080"/>
-            </w:tcBorders>
-            <w:shd w:val="clear" w:color="auto" w:fill="auto"/>
-            <w:vAlign w:val="center"/>
-          </w:tcPr>
-          <w:p>
-            <w:pPr>
-              <w:pStyle w:val="TableContents"/>
-              <w:snapToGrid w:val="0"/>
-              <w:ind w:left="240" w:hanging="180"/>
-              <w:jc w:val="center"/>
-              <w:rPr>
-                <w:rFonts w:ascii="Arial" w:hAnsi="Arial" w:cs="Arial"/>
-                <w:sz w:val="16"/>
-                <w:szCs w:val="16"/>
-                <w:lang w:val="ru-RU"/>
-              </w:rPr>
-            </w:pPr>
-            <w:r>
-              <w:rPr>
-                <w:rFonts w:ascii="Arial" w:hAnsi="Arial" w:cs="Arial"/>
-                <w:sz w:val="16"/>
-                <w:szCs w:val="16"/>
-                <w:lang w:val="ru-RU"/>
-              </w:rPr>
-              <w:t>2</w:t>
-            </w:r>
           </w:p>
         </w:tc>
       </w:tr>
@@ -2737,6 +2076,7 @@
                 <w:szCs w:val="16"/>
                 <w:lang w:val="ru-RU"/>
               </w:rPr>
+              <w:lastRenderedPageBreak/>
               <w:t>Родилась</w:t>
             </w:r>
             <w:r>
@@ -2918,7 +2258,7 @@
               </w:rPr>
               <w:t xml:space="preserve"> </w:t>
             </w:r>
-            <w:hyperlink r:id="rId5" w:history="1">
+            <w:hyperlink r:id="rId7" w:history="1">
               <w:r>
                 <w:rPr>
                   <w:rStyle w:val="Hyperlink"/>
@@ -2973,6 +2313,7 @@
                 <w:szCs w:val="16"/>
                 <w:lang w:val="ru-RU"/>
               </w:rPr>
+              <w:lastRenderedPageBreak/>
               <w:t>Адамек</w:t>
             </w:r>
             <w:proofErr w:type="spellEnd"/>
@@ -3492,461 +2833,6 @@
                 <w:lang w:val="ru-RU"/>
               </w:rPr>
               <w:t>т. 1</w:t>
-            </w:r>
-            <w:r>
-              <w:rPr>
-                <w:rFonts w:ascii="Arial" w:hAnsi="Arial" w:cs="Arial"/>
-                <w:sz w:val="16"/>
-                <w:szCs w:val="16"/>
-                <w:lang w:val="ru-RU"/>
-              </w:rPr>
-              <w:t>;</w:t>
-            </w:r>
-            <w:r>
-              <w:rPr>
-                <w:rFonts w:ascii="Arial" w:hAnsi="Arial" w:cs="Arial"/>
-                <w:sz w:val="16"/>
-                <w:szCs w:val="16"/>
-                <w:lang w:val="ru-RU"/>
-              </w:rPr>
-              <w:t xml:space="preserve"> </w:t>
-            </w:r>
-            <w:hyperlink r:id="rId6" w:history="1">
-              <w:r>
-                <w:rPr>
-                  <w:rStyle w:val="Hyperlink"/>
-                  <w:rFonts w:ascii="Arial" w:hAnsi="Arial" w:cs="Arial"/>
-                  <w:b/>
-                  <w:bCs/>
-                  <w:color w:val="auto"/>
-                  <w:sz w:val="16"/>
-                  <w:szCs w:val="16"/>
-                  <w:lang w:val="ru-RU"/>
-                </w:rPr>
-                <w:t>Открытый список</w:t>
-              </w:r>
-            </w:hyperlink>
-          </w:p>
-        </w:tc>
-      </w:tr>
-      <w:tr>
-        <w:trPr>
-          <w:trHeight w:val="288"/>
-        </w:trPr>
-        <w:tc>
-          <w:tcPr>
-            <w:tcW w:w="11049" w:type="dxa"/>
-            <w:tcBorders>
-              <w:left w:val="double" w:sz="1" w:space="0" w:color="808080"/>
-              <w:bottom w:val="double" w:sz="1" w:space="0" w:color="808080"/>
-              <w:right w:val="double" w:sz="2" w:space="0" w:color="808080"/>
-            </w:tcBorders>
-            <w:shd w:val="clear" w:color="auto" w:fill="auto"/>
-            <w:vAlign w:val="center"/>
-          </w:tcPr>
-          <w:p>
-            <w:pPr>
-              <w:snapToGrid w:val="0"/>
-              <w:rPr>
-                <w:rFonts w:ascii="Arial" w:hAnsi="Arial" w:cs="Arial"/>
-                <w:sz w:val="16"/>
-                <w:szCs w:val="16"/>
-                <w:lang w:val="ru-RU"/>
-              </w:rPr>
-            </w:pPr>
-            <w:hyperlink r:id="rId7" w:history="1">
-              <w:proofErr w:type="spellStart"/>
-              <w:r>
-                <w:rPr>
-                  <w:rStyle w:val="Hyperlink"/>
-                  <w:rFonts w:ascii="Arial" w:hAnsi="Arial" w:cs="Arial"/>
-                  <w:b/>
-                  <w:bCs/>
-                  <w:color w:val="auto"/>
-                  <w:sz w:val="16"/>
-                  <w:szCs w:val="16"/>
-                  <w:lang w:val="ru-RU"/>
-                </w:rPr>
-                <w:t>Гилес</w:t>
-              </w:r>
-              <w:proofErr w:type="spellEnd"/>
-              <w:r>
-                <w:rPr>
-                  <w:rStyle w:val="Hyperlink"/>
-                  <w:rFonts w:ascii="Arial" w:hAnsi="Arial" w:cs="Arial"/>
-                  <w:b/>
-                  <w:bCs/>
-                  <w:color w:val="auto"/>
-                  <w:sz w:val="16"/>
-                  <w:szCs w:val="16"/>
-                  <w:lang w:val="ru-RU"/>
-                </w:rPr>
-                <w:t xml:space="preserve"> Вера Марковна</w:t>
-              </w:r>
-            </w:hyperlink>
-            <w:r>
-              <w:rPr>
-                <w:rFonts w:ascii="Arial" w:hAnsi="Arial" w:cs="Arial"/>
-                <w:sz w:val="16"/>
-                <w:szCs w:val="16"/>
-                <w:lang w:val="ru-RU"/>
-              </w:rPr>
-              <w:t xml:space="preserve"> </w:t>
-            </w:r>
-            <w:r>
-              <w:rPr>
-                <w:rFonts w:ascii="Arial" w:hAnsi="Arial" w:cs="Arial"/>
-                <w:b/>
-                <w:bCs/>
-                <w:sz w:val="16"/>
-                <w:szCs w:val="16"/>
-                <w:lang w:val="ru-RU"/>
-              </w:rPr>
-              <w:t>36 лет</w:t>
-            </w:r>
-            <w:r>
-              <w:rPr>
-                <w:rFonts w:ascii="Arial" w:hAnsi="Arial" w:cs="Arial"/>
-                <w:b/>
-                <w:bCs/>
-                <w:sz w:val="16"/>
-                <w:szCs w:val="16"/>
-                <w:lang w:val="ru-RU"/>
-              </w:rPr>
-              <w:t xml:space="preserve"> </w:t>
-            </w:r>
-          </w:p>
-          <w:p>
-            <w:pPr>
-              <w:snapToGrid w:val="0"/>
-              <w:rPr>
-                <w:rFonts w:ascii="Arial" w:hAnsi="Arial" w:cs="Arial"/>
-                <w:sz w:val="16"/>
-                <w:szCs w:val="16"/>
-                <w:lang w:val="ru-RU"/>
-              </w:rPr>
-            </w:pPr>
-            <w:r>
-              <w:rPr>
-                <w:rFonts w:ascii="Arial" w:hAnsi="Arial" w:cs="Arial"/>
-                <w:sz w:val="16"/>
-                <w:szCs w:val="16"/>
-                <w:lang w:val="ru-RU"/>
-              </w:rPr>
-              <w:t xml:space="preserve">1902 г.р., </w:t>
-            </w:r>
-            <w:proofErr w:type="spellStart"/>
-            <w:r>
-              <w:rPr>
-                <w:rFonts w:ascii="Arial" w:hAnsi="Arial" w:cs="Arial"/>
-                <w:sz w:val="16"/>
-                <w:szCs w:val="16"/>
-                <w:lang w:val="ru-RU"/>
-              </w:rPr>
-              <w:t>м.р</w:t>
-            </w:r>
-            <w:proofErr w:type="spellEnd"/>
-            <w:r>
-              <w:rPr>
-                <w:rFonts w:ascii="Arial" w:hAnsi="Arial" w:cs="Arial"/>
-                <w:sz w:val="16"/>
-                <w:szCs w:val="16"/>
-                <w:lang w:val="ru-RU"/>
-              </w:rPr>
-              <w:t xml:space="preserve">.: Волынская губ., п. Софиевка, чешка, образование: Неграмотная, </w:t>
-            </w:r>
-            <w:r>
-              <w:rPr>
-                <w:rFonts w:ascii="Arial" w:hAnsi="Arial" w:cs="Arial"/>
-                <w:sz w:val="16"/>
-                <w:szCs w:val="16"/>
-                <w:lang w:val="ru-RU"/>
-              </w:rPr>
-              <w:t>ч</w:t>
-            </w:r>
-            <w:r>
-              <w:rPr>
-                <w:rFonts w:ascii="Arial" w:hAnsi="Arial" w:cs="Arial"/>
-                <w:sz w:val="16"/>
-                <w:szCs w:val="16"/>
-                <w:lang w:val="ru-RU"/>
-              </w:rPr>
-              <w:t>л</w:t>
-            </w:r>
-            <w:r>
-              <w:rPr>
-                <w:rFonts w:ascii="Arial" w:hAnsi="Arial" w:cs="Arial"/>
-                <w:sz w:val="16"/>
-                <w:szCs w:val="16"/>
-                <w:lang w:val="ru-RU"/>
-              </w:rPr>
-              <w:t>ен</w:t>
-            </w:r>
-            <w:r>
-              <w:rPr>
-                <w:rFonts w:ascii="Arial" w:hAnsi="Arial" w:cs="Arial"/>
-                <w:sz w:val="16"/>
-                <w:szCs w:val="16"/>
-                <w:lang w:val="ru-RU"/>
-              </w:rPr>
-              <w:t xml:space="preserve"> колхоза им. Маркса</w:t>
-            </w:r>
-            <w:r>
-              <w:rPr>
-                <w:rFonts w:ascii="Arial" w:hAnsi="Arial" w:cs="Arial"/>
-                <w:sz w:val="16"/>
-                <w:szCs w:val="16"/>
-                <w:lang w:val="ru-RU"/>
-              </w:rPr>
-              <w:t xml:space="preserve">, </w:t>
-            </w:r>
-            <w:proofErr w:type="spellStart"/>
-            <w:r>
-              <w:rPr>
-                <w:rFonts w:ascii="Arial" w:hAnsi="Arial" w:cs="Arial"/>
-                <w:sz w:val="16"/>
-                <w:szCs w:val="16"/>
-                <w:lang w:val="ru-RU"/>
-              </w:rPr>
-              <w:t>прож</w:t>
-            </w:r>
-            <w:proofErr w:type="spellEnd"/>
-            <w:r>
-              <w:rPr>
-                <w:rFonts w:ascii="Arial" w:hAnsi="Arial" w:cs="Arial"/>
-                <w:sz w:val="16"/>
-                <w:szCs w:val="16"/>
-                <w:lang w:val="ru-RU"/>
-              </w:rPr>
-              <w:t xml:space="preserve">.: Новосибирская обл., Искитимский р-н, д. </w:t>
-            </w:r>
-            <w:proofErr w:type="spellStart"/>
-            <w:r>
-              <w:rPr>
-                <w:rFonts w:ascii="Arial" w:hAnsi="Arial" w:cs="Arial"/>
-                <w:sz w:val="16"/>
-                <w:szCs w:val="16"/>
-                <w:lang w:val="ru-RU"/>
-              </w:rPr>
-              <w:t>Мильтюш</w:t>
-            </w:r>
-            <w:proofErr w:type="spellEnd"/>
-            <w:r>
-              <w:rPr>
-                <w:rFonts w:ascii="Arial" w:hAnsi="Arial" w:cs="Arial"/>
-                <w:sz w:val="16"/>
-                <w:szCs w:val="16"/>
-                <w:lang w:val="ru-RU"/>
-              </w:rPr>
-              <w:t xml:space="preserve">, </w:t>
-            </w:r>
-            <w:r>
-              <w:rPr>
-                <w:rFonts w:ascii="Arial" w:hAnsi="Arial" w:cs="Arial"/>
-                <w:sz w:val="16"/>
-                <w:szCs w:val="16"/>
-                <w:lang w:val="ru-RU"/>
-              </w:rPr>
-              <w:t>арестована 20.01.1938</w:t>
-            </w:r>
-            <w:r>
-              <w:rPr>
-                <w:rFonts w:ascii="Arial" w:hAnsi="Arial" w:cs="Arial"/>
-                <w:sz w:val="16"/>
-                <w:szCs w:val="16"/>
-                <w:lang w:val="ru-RU"/>
-              </w:rPr>
-              <w:t xml:space="preserve">. </w:t>
-            </w:r>
-            <w:r>
-              <w:rPr>
-                <w:rFonts w:ascii="Arial" w:hAnsi="Arial" w:cs="Arial"/>
-                <w:sz w:val="16"/>
-                <w:szCs w:val="16"/>
-                <w:lang w:val="ru-RU"/>
-              </w:rPr>
-              <w:t xml:space="preserve">Обвинение: в причастности к </w:t>
-            </w:r>
-            <w:proofErr w:type="spellStart"/>
-            <w:r>
-              <w:rPr>
-                <w:rFonts w:ascii="Arial" w:hAnsi="Arial" w:cs="Arial"/>
-                <w:sz w:val="16"/>
-                <w:szCs w:val="16"/>
-                <w:lang w:val="ru-RU"/>
-              </w:rPr>
-              <w:t>к.р</w:t>
-            </w:r>
-            <w:proofErr w:type="spellEnd"/>
-            <w:r>
-              <w:rPr>
-                <w:rFonts w:ascii="Arial" w:hAnsi="Arial" w:cs="Arial"/>
-                <w:sz w:val="16"/>
-                <w:szCs w:val="16"/>
-                <w:lang w:val="ru-RU"/>
-              </w:rPr>
-              <w:t xml:space="preserve">. </w:t>
-            </w:r>
-            <w:proofErr w:type="spellStart"/>
-            <w:r>
-              <w:rPr>
-                <w:rFonts w:ascii="Arial" w:hAnsi="Arial" w:cs="Arial"/>
-                <w:sz w:val="16"/>
-                <w:szCs w:val="16"/>
-                <w:lang w:val="ru-RU"/>
-              </w:rPr>
-              <w:t>диверсион</w:t>
-            </w:r>
-            <w:proofErr w:type="spellEnd"/>
-            <w:r>
-              <w:rPr>
-                <w:rFonts w:ascii="Arial" w:hAnsi="Arial" w:cs="Arial"/>
-                <w:sz w:val="16"/>
-                <w:szCs w:val="16"/>
-                <w:lang w:val="ru-RU"/>
-              </w:rPr>
-              <w:t>.-</w:t>
-            </w:r>
-            <w:proofErr w:type="spellStart"/>
-            <w:r>
-              <w:rPr>
-                <w:rFonts w:ascii="Arial" w:hAnsi="Arial" w:cs="Arial"/>
-                <w:sz w:val="16"/>
-                <w:szCs w:val="16"/>
-                <w:lang w:val="ru-RU"/>
-              </w:rPr>
-              <w:t>повстанч</w:t>
-            </w:r>
-            <w:proofErr w:type="spellEnd"/>
-            <w:r>
-              <w:rPr>
-                <w:rFonts w:ascii="Arial" w:hAnsi="Arial" w:cs="Arial"/>
-                <w:sz w:val="16"/>
-                <w:szCs w:val="16"/>
-                <w:lang w:val="ru-RU"/>
-              </w:rPr>
-              <w:t xml:space="preserve">. организации, ст. </w:t>
-            </w:r>
-            <w:proofErr w:type="gramStart"/>
-            <w:r>
-              <w:rPr>
-                <w:rFonts w:ascii="Arial" w:hAnsi="Arial" w:cs="Arial"/>
-                <w:sz w:val="16"/>
-                <w:szCs w:val="16"/>
-                <w:lang w:val="ru-RU"/>
-              </w:rPr>
-              <w:t>58-2,6</w:t>
-            </w:r>
-            <w:proofErr w:type="gramEnd"/>
-            <w:r>
-              <w:rPr>
-                <w:rFonts w:ascii="Arial" w:hAnsi="Arial" w:cs="Arial"/>
-                <w:sz w:val="16"/>
-                <w:szCs w:val="16"/>
-                <w:lang w:val="ru-RU"/>
-              </w:rPr>
-              <w:t>,9,10,11 УК РСФСР.</w:t>
-            </w:r>
-            <w:r>
-              <w:rPr>
-                <w:rFonts w:ascii="Arial" w:hAnsi="Arial" w:cs="Arial"/>
-                <w:sz w:val="16"/>
-                <w:szCs w:val="16"/>
-                <w:lang w:val="ru-RU"/>
-              </w:rPr>
-              <w:t xml:space="preserve"> </w:t>
-            </w:r>
-            <w:r>
-              <w:rPr>
-                <w:rFonts w:ascii="Arial" w:hAnsi="Arial" w:cs="Arial"/>
-                <w:sz w:val="16"/>
-                <w:szCs w:val="16"/>
-                <w:lang w:val="ru-RU"/>
-              </w:rPr>
-              <w:t>Приговор: Постановлением комиссии НКВД и Прокурора СССР, 14.02.1938</w:t>
-            </w:r>
-            <w:r>
-              <w:rPr>
-                <w:rFonts w:ascii="Arial" w:hAnsi="Arial" w:cs="Arial"/>
-                <w:sz w:val="16"/>
-                <w:szCs w:val="16"/>
-                <w:lang w:val="ru-RU"/>
-              </w:rPr>
-              <w:t xml:space="preserve"> – </w:t>
-            </w:r>
-            <w:r>
-              <w:rPr>
-                <w:rFonts w:ascii="Arial" w:hAnsi="Arial" w:cs="Arial"/>
-                <w:sz w:val="16"/>
-                <w:szCs w:val="16"/>
-                <w:lang w:val="ru-RU"/>
-              </w:rPr>
-              <w:t>ВМН.</w:t>
-            </w:r>
-            <w:r>
-              <w:rPr>
-                <w:rFonts w:ascii="Arial" w:hAnsi="Arial" w:cs="Arial"/>
-                <w:sz w:val="16"/>
-                <w:szCs w:val="16"/>
-                <w:lang w:val="ru-RU"/>
-              </w:rPr>
-              <w:t xml:space="preserve"> </w:t>
-            </w:r>
-            <w:r>
-              <w:rPr>
-                <w:rFonts w:ascii="Arial" w:hAnsi="Arial" w:cs="Arial"/>
-                <w:sz w:val="16"/>
-                <w:szCs w:val="16"/>
-                <w:lang w:val="ru-RU"/>
-              </w:rPr>
-              <w:t>Расстреляна 03.03.1938</w:t>
-            </w:r>
-            <w:r>
-              <w:rPr>
-                <w:rFonts w:ascii="Arial" w:hAnsi="Arial" w:cs="Arial"/>
-                <w:sz w:val="16"/>
-                <w:szCs w:val="16"/>
-                <w:lang w:val="ru-RU"/>
-              </w:rPr>
-              <w:t xml:space="preserve">. </w:t>
-            </w:r>
-            <w:r>
-              <w:rPr>
-                <w:rFonts w:ascii="Arial" w:hAnsi="Arial" w:cs="Arial"/>
-                <w:sz w:val="16"/>
-                <w:szCs w:val="16"/>
-                <w:lang w:val="ru-RU"/>
-              </w:rPr>
-              <w:t>Реабилитация: 08.07.1958</w:t>
-            </w:r>
-          </w:p>
-          <w:p>
-            <w:pPr>
-              <w:snapToGrid w:val="0"/>
-              <w:rPr>
-                <w:rFonts w:ascii="Arial" w:hAnsi="Arial" w:cs="Arial"/>
-                <w:sz w:val="16"/>
-                <w:szCs w:val="16"/>
-                <w:lang w:val="ru-RU"/>
-              </w:rPr>
-            </w:pPr>
-            <w:r>
-              <w:rPr>
-                <w:rFonts w:ascii="Arial" w:hAnsi="Arial" w:cs="Arial"/>
-                <w:sz w:val="16"/>
-                <w:szCs w:val="16"/>
-                <w:lang w:val="ru-RU"/>
-              </w:rPr>
-              <w:t>Источник:</w:t>
-            </w:r>
-            <w:r>
-              <w:rPr>
-                <w:rFonts w:ascii="Arial" w:hAnsi="Arial" w:cs="Arial"/>
-                <w:sz w:val="16"/>
-                <w:szCs w:val="16"/>
-                <w:lang w:val="ru-RU"/>
-              </w:rPr>
-              <w:t xml:space="preserve"> Книга памяти Новосибирской обл., т. 4</w:t>
             </w:r>
             <w:r>
               <w:rPr>
@@ -4004,14 +2890,469 @@
               <w:snapToGrid w:val="0"/>
               <w:rPr>
                 <w:rFonts w:ascii="Arial" w:hAnsi="Arial" w:cs="Arial"/>
+                <w:sz w:val="16"/>
+                <w:szCs w:val="16"/>
+                <w:lang w:val="ru-RU"/>
+              </w:rPr>
+            </w:pPr>
+            <w:hyperlink r:id="rId9" w:history="1">
+              <w:proofErr w:type="spellStart"/>
+              <w:r>
+                <w:rPr>
+                  <w:rStyle w:val="Hyperlink"/>
+                  <w:rFonts w:ascii="Arial" w:hAnsi="Arial" w:cs="Arial"/>
+                  <w:b/>
+                  <w:bCs/>
+                  <w:color w:val="auto"/>
+                  <w:sz w:val="16"/>
+                  <w:szCs w:val="16"/>
+                  <w:lang w:val="ru-RU"/>
+                </w:rPr>
+                <w:t>Гилес</w:t>
+              </w:r>
+              <w:proofErr w:type="spellEnd"/>
+              <w:r>
+                <w:rPr>
+                  <w:rStyle w:val="Hyperlink"/>
+                  <w:rFonts w:ascii="Arial" w:hAnsi="Arial" w:cs="Arial"/>
+                  <w:b/>
+                  <w:bCs/>
+                  <w:color w:val="auto"/>
+                  <w:sz w:val="16"/>
+                  <w:szCs w:val="16"/>
+                  <w:lang w:val="ru-RU"/>
+                </w:rPr>
+                <w:t xml:space="preserve"> Вера Марковна</w:t>
+              </w:r>
+            </w:hyperlink>
+            <w:r>
+              <w:rPr>
+                <w:rFonts w:ascii="Arial" w:hAnsi="Arial" w:cs="Arial"/>
+                <w:sz w:val="16"/>
+                <w:szCs w:val="16"/>
+                <w:lang w:val="ru-RU"/>
+              </w:rPr>
+              <w:t xml:space="preserve"> </w:t>
+            </w:r>
+            <w:r>
+              <w:rPr>
+                <w:rFonts w:ascii="Arial" w:hAnsi="Arial" w:cs="Arial"/>
                 <w:b/>
                 <w:bCs/>
                 <w:sz w:val="16"/>
                 <w:szCs w:val="16"/>
                 <w:lang w:val="ru-RU"/>
               </w:rPr>
+              <w:t>36 лет</w:t>
+            </w:r>
+            <w:r>
+              <w:rPr>
+                <w:rFonts w:ascii="Arial" w:hAnsi="Arial" w:cs="Arial"/>
+                <w:b/>
+                <w:bCs/>
+                <w:sz w:val="16"/>
+                <w:szCs w:val="16"/>
+                <w:lang w:val="ru-RU"/>
+              </w:rPr>
+              <w:t xml:space="preserve"> </w:t>
+            </w:r>
+          </w:p>
+          <w:p>
+            <w:pPr>
+              <w:snapToGrid w:val="0"/>
+              <w:rPr>
+                <w:rFonts w:ascii="Arial" w:hAnsi="Arial" w:cs="Arial"/>
+                <w:sz w:val="16"/>
+                <w:szCs w:val="16"/>
+                <w:lang w:val="ru-RU"/>
+              </w:rPr>
             </w:pPr>
-            <w:hyperlink r:id="rId9" w:history="1">
+            <w:r>
+              <w:rPr>
+                <w:rFonts w:ascii="Arial" w:hAnsi="Arial" w:cs="Arial"/>
+                <w:sz w:val="16"/>
+                <w:szCs w:val="16"/>
+                <w:lang w:val="ru-RU"/>
+              </w:rPr>
+              <w:t xml:space="preserve">1902 г.р., </w:t>
+            </w:r>
+            <w:proofErr w:type="spellStart"/>
+            <w:r>
+              <w:rPr>
+                <w:rFonts w:ascii="Arial" w:hAnsi="Arial" w:cs="Arial"/>
+                <w:sz w:val="16"/>
+                <w:szCs w:val="16"/>
+                <w:lang w:val="ru-RU"/>
+              </w:rPr>
+              <w:t>м.р</w:t>
+            </w:r>
+            <w:proofErr w:type="spellEnd"/>
+            <w:r>
+              <w:rPr>
+                <w:rFonts w:ascii="Arial" w:hAnsi="Arial" w:cs="Arial"/>
+                <w:sz w:val="16"/>
+                <w:szCs w:val="16"/>
+                <w:lang w:val="ru-RU"/>
+              </w:rPr>
+              <w:t xml:space="preserve">.: Волынская губ., п. Софиевка, чешка, образование: Неграмотная, </w:t>
+            </w:r>
+            <w:r>
+              <w:rPr>
+                <w:rFonts w:ascii="Arial" w:hAnsi="Arial" w:cs="Arial"/>
+                <w:sz w:val="16"/>
+                <w:szCs w:val="16"/>
+                <w:lang w:val="ru-RU"/>
+              </w:rPr>
+              <w:t>ч</w:t>
+            </w:r>
+            <w:r>
+              <w:rPr>
+                <w:rFonts w:ascii="Arial" w:hAnsi="Arial" w:cs="Arial"/>
+                <w:sz w:val="16"/>
+                <w:szCs w:val="16"/>
+                <w:lang w:val="ru-RU"/>
+              </w:rPr>
+              <w:t>л</w:t>
+            </w:r>
+            <w:r>
+              <w:rPr>
+                <w:rFonts w:ascii="Arial" w:hAnsi="Arial" w:cs="Arial"/>
+                <w:sz w:val="16"/>
+                <w:szCs w:val="16"/>
+                <w:lang w:val="ru-RU"/>
+              </w:rPr>
+              <w:t>ен</w:t>
+            </w:r>
+            <w:r>
+              <w:rPr>
+                <w:rFonts w:ascii="Arial" w:hAnsi="Arial" w:cs="Arial"/>
+                <w:sz w:val="16"/>
+                <w:szCs w:val="16"/>
+                <w:lang w:val="ru-RU"/>
+              </w:rPr>
+              <w:t xml:space="preserve"> колхоза им. Маркса</w:t>
+            </w:r>
+            <w:r>
+              <w:rPr>
+                <w:rFonts w:ascii="Arial" w:hAnsi="Arial" w:cs="Arial"/>
+                <w:sz w:val="16"/>
+                <w:szCs w:val="16"/>
+                <w:lang w:val="ru-RU"/>
+              </w:rPr>
+              <w:t xml:space="preserve">, </w:t>
+            </w:r>
+            <w:proofErr w:type="spellStart"/>
+            <w:r>
+              <w:rPr>
+                <w:rFonts w:ascii="Arial" w:hAnsi="Arial" w:cs="Arial"/>
+                <w:sz w:val="16"/>
+                <w:szCs w:val="16"/>
+                <w:lang w:val="ru-RU"/>
+              </w:rPr>
+              <w:t>прож</w:t>
+            </w:r>
+            <w:proofErr w:type="spellEnd"/>
+            <w:r>
+              <w:rPr>
+                <w:rFonts w:ascii="Arial" w:hAnsi="Arial" w:cs="Arial"/>
+                <w:sz w:val="16"/>
+                <w:szCs w:val="16"/>
+                <w:lang w:val="ru-RU"/>
+              </w:rPr>
+              <w:t xml:space="preserve">.: Новосибирская обл., Искитимский р-н, д. </w:t>
+            </w:r>
+            <w:proofErr w:type="spellStart"/>
+            <w:r>
+              <w:rPr>
+                <w:rFonts w:ascii="Arial" w:hAnsi="Arial" w:cs="Arial"/>
+                <w:sz w:val="16"/>
+                <w:szCs w:val="16"/>
+                <w:lang w:val="ru-RU"/>
+              </w:rPr>
+              <w:t>Мильтюш</w:t>
+            </w:r>
+            <w:proofErr w:type="spellEnd"/>
+            <w:r>
+              <w:rPr>
+                <w:rFonts w:ascii="Arial" w:hAnsi="Arial" w:cs="Arial"/>
+                <w:sz w:val="16"/>
+                <w:szCs w:val="16"/>
+                <w:lang w:val="ru-RU"/>
+              </w:rPr>
+              <w:t xml:space="preserve">, </w:t>
+            </w:r>
+            <w:r>
+              <w:rPr>
+                <w:rFonts w:ascii="Arial" w:hAnsi="Arial" w:cs="Arial"/>
+                <w:sz w:val="16"/>
+                <w:szCs w:val="16"/>
+                <w:lang w:val="ru-RU"/>
+              </w:rPr>
+              <w:t>арестована 20.01.1938</w:t>
+            </w:r>
+            <w:r>
+              <w:rPr>
+                <w:rFonts w:ascii="Arial" w:hAnsi="Arial" w:cs="Arial"/>
+                <w:sz w:val="16"/>
+                <w:szCs w:val="16"/>
+                <w:lang w:val="ru-RU"/>
+              </w:rPr>
+              <w:t xml:space="preserve">. </w:t>
+            </w:r>
+            <w:r>
+              <w:rPr>
+                <w:rFonts w:ascii="Arial" w:hAnsi="Arial" w:cs="Arial"/>
+                <w:sz w:val="16"/>
+                <w:szCs w:val="16"/>
+                <w:lang w:val="ru-RU"/>
+              </w:rPr>
+              <w:t xml:space="preserve">Обвинение: в причастности к </w:t>
+            </w:r>
+            <w:proofErr w:type="spellStart"/>
+            <w:r>
+              <w:rPr>
+                <w:rFonts w:ascii="Arial" w:hAnsi="Arial" w:cs="Arial"/>
+                <w:sz w:val="16"/>
+                <w:szCs w:val="16"/>
+                <w:lang w:val="ru-RU"/>
+              </w:rPr>
+              <w:t>к.р</w:t>
+            </w:r>
+            <w:proofErr w:type="spellEnd"/>
+            <w:r>
+              <w:rPr>
+                <w:rFonts w:ascii="Arial" w:hAnsi="Arial" w:cs="Arial"/>
+                <w:sz w:val="16"/>
+                <w:szCs w:val="16"/>
+                <w:lang w:val="ru-RU"/>
+              </w:rPr>
+              <w:t xml:space="preserve">. </w:t>
+            </w:r>
+            <w:proofErr w:type="spellStart"/>
+            <w:r>
+              <w:rPr>
+                <w:rFonts w:ascii="Arial" w:hAnsi="Arial" w:cs="Arial"/>
+                <w:sz w:val="16"/>
+                <w:szCs w:val="16"/>
+                <w:lang w:val="ru-RU"/>
+              </w:rPr>
+              <w:t>диверсион</w:t>
+            </w:r>
+            <w:proofErr w:type="spellEnd"/>
+            <w:r>
+              <w:rPr>
+                <w:rFonts w:ascii="Arial" w:hAnsi="Arial" w:cs="Arial"/>
+                <w:sz w:val="16"/>
+                <w:szCs w:val="16"/>
+                <w:lang w:val="ru-RU"/>
+              </w:rPr>
+              <w:t>.-</w:t>
+            </w:r>
+            <w:proofErr w:type="spellStart"/>
+            <w:r>
+              <w:rPr>
+                <w:rFonts w:ascii="Arial" w:hAnsi="Arial" w:cs="Arial"/>
+                <w:sz w:val="16"/>
+                <w:szCs w:val="16"/>
+                <w:lang w:val="ru-RU"/>
+              </w:rPr>
+              <w:t>повстанч</w:t>
+            </w:r>
+            <w:proofErr w:type="spellEnd"/>
+            <w:r>
+              <w:rPr>
+                <w:rFonts w:ascii="Arial" w:hAnsi="Arial" w:cs="Arial"/>
+                <w:sz w:val="16"/>
+                <w:szCs w:val="16"/>
+                <w:lang w:val="ru-RU"/>
+              </w:rPr>
+              <w:t xml:space="preserve">. организации, ст. </w:t>
+            </w:r>
+            <w:proofErr w:type="gramStart"/>
+            <w:r>
+              <w:rPr>
+                <w:rFonts w:ascii="Arial" w:hAnsi="Arial" w:cs="Arial"/>
+                <w:sz w:val="16"/>
+                <w:szCs w:val="16"/>
+                <w:lang w:val="ru-RU"/>
+              </w:rPr>
+              <w:t>58-2,6</w:t>
+            </w:r>
+            <w:proofErr w:type="gramEnd"/>
+            <w:r>
+              <w:rPr>
+                <w:rFonts w:ascii="Arial" w:hAnsi="Arial" w:cs="Arial"/>
+                <w:sz w:val="16"/>
+                <w:szCs w:val="16"/>
+                <w:lang w:val="ru-RU"/>
+              </w:rPr>
+              <w:t>,9,10,11 УК РСФСР.</w:t>
+            </w:r>
+            <w:r>
+              <w:rPr>
+                <w:rFonts w:ascii="Arial" w:hAnsi="Arial" w:cs="Arial"/>
+                <w:sz w:val="16"/>
+                <w:szCs w:val="16"/>
+                <w:lang w:val="ru-RU"/>
+              </w:rPr>
+              <w:t xml:space="preserve"> </w:t>
+            </w:r>
+            <w:r>
+              <w:rPr>
+                <w:rFonts w:ascii="Arial" w:hAnsi="Arial" w:cs="Arial"/>
+                <w:sz w:val="16"/>
+                <w:szCs w:val="16"/>
+                <w:lang w:val="ru-RU"/>
+              </w:rPr>
+              <w:t>Приговор: Постановлением комиссии НКВД и Прокурора СССР, 14.02.1938</w:t>
+            </w:r>
+            <w:r>
+              <w:rPr>
+                <w:rFonts w:ascii="Arial" w:hAnsi="Arial" w:cs="Arial"/>
+                <w:sz w:val="16"/>
+                <w:szCs w:val="16"/>
+                <w:lang w:val="ru-RU"/>
+              </w:rPr>
+              <w:t xml:space="preserve"> – </w:t>
+            </w:r>
+            <w:r>
+              <w:rPr>
+                <w:rFonts w:ascii="Arial" w:hAnsi="Arial" w:cs="Arial"/>
+                <w:sz w:val="16"/>
+                <w:szCs w:val="16"/>
+                <w:lang w:val="ru-RU"/>
+              </w:rPr>
+              <w:t>ВМН.</w:t>
+            </w:r>
+            <w:r>
+              <w:rPr>
+                <w:rFonts w:ascii="Arial" w:hAnsi="Arial" w:cs="Arial"/>
+                <w:sz w:val="16"/>
+                <w:szCs w:val="16"/>
+                <w:lang w:val="ru-RU"/>
+              </w:rPr>
+              <w:t xml:space="preserve"> </w:t>
+            </w:r>
+            <w:r>
+              <w:rPr>
+                <w:rFonts w:ascii="Arial" w:hAnsi="Arial" w:cs="Arial"/>
+                <w:sz w:val="16"/>
+                <w:szCs w:val="16"/>
+                <w:lang w:val="ru-RU"/>
+              </w:rPr>
+              <w:t>Расстреляна 03.03.1938</w:t>
+            </w:r>
+            <w:r>
+              <w:rPr>
+                <w:rFonts w:ascii="Arial" w:hAnsi="Arial" w:cs="Arial"/>
+                <w:sz w:val="16"/>
+                <w:szCs w:val="16"/>
+                <w:lang w:val="ru-RU"/>
+              </w:rPr>
+              <w:t xml:space="preserve">. </w:t>
+            </w:r>
+            <w:r>
+              <w:rPr>
+                <w:rFonts w:ascii="Arial" w:hAnsi="Arial" w:cs="Arial"/>
+                <w:sz w:val="16"/>
+                <w:szCs w:val="16"/>
+                <w:lang w:val="ru-RU"/>
+              </w:rPr>
+              <w:t>Реабилитация: 08.07.1958</w:t>
+            </w:r>
+          </w:p>
+          <w:p>
+            <w:pPr>
+              <w:snapToGrid w:val="0"/>
+              <w:rPr>
+                <w:rFonts w:ascii="Arial" w:hAnsi="Arial" w:cs="Arial"/>
+                <w:sz w:val="16"/>
+                <w:szCs w:val="16"/>
+                <w:lang w:val="ru-RU"/>
+              </w:rPr>
+            </w:pPr>
+            <w:r>
+              <w:rPr>
+                <w:rFonts w:ascii="Arial" w:hAnsi="Arial" w:cs="Arial"/>
+                <w:sz w:val="16"/>
+                <w:szCs w:val="16"/>
+                <w:lang w:val="ru-RU"/>
+              </w:rPr>
+              <w:t>Источник:</w:t>
+            </w:r>
+            <w:r>
+              <w:rPr>
+                <w:rFonts w:ascii="Arial" w:hAnsi="Arial" w:cs="Arial"/>
+                <w:sz w:val="16"/>
+                <w:szCs w:val="16"/>
+                <w:lang w:val="ru-RU"/>
+              </w:rPr>
+              <w:t xml:space="preserve"> Книга памяти Новосибирской обл., т. 4</w:t>
+            </w:r>
+            <w:r>
+              <w:rPr>
+                <w:rFonts w:ascii="Arial" w:hAnsi="Arial" w:cs="Arial"/>
+                <w:sz w:val="16"/>
+                <w:szCs w:val="16"/>
+                <w:lang w:val="ru-RU"/>
+              </w:rPr>
+              <w:t>;</w:t>
+            </w:r>
+            <w:r>
+              <w:rPr>
+                <w:rFonts w:ascii="Arial" w:hAnsi="Arial" w:cs="Arial"/>
+                <w:sz w:val="16"/>
+                <w:szCs w:val="16"/>
+                <w:lang w:val="ru-RU"/>
+              </w:rPr>
+              <w:t xml:space="preserve"> </w:t>
+            </w:r>
+            <w:hyperlink r:id="rId10" w:history="1">
+              <w:r>
+                <w:rPr>
+                  <w:rStyle w:val="Hyperlink"/>
+                  <w:rFonts w:ascii="Arial" w:hAnsi="Arial" w:cs="Arial"/>
+                  <w:b/>
+                  <w:bCs/>
+                  <w:color w:val="auto"/>
+                  <w:sz w:val="16"/>
+                  <w:szCs w:val="16"/>
+                  <w:lang w:val="ru-RU"/>
+                </w:rPr>
+                <w:t>Открытый список</w:t>
+              </w:r>
+            </w:hyperlink>
+          </w:p>
+        </w:tc>
+      </w:tr>
+      <w:tr>
+        <w:trPr>
+          <w:trHeight w:val="288"/>
+        </w:trPr>
+        <w:tc>
+          <w:tcPr>
+            <w:tcW w:w="11049" w:type="dxa"/>
+            <w:tcBorders>
+              <w:left w:val="double" w:sz="1" w:space="0" w:color="808080"/>
+              <w:bottom w:val="double" w:sz="1" w:space="0" w:color="808080"/>
+              <w:right w:val="double" w:sz="2" w:space="0" w:color="808080"/>
+            </w:tcBorders>
+            <w:shd w:val="clear" w:color="auto" w:fill="auto"/>
+            <w:vAlign w:val="center"/>
+          </w:tcPr>
+          <w:p>
+            <w:pPr>
+              <w:snapToGrid w:val="0"/>
+              <w:rPr>
+                <w:rFonts w:ascii="Arial" w:hAnsi="Arial" w:cs="Arial"/>
+                <w:b/>
+                <w:bCs/>
+                <w:sz w:val="16"/>
+                <w:szCs w:val="16"/>
+                <w:lang w:val="ru-RU"/>
+              </w:rPr>
+            </w:pPr>
+            <w:hyperlink r:id="rId11" w:history="1">
               <w:r>
                 <w:rPr>
                   <w:rStyle w:val="Hyperlink"/>
@@ -4334,7 +3675,7 @@
               </w:rPr>
               <w:t xml:space="preserve"> </w:t>
             </w:r>
-            <w:hyperlink r:id="rId10" w:history="1">
+            <w:hyperlink r:id="rId12" w:history="1">
               <w:r>
                 <w:rPr>
                   <w:rStyle w:val="Hyperlink"/>
@@ -4559,7 +3900,7 @@
               </w:rPr>
               <w:t xml:space="preserve"> </w:t>
             </w:r>
-            <w:hyperlink r:id="rId11" w:history="1">
+            <w:hyperlink r:id="rId13" w:history="1">
               <w:r>
                 <w:rPr>
                   <w:rStyle w:val="Hyperlink"/>
@@ -4612,7 +3953,7 @@
                 <w:lang w:val="ru-RU"/>
               </w:rPr>
             </w:pPr>
-            <w:hyperlink r:id="rId12" w:history="1">
+            <w:hyperlink r:id="rId14" w:history="1">
               <w:proofErr w:type="spellStart"/>
               <w:r>
                 <w:rPr>
@@ -4837,7 +4178,6 @@
                 <w:szCs w:val="16"/>
                 <w:lang w:val="ru-RU"/>
               </w:rPr>
-              <w:lastRenderedPageBreak/>
               <w:t>Источник:</w:t>
             </w:r>
             <w:r>
@@ -4878,7 +4218,7 @@
               </w:rPr>
               <w:t xml:space="preserve"> </w:t>
             </w:r>
-            <w:hyperlink r:id="rId13" w:history="1">
+            <w:hyperlink r:id="rId15" w:history="1">
               <w:r>
                 <w:rPr>
                   <w:rStyle w:val="Hyperlink"/>
@@ -4931,7 +4271,6 @@
                 <w:szCs w:val="16"/>
                 <w:lang w:val="ru-RU"/>
               </w:rPr>
-              <w:lastRenderedPageBreak/>
               <w:t>Мищенко Анна Иосифовна</w:t>
             </w:r>
             <w:r>
@@ -5184,7 +4523,7 @@
               </w:rPr>
               <w:t xml:space="preserve"> </w:t>
             </w:r>
-            <w:hyperlink r:id="rId14" w:history="1">
+            <w:hyperlink r:id="rId16" w:history="1">
               <w:r>
                 <w:rPr>
                   <w:rStyle w:val="Hyperlink"/>
@@ -5228,7 +4567,7 @@
                 <w:lang w:val="ru-RU" w:eastAsia="en-US" w:bidi="ar-SA"/>
               </w:rPr>
             </w:pPr>
-            <w:hyperlink r:id="rId15" w:history="1">
+            <w:hyperlink r:id="rId17" w:history="1">
               <w:proofErr w:type="spellStart"/>
               <w:r>
                 <w:rPr>
@@ -5707,7 +5046,7 @@
               </w:rPr>
               <w:t xml:space="preserve"> </w:t>
             </w:r>
-            <w:hyperlink r:id="rId16" w:history="1">
+            <w:hyperlink r:id="rId18" w:history="1">
               <w:r>
                 <w:rPr>
                   <w:rStyle w:val="Hyperlink"/>
@@ -5751,7 +5090,7 @@
                 <w:lang w:val="ru-RU" w:eastAsia="en-US" w:bidi="ar-SA"/>
               </w:rPr>
             </w:pPr>
-            <w:hyperlink r:id="rId17" w:history="1">
+            <w:hyperlink r:id="rId19" w:history="1">
               <w:r>
                 <w:rPr>
                   <w:rStyle w:val="Hyperlink"/>
@@ -5860,7 +5199,7 @@
                 <w:szCs w:val="16"/>
                 <w:lang w:val="ru-RU"/>
               </w:rPr>
-              <w:t xml:space="preserve">, гражд. СССР, чешка, рабочая радиошколы при </w:t>
+              <w:t xml:space="preserve">, гражд. СССР, чешка, рабочая радиошколы при Кав. Полку, </w:t>
             </w:r>
             <w:proofErr w:type="spellStart"/>
             <w:r>
@@ -5870,7 +5209,7 @@
                 <w:szCs w:val="16"/>
                 <w:lang w:val="ru-RU"/>
               </w:rPr>
-              <w:t>Кав</w:t>
+              <w:t>прож</w:t>
             </w:r>
             <w:proofErr w:type="spellEnd"/>
             <w:r>
@@ -5880,7 +5219,25 @@
                 <w:szCs w:val="16"/>
                 <w:lang w:val="ru-RU"/>
               </w:rPr>
-              <w:t xml:space="preserve">. Полку, </w:t>
+              <w:t xml:space="preserve">.: г. Хабаровск, </w:t>
+            </w:r>
+            <w:r>
+              <w:rPr>
+                <w:rFonts w:ascii="Arial" w:hAnsi="Arial" w:cs="Arial"/>
+                <w:sz w:val="16"/>
+                <w:szCs w:val="16"/>
+                <w:lang w:val="ru-RU"/>
+              </w:rPr>
+              <w:t xml:space="preserve">Дальневосточный край, </w:t>
+            </w:r>
+            <w:r>
+              <w:rPr>
+                <w:rFonts w:ascii="Arial" w:hAnsi="Arial" w:cs="Arial"/>
+                <w:sz w:val="16"/>
+                <w:szCs w:val="16"/>
+                <w:lang w:val="ru-RU"/>
+              </w:rPr>
+              <w:t xml:space="preserve">арестована УГБ УНКВД по ДВК 27.02.1937. Обвинение: </w:t>
             </w:r>
             <w:proofErr w:type="spellStart"/>
             <w:r>
@@ -5890,7 +5247,7 @@
                 <w:szCs w:val="16"/>
                 <w:lang w:val="ru-RU"/>
               </w:rPr>
-              <w:t>прож</w:t>
+              <w:t>ст.ст</w:t>
             </w:r>
             <w:proofErr w:type="spellEnd"/>
             <w:r>
@@ -5900,44 +5257,6 @@
                 <w:szCs w:val="16"/>
                 <w:lang w:val="ru-RU"/>
               </w:rPr>
-              <w:t xml:space="preserve">.: г. Хабаровск, </w:t>
-            </w:r>
-            <w:r>
-              <w:rPr>
-                <w:rFonts w:ascii="Arial" w:hAnsi="Arial" w:cs="Arial"/>
-                <w:sz w:val="16"/>
-                <w:szCs w:val="16"/>
-                <w:lang w:val="ru-RU"/>
-              </w:rPr>
-              <w:t xml:space="preserve">Дальневосточный край, </w:t>
-            </w:r>
-            <w:r>
-              <w:rPr>
-                <w:rFonts w:ascii="Arial" w:hAnsi="Arial" w:cs="Arial"/>
-                <w:sz w:val="16"/>
-                <w:szCs w:val="16"/>
-                <w:lang w:val="ru-RU"/>
-              </w:rPr>
-              <w:t xml:space="preserve">арестована УГБ УНКВД по ДВК 27.02.1937. Обвинение: </w:t>
-            </w:r>
-            <w:proofErr w:type="spellStart"/>
-            <w:r>
-              <w:rPr>
-                <w:rFonts w:ascii="Arial" w:hAnsi="Arial" w:cs="Arial"/>
-                <w:sz w:val="16"/>
-                <w:szCs w:val="16"/>
-                <w:lang w:val="ru-RU"/>
-              </w:rPr>
-              <w:t>ст.ст</w:t>
-            </w:r>
-            <w:proofErr w:type="spellEnd"/>
-            <w:r>
-              <w:rPr>
-                <w:rFonts w:ascii="Arial" w:hAnsi="Arial" w:cs="Arial"/>
-                <w:sz w:val="16"/>
-                <w:szCs w:val="16"/>
-                <w:lang w:val="ru-RU"/>
-              </w:rPr>
               <w:t xml:space="preserve">. </w:t>
             </w:r>
             <w:proofErr w:type="gramStart"/>
@@ -5958,7 +5277,27 @@
                 <w:szCs w:val="16"/>
                 <w:lang w:val="ru-RU"/>
               </w:rPr>
-              <w:t>, 58-11 УК РСФСР. Приговор: тройка при УНКВД по ДВК, 15.04.1938</w:t>
+              <w:t xml:space="preserve">, </w:t>
+            </w:r>
+            <w:proofErr w:type="gramStart"/>
+            <w:r>
+              <w:rPr>
+                <w:rFonts w:ascii="Arial" w:hAnsi="Arial" w:cs="Arial"/>
+                <w:sz w:val="16"/>
+                <w:szCs w:val="16"/>
+                <w:lang w:val="ru-RU"/>
+              </w:rPr>
+              <w:t>58-11</w:t>
+            </w:r>
+            <w:proofErr w:type="gramEnd"/>
+            <w:r>
+              <w:rPr>
+                <w:rFonts w:ascii="Arial" w:hAnsi="Arial" w:cs="Arial"/>
+                <w:sz w:val="16"/>
+                <w:szCs w:val="16"/>
+                <w:lang w:val="ru-RU"/>
+              </w:rPr>
+              <w:t xml:space="preserve"> УК РСФСР. Приговор: тройка при УНКВД по ДВК, 15.04.1938</w:t>
             </w:r>
             <w:r>
               <w:rPr>
@@ -6104,7 +5443,7 @@
               </w:rPr>
               <w:t xml:space="preserve"> </w:t>
             </w:r>
-            <w:hyperlink r:id="rId18" w:history="1">
+            <w:hyperlink r:id="rId20" w:history="1">
               <w:r>
                 <w:rPr>
                   <w:rStyle w:val="Hyperlink"/>
@@ -6461,7 +5800,7 @@
               </w:rPr>
               <w:t xml:space="preserve"> </w:t>
             </w:r>
-            <w:hyperlink r:id="rId19" w:history="1">
+            <w:hyperlink r:id="rId21" w:history="1">
               <w:r>
                 <w:rPr>
                   <w:rStyle w:val="Hyperlink"/>
@@ -6505,7 +5844,7 @@
                 <w:lang w:val="ru-RU" w:eastAsia="en-US" w:bidi="ar-SA"/>
               </w:rPr>
             </w:pPr>
-            <w:hyperlink r:id="rId20" w:history="1">
+            <w:hyperlink r:id="rId22" w:history="1">
               <w:proofErr w:type="spellStart"/>
               <w:r>
                 <w:rPr>
@@ -6651,7 +5990,27 @@
                 <w:szCs w:val="16"/>
                 <w:lang w:val="ru-RU"/>
               </w:rPr>
-              <w:t xml:space="preserve"> ч 1, 58-11. Приговор: ВТ </w:t>
+              <w:t xml:space="preserve"> ч 1, </w:t>
+            </w:r>
+            <w:proofErr w:type="gramStart"/>
+            <w:r>
+              <w:rPr>
+                <w:rFonts w:ascii="Arial" w:hAnsi="Arial" w:cs="Arial"/>
+                <w:sz w:val="16"/>
+                <w:szCs w:val="16"/>
+                <w:lang w:val="ru-RU"/>
+              </w:rPr>
+              <w:t>58-11</w:t>
+            </w:r>
+            <w:proofErr w:type="gramEnd"/>
+            <w:r>
+              <w:rPr>
+                <w:rFonts w:ascii="Arial" w:hAnsi="Arial" w:cs="Arial"/>
+                <w:sz w:val="16"/>
+                <w:szCs w:val="16"/>
+                <w:lang w:val="ru-RU"/>
+              </w:rPr>
+              <w:t xml:space="preserve">. Приговор: ВТ </w:t>
             </w:r>
             <w:proofErr w:type="spellStart"/>
             <w:r>
@@ -6743,7 +6102,7 @@
               </w:rPr>
               <w:t xml:space="preserve"> Книга памяти Челябинской обл. (</w:t>
             </w:r>
-            <w:hyperlink r:id="rId21" w:history="1">
+            <w:hyperlink r:id="rId23" w:history="1">
               <w:r>
                 <w:rPr>
                   <w:rStyle w:val="Hyperlink"/>
@@ -6945,7 +6304,7 @@
               </w:rPr>
               <w:t xml:space="preserve"> </w:t>
             </w:r>
-            <w:hyperlink r:id="rId22" w:history="1">
+            <w:hyperlink r:id="rId24" w:history="1">
               <w:r>
                 <w:rPr>
                   <w:rStyle w:val="Hyperlink"/>
@@ -7078,27 +6437,7 @@
                 <w:szCs w:val="16"/>
                 <w:lang w:val="ru-RU"/>
               </w:rPr>
-              <w:t xml:space="preserve">1902 г.р., уроженка г. Киева Украинской ССР, чешка, сторож </w:t>
-            </w:r>
-            <w:proofErr w:type="spellStart"/>
-            <w:r>
-              <w:rPr>
-                <w:rFonts w:ascii="Arial" w:hAnsi="Arial" w:cs="Arial"/>
-                <w:sz w:val="16"/>
-                <w:szCs w:val="16"/>
-                <w:lang w:val="ru-RU"/>
-              </w:rPr>
-              <w:t>сельхозучастка</w:t>
-            </w:r>
-            <w:proofErr w:type="spellEnd"/>
-            <w:r>
-              <w:rPr>
-                <w:rFonts w:ascii="Arial" w:hAnsi="Arial" w:cs="Arial"/>
-                <w:sz w:val="16"/>
-                <w:szCs w:val="16"/>
-                <w:lang w:val="ru-RU"/>
-              </w:rPr>
-              <w:t xml:space="preserve"> </w:t>
+              <w:t xml:space="preserve">1902 г.р., уроженка г. Киева Украинской ССР, чешка, сторож сельхозучастка </w:t>
             </w:r>
             <w:proofErr w:type="spellStart"/>
             <w:r>
@@ -7162,7 +6501,7 @@
               </w:rPr>
               <w:t xml:space="preserve"> </w:t>
             </w:r>
-            <w:hyperlink r:id="rId23" w:history="1">
+            <w:hyperlink r:id="rId25" w:history="1">
               <w:r>
                 <w:rPr>
                   <w:rStyle w:val="Hyperlink"/>
@@ -7786,347 +7125,6 @@
               </w:rPr>
               <w:t xml:space="preserve"> </w:t>
             </w:r>
-            <w:hyperlink r:id="rId24" w:history="1">
-              <w:r>
-                <w:rPr>
-                  <w:rStyle w:val="Hyperlink"/>
-                  <w:rFonts w:ascii="Arial" w:hAnsi="Arial" w:cs="Arial"/>
-                  <w:b/>
-                  <w:bCs/>
-                  <w:color w:val="auto"/>
-                  <w:sz w:val="16"/>
-                  <w:szCs w:val="16"/>
-                  <w:lang w:val="ru-RU"/>
-                </w:rPr>
-                <w:t>Открытый список</w:t>
-              </w:r>
-            </w:hyperlink>
-          </w:p>
-        </w:tc>
-      </w:tr>
-      <w:tr>
-        <w:trPr>
-          <w:trHeight w:val="288"/>
-        </w:trPr>
-        <w:tc>
-          <w:tcPr>
-            <w:tcW w:w="11049" w:type="dxa"/>
-            <w:tcBorders>
-              <w:left w:val="double" w:sz="1" w:space="0" w:color="808080"/>
-              <w:bottom w:val="double" w:sz="1" w:space="0" w:color="808080"/>
-              <w:right w:val="double" w:sz="2" w:space="0" w:color="808080"/>
-            </w:tcBorders>
-            <w:shd w:val="clear" w:color="auto" w:fill="auto"/>
-            <w:vAlign w:val="center"/>
-          </w:tcPr>
-          <w:p>
-            <w:pPr>
-              <w:suppressAutoHyphens w:val="0"/>
-              <w:rPr>
-                <w:rFonts w:ascii="Arial" w:eastAsia="Times New Roman" w:hAnsi="Arial" w:cs="Arial"/>
-                <w:kern w:val="0"/>
-                <w:sz w:val="16"/>
-                <w:szCs w:val="16"/>
-                <w:lang w:val="ru-RU" w:eastAsia="en-US" w:bidi="ar-SA"/>
-              </w:rPr>
-            </w:pPr>
-            <w:hyperlink r:id="rId25" w:history="1">
-              <w:proofErr w:type="spellStart"/>
-              <w:r>
-                <w:rPr>
-                  <w:rStyle w:val="Hyperlink"/>
-                  <w:rFonts w:ascii="Arial" w:hAnsi="Arial" w:cs="Arial"/>
-                  <w:b/>
-                  <w:bCs/>
-                  <w:color w:val="auto"/>
-                  <w:sz w:val="16"/>
-                  <w:szCs w:val="16"/>
-                  <w:bdr w:val="none" w:sz="0" w:space="0" w:color="auto" w:frame="1"/>
-                  <w:shd w:val="clear" w:color="auto" w:fill="FFFFFF"/>
-                  <w:lang w:val="ru-RU"/>
-                </w:rPr>
-                <w:t>Раудзеп</w:t>
-              </w:r>
-              <w:proofErr w:type="spellEnd"/>
-              <w:r>
-                <w:rPr>
-                  <w:rStyle w:val="Hyperlink"/>
-                  <w:rFonts w:ascii="Arial" w:hAnsi="Arial" w:cs="Arial"/>
-                  <w:b/>
-                  <w:bCs/>
-                  <w:color w:val="auto"/>
-                  <w:sz w:val="16"/>
-                  <w:szCs w:val="16"/>
-                  <w:bdr w:val="none" w:sz="0" w:space="0" w:color="auto" w:frame="1"/>
-                  <w:shd w:val="clear" w:color="auto" w:fill="FFFFFF"/>
-                  <w:lang w:val="ru-RU"/>
-                </w:rPr>
-                <w:t xml:space="preserve"> Анна Ивановна</w:t>
-              </w:r>
-            </w:hyperlink>
-            <w:r>
-              <w:rPr>
-                <w:rFonts w:ascii="Arial" w:hAnsi="Arial" w:cs="Arial"/>
-                <w:sz w:val="16"/>
-                <w:szCs w:val="16"/>
-                <w:lang w:val="ru-RU"/>
-              </w:rPr>
-              <w:t xml:space="preserve"> </w:t>
-            </w:r>
-            <w:r>
-              <w:rPr>
-                <w:rFonts w:ascii="Arial" w:hAnsi="Arial" w:cs="Arial"/>
-                <w:b/>
-                <w:bCs/>
-                <w:sz w:val="16"/>
-                <w:szCs w:val="16"/>
-                <w:lang w:val="ru-RU"/>
-              </w:rPr>
-              <w:t>50 лет</w:t>
-            </w:r>
-            <w:r>
-              <w:rPr>
-                <w:rFonts w:ascii="Arial" w:hAnsi="Arial" w:cs="Arial"/>
-                <w:b/>
-                <w:bCs/>
-                <w:sz w:val="16"/>
-                <w:szCs w:val="16"/>
-                <w:lang w:val="ru-RU"/>
-              </w:rPr>
-              <w:t xml:space="preserve"> </w:t>
-            </w:r>
-          </w:p>
-          <w:p>
-            <w:pPr>
-              <w:pStyle w:val="NormalWeb"/>
-              <w:shd w:val="clear" w:color="auto" w:fill="FFFFFF"/>
-              <w:spacing w:before="0" w:beforeAutospacing="0" w:after="0" w:afterAutospacing="0"/>
-              <w:textAlignment w:val="baseline"/>
-              <w:rPr>
-                <w:rFonts w:ascii="Arial" w:hAnsi="Arial" w:cs="Arial"/>
-                <w:sz w:val="16"/>
-                <w:szCs w:val="16"/>
-                <w:lang w:val="ru-RU"/>
-              </w:rPr>
-            </w:pPr>
-            <w:r>
-              <w:rPr>
-                <w:rFonts w:ascii="Arial" w:hAnsi="Arial" w:cs="Arial"/>
-                <w:sz w:val="16"/>
-                <w:szCs w:val="16"/>
-                <w:lang w:val="ru-RU"/>
-              </w:rPr>
-              <w:t xml:space="preserve">1888 г.р., </w:t>
-            </w:r>
-            <w:proofErr w:type="spellStart"/>
-            <w:r>
-              <w:rPr>
-                <w:rFonts w:ascii="Arial" w:hAnsi="Arial" w:cs="Arial"/>
-                <w:sz w:val="16"/>
-                <w:szCs w:val="16"/>
-                <w:lang w:val="ru-RU"/>
-              </w:rPr>
-              <w:t>м.р</w:t>
-            </w:r>
-            <w:proofErr w:type="spellEnd"/>
-            <w:r>
-              <w:rPr>
-                <w:rFonts w:ascii="Arial" w:hAnsi="Arial" w:cs="Arial"/>
-                <w:sz w:val="16"/>
-                <w:szCs w:val="16"/>
-                <w:lang w:val="ru-RU"/>
-              </w:rPr>
-              <w:t xml:space="preserve">.: г. Прага, чешка, образование: среднее, б/п; учительница, </w:t>
-            </w:r>
-            <w:proofErr w:type="spellStart"/>
-            <w:r>
-              <w:rPr>
-                <w:rFonts w:ascii="Arial" w:hAnsi="Arial" w:cs="Arial"/>
-                <w:sz w:val="16"/>
-                <w:szCs w:val="16"/>
-                <w:lang w:val="ru-RU"/>
-              </w:rPr>
-              <w:t>прож</w:t>
-            </w:r>
-            <w:proofErr w:type="spellEnd"/>
-            <w:r>
-              <w:rPr>
-                <w:rFonts w:ascii="Arial" w:hAnsi="Arial" w:cs="Arial"/>
-                <w:sz w:val="16"/>
-                <w:szCs w:val="16"/>
-                <w:lang w:val="ru-RU"/>
-              </w:rPr>
-              <w:t>.: станица Ярославская, арестована 22.</w:t>
-            </w:r>
-            <w:proofErr w:type="gramStart"/>
-            <w:r>
-              <w:rPr>
-                <w:rFonts w:ascii="Arial" w:hAnsi="Arial" w:cs="Arial"/>
-                <w:sz w:val="16"/>
-                <w:szCs w:val="16"/>
-                <w:lang w:val="ru-RU"/>
-              </w:rPr>
-              <w:t>01.1938.Обвинение</w:t>
-            </w:r>
-            <w:proofErr w:type="gramEnd"/>
-            <w:r>
-              <w:rPr>
-                <w:rFonts w:ascii="Arial" w:hAnsi="Arial" w:cs="Arial"/>
-                <w:sz w:val="16"/>
-                <w:szCs w:val="16"/>
-                <w:lang w:val="ru-RU"/>
-              </w:rPr>
-              <w:t>: "к/р деятельность". Приговор: тройка при УНКВД по Краснодарскому краю, 07.02.1938</w:t>
-            </w:r>
-            <w:r>
-              <w:rPr>
-                <w:rFonts w:ascii="Arial" w:hAnsi="Arial" w:cs="Arial"/>
-                <w:sz w:val="16"/>
-                <w:szCs w:val="16"/>
-                <w:lang w:val="ru-RU"/>
-              </w:rPr>
-              <w:t xml:space="preserve"> – </w:t>
-            </w:r>
-            <w:r>
-              <w:rPr>
-                <w:rFonts w:ascii="Arial" w:hAnsi="Arial" w:cs="Arial"/>
-                <w:sz w:val="16"/>
-                <w:szCs w:val="16"/>
-                <w:lang w:val="ru-RU"/>
-              </w:rPr>
-              <w:t>ВМН с конфискацией имущества. Расстреляна 23.02.1938</w:t>
-            </w:r>
-          </w:p>
-          <w:p>
-            <w:pPr>
-              <w:pStyle w:val="NormalWeb"/>
-              <w:shd w:val="clear" w:color="auto" w:fill="FFFFFF"/>
-              <w:spacing w:before="0" w:beforeAutospacing="0" w:after="0" w:afterAutospacing="0"/>
-              <w:textAlignment w:val="baseline"/>
-              <w:rPr>
-                <w:rFonts w:ascii="Arial" w:hAnsi="Arial" w:cs="Arial"/>
-                <w:sz w:val="16"/>
-                <w:szCs w:val="16"/>
-                <w:lang w:val="ru-RU"/>
-              </w:rPr>
-            </w:pPr>
-            <w:r>
-              <w:rPr>
-                <w:rFonts w:ascii="Arial" w:hAnsi="Arial" w:cs="Arial"/>
-                <w:sz w:val="16"/>
-                <w:szCs w:val="16"/>
-                <w:lang w:val="ru-RU"/>
-              </w:rPr>
-              <w:t>Реабилитация: Президиумом Краснодарского краевого суда, 30.03.1957</w:t>
-            </w:r>
-            <w:r>
-              <w:rPr>
-                <w:rFonts w:ascii="Arial" w:hAnsi="Arial" w:cs="Arial"/>
-                <w:sz w:val="16"/>
-                <w:szCs w:val="16"/>
-                <w:lang w:val="ru-RU"/>
-              </w:rPr>
-              <w:t xml:space="preserve"> – </w:t>
-            </w:r>
-            <w:r>
-              <w:rPr>
-                <w:rFonts w:ascii="Arial" w:hAnsi="Arial" w:cs="Arial"/>
-                <w:sz w:val="16"/>
-                <w:szCs w:val="16"/>
-                <w:lang w:val="ru-RU"/>
-              </w:rPr>
-              <w:t xml:space="preserve">за отсутствием состава преступления. </w:t>
-            </w:r>
-            <w:proofErr w:type="spellStart"/>
-            <w:r>
-              <w:rPr>
-                <w:rFonts w:ascii="Arial" w:hAnsi="Arial" w:cs="Arial"/>
-                <w:sz w:val="16"/>
-                <w:szCs w:val="16"/>
-                <w:lang w:val="ru-RU"/>
-              </w:rPr>
-              <w:t>Арх.дело</w:t>
-            </w:r>
-            <w:proofErr w:type="spellEnd"/>
-            <w:r>
-              <w:rPr>
-                <w:rFonts w:ascii="Arial" w:hAnsi="Arial" w:cs="Arial"/>
-                <w:sz w:val="16"/>
-                <w:szCs w:val="16"/>
-                <w:lang w:val="ru-RU"/>
-              </w:rPr>
-              <w:t>: 17665</w:t>
-            </w:r>
-          </w:p>
-          <w:p>
-            <w:pPr>
-              <w:pStyle w:val="NormalWeb"/>
-              <w:shd w:val="clear" w:color="auto" w:fill="FFFFFF"/>
-              <w:spacing w:before="0" w:beforeAutospacing="0" w:after="0" w:afterAutospacing="0"/>
-              <w:textAlignment w:val="baseline"/>
-              <w:rPr>
-                <w:rFonts w:ascii="Arial" w:hAnsi="Arial" w:cs="Arial"/>
-                <w:sz w:val="16"/>
-                <w:szCs w:val="16"/>
-                <w:lang w:val="ru-RU"/>
-              </w:rPr>
-            </w:pPr>
-            <w:r>
-              <w:rPr>
-                <w:rFonts w:ascii="Arial" w:hAnsi="Arial" w:cs="Arial"/>
-                <w:sz w:val="16"/>
-                <w:szCs w:val="16"/>
-                <w:lang w:val="ru-RU"/>
-              </w:rPr>
-              <w:t>Источник:</w:t>
-            </w:r>
-            <w:r>
-              <w:rPr>
-                <w:rFonts w:ascii="Arial" w:hAnsi="Arial" w:cs="Arial"/>
-                <w:sz w:val="16"/>
-                <w:szCs w:val="16"/>
-                <w:lang w:val="ru-RU"/>
-              </w:rPr>
-              <w:t xml:space="preserve"> Книга памяти Краснодарского </w:t>
-            </w:r>
-            <w:proofErr w:type="gramStart"/>
-            <w:r>
-              <w:rPr>
-                <w:rFonts w:ascii="Arial" w:hAnsi="Arial" w:cs="Arial"/>
-                <w:sz w:val="16"/>
-                <w:szCs w:val="16"/>
-                <w:lang w:val="ru-RU"/>
-              </w:rPr>
-              <w:t>края ,</w:t>
-            </w:r>
-            <w:proofErr w:type="gramEnd"/>
-            <w:r>
-              <w:rPr>
-                <w:rFonts w:ascii="Arial" w:hAnsi="Arial" w:cs="Arial"/>
-                <w:sz w:val="16"/>
-                <w:szCs w:val="16"/>
-                <w:lang w:val="ru-RU"/>
-              </w:rPr>
-              <w:t xml:space="preserve"> т.3</w:t>
-            </w:r>
-            <w:r>
-              <w:rPr>
-                <w:rFonts w:ascii="Arial" w:hAnsi="Arial" w:cs="Arial"/>
-                <w:sz w:val="16"/>
-                <w:szCs w:val="16"/>
-                <w:lang w:val="ru-RU"/>
-              </w:rPr>
-              <w:t>;</w:t>
-            </w:r>
-            <w:r>
-              <w:rPr>
-                <w:rFonts w:ascii="Arial" w:hAnsi="Arial" w:cs="Arial"/>
-                <w:sz w:val="16"/>
-                <w:szCs w:val="16"/>
-                <w:lang w:val="ru-RU"/>
-              </w:rPr>
-              <w:t xml:space="preserve"> </w:t>
-            </w:r>
             <w:hyperlink r:id="rId26" w:history="1">
               <w:r>
                 <w:rPr>
@@ -8186,7 +7184,7 @@
                   <w:shd w:val="clear" w:color="auto" w:fill="FFFFFF"/>
                   <w:lang w:val="ru-RU"/>
                 </w:rPr>
-                <w:t>Семьянова</w:t>
+                <w:t>Раудзеп</w:t>
               </w:r>
               <w:proofErr w:type="spellEnd"/>
               <w:r>
@@ -8202,7 +7200,7 @@
                   <w:shd w:val="clear" w:color="auto" w:fill="FFFFFF"/>
                   <w:lang w:val="ru-RU"/>
                 </w:rPr>
-                <w:t xml:space="preserve"> Анна Иосифовна</w:t>
+                <w:t xml:space="preserve"> Анна Ивановна</w:t>
               </w:r>
             </w:hyperlink>
             <w:r>
@@ -8223,7 +7221,7 @@
                 <w:szCs w:val="16"/>
                 <w:lang w:val="ru-RU"/>
               </w:rPr>
-              <w:t>47 лет</w:t>
+              <w:t>50 лет</w:t>
             </w:r>
             <w:r>
               <w:rPr>
@@ -8257,7 +7255,8 @@
                 <w:szCs w:val="16"/>
                 <w:lang w:val="ru-RU"/>
               </w:rPr>
-              <w:t xml:space="preserve">1891 г.р., </w:t>
+              <w:lastRenderedPageBreak/>
+              <w:t xml:space="preserve">1888 г.р., </w:t>
             </w:r>
             <w:proofErr w:type="spellStart"/>
             <w:r>
@@ -8277,61 +7276,7 @@
                 <w:szCs w:val="16"/>
                 <w:lang w:val="ru-RU"/>
               </w:rPr>
-              <w:t>.: Волынская губ., Луцкий уезд, чешка, образование: начальное</w:t>
-            </w:r>
-            <w:r>
-              <w:rPr>
-                <w:rFonts w:ascii="Arial" w:hAnsi="Arial" w:cs="Arial"/>
-                <w:sz w:val="16"/>
-                <w:szCs w:val="16"/>
-                <w:lang w:val="ru-RU"/>
-              </w:rPr>
-              <w:t xml:space="preserve">, </w:t>
-            </w:r>
-            <w:r>
-              <w:rPr>
-                <w:rFonts w:ascii="Arial" w:hAnsi="Arial" w:cs="Arial"/>
-                <w:sz w:val="16"/>
-                <w:szCs w:val="16"/>
-                <w:lang w:val="ru-RU"/>
-              </w:rPr>
-              <w:t>ч</w:t>
-            </w:r>
-            <w:r>
-              <w:rPr>
-                <w:rFonts w:ascii="Arial" w:hAnsi="Arial" w:cs="Arial"/>
-                <w:sz w:val="16"/>
-                <w:szCs w:val="16"/>
-                <w:lang w:val="ru-RU"/>
-              </w:rPr>
-              <w:t>л</w:t>
-            </w:r>
-            <w:r>
-              <w:rPr>
-                <w:rFonts w:ascii="Arial" w:hAnsi="Arial" w:cs="Arial"/>
-                <w:sz w:val="16"/>
-                <w:szCs w:val="16"/>
-                <w:lang w:val="ru-RU"/>
-              </w:rPr>
-              <w:t>ен</w:t>
-            </w:r>
-            <w:r>
-              <w:rPr>
-                <w:rFonts w:ascii="Arial" w:hAnsi="Arial" w:cs="Arial"/>
-                <w:sz w:val="16"/>
-                <w:szCs w:val="16"/>
-                <w:lang w:val="ru-RU"/>
-              </w:rPr>
-              <w:t xml:space="preserve"> колхоза "Крестьянин"</w:t>
-            </w:r>
-            <w:r>
-              <w:rPr>
-                <w:rFonts w:ascii="Arial" w:hAnsi="Arial" w:cs="Arial"/>
-                <w:sz w:val="16"/>
-                <w:szCs w:val="16"/>
-                <w:lang w:val="ru-RU"/>
-              </w:rPr>
-              <w:t xml:space="preserve">, </w:t>
+              <w:t xml:space="preserve">.: г. Прага, чешка, образование: среднее, б/п; учительница, </w:t>
             </w:r>
             <w:proofErr w:type="spellStart"/>
             <w:r>
@@ -8351,101 +7296,7 @@
                 <w:szCs w:val="16"/>
                 <w:lang w:val="ru-RU"/>
               </w:rPr>
-              <w:t>.: Новосибирская обл., Искитимский р-н, д. Сосновка</w:t>
-            </w:r>
-            <w:r>
-              <w:rPr>
-                <w:rFonts w:ascii="Arial" w:hAnsi="Arial" w:cs="Arial"/>
-                <w:sz w:val="16"/>
-                <w:szCs w:val="16"/>
-                <w:lang w:val="ru-RU"/>
-              </w:rPr>
-              <w:t xml:space="preserve">, </w:t>
-            </w:r>
-            <w:r>
-              <w:rPr>
-                <w:rFonts w:ascii="Arial" w:hAnsi="Arial" w:cs="Arial"/>
-                <w:sz w:val="16"/>
-                <w:szCs w:val="16"/>
-                <w:lang w:val="ru-RU"/>
-              </w:rPr>
-              <w:t>арестована 22.01.1938</w:t>
-            </w:r>
-            <w:r>
-              <w:rPr>
-                <w:rFonts w:ascii="Arial" w:hAnsi="Arial" w:cs="Arial"/>
-                <w:sz w:val="16"/>
-                <w:szCs w:val="16"/>
-                <w:lang w:val="ru-RU"/>
-              </w:rPr>
-              <w:t xml:space="preserve">. </w:t>
-            </w:r>
-            <w:r>
-              <w:rPr>
-                <w:rFonts w:ascii="Arial" w:hAnsi="Arial" w:cs="Arial"/>
-                <w:sz w:val="16"/>
-                <w:szCs w:val="16"/>
-                <w:lang w:val="ru-RU"/>
-              </w:rPr>
-              <w:t>Обвинение: обв. в причастности к к</w:t>
-            </w:r>
-            <w:r>
-              <w:rPr>
-                <w:rFonts w:ascii="Arial" w:hAnsi="Arial" w:cs="Arial"/>
-                <w:sz w:val="16"/>
-                <w:szCs w:val="16"/>
-                <w:lang w:val="ru-RU"/>
-              </w:rPr>
-              <w:t>/р</w:t>
-            </w:r>
-            <w:r>
-              <w:rPr>
-                <w:rFonts w:ascii="Arial" w:hAnsi="Arial" w:cs="Arial"/>
-                <w:sz w:val="16"/>
-                <w:szCs w:val="16"/>
-                <w:lang w:val="ru-RU"/>
-              </w:rPr>
-              <w:t xml:space="preserve"> </w:t>
-            </w:r>
-            <w:proofErr w:type="spellStart"/>
-            <w:r>
-              <w:rPr>
-                <w:rFonts w:ascii="Arial" w:hAnsi="Arial" w:cs="Arial"/>
-                <w:sz w:val="16"/>
-                <w:szCs w:val="16"/>
-                <w:lang w:val="ru-RU"/>
-              </w:rPr>
-              <w:t>диверсион</w:t>
-            </w:r>
-            <w:proofErr w:type="spellEnd"/>
-            <w:r>
-              <w:rPr>
-                <w:rFonts w:ascii="Arial" w:hAnsi="Arial" w:cs="Arial"/>
-                <w:sz w:val="16"/>
-                <w:szCs w:val="16"/>
-                <w:lang w:val="ru-RU"/>
-              </w:rPr>
-              <w:t>.-</w:t>
-            </w:r>
-            <w:proofErr w:type="spellStart"/>
-            <w:r>
-              <w:rPr>
-                <w:rFonts w:ascii="Arial" w:hAnsi="Arial" w:cs="Arial"/>
-                <w:sz w:val="16"/>
-                <w:szCs w:val="16"/>
-                <w:lang w:val="ru-RU"/>
-              </w:rPr>
-              <w:t>повстанч</w:t>
-            </w:r>
-            <w:proofErr w:type="spellEnd"/>
-            <w:r>
-              <w:rPr>
-                <w:rFonts w:ascii="Arial" w:hAnsi="Arial" w:cs="Arial"/>
-                <w:sz w:val="16"/>
-                <w:szCs w:val="16"/>
-                <w:lang w:val="ru-RU"/>
-              </w:rPr>
-              <w:t xml:space="preserve">. организации, ст. </w:t>
+              <w:t>.: станица Ярославская, арестована 22.</w:t>
             </w:r>
             <w:proofErr w:type="gramStart"/>
             <w:r>
@@ -8455,7 +7306,7 @@
                 <w:szCs w:val="16"/>
                 <w:lang w:val="ru-RU"/>
               </w:rPr>
-              <w:t>58-2,6</w:t>
+              <w:t>01.1938.Обвинение</w:t>
             </w:r>
             <w:proofErr w:type="gramEnd"/>
             <w:r>
@@ -8465,7 +7316,25 @@
                 <w:szCs w:val="16"/>
                 <w:lang w:val="ru-RU"/>
               </w:rPr>
-              <w:t>,9,10,11 УК РСФСР.</w:t>
+              <w:t>: "к/р деятельность". Приговор: тройка при УНКВД по Краснодарскому краю, 07.02.1938</w:t>
+            </w:r>
+            <w:r>
+              <w:rPr>
+                <w:rFonts w:ascii="Arial" w:hAnsi="Arial" w:cs="Arial"/>
+                <w:sz w:val="16"/>
+                <w:szCs w:val="16"/>
+                <w:lang w:val="ru-RU"/>
+              </w:rPr>
+              <w:t xml:space="preserve"> – </w:t>
+            </w:r>
+            <w:r>
+              <w:rPr>
+                <w:rFonts w:ascii="Arial" w:hAnsi="Arial" w:cs="Arial"/>
+                <w:sz w:val="16"/>
+                <w:szCs w:val="16"/>
+                <w:lang w:val="ru-RU"/>
+              </w:rPr>
+              <w:t>ВМН с конфискацией имущества. Расстреляна 23.02.1938</w:t>
             </w:r>
           </w:p>
           <w:p>
@@ -8488,7 +7357,7 @@
                 <w:szCs w:val="16"/>
                 <w:lang w:val="ru-RU"/>
               </w:rPr>
-              <w:t>Приговор: Постановлением комиссии НКВД и Прокурора СССР, 14.02.1938</w:t>
+              <w:t>Реабилитация: Президиумом Краснодарского краевого суда, 30.03.1957</w:t>
             </w:r>
             <w:r>
               <w:rPr>
@@ -8506,43 +7375,27 @@
                 <w:szCs w:val="16"/>
                 <w:lang w:val="ru-RU"/>
               </w:rPr>
-              <w:t>ВМН.</w:t>
-            </w:r>
-            <w:r>
-              <w:rPr>
-                <w:rFonts w:ascii="Arial" w:hAnsi="Arial" w:cs="Arial"/>
-                <w:sz w:val="16"/>
-                <w:szCs w:val="16"/>
-                <w:lang w:val="ru-RU"/>
-              </w:rPr>
-              <w:t xml:space="preserve"> </w:t>
-            </w:r>
-            <w:r>
-              <w:rPr>
-                <w:rFonts w:ascii="Arial" w:hAnsi="Arial" w:cs="Arial"/>
-                <w:sz w:val="16"/>
-                <w:szCs w:val="16"/>
-                <w:lang w:val="ru-RU"/>
-              </w:rPr>
-              <w:t>Расстреляна 03.03.1938</w:t>
-            </w:r>
-            <w:r>
-              <w:rPr>
-                <w:rFonts w:ascii="Arial" w:hAnsi="Arial" w:cs="Arial"/>
-                <w:sz w:val="16"/>
-                <w:szCs w:val="16"/>
-                <w:lang w:val="ru-RU"/>
-              </w:rPr>
-              <w:t xml:space="preserve">. </w:t>
-            </w:r>
-            <w:r>
-              <w:rPr>
-                <w:rFonts w:ascii="Arial" w:hAnsi="Arial" w:cs="Arial"/>
-                <w:sz w:val="16"/>
-                <w:szCs w:val="16"/>
-                <w:lang w:val="ru-RU"/>
-              </w:rPr>
-              <w:t>Реабилитация: 08.07.1958</w:t>
+              <w:t xml:space="preserve">за отсутствием состава преступления. </w:t>
+            </w:r>
+            <w:proofErr w:type="spellStart"/>
+            <w:r>
+              <w:rPr>
+                <w:rFonts w:ascii="Arial" w:hAnsi="Arial" w:cs="Arial"/>
+                <w:sz w:val="16"/>
+                <w:szCs w:val="16"/>
+                <w:lang w:val="ru-RU"/>
+              </w:rPr>
+              <w:t>Арх.дело</w:t>
+            </w:r>
+            <w:proofErr w:type="spellEnd"/>
+            <w:r>
+              <w:rPr>
+                <w:rFonts w:ascii="Arial" w:hAnsi="Arial" w:cs="Arial"/>
+                <w:sz w:val="16"/>
+                <w:szCs w:val="16"/>
+                <w:lang w:val="ru-RU"/>
+              </w:rPr>
+              <w:t>: 17665</w:t>
             </w:r>
           </w:p>
           <w:p>
@@ -8574,7 +7427,7 @@
                 <w:szCs w:val="16"/>
                 <w:lang w:val="ru-RU"/>
               </w:rPr>
-              <w:t xml:space="preserve"> Книга памяти Новосибирской </w:t>
+              <w:t xml:space="preserve"> Книга памяти Краснодарского </w:t>
             </w:r>
             <w:proofErr w:type="gramStart"/>
             <w:r>
@@ -8584,7 +7437,7 @@
                 <w:szCs w:val="16"/>
                 <w:lang w:val="ru-RU"/>
               </w:rPr>
-              <w:t>обл. ,</w:t>
+              <w:t>края ,</w:t>
             </w:r>
             <w:proofErr w:type="gramEnd"/>
             <w:r>
@@ -8594,7 +7447,7 @@
                 <w:szCs w:val="16"/>
                 <w:lang w:val="ru-RU"/>
               </w:rPr>
-              <w:t xml:space="preserve"> т. 4</w:t>
+              <w:t xml:space="preserve"> т.3</w:t>
             </w:r>
             <w:r>
               <w:rPr>
@@ -8652,8 +7505,6 @@
               <w:suppressAutoHyphens w:val="0"/>
               <w:rPr>
                 <w:rFonts w:ascii="Arial" w:eastAsia="Times New Roman" w:hAnsi="Arial" w:cs="Arial"/>
-                <w:b/>
-                <w:bCs/>
                 <w:kern w:val="0"/>
                 <w:sz w:val="16"/>
                 <w:szCs w:val="16"/>
@@ -8661,6 +7512,7 @@
               </w:rPr>
             </w:pPr>
             <w:hyperlink r:id="rId29" w:history="1">
+              <w:proofErr w:type="spellStart"/>
               <w:r>
                 <w:rPr>
                   <w:rStyle w:val="Hyperlink"/>
@@ -8674,7 +7526,23 @@
                   <w:shd w:val="clear" w:color="auto" w:fill="FFFFFF"/>
                   <w:lang w:val="ru-RU"/>
                 </w:rPr>
-                <w:t>Сойко Варвара Иосифовна</w:t>
+                <w:t>Семьянова</w:t>
+              </w:r>
+              <w:proofErr w:type="spellEnd"/>
+              <w:r>
+                <w:rPr>
+                  <w:rStyle w:val="Hyperlink"/>
+                  <w:rFonts w:ascii="Arial" w:hAnsi="Arial" w:cs="Arial"/>
+                  <w:b/>
+                  <w:bCs/>
+                  <w:color w:val="auto"/>
+                  <w:sz w:val="16"/>
+                  <w:szCs w:val="16"/>
+                  <w:bdr w:val="none" w:sz="0" w:space="0" w:color="auto" w:frame="1"/>
+                  <w:shd w:val="clear" w:color="auto" w:fill="FFFFFF"/>
+                  <w:lang w:val="ru-RU"/>
+                </w:rPr>
+                <w:t xml:space="preserve"> Анна Иосифовна</w:t>
               </w:r>
             </w:hyperlink>
             <w:r>
@@ -8695,7 +7563,7 @@
                 <w:szCs w:val="16"/>
                 <w:lang w:val="ru-RU"/>
               </w:rPr>
-              <w:t>49 лет</w:t>
+              <w:t>47 лет</w:t>
             </w:r>
             <w:r>
               <w:rPr>
@@ -8729,7 +7597,7 @@
                 <w:szCs w:val="16"/>
                 <w:lang w:val="ru-RU"/>
               </w:rPr>
-              <w:t xml:space="preserve">1889 г.р., </w:t>
+              <w:t xml:space="preserve">1891 г.р., </w:t>
             </w:r>
             <w:proofErr w:type="spellStart"/>
             <w:r>
@@ -8749,7 +7617,61 @@
                 <w:szCs w:val="16"/>
                 <w:lang w:val="ru-RU"/>
               </w:rPr>
-              <w:t xml:space="preserve">.: Украинская ССР, Киевская обл., Макаровский р-н, с. </w:t>
+              <w:t>.: Волынская губ., Луцкий уезд, чешка, образование: начальное</w:t>
+            </w:r>
+            <w:r>
+              <w:rPr>
+                <w:rFonts w:ascii="Arial" w:hAnsi="Arial" w:cs="Arial"/>
+                <w:sz w:val="16"/>
+                <w:szCs w:val="16"/>
+                <w:lang w:val="ru-RU"/>
+              </w:rPr>
+              <w:t xml:space="preserve">, </w:t>
+            </w:r>
+            <w:r>
+              <w:rPr>
+                <w:rFonts w:ascii="Arial" w:hAnsi="Arial" w:cs="Arial"/>
+                <w:sz w:val="16"/>
+                <w:szCs w:val="16"/>
+                <w:lang w:val="ru-RU"/>
+              </w:rPr>
+              <w:t>ч</w:t>
+            </w:r>
+            <w:r>
+              <w:rPr>
+                <w:rFonts w:ascii="Arial" w:hAnsi="Arial" w:cs="Arial"/>
+                <w:sz w:val="16"/>
+                <w:szCs w:val="16"/>
+                <w:lang w:val="ru-RU"/>
+              </w:rPr>
+              <w:t>л</w:t>
+            </w:r>
+            <w:r>
+              <w:rPr>
+                <w:rFonts w:ascii="Arial" w:hAnsi="Arial" w:cs="Arial"/>
+                <w:sz w:val="16"/>
+                <w:szCs w:val="16"/>
+                <w:lang w:val="ru-RU"/>
+              </w:rPr>
+              <w:t>ен</w:t>
+            </w:r>
+            <w:r>
+              <w:rPr>
+                <w:rFonts w:ascii="Arial" w:hAnsi="Arial" w:cs="Arial"/>
+                <w:sz w:val="16"/>
+                <w:szCs w:val="16"/>
+                <w:lang w:val="ru-RU"/>
+              </w:rPr>
+              <w:t xml:space="preserve"> колхоза "Крестьянин"</w:t>
+            </w:r>
+            <w:r>
+              <w:rPr>
+                <w:rFonts w:ascii="Arial" w:hAnsi="Arial" w:cs="Arial"/>
+                <w:sz w:val="16"/>
+                <w:szCs w:val="16"/>
+                <w:lang w:val="ru-RU"/>
+              </w:rPr>
+              <w:t xml:space="preserve">, </w:t>
             </w:r>
             <w:proofErr w:type="spellStart"/>
             <w:r>
@@ -8759,7 +7681,7 @@
                 <w:szCs w:val="16"/>
                 <w:lang w:val="ru-RU"/>
               </w:rPr>
-              <w:t>Маряновка</w:t>
+              <w:t>прож</w:t>
             </w:r>
             <w:proofErr w:type="spellEnd"/>
             <w:r>
@@ -8769,7 +7691,7 @@
                 <w:szCs w:val="16"/>
                 <w:lang w:val="ru-RU"/>
               </w:rPr>
-              <w:t>, чешка, образование: начальное</w:t>
+              <w:t>.: Новосибирская обл., Искитимский р-н, д. Сосновка</w:t>
             </w:r>
             <w:r>
               <w:rPr>
@@ -8787,16 +7709,43 @@
                 <w:szCs w:val="16"/>
                 <w:lang w:val="ru-RU"/>
               </w:rPr>
-              <w:t>домохозяйка</w:t>
-            </w:r>
-            <w:r>
-              <w:rPr>
-                <w:rFonts w:ascii="Arial" w:hAnsi="Arial" w:cs="Arial"/>
-                <w:sz w:val="16"/>
-                <w:szCs w:val="16"/>
-                <w:lang w:val="ru-RU"/>
-              </w:rPr>
-              <w:t xml:space="preserve">, </w:t>
+              <w:t>арестована 22.01.1938</w:t>
+            </w:r>
+            <w:r>
+              <w:rPr>
+                <w:rFonts w:ascii="Arial" w:hAnsi="Arial" w:cs="Arial"/>
+                <w:sz w:val="16"/>
+                <w:szCs w:val="16"/>
+                <w:lang w:val="ru-RU"/>
+              </w:rPr>
+              <w:t xml:space="preserve">. </w:t>
+            </w:r>
+            <w:r>
+              <w:rPr>
+                <w:rFonts w:ascii="Arial" w:hAnsi="Arial" w:cs="Arial"/>
+                <w:sz w:val="16"/>
+                <w:szCs w:val="16"/>
+                <w:lang w:val="ru-RU"/>
+              </w:rPr>
+              <w:t>Обвинение: обв. в причастности к к</w:t>
+            </w:r>
+            <w:r>
+              <w:rPr>
+                <w:rFonts w:ascii="Arial" w:hAnsi="Arial" w:cs="Arial"/>
+                <w:sz w:val="16"/>
+                <w:szCs w:val="16"/>
+                <w:lang w:val="ru-RU"/>
+              </w:rPr>
+              <w:t>/р</w:t>
+            </w:r>
+            <w:r>
+              <w:rPr>
+                <w:rFonts w:ascii="Arial" w:hAnsi="Arial" w:cs="Arial"/>
+                <w:sz w:val="16"/>
+                <w:szCs w:val="16"/>
+                <w:lang w:val="ru-RU"/>
+              </w:rPr>
+              <w:t xml:space="preserve"> </w:t>
             </w:r>
             <w:proofErr w:type="spellStart"/>
             <w:r>
@@ -8806,7 +7755,7 @@
                 <w:szCs w:val="16"/>
                 <w:lang w:val="ru-RU"/>
               </w:rPr>
-              <w:t>прож</w:t>
+              <w:t>диверсион</w:t>
             </w:r>
             <w:proofErr w:type="spellEnd"/>
             <w:r>
@@ -8816,124 +7765,7 @@
                 <w:szCs w:val="16"/>
                 <w:lang w:val="ru-RU"/>
               </w:rPr>
-              <w:t>.: Пермская обл., п. Громовой</w:t>
-            </w:r>
-            <w:r>
-              <w:rPr>
-                <w:rFonts w:ascii="Arial" w:hAnsi="Arial" w:cs="Arial"/>
-                <w:sz w:val="16"/>
-                <w:szCs w:val="16"/>
-                <w:lang w:val="ru-RU"/>
-              </w:rPr>
-              <w:t xml:space="preserve">, </w:t>
-            </w:r>
-            <w:r>
-              <w:rPr>
-                <w:rFonts w:ascii="Arial" w:hAnsi="Arial" w:cs="Arial"/>
-                <w:sz w:val="16"/>
-                <w:szCs w:val="16"/>
-                <w:lang w:val="ru-RU"/>
-              </w:rPr>
-              <w:t>арестована 25.12.1937</w:t>
-            </w:r>
-            <w:r>
-              <w:rPr>
-                <w:rFonts w:ascii="Arial" w:hAnsi="Arial" w:cs="Arial"/>
-                <w:sz w:val="16"/>
-                <w:szCs w:val="16"/>
-                <w:lang w:val="ru-RU"/>
-              </w:rPr>
-              <w:t xml:space="preserve">. </w:t>
-            </w:r>
-            <w:r>
-              <w:rPr>
-                <w:rFonts w:ascii="Arial" w:hAnsi="Arial" w:cs="Arial"/>
-                <w:sz w:val="16"/>
-                <w:szCs w:val="16"/>
-                <w:lang w:val="ru-RU"/>
-              </w:rPr>
-              <w:t>Обвинение: КРПО</w:t>
-            </w:r>
-            <w:r>
-              <w:rPr>
-                <w:rFonts w:ascii="Arial" w:hAnsi="Arial" w:cs="Arial"/>
-                <w:sz w:val="16"/>
-                <w:szCs w:val="16"/>
-                <w:lang w:val="ru-RU"/>
-              </w:rPr>
-              <w:t xml:space="preserve">. </w:t>
-            </w:r>
-            <w:r>
-              <w:rPr>
-                <w:rFonts w:ascii="Arial" w:hAnsi="Arial" w:cs="Arial"/>
-                <w:sz w:val="16"/>
-                <w:szCs w:val="16"/>
-                <w:lang w:val="ru-RU"/>
-              </w:rPr>
-              <w:t>Приговор: 16.01.1938</w:t>
-            </w:r>
-            <w:r>
-              <w:rPr>
-                <w:rFonts w:ascii="Arial" w:hAnsi="Arial" w:cs="Arial"/>
-                <w:sz w:val="16"/>
-                <w:szCs w:val="16"/>
-                <w:lang w:val="ru-RU"/>
-              </w:rPr>
-              <w:t xml:space="preserve"> – </w:t>
-            </w:r>
-            <w:r>
-              <w:rPr>
-                <w:rFonts w:ascii="Arial" w:hAnsi="Arial" w:cs="Arial"/>
-                <w:sz w:val="16"/>
-                <w:szCs w:val="16"/>
-                <w:lang w:val="ru-RU"/>
-              </w:rPr>
-              <w:t>ВМН</w:t>
-            </w:r>
-            <w:r>
-              <w:rPr>
-                <w:rFonts w:ascii="Arial" w:hAnsi="Arial" w:cs="Arial"/>
-                <w:sz w:val="16"/>
-                <w:szCs w:val="16"/>
-                <w:lang w:val="ru-RU"/>
-              </w:rPr>
-              <w:t xml:space="preserve">. </w:t>
-            </w:r>
-            <w:r>
-              <w:rPr>
-                <w:rFonts w:ascii="Arial" w:hAnsi="Arial" w:cs="Arial"/>
-                <w:sz w:val="16"/>
-                <w:szCs w:val="16"/>
-                <w:lang w:val="ru-RU"/>
-              </w:rPr>
-              <w:t>Расстреляна 15.02.1938</w:t>
-            </w:r>
-            <w:r>
-              <w:rPr>
-                <w:rFonts w:ascii="Arial" w:hAnsi="Arial" w:cs="Arial"/>
-                <w:sz w:val="16"/>
-                <w:szCs w:val="16"/>
-                <w:lang w:val="ru-RU"/>
-              </w:rPr>
-              <w:t xml:space="preserve">. </w:t>
-            </w:r>
-            <w:r>
-              <w:rPr>
-                <w:rFonts w:ascii="Arial" w:hAnsi="Arial" w:cs="Arial"/>
-                <w:sz w:val="16"/>
-                <w:szCs w:val="16"/>
-                <w:lang w:val="ru-RU"/>
-              </w:rPr>
-              <w:t>Реабилитация: Военный Трибунал Уральского ВО</w:t>
-            </w:r>
-            <w:r>
-              <w:rPr>
-                <w:rFonts w:ascii="Arial" w:hAnsi="Arial" w:cs="Arial"/>
-                <w:sz w:val="16"/>
-                <w:szCs w:val="16"/>
-                <w:lang w:val="ru-RU"/>
-              </w:rPr>
-              <w:t xml:space="preserve">. </w:t>
+              <w:t>.-</w:t>
             </w:r>
             <w:proofErr w:type="spellStart"/>
             <w:r>
@@ -8943,7 +7775,7 @@
                 <w:szCs w:val="16"/>
                 <w:lang w:val="ru-RU"/>
               </w:rPr>
-              <w:t>Арх.дело</w:t>
+              <w:t>повстанч</w:t>
             </w:r>
             <w:proofErr w:type="spellEnd"/>
             <w:r>
@@ -8953,27 +7785,27 @@
                 <w:szCs w:val="16"/>
                 <w:lang w:val="ru-RU"/>
               </w:rPr>
-              <w:t xml:space="preserve">: </w:t>
-            </w:r>
-            <w:proofErr w:type="spellStart"/>
-            <w:r>
-              <w:rPr>
-                <w:rFonts w:ascii="Arial" w:hAnsi="Arial" w:cs="Arial"/>
-                <w:sz w:val="16"/>
-                <w:szCs w:val="16"/>
-                <w:lang w:val="ru-RU"/>
-              </w:rPr>
-              <w:t>ПермГАСПИ</w:t>
-            </w:r>
-            <w:proofErr w:type="spellEnd"/>
-            <w:r>
-              <w:rPr>
-                <w:rFonts w:ascii="Arial" w:hAnsi="Arial" w:cs="Arial"/>
-                <w:sz w:val="16"/>
-                <w:szCs w:val="16"/>
-                <w:lang w:val="ru-RU"/>
-              </w:rPr>
-              <w:t>. Ф.641/1. Оп.1. Д.13296.</w:t>
+              <w:t xml:space="preserve">. организации, ст. </w:t>
+            </w:r>
+            <w:proofErr w:type="gramStart"/>
+            <w:r>
+              <w:rPr>
+                <w:rFonts w:ascii="Arial" w:hAnsi="Arial" w:cs="Arial"/>
+                <w:sz w:val="16"/>
+                <w:szCs w:val="16"/>
+                <w:lang w:val="ru-RU"/>
+              </w:rPr>
+              <w:t>58-2,6</w:t>
+            </w:r>
+            <w:proofErr w:type="gramEnd"/>
+            <w:r>
+              <w:rPr>
+                <w:rFonts w:ascii="Arial" w:hAnsi="Arial" w:cs="Arial"/>
+                <w:sz w:val="16"/>
+                <w:szCs w:val="16"/>
+                <w:lang w:val="ru-RU"/>
+              </w:rPr>
+              <w:t>,9,10,11 УК РСФСР.</w:t>
             </w:r>
           </w:p>
           <w:p>
@@ -8996,6 +7828,83 @@
                 <w:szCs w:val="16"/>
                 <w:lang w:val="ru-RU"/>
               </w:rPr>
+              <w:t>Приговор: Постановлением комиссии НКВД и Прокурора СССР, 14.02.1938</w:t>
+            </w:r>
+            <w:r>
+              <w:rPr>
+                <w:rFonts w:ascii="Arial" w:hAnsi="Arial" w:cs="Arial"/>
+                <w:sz w:val="16"/>
+                <w:szCs w:val="16"/>
+                <w:lang w:val="ru-RU"/>
+              </w:rPr>
+              <w:t xml:space="preserve"> – </w:t>
+            </w:r>
+            <w:r>
+              <w:rPr>
+                <w:rFonts w:ascii="Arial" w:hAnsi="Arial" w:cs="Arial"/>
+                <w:sz w:val="16"/>
+                <w:szCs w:val="16"/>
+                <w:lang w:val="ru-RU"/>
+              </w:rPr>
+              <w:t>ВМН.</w:t>
+            </w:r>
+            <w:r>
+              <w:rPr>
+                <w:rFonts w:ascii="Arial" w:hAnsi="Arial" w:cs="Arial"/>
+                <w:sz w:val="16"/>
+                <w:szCs w:val="16"/>
+                <w:lang w:val="ru-RU"/>
+              </w:rPr>
+              <w:t xml:space="preserve"> </w:t>
+            </w:r>
+            <w:r>
+              <w:rPr>
+                <w:rFonts w:ascii="Arial" w:hAnsi="Arial" w:cs="Arial"/>
+                <w:sz w:val="16"/>
+                <w:szCs w:val="16"/>
+                <w:lang w:val="ru-RU"/>
+              </w:rPr>
+              <w:t>Расстреляна 03.03.1938</w:t>
+            </w:r>
+            <w:r>
+              <w:rPr>
+                <w:rFonts w:ascii="Arial" w:hAnsi="Arial" w:cs="Arial"/>
+                <w:sz w:val="16"/>
+                <w:szCs w:val="16"/>
+                <w:lang w:val="ru-RU"/>
+              </w:rPr>
+              <w:t xml:space="preserve">. </w:t>
+            </w:r>
+            <w:r>
+              <w:rPr>
+                <w:rFonts w:ascii="Arial" w:hAnsi="Arial" w:cs="Arial"/>
+                <w:sz w:val="16"/>
+                <w:szCs w:val="16"/>
+                <w:lang w:val="ru-RU"/>
+              </w:rPr>
+              <w:t>Реабилитация: 08.07.1958</w:t>
+            </w:r>
+          </w:p>
+          <w:p>
+            <w:pPr>
+              <w:pStyle w:val="NormalWeb"/>
+              <w:shd w:val="clear" w:color="auto" w:fill="FFFFFF"/>
+              <w:spacing w:before="0" w:beforeAutospacing="0" w:after="0" w:afterAutospacing="0"/>
+              <w:textAlignment w:val="baseline"/>
+              <w:rPr>
+                <w:rFonts w:ascii="Arial" w:hAnsi="Arial" w:cs="Arial"/>
+                <w:sz w:val="16"/>
+                <w:szCs w:val="16"/>
+                <w:lang w:val="ru-RU"/>
+              </w:rPr>
+            </w:pPr>
+            <w:r>
+              <w:rPr>
+                <w:rFonts w:ascii="Arial" w:hAnsi="Arial" w:cs="Arial"/>
+                <w:sz w:val="16"/>
+                <w:szCs w:val="16"/>
+                <w:lang w:val="ru-RU"/>
+              </w:rPr>
               <w:t>Источник:</w:t>
             </w:r>
             <w:r>
@@ -9005,7 +7914,27 @@
                 <w:szCs w:val="16"/>
                 <w:lang w:val="ru-RU"/>
               </w:rPr>
-              <w:t xml:space="preserve"> Книга памяти Пермской обл.</w:t>
+              <w:t xml:space="preserve"> Книга памяти Новосибирской </w:t>
+            </w:r>
+            <w:proofErr w:type="gramStart"/>
+            <w:r>
+              <w:rPr>
+                <w:rFonts w:ascii="Arial" w:hAnsi="Arial" w:cs="Arial"/>
+                <w:sz w:val="16"/>
+                <w:szCs w:val="16"/>
+                <w:lang w:val="ru-RU"/>
+              </w:rPr>
+              <w:t>обл. ,</w:t>
+            </w:r>
+            <w:proofErr w:type="gramEnd"/>
+            <w:r>
+              <w:rPr>
+                <w:rFonts w:ascii="Arial" w:hAnsi="Arial" w:cs="Arial"/>
+                <w:sz w:val="16"/>
+                <w:szCs w:val="16"/>
+                <w:lang w:val="ru-RU"/>
+              </w:rPr>
+              <w:t xml:space="preserve"> т. 4</w:t>
             </w:r>
             <w:r>
               <w:rPr>
@@ -9063,6 +7992,8 @@
               <w:suppressAutoHyphens w:val="0"/>
               <w:rPr>
                 <w:rFonts w:ascii="Arial" w:eastAsia="Times New Roman" w:hAnsi="Arial" w:cs="Arial"/>
+                <w:b/>
+                <w:bCs/>
                 <w:kern w:val="0"/>
                 <w:sz w:val="16"/>
                 <w:szCs w:val="16"/>
@@ -9083,7 +8014,7 @@
                   <w:shd w:val="clear" w:color="auto" w:fill="FFFFFF"/>
                   <w:lang w:val="ru-RU"/>
                 </w:rPr>
-                <w:t>Цвингер Людмила</w:t>
+                <w:t>Сойко Варвара Иосифовна</w:t>
               </w:r>
             </w:hyperlink>
             <w:r>
@@ -9104,7 +8035,7 @@
                 <w:szCs w:val="16"/>
                 <w:lang w:val="ru-RU"/>
               </w:rPr>
-              <w:t>34 года</w:t>
+              <w:t>49 лет</w:t>
             </w:r>
             <w:r>
               <w:rPr>
@@ -9138,7 +8069,7 @@
                 <w:szCs w:val="16"/>
                 <w:lang w:val="ru-RU"/>
               </w:rPr>
-              <w:t xml:space="preserve">1916 г.р., </w:t>
+              <w:t xml:space="preserve">1889 г.р., </w:t>
             </w:r>
             <w:proofErr w:type="spellStart"/>
             <w:r>
@@ -9158,7 +8089,7 @@
                 <w:szCs w:val="16"/>
                 <w:lang w:val="ru-RU"/>
               </w:rPr>
-              <w:t xml:space="preserve">.: Австро-Венгрия, г. </w:t>
+              <w:t xml:space="preserve">.: Украинская ССР, Киевская обл., Макаровский р-н, с. </w:t>
             </w:r>
             <w:proofErr w:type="spellStart"/>
             <w:r>
@@ -9168,7 +8099,7 @@
                 <w:szCs w:val="16"/>
                 <w:lang w:val="ru-RU"/>
               </w:rPr>
-              <w:t>Бродек</w:t>
+              <w:t>Маряновка</w:t>
             </w:r>
             <w:proofErr w:type="spellEnd"/>
             <w:r>
@@ -9178,16 +8109,34 @@
                 <w:szCs w:val="16"/>
                 <w:lang w:val="ru-RU"/>
               </w:rPr>
-              <w:t>, чешка, из рабочих, образование: среднее, член КП Австрии</w:t>
-            </w:r>
-            <w:r>
-              <w:rPr>
-                <w:rFonts w:ascii="Arial" w:hAnsi="Arial" w:cs="Arial"/>
-                <w:sz w:val="16"/>
-                <w:szCs w:val="16"/>
-                <w:lang w:val="ru-RU"/>
-              </w:rPr>
-              <w:t xml:space="preserve">, БОЗ, </w:t>
+              <w:t>, чешка, образование: начальное</w:t>
+            </w:r>
+            <w:r>
+              <w:rPr>
+                <w:rFonts w:ascii="Arial" w:hAnsi="Arial" w:cs="Arial"/>
+                <w:sz w:val="16"/>
+                <w:szCs w:val="16"/>
+                <w:lang w:val="ru-RU"/>
+              </w:rPr>
+              <w:t xml:space="preserve">, </w:t>
+            </w:r>
+            <w:r>
+              <w:rPr>
+                <w:rFonts w:ascii="Arial" w:hAnsi="Arial" w:cs="Arial"/>
+                <w:sz w:val="16"/>
+                <w:szCs w:val="16"/>
+                <w:lang w:val="ru-RU"/>
+              </w:rPr>
+              <w:t>домохозяйка</w:t>
+            </w:r>
+            <w:r>
+              <w:rPr>
+                <w:rFonts w:ascii="Arial" w:hAnsi="Arial" w:cs="Arial"/>
+                <w:sz w:val="16"/>
+                <w:szCs w:val="16"/>
+                <w:lang w:val="ru-RU"/>
+              </w:rPr>
+              <w:t xml:space="preserve">, </w:t>
             </w:r>
             <w:proofErr w:type="spellStart"/>
             <w:r>
@@ -9207,7 +8156,124 @@
                 <w:szCs w:val="16"/>
                 <w:lang w:val="ru-RU"/>
               </w:rPr>
-              <w:t xml:space="preserve">.: г. Вена, </w:t>
+              <w:t>.: Пермская обл., п. Громовой</w:t>
+            </w:r>
+            <w:r>
+              <w:rPr>
+                <w:rFonts w:ascii="Arial" w:hAnsi="Arial" w:cs="Arial"/>
+                <w:sz w:val="16"/>
+                <w:szCs w:val="16"/>
+                <w:lang w:val="ru-RU"/>
+              </w:rPr>
+              <w:t xml:space="preserve">, </w:t>
+            </w:r>
+            <w:r>
+              <w:rPr>
+                <w:rFonts w:ascii="Arial" w:hAnsi="Arial" w:cs="Arial"/>
+                <w:sz w:val="16"/>
+                <w:szCs w:val="16"/>
+                <w:lang w:val="ru-RU"/>
+              </w:rPr>
+              <w:t>арестована 25.12.1937</w:t>
+            </w:r>
+            <w:r>
+              <w:rPr>
+                <w:rFonts w:ascii="Arial" w:hAnsi="Arial" w:cs="Arial"/>
+                <w:sz w:val="16"/>
+                <w:szCs w:val="16"/>
+                <w:lang w:val="ru-RU"/>
+              </w:rPr>
+              <w:t xml:space="preserve">. </w:t>
+            </w:r>
+            <w:r>
+              <w:rPr>
+                <w:rFonts w:ascii="Arial" w:hAnsi="Arial" w:cs="Arial"/>
+                <w:sz w:val="16"/>
+                <w:szCs w:val="16"/>
+                <w:lang w:val="ru-RU"/>
+              </w:rPr>
+              <w:t>Обвинение: КРПО</w:t>
+            </w:r>
+            <w:r>
+              <w:rPr>
+                <w:rFonts w:ascii="Arial" w:hAnsi="Arial" w:cs="Arial"/>
+                <w:sz w:val="16"/>
+                <w:szCs w:val="16"/>
+                <w:lang w:val="ru-RU"/>
+              </w:rPr>
+              <w:t xml:space="preserve">. </w:t>
+            </w:r>
+            <w:r>
+              <w:rPr>
+                <w:rFonts w:ascii="Arial" w:hAnsi="Arial" w:cs="Arial"/>
+                <w:sz w:val="16"/>
+                <w:szCs w:val="16"/>
+                <w:lang w:val="ru-RU"/>
+              </w:rPr>
+              <w:t>Приговор: 16.01.1938</w:t>
+            </w:r>
+            <w:r>
+              <w:rPr>
+                <w:rFonts w:ascii="Arial" w:hAnsi="Arial" w:cs="Arial"/>
+                <w:sz w:val="16"/>
+                <w:szCs w:val="16"/>
+                <w:lang w:val="ru-RU"/>
+              </w:rPr>
+              <w:t xml:space="preserve"> – </w:t>
+            </w:r>
+            <w:r>
+              <w:rPr>
+                <w:rFonts w:ascii="Arial" w:hAnsi="Arial" w:cs="Arial"/>
+                <w:sz w:val="16"/>
+                <w:szCs w:val="16"/>
+                <w:lang w:val="ru-RU"/>
+              </w:rPr>
+              <w:t>ВМН</w:t>
+            </w:r>
+            <w:r>
+              <w:rPr>
+                <w:rFonts w:ascii="Arial" w:hAnsi="Arial" w:cs="Arial"/>
+                <w:sz w:val="16"/>
+                <w:szCs w:val="16"/>
+                <w:lang w:val="ru-RU"/>
+              </w:rPr>
+              <w:t xml:space="preserve">. </w:t>
+            </w:r>
+            <w:r>
+              <w:rPr>
+                <w:rFonts w:ascii="Arial" w:hAnsi="Arial" w:cs="Arial"/>
+                <w:sz w:val="16"/>
+                <w:szCs w:val="16"/>
+                <w:lang w:val="ru-RU"/>
+              </w:rPr>
+              <w:t>Расстреляна 15.02.1938</w:t>
+            </w:r>
+            <w:r>
+              <w:rPr>
+                <w:rFonts w:ascii="Arial" w:hAnsi="Arial" w:cs="Arial"/>
+                <w:sz w:val="16"/>
+                <w:szCs w:val="16"/>
+                <w:lang w:val="ru-RU"/>
+              </w:rPr>
+              <w:t xml:space="preserve">. </w:t>
+            </w:r>
+            <w:r>
+              <w:rPr>
+                <w:rFonts w:ascii="Arial" w:hAnsi="Arial" w:cs="Arial"/>
+                <w:sz w:val="16"/>
+                <w:szCs w:val="16"/>
+                <w:lang w:val="ru-RU"/>
+              </w:rPr>
+              <w:t>Реабилитация: Военный Трибунал Уральского ВО</w:t>
+            </w:r>
+            <w:r>
+              <w:rPr>
+                <w:rFonts w:ascii="Arial" w:hAnsi="Arial" w:cs="Arial"/>
+                <w:sz w:val="16"/>
+                <w:szCs w:val="16"/>
+                <w:lang w:val="ru-RU"/>
+              </w:rPr>
+              <w:t xml:space="preserve">. </w:t>
             </w:r>
             <w:proofErr w:type="spellStart"/>
             <w:r>
@@ -9217,7 +8283,7 @@
                 <w:szCs w:val="16"/>
                 <w:lang w:val="ru-RU"/>
               </w:rPr>
-              <w:t>Вассергассе</w:t>
+              <w:t>Арх.дело</w:t>
             </w:r>
             <w:proofErr w:type="spellEnd"/>
             <w:r>
@@ -9227,7 +8293,27 @@
                 <w:szCs w:val="16"/>
                 <w:lang w:val="ru-RU"/>
               </w:rPr>
-              <w:t>, д.1.</w:t>
+              <w:t xml:space="preserve">: </w:t>
+            </w:r>
+            <w:proofErr w:type="spellStart"/>
+            <w:r>
+              <w:rPr>
+                <w:rFonts w:ascii="Arial" w:hAnsi="Arial" w:cs="Arial"/>
+                <w:sz w:val="16"/>
+                <w:szCs w:val="16"/>
+                <w:lang w:val="ru-RU"/>
+              </w:rPr>
+              <w:t>ПермГАСПИ</w:t>
+            </w:r>
+            <w:proofErr w:type="spellEnd"/>
+            <w:r>
+              <w:rPr>
+                <w:rFonts w:ascii="Arial" w:hAnsi="Arial" w:cs="Arial"/>
+                <w:sz w:val="16"/>
+                <w:szCs w:val="16"/>
+                <w:lang w:val="ru-RU"/>
+              </w:rPr>
+              <w:t>. Ф.641/1. Оп.1. Д.13296.</w:t>
             </w:r>
           </w:p>
           <w:p>
@@ -9250,137 +8336,6 @@
                 <w:szCs w:val="16"/>
                 <w:lang w:val="ru-RU"/>
               </w:rPr>
-              <w:t>арестована 08.07.1949</w:t>
-            </w:r>
-            <w:r>
-              <w:rPr>
-                <w:rFonts w:ascii="Arial" w:hAnsi="Arial" w:cs="Arial"/>
-                <w:sz w:val="16"/>
-                <w:szCs w:val="16"/>
-                <w:lang w:val="ru-RU"/>
-              </w:rPr>
-              <w:t xml:space="preserve">. </w:t>
-            </w:r>
-            <w:r>
-              <w:rPr>
-                <w:rFonts w:ascii="Arial" w:hAnsi="Arial" w:cs="Arial"/>
-                <w:sz w:val="16"/>
-                <w:szCs w:val="16"/>
-                <w:lang w:val="ru-RU"/>
-              </w:rPr>
-              <w:t>Обвинение: в шпионаже</w:t>
-            </w:r>
-            <w:r>
-              <w:rPr>
-                <w:rFonts w:ascii="Arial" w:hAnsi="Arial" w:cs="Arial"/>
-                <w:sz w:val="16"/>
-                <w:szCs w:val="16"/>
-                <w:lang w:val="ru-RU"/>
-              </w:rPr>
-              <w:t xml:space="preserve">. </w:t>
-            </w:r>
-            <w:r>
-              <w:rPr>
-                <w:rFonts w:ascii="Arial" w:hAnsi="Arial" w:cs="Arial"/>
-                <w:sz w:val="16"/>
-                <w:szCs w:val="16"/>
-                <w:lang w:val="ru-RU"/>
-              </w:rPr>
-              <w:t>Приговор: Военный трибунал в/ч 28990, 21.01.1950</w:t>
-            </w:r>
-            <w:r>
-              <w:rPr>
-                <w:rFonts w:ascii="Arial" w:hAnsi="Arial" w:cs="Arial"/>
-                <w:sz w:val="16"/>
-                <w:szCs w:val="16"/>
-                <w:lang w:val="ru-RU"/>
-              </w:rPr>
-              <w:t xml:space="preserve"> – </w:t>
-            </w:r>
-            <w:r>
-              <w:rPr>
-                <w:rFonts w:ascii="Arial" w:hAnsi="Arial" w:cs="Arial"/>
-                <w:sz w:val="16"/>
-                <w:szCs w:val="16"/>
-                <w:lang w:val="ru-RU"/>
-              </w:rPr>
-              <w:t>ВМН</w:t>
-            </w:r>
-            <w:r>
-              <w:rPr>
-                <w:rFonts w:ascii="Arial" w:hAnsi="Arial" w:cs="Arial"/>
-                <w:sz w:val="16"/>
-                <w:szCs w:val="16"/>
-                <w:lang w:val="ru-RU"/>
-              </w:rPr>
-              <w:t xml:space="preserve">. </w:t>
-            </w:r>
-            <w:r>
-              <w:rPr>
-                <w:rFonts w:ascii="Arial" w:hAnsi="Arial" w:cs="Arial"/>
-                <w:sz w:val="16"/>
-                <w:szCs w:val="16"/>
-                <w:lang w:val="ru-RU"/>
-              </w:rPr>
-              <w:t>Расстреляна 28.08.1950, Москва, место захоронения</w:t>
-            </w:r>
-            <w:r>
-              <w:rPr>
-                <w:rFonts w:ascii="Arial" w:hAnsi="Arial" w:cs="Arial"/>
-                <w:sz w:val="16"/>
-                <w:szCs w:val="16"/>
-                <w:lang w:val="ru-RU"/>
-              </w:rPr>
-              <w:t xml:space="preserve"> – </w:t>
-            </w:r>
-            <w:r>
-              <w:rPr>
-                <w:rFonts w:ascii="Arial" w:hAnsi="Arial" w:cs="Arial"/>
-                <w:sz w:val="16"/>
-                <w:szCs w:val="16"/>
-                <w:lang w:val="ru-RU"/>
-              </w:rPr>
-              <w:t>Донское кладбище</w:t>
-            </w:r>
-            <w:r>
-              <w:rPr>
-                <w:rFonts w:ascii="Arial" w:hAnsi="Arial" w:cs="Arial"/>
-                <w:sz w:val="16"/>
-                <w:szCs w:val="16"/>
-                <w:lang w:val="ru-RU"/>
-              </w:rPr>
-              <w:t xml:space="preserve">. </w:t>
-            </w:r>
-            <w:r>
-              <w:rPr>
-                <w:rFonts w:ascii="Arial" w:hAnsi="Arial" w:cs="Arial"/>
-                <w:sz w:val="16"/>
-                <w:szCs w:val="16"/>
-                <w:lang w:val="ru-RU"/>
-              </w:rPr>
-              <w:t>Реабилитация: ГВП РФ, 30.06.1998</w:t>
-            </w:r>
-          </w:p>
-          <w:p>
-            <w:pPr>
-              <w:pStyle w:val="NormalWeb"/>
-              <w:shd w:val="clear" w:color="auto" w:fill="FFFFFF"/>
-              <w:spacing w:before="0" w:beforeAutospacing="0" w:after="0" w:afterAutospacing="0"/>
-              <w:textAlignment w:val="baseline"/>
-              <w:rPr>
-                <w:rFonts w:ascii="Arial" w:hAnsi="Arial" w:cs="Arial"/>
-                <w:sz w:val="16"/>
-                <w:szCs w:val="16"/>
-                <w:lang w:val="ru-RU"/>
-              </w:rPr>
-            </w:pPr>
-            <w:r>
-              <w:rPr>
-                <w:rFonts w:ascii="Arial" w:hAnsi="Arial" w:cs="Arial"/>
-                <w:sz w:val="16"/>
-                <w:szCs w:val="16"/>
-                <w:lang w:val="ru-RU"/>
-              </w:rPr>
               <w:t>Источник:</w:t>
             </w:r>
             <w:r>
@@ -9390,45 +8345,7 @@
                 <w:szCs w:val="16"/>
                 <w:lang w:val="ru-RU"/>
               </w:rPr>
-              <w:t xml:space="preserve"> Расстрельные списки: Москва, 1935-</w:t>
-            </w:r>
-            <w:proofErr w:type="gramStart"/>
-            <w:r>
-              <w:rPr>
-                <w:rFonts w:ascii="Arial" w:hAnsi="Arial" w:cs="Arial"/>
-                <w:sz w:val="16"/>
-                <w:szCs w:val="16"/>
-                <w:lang w:val="ru-RU"/>
-              </w:rPr>
-              <w:t>1953 :</w:t>
-            </w:r>
-            <w:proofErr w:type="gramEnd"/>
-            <w:r>
-              <w:rPr>
-                <w:rFonts w:ascii="Arial" w:hAnsi="Arial" w:cs="Arial"/>
-                <w:sz w:val="16"/>
-                <w:szCs w:val="16"/>
-                <w:lang w:val="ru-RU"/>
-              </w:rPr>
-              <w:t xml:space="preserve"> Донское кладбище (Донской крематорий)</w:t>
-            </w:r>
-            <w:r>
-              <w:rPr>
-                <w:rFonts w:ascii="Arial" w:hAnsi="Arial" w:cs="Arial"/>
-                <w:sz w:val="16"/>
-                <w:szCs w:val="16"/>
-                <w:lang w:val="ru-RU"/>
-              </w:rPr>
-              <w:t xml:space="preserve"> – </w:t>
-            </w:r>
-            <w:r>
-              <w:rPr>
-                <w:rFonts w:ascii="Arial" w:hAnsi="Arial" w:cs="Arial"/>
-                <w:sz w:val="16"/>
-                <w:szCs w:val="16"/>
-                <w:lang w:val="ru-RU"/>
-              </w:rPr>
-              <w:t>М., 2005</w:t>
+              <w:t xml:space="preserve"> Книга памяти Пермской обл.</w:t>
             </w:r>
             <w:r>
               <w:rPr>
@@ -9485,60 +8402,6 @@
             <w:pPr>
               <w:suppressAutoHyphens w:val="0"/>
               <w:rPr>
-                <w:rFonts w:ascii="Arial" w:hAnsi="Arial" w:cs="Arial"/>
-                <w:b/>
-                <w:bCs/>
-                <w:sz w:val="16"/>
-                <w:szCs w:val="16"/>
-                <w:lang w:val="ru-RU"/>
-              </w:rPr>
-            </w:pPr>
-          </w:p>
-          <w:p>
-            <w:pPr>
-              <w:suppressAutoHyphens w:val="0"/>
-              <w:rPr>
-                <w:rFonts w:ascii="Arial" w:hAnsi="Arial" w:cs="Arial"/>
-                <w:b/>
-                <w:bCs/>
-                <w:sz w:val="18"/>
-                <w:szCs w:val="18"/>
-                <w:lang w:val="ru-RU"/>
-              </w:rPr>
-            </w:pPr>
-            <w:r>
-              <w:rPr>
-                <w:rFonts w:ascii="Arial" w:hAnsi="Arial" w:cs="Arial"/>
-                <w:b/>
-                <w:bCs/>
-                <w:sz w:val="18"/>
-                <w:szCs w:val="18"/>
-                <w:lang w:val="ru-RU"/>
-              </w:rPr>
-              <w:t>УМЕРЛИ В ЗАКЛЮЧЕНИИ</w:t>
-            </w:r>
-          </w:p>
-        </w:tc>
-      </w:tr>
-      <w:tr>
-        <w:trPr>
-          <w:trHeight w:val="288"/>
-        </w:trPr>
-        <w:tc>
-          <w:tcPr>
-            <w:tcW w:w="11049" w:type="dxa"/>
-            <w:tcBorders>
-              <w:left w:val="double" w:sz="1" w:space="0" w:color="808080"/>
-              <w:bottom w:val="double" w:sz="1" w:space="0" w:color="808080"/>
-              <w:right w:val="double" w:sz="2" w:space="0" w:color="808080"/>
-            </w:tcBorders>
-            <w:shd w:val="clear" w:color="auto" w:fill="auto"/>
-            <w:vAlign w:val="center"/>
-          </w:tcPr>
-          <w:p>
-            <w:pPr>
-              <w:suppressAutoHyphens w:val="0"/>
-              <w:rPr>
                 <w:rFonts w:ascii="Arial" w:eastAsia="Times New Roman" w:hAnsi="Arial" w:cs="Arial"/>
                 <w:kern w:val="0"/>
                 <w:sz w:val="16"/>
@@ -9547,7 +8410,6 @@
               </w:rPr>
             </w:pPr>
             <w:hyperlink r:id="rId33" w:history="1">
-              <w:proofErr w:type="spellStart"/>
               <w:r>
                 <w:rPr>
                   <w:rStyle w:val="Hyperlink"/>
@@ -9561,23 +8423,7 @@
                   <w:shd w:val="clear" w:color="auto" w:fill="FFFFFF"/>
                   <w:lang w:val="ru-RU"/>
                 </w:rPr>
-                <w:t>Возаб</w:t>
-              </w:r>
-              <w:proofErr w:type="spellEnd"/>
-              <w:r>
-                <w:rPr>
-                  <w:rStyle w:val="Hyperlink"/>
-                  <w:rFonts w:ascii="Arial" w:hAnsi="Arial" w:cs="Arial"/>
-                  <w:b/>
-                  <w:bCs/>
-                  <w:color w:val="auto"/>
-                  <w:sz w:val="16"/>
-                  <w:szCs w:val="16"/>
-                  <w:bdr w:val="none" w:sz="0" w:space="0" w:color="auto" w:frame="1"/>
-                  <w:shd w:val="clear" w:color="auto" w:fill="FFFFFF"/>
-                  <w:lang w:val="ru-RU"/>
-                </w:rPr>
-                <w:t xml:space="preserve"> Марья Ивановна</w:t>
+                <w:t>Цвингер Людмила</w:t>
               </w:r>
             </w:hyperlink>
             <w:r>
@@ -9598,7 +8444,18 @@
                 <w:szCs w:val="16"/>
                 <w:lang w:val="ru-RU"/>
               </w:rPr>
-              <w:t>84 года</w:t>
+              <w:t>34 года</w:t>
+            </w:r>
+            <w:r>
+              <w:rPr>
+                <w:rFonts w:ascii="Arial" w:hAnsi="Arial" w:cs="Arial"/>
+                <w:b/>
+                <w:bCs/>
+                <w:sz w:val="16"/>
+                <w:szCs w:val="16"/>
+                <w:lang w:val="ru-RU"/>
+              </w:rPr>
+              <w:t xml:space="preserve"> </w:t>
             </w:r>
           </w:p>
           <w:p>
@@ -9621,7 +8478,7 @@
                 <w:szCs w:val="16"/>
                 <w:lang w:val="ru-RU"/>
               </w:rPr>
-              <w:t xml:space="preserve">1856 г.р., </w:t>
+              <w:t xml:space="preserve">1916 г.р., </w:t>
             </w:r>
             <w:proofErr w:type="spellStart"/>
             <w:r>
@@ -9641,7 +8498,7 @@
                 <w:szCs w:val="16"/>
                 <w:lang w:val="ru-RU"/>
               </w:rPr>
-              <w:t xml:space="preserve">.: Волынская губ., Дубенский уезд, </w:t>
+              <w:t xml:space="preserve">.: Австро-Венгрия, г. </w:t>
             </w:r>
             <w:proofErr w:type="spellStart"/>
             <w:r>
@@ -9651,7 +8508,7 @@
                 <w:szCs w:val="16"/>
                 <w:lang w:val="ru-RU"/>
               </w:rPr>
-              <w:t>Мирогош</w:t>
+              <w:t>Бродек</w:t>
             </w:r>
             <w:proofErr w:type="spellEnd"/>
             <w:r>
@@ -9661,16 +8518,16 @@
                 <w:szCs w:val="16"/>
                 <w:lang w:val="ru-RU"/>
               </w:rPr>
-              <w:t>, чешка, образование: неграмотная</w:t>
-            </w:r>
-            <w:r>
-              <w:rPr>
-                <w:rFonts w:ascii="Arial" w:hAnsi="Arial" w:cs="Arial"/>
-                <w:sz w:val="16"/>
-                <w:szCs w:val="16"/>
-                <w:lang w:val="ru-RU"/>
-              </w:rPr>
-              <w:t xml:space="preserve">, </w:t>
+              <w:t>, чешка, из рабочих, образование: среднее, член КП Австрии</w:t>
+            </w:r>
+            <w:r>
+              <w:rPr>
+                <w:rFonts w:ascii="Arial" w:hAnsi="Arial" w:cs="Arial"/>
+                <w:sz w:val="16"/>
+                <w:szCs w:val="16"/>
+                <w:lang w:val="ru-RU"/>
+              </w:rPr>
+              <w:t xml:space="preserve">, БОЗ, </w:t>
             </w:r>
             <w:proofErr w:type="spellStart"/>
             <w:r>
@@ -9690,7 +8547,7 @@
                 <w:szCs w:val="16"/>
                 <w:lang w:val="ru-RU"/>
               </w:rPr>
-              <w:t xml:space="preserve">.: Ровенская обл., </w:t>
+              <w:t xml:space="preserve">.: г. Вена, </w:t>
             </w:r>
             <w:proofErr w:type="spellStart"/>
             <w:r>
@@ -9700,7 +8557,7 @@
                 <w:szCs w:val="16"/>
                 <w:lang w:val="ru-RU"/>
               </w:rPr>
-              <w:t>Вербский</w:t>
+              <w:t>Вассергассе</w:t>
             </w:r>
             <w:proofErr w:type="spellEnd"/>
             <w:r>
@@ -9710,19 +8567,8 @@
                 <w:szCs w:val="16"/>
                 <w:lang w:val="ru-RU"/>
               </w:rPr>
-              <w:t xml:space="preserve"> р-н, </w:t>
-            </w:r>
-            <w:proofErr w:type="spellStart"/>
-            <w:r>
-              <w:rPr>
-                <w:rFonts w:ascii="Arial" w:hAnsi="Arial" w:cs="Arial"/>
-                <w:sz w:val="16"/>
-                <w:szCs w:val="16"/>
-                <w:lang w:val="ru-RU"/>
-              </w:rPr>
-              <w:t>Студянка</w:t>
-            </w:r>
-            <w:proofErr w:type="spellEnd"/>
+              <w:t>, д.1.</w:t>
+            </w:r>
           </w:p>
           <w:p>
             <w:pPr>
@@ -9744,67 +8590,115 @@
                 <w:szCs w:val="16"/>
                 <w:lang w:val="ru-RU"/>
               </w:rPr>
-              <w:t xml:space="preserve">Приговор: </w:t>
-            </w:r>
-            <w:proofErr w:type="spellStart"/>
-            <w:r>
-              <w:rPr>
-                <w:rFonts w:ascii="Arial" w:hAnsi="Arial" w:cs="Arial"/>
-                <w:sz w:val="16"/>
-                <w:szCs w:val="16"/>
-                <w:lang w:val="ru-RU"/>
-              </w:rPr>
-              <w:t>приб</w:t>
-            </w:r>
-            <w:proofErr w:type="spellEnd"/>
-            <w:r>
-              <w:rPr>
-                <w:rFonts w:ascii="Arial" w:hAnsi="Arial" w:cs="Arial"/>
-                <w:sz w:val="16"/>
-                <w:szCs w:val="16"/>
-                <w:lang w:val="ru-RU"/>
-              </w:rPr>
-              <w:t xml:space="preserve">. на спецпоселение в Архангельскую обл. 15.03.1940, </w:t>
-            </w:r>
-            <w:proofErr w:type="spellStart"/>
-            <w:r>
-              <w:rPr>
-                <w:rFonts w:ascii="Arial" w:hAnsi="Arial" w:cs="Arial"/>
-                <w:sz w:val="16"/>
-                <w:szCs w:val="16"/>
-                <w:lang w:val="ru-RU"/>
-              </w:rPr>
-              <w:t>Черевковский</w:t>
-            </w:r>
-            <w:proofErr w:type="spellEnd"/>
-            <w:r>
-              <w:rPr>
-                <w:rFonts w:ascii="Arial" w:hAnsi="Arial" w:cs="Arial"/>
-                <w:sz w:val="16"/>
-                <w:szCs w:val="16"/>
-                <w:lang w:val="ru-RU"/>
-              </w:rPr>
-              <w:t xml:space="preserve"> р-н, </w:t>
-            </w:r>
-            <w:proofErr w:type="spellStart"/>
-            <w:r>
-              <w:rPr>
-                <w:rFonts w:ascii="Arial" w:hAnsi="Arial" w:cs="Arial"/>
-                <w:sz w:val="16"/>
-                <w:szCs w:val="16"/>
-                <w:lang w:val="ru-RU"/>
-              </w:rPr>
-              <w:t>Обиль</w:t>
-            </w:r>
-            <w:proofErr w:type="spellEnd"/>
-            <w:r>
-              <w:rPr>
-                <w:rFonts w:ascii="Arial" w:hAnsi="Arial" w:cs="Arial"/>
-                <w:sz w:val="16"/>
-                <w:szCs w:val="16"/>
-                <w:lang w:val="ru-RU"/>
-              </w:rPr>
-              <w:t>., Ум. 12.09.1940</w:t>
+              <w:t>арестована 08.07.1949</w:t>
+            </w:r>
+            <w:r>
+              <w:rPr>
+                <w:rFonts w:ascii="Arial" w:hAnsi="Arial" w:cs="Arial"/>
+                <w:sz w:val="16"/>
+                <w:szCs w:val="16"/>
+                <w:lang w:val="ru-RU"/>
+              </w:rPr>
+              <w:t xml:space="preserve">. </w:t>
+            </w:r>
+            <w:r>
+              <w:rPr>
+                <w:rFonts w:ascii="Arial" w:hAnsi="Arial" w:cs="Arial"/>
+                <w:sz w:val="16"/>
+                <w:szCs w:val="16"/>
+                <w:lang w:val="ru-RU"/>
+              </w:rPr>
+              <w:t>Обвинение: в шпионаже</w:t>
+            </w:r>
+            <w:r>
+              <w:rPr>
+                <w:rFonts w:ascii="Arial" w:hAnsi="Arial" w:cs="Arial"/>
+                <w:sz w:val="16"/>
+                <w:szCs w:val="16"/>
+                <w:lang w:val="ru-RU"/>
+              </w:rPr>
+              <w:t xml:space="preserve">. </w:t>
+            </w:r>
+            <w:r>
+              <w:rPr>
+                <w:rFonts w:ascii="Arial" w:hAnsi="Arial" w:cs="Arial"/>
+                <w:sz w:val="16"/>
+                <w:szCs w:val="16"/>
+                <w:lang w:val="ru-RU"/>
+              </w:rPr>
+              <w:t>Приговор: Военный трибунал в/ч 28990, 21.01.1950</w:t>
+            </w:r>
+            <w:r>
+              <w:rPr>
+                <w:rFonts w:ascii="Arial" w:hAnsi="Arial" w:cs="Arial"/>
+                <w:sz w:val="16"/>
+                <w:szCs w:val="16"/>
+                <w:lang w:val="ru-RU"/>
+              </w:rPr>
+              <w:t xml:space="preserve"> – </w:t>
+            </w:r>
+            <w:r>
+              <w:rPr>
+                <w:rFonts w:ascii="Arial" w:hAnsi="Arial" w:cs="Arial"/>
+                <w:sz w:val="16"/>
+                <w:szCs w:val="16"/>
+                <w:lang w:val="ru-RU"/>
+              </w:rPr>
+              <w:t>ВМН</w:t>
+            </w:r>
+            <w:r>
+              <w:rPr>
+                <w:rFonts w:ascii="Arial" w:hAnsi="Arial" w:cs="Arial"/>
+                <w:sz w:val="16"/>
+                <w:szCs w:val="16"/>
+                <w:lang w:val="ru-RU"/>
+              </w:rPr>
+              <w:t xml:space="preserve">. </w:t>
+            </w:r>
+            <w:r>
+              <w:rPr>
+                <w:rFonts w:ascii="Arial" w:hAnsi="Arial" w:cs="Arial"/>
+                <w:sz w:val="16"/>
+                <w:szCs w:val="16"/>
+                <w:lang w:val="ru-RU"/>
+              </w:rPr>
+              <w:t>Расстреляна 28.08.1950, Москва, место захоронения</w:t>
+            </w:r>
+            <w:r>
+              <w:rPr>
+                <w:rFonts w:ascii="Arial" w:hAnsi="Arial" w:cs="Arial"/>
+                <w:sz w:val="16"/>
+                <w:szCs w:val="16"/>
+                <w:lang w:val="ru-RU"/>
+              </w:rPr>
+              <w:t xml:space="preserve"> – </w:t>
+            </w:r>
+            <w:r>
+              <w:rPr>
+                <w:rFonts w:ascii="Arial" w:hAnsi="Arial" w:cs="Arial"/>
+                <w:sz w:val="16"/>
+                <w:szCs w:val="16"/>
+                <w:lang w:val="ru-RU"/>
+              </w:rPr>
+              <w:t>Донское кладбище</w:t>
+            </w:r>
+            <w:r>
+              <w:rPr>
+                <w:rFonts w:ascii="Arial" w:hAnsi="Arial" w:cs="Arial"/>
+                <w:sz w:val="16"/>
+                <w:szCs w:val="16"/>
+                <w:lang w:val="ru-RU"/>
+              </w:rPr>
+              <w:t xml:space="preserve">. </w:t>
+            </w:r>
+            <w:r>
+              <w:rPr>
+                <w:rFonts w:ascii="Arial" w:hAnsi="Arial" w:cs="Arial"/>
+                <w:sz w:val="16"/>
+                <w:szCs w:val="16"/>
+                <w:lang w:val="ru-RU"/>
+              </w:rPr>
+              <w:t>Реабилитация: ГВП РФ, 30.06.1998</w:t>
             </w:r>
           </w:p>
           <w:p>
@@ -9836,7 +8730,45 @@
                 <w:szCs w:val="16"/>
                 <w:lang w:val="ru-RU"/>
               </w:rPr>
-              <w:t xml:space="preserve"> База данных "Польские спецпереселенцы в Архангельской обл."</w:t>
+              <w:t xml:space="preserve"> Расстрельные списки: Москва, 1935-</w:t>
+            </w:r>
+            <w:proofErr w:type="gramStart"/>
+            <w:r>
+              <w:rPr>
+                <w:rFonts w:ascii="Arial" w:hAnsi="Arial" w:cs="Arial"/>
+                <w:sz w:val="16"/>
+                <w:szCs w:val="16"/>
+                <w:lang w:val="ru-RU"/>
+              </w:rPr>
+              <w:t>1953 :</w:t>
+            </w:r>
+            <w:proofErr w:type="gramEnd"/>
+            <w:r>
+              <w:rPr>
+                <w:rFonts w:ascii="Arial" w:hAnsi="Arial" w:cs="Arial"/>
+                <w:sz w:val="16"/>
+                <w:szCs w:val="16"/>
+                <w:lang w:val="ru-RU"/>
+              </w:rPr>
+              <w:t xml:space="preserve"> Донское кладбище (Донской крематорий)</w:t>
+            </w:r>
+            <w:r>
+              <w:rPr>
+                <w:rFonts w:ascii="Arial" w:hAnsi="Arial" w:cs="Arial"/>
+                <w:sz w:val="16"/>
+                <w:szCs w:val="16"/>
+                <w:lang w:val="ru-RU"/>
+              </w:rPr>
+              <w:t xml:space="preserve"> – </w:t>
+            </w:r>
+            <w:r>
+              <w:rPr>
+                <w:rFonts w:ascii="Arial" w:hAnsi="Arial" w:cs="Arial"/>
+                <w:sz w:val="16"/>
+                <w:szCs w:val="16"/>
+                <w:lang w:val="ru-RU"/>
+              </w:rPr>
+              <w:t>М., 2005</w:t>
             </w:r>
             <w:r>
               <w:rPr>
@@ -9893,6 +8825,60 @@
             <w:pPr>
               <w:suppressAutoHyphens w:val="0"/>
               <w:rPr>
+                <w:rFonts w:ascii="Arial" w:hAnsi="Arial" w:cs="Arial"/>
+                <w:b/>
+                <w:bCs/>
+                <w:sz w:val="16"/>
+                <w:szCs w:val="16"/>
+                <w:lang w:val="ru-RU"/>
+              </w:rPr>
+            </w:pPr>
+          </w:p>
+          <w:p>
+            <w:pPr>
+              <w:suppressAutoHyphens w:val="0"/>
+              <w:rPr>
+                <w:rFonts w:ascii="Arial" w:hAnsi="Arial" w:cs="Arial"/>
+                <w:b/>
+                <w:bCs/>
+                <w:sz w:val="18"/>
+                <w:szCs w:val="18"/>
+                <w:lang w:val="ru-RU"/>
+              </w:rPr>
+            </w:pPr>
+            <w:r>
+              <w:rPr>
+                <w:rFonts w:ascii="Arial" w:hAnsi="Arial" w:cs="Arial"/>
+                <w:b/>
+                <w:bCs/>
+                <w:sz w:val="18"/>
+                <w:szCs w:val="18"/>
+                <w:lang w:val="ru-RU"/>
+              </w:rPr>
+              <w:t>УМЕРЛИ В ЗАКЛЮЧЕНИИ</w:t>
+            </w:r>
+          </w:p>
+        </w:tc>
+      </w:tr>
+      <w:tr>
+        <w:trPr>
+          <w:trHeight w:val="288"/>
+        </w:trPr>
+        <w:tc>
+          <w:tcPr>
+            <w:tcW w:w="11049" w:type="dxa"/>
+            <w:tcBorders>
+              <w:left w:val="double" w:sz="1" w:space="0" w:color="808080"/>
+              <w:bottom w:val="double" w:sz="1" w:space="0" w:color="808080"/>
+              <w:right w:val="double" w:sz="2" w:space="0" w:color="808080"/>
+            </w:tcBorders>
+            <w:shd w:val="clear" w:color="auto" w:fill="auto"/>
+            <w:vAlign w:val="center"/>
+          </w:tcPr>
+          <w:p>
+            <w:pPr>
+              <w:suppressAutoHyphens w:val="0"/>
+              <w:rPr>
                 <w:rFonts w:ascii="Arial" w:eastAsia="Times New Roman" w:hAnsi="Arial" w:cs="Arial"/>
                 <w:kern w:val="0"/>
                 <w:sz w:val="16"/>
@@ -9901,6 +8887,360 @@
               </w:rPr>
             </w:pPr>
             <w:hyperlink r:id="rId35" w:history="1">
+              <w:proofErr w:type="spellStart"/>
+              <w:r>
+                <w:rPr>
+                  <w:rStyle w:val="Hyperlink"/>
+                  <w:rFonts w:ascii="Arial" w:hAnsi="Arial" w:cs="Arial"/>
+                  <w:b/>
+                  <w:bCs/>
+                  <w:color w:val="auto"/>
+                  <w:sz w:val="16"/>
+                  <w:szCs w:val="16"/>
+                  <w:bdr w:val="none" w:sz="0" w:space="0" w:color="auto" w:frame="1"/>
+                  <w:shd w:val="clear" w:color="auto" w:fill="FFFFFF"/>
+                  <w:lang w:val="ru-RU"/>
+                </w:rPr>
+                <w:t>Возаб</w:t>
+              </w:r>
+              <w:proofErr w:type="spellEnd"/>
+              <w:r>
+                <w:rPr>
+                  <w:rStyle w:val="Hyperlink"/>
+                  <w:rFonts w:ascii="Arial" w:hAnsi="Arial" w:cs="Arial"/>
+                  <w:b/>
+                  <w:bCs/>
+                  <w:color w:val="auto"/>
+                  <w:sz w:val="16"/>
+                  <w:szCs w:val="16"/>
+                  <w:bdr w:val="none" w:sz="0" w:space="0" w:color="auto" w:frame="1"/>
+                  <w:shd w:val="clear" w:color="auto" w:fill="FFFFFF"/>
+                  <w:lang w:val="ru-RU"/>
+                </w:rPr>
+                <w:t xml:space="preserve"> Марья Ивановна</w:t>
+              </w:r>
+            </w:hyperlink>
+            <w:r>
+              <w:rPr>
+                <w:rFonts w:ascii="Arial" w:hAnsi="Arial" w:cs="Arial"/>
+                <w:sz w:val="16"/>
+                <w:szCs w:val="16"/>
+                <w:lang w:val="ru-RU"/>
+              </w:rPr>
+              <w:t xml:space="preserve"> </w:t>
+            </w:r>
+            <w:r>
+              <w:rPr>
+                <w:rFonts w:ascii="Arial" w:hAnsi="Arial" w:cs="Arial"/>
+                <w:b/>
+                <w:bCs/>
+                <w:sz w:val="16"/>
+                <w:szCs w:val="16"/>
+                <w:lang w:val="ru-RU"/>
+              </w:rPr>
+              <w:t>84 года</w:t>
+            </w:r>
+          </w:p>
+          <w:p>
+            <w:pPr>
+              <w:pStyle w:val="NormalWeb"/>
+              <w:shd w:val="clear" w:color="auto" w:fill="FFFFFF"/>
+              <w:spacing w:before="0" w:beforeAutospacing="0" w:after="0" w:afterAutospacing="0"/>
+              <w:textAlignment w:val="baseline"/>
+              <w:rPr>
+                <w:rFonts w:ascii="Arial" w:hAnsi="Arial" w:cs="Arial"/>
+                <w:sz w:val="16"/>
+                <w:szCs w:val="16"/>
+                <w:lang w:val="ru-RU"/>
+              </w:rPr>
+            </w:pPr>
+            <w:r>
+              <w:rPr>
+                <w:rFonts w:ascii="Arial" w:hAnsi="Arial" w:cs="Arial"/>
+                <w:sz w:val="16"/>
+                <w:szCs w:val="16"/>
+                <w:lang w:val="ru-RU"/>
+              </w:rPr>
+              <w:t xml:space="preserve">1856 г.р., </w:t>
+            </w:r>
+            <w:proofErr w:type="spellStart"/>
+            <w:r>
+              <w:rPr>
+                <w:rFonts w:ascii="Arial" w:hAnsi="Arial" w:cs="Arial"/>
+                <w:sz w:val="16"/>
+                <w:szCs w:val="16"/>
+                <w:lang w:val="ru-RU"/>
+              </w:rPr>
+              <w:t>м.р</w:t>
+            </w:r>
+            <w:proofErr w:type="spellEnd"/>
+            <w:r>
+              <w:rPr>
+                <w:rFonts w:ascii="Arial" w:hAnsi="Arial" w:cs="Arial"/>
+                <w:sz w:val="16"/>
+                <w:szCs w:val="16"/>
+                <w:lang w:val="ru-RU"/>
+              </w:rPr>
+              <w:t xml:space="preserve">.: Волынская губ., Дубенский уезд, </w:t>
+            </w:r>
+            <w:proofErr w:type="spellStart"/>
+            <w:r>
+              <w:rPr>
+                <w:rFonts w:ascii="Arial" w:hAnsi="Arial" w:cs="Arial"/>
+                <w:sz w:val="16"/>
+                <w:szCs w:val="16"/>
+                <w:lang w:val="ru-RU"/>
+              </w:rPr>
+              <w:t>Мирогош</w:t>
+            </w:r>
+            <w:proofErr w:type="spellEnd"/>
+            <w:r>
+              <w:rPr>
+                <w:rFonts w:ascii="Arial" w:hAnsi="Arial" w:cs="Arial"/>
+                <w:sz w:val="16"/>
+                <w:szCs w:val="16"/>
+                <w:lang w:val="ru-RU"/>
+              </w:rPr>
+              <w:t>, чешка, образование: неграмотная</w:t>
+            </w:r>
+            <w:r>
+              <w:rPr>
+                <w:rFonts w:ascii="Arial" w:hAnsi="Arial" w:cs="Arial"/>
+                <w:sz w:val="16"/>
+                <w:szCs w:val="16"/>
+                <w:lang w:val="ru-RU"/>
+              </w:rPr>
+              <w:t xml:space="preserve">, </w:t>
+            </w:r>
+            <w:proofErr w:type="spellStart"/>
+            <w:r>
+              <w:rPr>
+                <w:rFonts w:ascii="Arial" w:hAnsi="Arial" w:cs="Arial"/>
+                <w:sz w:val="16"/>
+                <w:szCs w:val="16"/>
+                <w:lang w:val="ru-RU"/>
+              </w:rPr>
+              <w:t>прож</w:t>
+            </w:r>
+            <w:proofErr w:type="spellEnd"/>
+            <w:r>
+              <w:rPr>
+                <w:rFonts w:ascii="Arial" w:hAnsi="Arial" w:cs="Arial"/>
+                <w:sz w:val="16"/>
+                <w:szCs w:val="16"/>
+                <w:lang w:val="ru-RU"/>
+              </w:rPr>
+              <w:t xml:space="preserve">.: Ровенская обл., </w:t>
+            </w:r>
+            <w:proofErr w:type="spellStart"/>
+            <w:r>
+              <w:rPr>
+                <w:rFonts w:ascii="Arial" w:hAnsi="Arial" w:cs="Arial"/>
+                <w:sz w:val="16"/>
+                <w:szCs w:val="16"/>
+                <w:lang w:val="ru-RU"/>
+              </w:rPr>
+              <w:t>Вербский</w:t>
+            </w:r>
+            <w:proofErr w:type="spellEnd"/>
+            <w:r>
+              <w:rPr>
+                <w:rFonts w:ascii="Arial" w:hAnsi="Arial" w:cs="Arial"/>
+                <w:sz w:val="16"/>
+                <w:szCs w:val="16"/>
+                <w:lang w:val="ru-RU"/>
+              </w:rPr>
+              <w:t xml:space="preserve"> р-н, </w:t>
+            </w:r>
+            <w:proofErr w:type="spellStart"/>
+            <w:r>
+              <w:rPr>
+                <w:rFonts w:ascii="Arial" w:hAnsi="Arial" w:cs="Arial"/>
+                <w:sz w:val="16"/>
+                <w:szCs w:val="16"/>
+                <w:lang w:val="ru-RU"/>
+              </w:rPr>
+              <w:t>Студянка</w:t>
+            </w:r>
+            <w:proofErr w:type="spellEnd"/>
+          </w:p>
+          <w:p>
+            <w:pPr>
+              <w:pStyle w:val="NormalWeb"/>
+              <w:shd w:val="clear" w:color="auto" w:fill="FFFFFF"/>
+              <w:spacing w:before="0" w:beforeAutospacing="0" w:after="0" w:afterAutospacing="0"/>
+              <w:textAlignment w:val="baseline"/>
+              <w:rPr>
+                <w:rFonts w:ascii="Arial" w:hAnsi="Arial" w:cs="Arial"/>
+                <w:sz w:val="16"/>
+                <w:szCs w:val="16"/>
+                <w:lang w:val="ru-RU"/>
+              </w:rPr>
+            </w:pPr>
+            <w:r>
+              <w:rPr>
+                <w:rFonts w:ascii="Arial" w:hAnsi="Arial" w:cs="Arial"/>
+                <w:sz w:val="16"/>
+                <w:szCs w:val="16"/>
+                <w:lang w:val="ru-RU"/>
+              </w:rPr>
+              <w:t xml:space="preserve">Приговор: </w:t>
+            </w:r>
+            <w:proofErr w:type="spellStart"/>
+            <w:r>
+              <w:rPr>
+                <w:rFonts w:ascii="Arial" w:hAnsi="Arial" w:cs="Arial"/>
+                <w:sz w:val="16"/>
+                <w:szCs w:val="16"/>
+                <w:lang w:val="ru-RU"/>
+              </w:rPr>
+              <w:t>приб</w:t>
+            </w:r>
+            <w:proofErr w:type="spellEnd"/>
+            <w:r>
+              <w:rPr>
+                <w:rFonts w:ascii="Arial" w:hAnsi="Arial" w:cs="Arial"/>
+                <w:sz w:val="16"/>
+                <w:szCs w:val="16"/>
+                <w:lang w:val="ru-RU"/>
+              </w:rPr>
+              <w:t xml:space="preserve">. на спецпоселение в Архангельскую обл. 15.03.1940, </w:t>
+            </w:r>
+            <w:proofErr w:type="spellStart"/>
+            <w:r>
+              <w:rPr>
+                <w:rFonts w:ascii="Arial" w:hAnsi="Arial" w:cs="Arial"/>
+                <w:sz w:val="16"/>
+                <w:szCs w:val="16"/>
+                <w:lang w:val="ru-RU"/>
+              </w:rPr>
+              <w:t>Черевковский</w:t>
+            </w:r>
+            <w:proofErr w:type="spellEnd"/>
+            <w:r>
+              <w:rPr>
+                <w:rFonts w:ascii="Arial" w:hAnsi="Arial" w:cs="Arial"/>
+                <w:sz w:val="16"/>
+                <w:szCs w:val="16"/>
+                <w:lang w:val="ru-RU"/>
+              </w:rPr>
+              <w:t xml:space="preserve"> р-н, </w:t>
+            </w:r>
+            <w:proofErr w:type="spellStart"/>
+            <w:r>
+              <w:rPr>
+                <w:rFonts w:ascii="Arial" w:hAnsi="Arial" w:cs="Arial"/>
+                <w:sz w:val="16"/>
+                <w:szCs w:val="16"/>
+                <w:lang w:val="ru-RU"/>
+              </w:rPr>
+              <w:t>Обиль</w:t>
+            </w:r>
+            <w:proofErr w:type="spellEnd"/>
+            <w:r>
+              <w:rPr>
+                <w:rFonts w:ascii="Arial" w:hAnsi="Arial" w:cs="Arial"/>
+                <w:sz w:val="16"/>
+                <w:szCs w:val="16"/>
+                <w:lang w:val="ru-RU"/>
+              </w:rPr>
+              <w:t>., Ум. 12.09.1940</w:t>
+            </w:r>
+          </w:p>
+          <w:p>
+            <w:pPr>
+              <w:pStyle w:val="NormalWeb"/>
+              <w:shd w:val="clear" w:color="auto" w:fill="FFFFFF"/>
+              <w:spacing w:before="0" w:beforeAutospacing="0" w:after="0" w:afterAutospacing="0"/>
+              <w:textAlignment w:val="baseline"/>
+              <w:rPr>
+                <w:rFonts w:ascii="Arial" w:hAnsi="Arial" w:cs="Arial"/>
+                <w:sz w:val="16"/>
+                <w:szCs w:val="16"/>
+                <w:lang w:val="ru-RU"/>
+              </w:rPr>
+            </w:pPr>
+            <w:r>
+              <w:rPr>
+                <w:rFonts w:ascii="Arial" w:hAnsi="Arial" w:cs="Arial"/>
+                <w:sz w:val="16"/>
+                <w:szCs w:val="16"/>
+                <w:lang w:val="ru-RU"/>
+              </w:rPr>
+              <w:t>Источник:</w:t>
+            </w:r>
+            <w:r>
+              <w:rPr>
+                <w:rFonts w:ascii="Arial" w:hAnsi="Arial" w:cs="Arial"/>
+                <w:sz w:val="16"/>
+                <w:szCs w:val="16"/>
+                <w:lang w:val="ru-RU"/>
+              </w:rPr>
+              <w:t xml:space="preserve"> База данных "Польские спецпереселенцы в Архангельской обл."</w:t>
+            </w:r>
+            <w:r>
+              <w:rPr>
+                <w:rFonts w:ascii="Arial" w:hAnsi="Arial" w:cs="Arial"/>
+                <w:sz w:val="16"/>
+                <w:szCs w:val="16"/>
+                <w:lang w:val="ru-RU"/>
+              </w:rPr>
+              <w:t>;</w:t>
+            </w:r>
+            <w:r>
+              <w:rPr>
+                <w:rFonts w:ascii="Arial" w:hAnsi="Arial" w:cs="Arial"/>
+                <w:sz w:val="16"/>
+                <w:szCs w:val="16"/>
+                <w:lang w:val="ru-RU"/>
+              </w:rPr>
+              <w:t xml:space="preserve"> </w:t>
+            </w:r>
+            <w:hyperlink r:id="rId36" w:history="1">
+              <w:r>
+                <w:rPr>
+                  <w:rStyle w:val="Hyperlink"/>
+                  <w:rFonts w:ascii="Arial" w:hAnsi="Arial" w:cs="Arial"/>
+                  <w:b/>
+                  <w:bCs/>
+                  <w:color w:val="auto"/>
+                  <w:sz w:val="16"/>
+                  <w:szCs w:val="16"/>
+                  <w:lang w:val="ru-RU"/>
+                </w:rPr>
+                <w:t>Открытый список</w:t>
+              </w:r>
+            </w:hyperlink>
+          </w:p>
+        </w:tc>
+      </w:tr>
+      <w:tr>
+        <w:trPr>
+          <w:trHeight w:val="288"/>
+        </w:trPr>
+        <w:tc>
+          <w:tcPr>
+            <w:tcW w:w="11049" w:type="dxa"/>
+            <w:tcBorders>
+              <w:left w:val="double" w:sz="1" w:space="0" w:color="808080"/>
+              <w:bottom w:val="double" w:sz="1" w:space="0" w:color="808080"/>
+              <w:right w:val="double" w:sz="2" w:space="0" w:color="808080"/>
+            </w:tcBorders>
+            <w:shd w:val="clear" w:color="auto" w:fill="auto"/>
+            <w:vAlign w:val="center"/>
+          </w:tcPr>
+          <w:p>
+            <w:pPr>
+              <w:suppressAutoHyphens w:val="0"/>
+              <w:rPr>
+                <w:rFonts w:ascii="Arial" w:eastAsia="Times New Roman" w:hAnsi="Arial" w:cs="Arial"/>
+                <w:kern w:val="0"/>
+                <w:sz w:val="16"/>
+                <w:szCs w:val="16"/>
+                <w:lang w:val="ru-RU" w:eastAsia="en-US" w:bidi="ar-SA"/>
+              </w:rPr>
+            </w:pPr>
+            <w:hyperlink r:id="rId37" w:history="1">
               <w:r>
                 <w:rPr>
                   <w:rStyle w:val="Hyperlink"/>
@@ -10130,7 +9470,6 @@
                 <w:szCs w:val="16"/>
                 <w:lang w:val="ru-RU"/>
               </w:rPr>
-              <w:lastRenderedPageBreak/>
               <w:t>Источник:</w:t>
             </w:r>
             <w:r>
@@ -10151,7 +9490,7 @@
               </w:rPr>
               <w:t xml:space="preserve"> </w:t>
             </w:r>
-            <w:hyperlink r:id="rId36" w:history="1">
+            <w:hyperlink r:id="rId38" w:history="1">
               <w:r>
                 <w:rPr>
                   <w:rStyle w:val="Hyperlink"/>
@@ -10189,7 +9528,7 @@
 </file>
 
 <file path=word/numbering.xml><?xml version="1.0" encoding="utf-8"?>
-<w:numbering xmlns:wpc="http://schemas.microsoft.com/office/word/2010/wordprocessingCanvas" xmlns:cx="http://schemas.microsoft.com/office/drawing/2014/chartex" xmlns:cx1="http://schemas.microsoft.com/office/drawing/2015/9/8/chartex" xmlns:cx2="http://schemas.microsoft.com/office/drawing/2015/10/21/chartex" xmlns:cx3="http://schemas.microsoft.com/office/drawing/2016/5/9/chartex" xmlns:cx4="http://schemas.microsoft.com/office/drawing/2016/5/10/chartex" xmlns:cx5="http://schemas.microsoft.com/office/drawing/2016/5/11/chartex" xmlns:cx6="http://schemas.microsoft.com/office/drawing/2016/5/12/chartex" xmlns:cx7="http://schemas.microsoft.com/office/drawing/2016/5/13/chartex" xmlns:cx8="http://schemas.microsoft.com/office/drawing/2016/5/14/chartex" xmlns:mc="http://schemas.openxmlformats.org/markup-compatibility/2006" xmlns:aink="http://schemas.microsoft.com/office/drawing/2016/ink" xmlns:am3d="http://schemas.microsoft.com/office/drawing/2017/model3d" xmlns:o="urn:schemas-microsoft-com:office:office" xmlns:oel="http://schemas.microsoft.com/office/2019/extlst" xmlns:r="http://schemas.openxmlformats.org/officeDocument/2006/relationships" xmlns:m="http://schemas.openxmlformats.org/officeDocument/2006/math" xmlns:v="urn:schemas-microsoft-com:vml" xmlns:wp14="http://schemas.microsoft.com/office/word/2010/wordprocessingDrawing" xmlns:wp="http://schemas.openxmlformats.org/drawingml/2006/wordprocessingDrawing" xmlns:w10="urn:schemas-microsoft-com:office:word" xmlns:w="http://schemas.openxmlformats.org/wordprocessingml/2006/main" xmlns:w14="http://schemas.microsoft.com/office/word/2010/wordml" xmlns:w15="http://schemas.microsoft.com/office/word/2012/wordml" xmlns:w16cex="http://schemas.microsoft.com/office/word/2018/wordml/cex" xmlns:w16cid="http://schemas.microsoft.com/office/word/2016/wordml/cid" xmlns:w16="http://schemas.microsoft.com/office/word/2018/wordml" xmlns:w16du="http://schemas.microsoft.com/office/word/2023/wordml/word16du" xmlns:w16sdtdh="http://schemas.microsoft.com/office/word/2020/wordml/sdtdatahash" xmlns:w16se="http://schemas.microsoft.com/office/word/2015/wordml/symex" xmlns:wpg="http://schemas.microsoft.com/office/word/2010/wordprocessingGroup" xmlns:wpi="http://schemas.microsoft.com/office/word/2010/wordprocessingInk" xmlns:wne="http://schemas.microsoft.com/office/word/2006/wordml" xmlns:wps="http://schemas.microsoft.com/office/word/2010/wordprocessingShape" mc:Ignorable="w14 w15 w16se w16cid w16 w16cex w16sdtdh w16du wp14">
+<w:numbering xmlns:wpc="http://schemas.microsoft.com/office/word/2010/wordprocessingCanvas" xmlns:cx="http://schemas.microsoft.com/office/drawing/2014/chartex" xmlns:cx1="http://schemas.microsoft.com/office/drawing/2015/9/8/chartex" xmlns:cx2="http://schemas.microsoft.com/office/drawing/2015/10/21/chartex" xmlns:cx3="http://schemas.microsoft.com/office/drawing/2016/5/9/chartex" xmlns:cx4="http://schemas.microsoft.com/office/drawing/2016/5/10/chartex" xmlns:cx5="http://schemas.microsoft.com/office/drawing/2016/5/11/chartex" xmlns:cx6="http://schemas.microsoft.com/office/drawing/2016/5/12/chartex" xmlns:cx7="http://schemas.microsoft.com/office/drawing/2016/5/13/chartex" xmlns:cx8="http://schemas.microsoft.com/office/drawing/2016/5/14/chartex" xmlns:mc="http://schemas.openxmlformats.org/markup-compatibility/2006" xmlns:aink="http://schemas.microsoft.com/office/drawing/2016/ink" xmlns:am3d="http://schemas.microsoft.com/office/drawing/2017/model3d" xmlns:o="urn:schemas-microsoft-com:office:office" xmlns:oel="http://schemas.microsoft.com/office/2019/extlst" xmlns:r="http://schemas.openxmlformats.org/officeDocument/2006/relationships" xmlns:m="http://schemas.openxmlformats.org/officeDocument/2006/math" xmlns:v="urn:schemas-microsoft-com:vml" xmlns:wp14="http://schemas.microsoft.com/office/word/2010/wordprocessingDrawing" xmlns:wp="http://schemas.openxmlformats.org/drawingml/2006/wordprocessingDrawing" xmlns:w10="urn:schemas-microsoft-com:office:word" xmlns:w="http://schemas.openxmlformats.org/wordprocessingml/2006/main" xmlns:w14="http://schemas.microsoft.com/office/word/2010/wordml" xmlns:w15="http://schemas.microsoft.com/office/word/2012/wordml" xmlns:w16cex="http://schemas.microsoft.com/office/word/2018/wordml/cex" xmlns:w16cid="http://schemas.microsoft.com/office/word/2016/wordml/cid" xmlns:w16="http://schemas.microsoft.com/office/word/2018/wordml" xmlns:w16du="http://schemas.microsoft.com/office/word/2023/wordml/word16du" xmlns:w16sdtdh="http://schemas.microsoft.com/office/word/2020/wordml/sdtdatahash" xmlns:w16sdtfl="http://schemas.microsoft.com/office/word/2024/wordml/sdtformatlock" xmlns:w16se="http://schemas.microsoft.com/office/word/2015/wordml/symex" xmlns:wpg="http://schemas.microsoft.com/office/word/2010/wordprocessingGroup" xmlns:wpi="http://schemas.microsoft.com/office/word/2010/wordprocessingInk" xmlns:wne="http://schemas.microsoft.com/office/word/2006/wordml" xmlns:wps="http://schemas.microsoft.com/office/word/2010/wordprocessingShape" mc:Ignorable="w14 w15 w16se w16cid w16 w16cex w16sdtdh w16sdtfl w16du wp14">
   <w:abstractNum w:abstractNumId="0" w15:restartNumberingAfterBreak="0">
     <w:nsid w:val="00000001"/>
     <w:multiLevelType w:val="multilevel"/>
@@ -10320,7 +9659,7 @@
 </file>
 
 <file path=word/styles.xml><?xml version="1.0" encoding="utf-8"?>
-<w:styles xmlns:mc="http://schemas.openxmlformats.org/markup-compatibility/2006" xmlns:r="http://schemas.openxmlformats.org/officeDocument/2006/relationships" xmlns:w="http://schemas.openxmlformats.org/wordprocessingml/2006/main" xmlns:w14="http://schemas.microsoft.com/office/word/2010/wordml" xmlns:w15="http://schemas.microsoft.com/office/word/2012/wordml" xmlns:w16cex="http://schemas.microsoft.com/office/word/2018/wordml/cex" xmlns:w16cid="http://schemas.microsoft.com/office/word/2016/wordml/cid" xmlns:w16="http://schemas.microsoft.com/office/word/2018/wordml" xmlns:w16du="http://schemas.microsoft.com/office/word/2023/wordml/word16du" xmlns:w16sdtdh="http://schemas.microsoft.com/office/word/2020/wordml/sdtdatahash" xmlns:w16se="http://schemas.microsoft.com/office/word/2015/wordml/symex" mc:Ignorable="w14 w15 w16se w16cid w16 w16cex w16sdtdh w16du">
+<w:styles xmlns:mc="http://schemas.openxmlformats.org/markup-compatibility/2006" xmlns:r="http://schemas.openxmlformats.org/officeDocument/2006/relationships" xmlns:w="http://schemas.openxmlformats.org/wordprocessingml/2006/main" xmlns:w14="http://schemas.microsoft.com/office/word/2010/wordml" xmlns:w15="http://schemas.microsoft.com/office/word/2012/wordml" xmlns:w16cex="http://schemas.microsoft.com/office/word/2018/wordml/cex" xmlns:w16cid="http://schemas.microsoft.com/office/word/2016/wordml/cid" xmlns:w16="http://schemas.microsoft.com/office/word/2018/wordml" xmlns:w16du="http://schemas.microsoft.com/office/word/2023/wordml/word16du" xmlns:w16sdtdh="http://schemas.microsoft.com/office/word/2020/wordml/sdtdatahash" xmlns:w16sdtfl="http://schemas.microsoft.com/office/word/2024/wordml/sdtformatlock" xmlns:w16se="http://schemas.microsoft.com/office/word/2015/wordml/symex" mc:Ignorable="w14 w15 w16se w16cid w16 w16cex w16sdtdh w16sdtfl w16du">
   <w:docDefaults>
     <w:rPrDefault>
       <w:rPr>
@@ -11159,6 +10498,1743 @@
 </w:styles>
 </file>
 
+<file path=word/charts/chart1.xml><?xml version="1.0" encoding="utf-8"?>
+<c:chartSpace xmlns:c="http://schemas.openxmlformats.org/drawingml/2006/chart" xmlns:a="http://schemas.openxmlformats.org/drawingml/2006/main" xmlns:r="http://schemas.openxmlformats.org/officeDocument/2006/relationships" xmlns:c16r2="http://schemas.microsoft.com/office/drawing/2015/06/chart">
+  <c:date1904 val="0"/>
+  <c:lang val="en-US"/>
+  <c:roundedCorners val="0"/>
+  <mc:AlternateContent xmlns:mc="http://schemas.openxmlformats.org/markup-compatibility/2006">
+    <mc:Choice xmlns:c14="http://schemas.microsoft.com/office/drawing/2007/8/2/chart" Requires="c14">
+      <c14:style val="102"/>
+    </mc:Choice>
+    <mc:Fallback>
+      <c:style val="2"/>
+    </mc:Fallback>
+  </mc:AlternateContent>
+  <c:chart>
+    <c:autoTitleDeleted val="1"/>
+    <c:view3D>
+      <c:rotX val="15"/>
+      <c:rotY val="20"/>
+      <c:rAngAx val="0"/>
+    </c:view3D>
+    <c:floor>
+      <c:thickness val="0"/>
+      <c:spPr>
+        <a:noFill/>
+        <a:ln>
+          <a:noFill/>
+        </a:ln>
+        <a:effectLst/>
+        <a:sp3d/>
+      </c:spPr>
+    </c:floor>
+    <c:sideWall>
+      <c:thickness val="0"/>
+      <c:spPr>
+        <a:noFill/>
+        <a:ln>
+          <a:noFill/>
+        </a:ln>
+        <a:effectLst/>
+        <a:sp3d/>
+      </c:spPr>
+    </c:sideWall>
+    <c:backWall>
+      <c:thickness val="0"/>
+      <c:spPr>
+        <a:noFill/>
+        <a:ln>
+          <a:noFill/>
+        </a:ln>
+        <a:effectLst/>
+        <a:sp3d/>
+      </c:spPr>
+    </c:backWall>
+    <c:plotArea>
+      <c:layout>
+        <c:manualLayout>
+          <c:layoutTarget val="inner"/>
+          <c:xMode val="edge"/>
+          <c:yMode val="edge"/>
+          <c:x val="3.4739927162478146E-2"/>
+          <c:y val="4.2083333333333355E-2"/>
+          <c:w val="0.92914885593400376"/>
+          <c:h val="0.85882728200641589"/>
+        </c:manualLayout>
+      </c:layout>
+      <c:bar3DChart>
+        <c:barDir val="col"/>
+        <c:grouping val="clustered"/>
+        <c:varyColors val="0"/>
+        <c:ser>
+          <c:idx val="0"/>
+          <c:order val="0"/>
+          <c:spPr>
+            <a:solidFill>
+              <a:schemeClr val="accent1"/>
+            </a:solidFill>
+            <a:ln>
+              <a:noFill/>
+            </a:ln>
+            <a:effectLst/>
+            <a:sp3d/>
+          </c:spPr>
+          <c:invertIfNegative val="0"/>
+          <c:dLbls>
+            <c:spPr>
+              <a:noFill/>
+              <a:ln>
+                <a:noFill/>
+              </a:ln>
+              <a:effectLst/>
+            </c:spPr>
+            <c:txPr>
+              <a:bodyPr rot="0" spcFirstLastPara="1" vertOverflow="ellipsis" vert="horz" wrap="square" anchor="ctr" anchorCtr="1"/>
+              <a:lstStyle/>
+              <a:p>
+                <a:pPr>
+                  <a:defRPr sz="800" b="0" i="0" u="none" strike="noStrike" kern="1200" baseline="0">
+                    <a:solidFill>
+                      <a:schemeClr val="tx1">
+                        <a:lumMod val="75000"/>
+                        <a:lumOff val="25000"/>
+                      </a:schemeClr>
+                    </a:solidFill>
+                    <a:latin typeface="Arial" panose="020B0604020202020204" pitchFamily="34" charset="0"/>
+                    <a:ea typeface="+mn-ea"/>
+                    <a:cs typeface="Arial" panose="020B0604020202020204" pitchFamily="34" charset="0"/>
+                  </a:defRPr>
+                </a:pPr>
+                <a:endParaRPr lang="en-US"/>
+              </a:p>
+            </c:txPr>
+            <c:showLegendKey val="0"/>
+            <c:showVal val="1"/>
+            <c:showCatName val="0"/>
+            <c:showSerName val="0"/>
+            <c:showPercent val="0"/>
+            <c:showBubbleSize val="0"/>
+            <c:showLeaderLines val="0"/>
+            <c:extLst>
+              <c:ext xmlns:c15="http://schemas.microsoft.com/office/drawing/2012/chart" uri="{CE6537A1-D6FC-4f65-9D91-7224C49458BB}">
+                <c15:showLeaderLines val="1"/>
+                <c15:leaderLines>
+                  <c:spPr>
+                    <a:ln w="9525" cap="flat" cmpd="sng" algn="ctr">
+                      <a:solidFill>
+                        <a:schemeClr val="tx1">
+                          <a:lumMod val="35000"/>
+                          <a:lumOff val="65000"/>
+                        </a:schemeClr>
+                      </a:solidFill>
+                      <a:round/>
+                    </a:ln>
+                    <a:effectLst/>
+                  </c:spPr>
+                </c15:leaderLines>
+              </c:ext>
+            </c:extLst>
+          </c:dLbls>
+          <c:cat>
+            <c:numRef>
+              <c:f>Чешки!$A$8:$A$11</c:f>
+              <c:numCache>
+                <c:formatCode>General</c:formatCode>
+                <c:ptCount val="4"/>
+                <c:pt idx="0">
+                  <c:v>1937</c:v>
+                </c:pt>
+                <c:pt idx="1">
+                  <c:v>1938</c:v>
+                </c:pt>
+                <c:pt idx="2">
+                  <c:v>1942</c:v>
+                </c:pt>
+                <c:pt idx="3">
+                  <c:v>1950</c:v>
+                </c:pt>
+              </c:numCache>
+            </c:numRef>
+          </c:cat>
+          <c:val>
+            <c:numRef>
+              <c:f>Чешки!$B$8:$B$11</c:f>
+              <c:numCache>
+                <c:formatCode>General</c:formatCode>
+                <c:ptCount val="4"/>
+                <c:pt idx="0">
+                  <c:v>2</c:v>
+                </c:pt>
+                <c:pt idx="1">
+                  <c:v>13</c:v>
+                </c:pt>
+                <c:pt idx="2">
+                  <c:v>3</c:v>
+                </c:pt>
+                <c:pt idx="3">
+                  <c:v>1</c:v>
+                </c:pt>
+              </c:numCache>
+            </c:numRef>
+          </c:val>
+          <c:extLst>
+            <c:ext xmlns:c16="http://schemas.microsoft.com/office/drawing/2014/chart" uri="{C3380CC4-5D6E-409C-BE32-E72D297353CC}">
+              <c16:uniqueId val="{00000000-0D87-4727-9ED7-CBBC1F0F4AAA}"/>
+            </c:ext>
+          </c:extLst>
+        </c:ser>
+        <c:dLbls>
+          <c:showLegendKey val="0"/>
+          <c:showVal val="0"/>
+          <c:showCatName val="0"/>
+          <c:showSerName val="0"/>
+          <c:showPercent val="0"/>
+          <c:showBubbleSize val="0"/>
+        </c:dLbls>
+        <c:gapWidth val="150"/>
+        <c:shape val="box"/>
+        <c:axId val="904673775"/>
+        <c:axId val="904655055"/>
+        <c:axId val="0"/>
+      </c:bar3DChart>
+      <c:catAx>
+        <c:axId val="904673775"/>
+        <c:scaling>
+          <c:orientation val="minMax"/>
+        </c:scaling>
+        <c:delete val="0"/>
+        <c:axPos val="b"/>
+        <c:numFmt formatCode="General" sourceLinked="1"/>
+        <c:majorTickMark val="out"/>
+        <c:minorTickMark val="none"/>
+        <c:tickLblPos val="nextTo"/>
+        <c:spPr>
+          <a:noFill/>
+          <a:ln w="9525" cap="flat" cmpd="sng" algn="ctr">
+            <a:solidFill>
+              <a:schemeClr val="tx1">
+                <a:lumMod val="15000"/>
+                <a:lumOff val="85000"/>
+              </a:schemeClr>
+            </a:solidFill>
+            <a:round/>
+          </a:ln>
+          <a:effectLst/>
+        </c:spPr>
+        <c:txPr>
+          <a:bodyPr rot="-60000000" spcFirstLastPara="1" vertOverflow="ellipsis" vert="horz" wrap="square" anchor="ctr" anchorCtr="1"/>
+          <a:lstStyle/>
+          <a:p>
+            <a:pPr>
+              <a:defRPr sz="800" b="0" i="0" u="none" strike="noStrike" kern="1200" baseline="0">
+                <a:solidFill>
+                  <a:schemeClr val="tx1">
+                    <a:lumMod val="65000"/>
+                    <a:lumOff val="35000"/>
+                  </a:schemeClr>
+                </a:solidFill>
+                <a:latin typeface="Arial" panose="020B0604020202020204" pitchFamily="34" charset="0"/>
+                <a:ea typeface="+mn-ea"/>
+                <a:cs typeface="Arial" panose="020B0604020202020204" pitchFamily="34" charset="0"/>
+              </a:defRPr>
+            </a:pPr>
+            <a:endParaRPr lang="en-US"/>
+          </a:p>
+        </c:txPr>
+        <c:crossAx val="904655055"/>
+        <c:crossesAt val="0"/>
+        <c:auto val="0"/>
+        <c:lblAlgn val="ctr"/>
+        <c:lblOffset val="100"/>
+        <c:noMultiLvlLbl val="0"/>
+      </c:catAx>
+      <c:valAx>
+        <c:axId val="904655055"/>
+        <c:scaling>
+          <c:orientation val="minMax"/>
+        </c:scaling>
+        <c:delete val="1"/>
+        <c:axPos val="l"/>
+        <c:numFmt formatCode="General" sourceLinked="1"/>
+        <c:majorTickMark val="out"/>
+        <c:minorTickMark val="none"/>
+        <c:tickLblPos val="nextTo"/>
+        <c:crossAx val="904673775"/>
+        <c:crosses val="autoZero"/>
+        <c:crossBetween val="between"/>
+        <c:majorUnit val="2"/>
+        <c:minorUnit val="1"/>
+      </c:valAx>
+      <c:spPr>
+        <a:noFill/>
+        <a:ln>
+          <a:noFill/>
+        </a:ln>
+        <a:effectLst/>
+      </c:spPr>
+    </c:plotArea>
+    <c:plotVisOnly val="1"/>
+    <c:dispBlanksAs val="gap"/>
+    <c:extLst>
+      <c:ext xmlns:c16r3="http://schemas.microsoft.com/office/drawing/2017/03/chart" uri="{56B9EC1D-385E-4148-901F-78D8002777C0}">
+        <c16r3:dataDisplayOptions16>
+          <c16r3:dispNaAsBlank val="1"/>
+        </c16r3:dataDisplayOptions16>
+      </c:ext>
+    </c:extLst>
+    <c:showDLblsOverMax val="0"/>
+  </c:chart>
+  <c:spPr>
+    <a:solidFill>
+      <a:schemeClr val="bg1"/>
+    </a:solidFill>
+    <a:ln w="9525" cap="flat" cmpd="sng" algn="ctr">
+      <a:solidFill>
+        <a:schemeClr val="tx1">
+          <a:lumMod val="15000"/>
+          <a:lumOff val="85000"/>
+        </a:schemeClr>
+      </a:solidFill>
+      <a:round/>
+    </a:ln>
+    <a:effectLst/>
+  </c:spPr>
+  <c:txPr>
+    <a:bodyPr/>
+    <a:lstStyle/>
+    <a:p>
+      <a:pPr>
+        <a:defRPr sz="800">
+          <a:latin typeface="Arial" panose="020B0604020202020204" pitchFamily="34" charset="0"/>
+          <a:cs typeface="Arial" panose="020B0604020202020204" pitchFamily="34" charset="0"/>
+        </a:defRPr>
+      </a:pPr>
+      <a:endParaRPr lang="en-US"/>
+    </a:p>
+  </c:txPr>
+  <c:externalData r:id="rId3">
+    <c:autoUpdate val="0"/>
+  </c:externalData>
+</c:chartSpace>
+</file>
+
+<file path=word/charts/chart2.xml><?xml version="1.0" encoding="utf-8"?>
+<c:chartSpace xmlns:c="http://schemas.openxmlformats.org/drawingml/2006/chart" xmlns:a="http://schemas.openxmlformats.org/drawingml/2006/main" xmlns:r="http://schemas.openxmlformats.org/officeDocument/2006/relationships" xmlns:c16r2="http://schemas.microsoft.com/office/drawing/2015/06/chart">
+  <c:date1904 val="0"/>
+  <c:lang val="en-US"/>
+  <c:roundedCorners val="0"/>
+  <mc:AlternateContent xmlns:mc="http://schemas.openxmlformats.org/markup-compatibility/2006">
+    <mc:Choice xmlns:c14="http://schemas.microsoft.com/office/drawing/2007/8/2/chart" Requires="c14">
+      <c14:style val="102"/>
+    </mc:Choice>
+    <mc:Fallback>
+      <c:style val="2"/>
+    </mc:Fallback>
+  </mc:AlternateContent>
+  <c:clrMapOvr bg1="lt1" tx1="dk1" bg2="lt2" tx2="dk2" accent1="accent1" accent2="accent2" accent3="accent3" accent4="accent4" accent5="accent5" accent6="accent6" hlink="hlink" folHlink="folHlink"/>
+  <c:chart>
+    <c:autoTitleDeleted val="1"/>
+    <c:view3D>
+      <c:rotX val="0"/>
+      <c:rotY val="20"/>
+      <c:rAngAx val="0"/>
+    </c:view3D>
+    <c:floor>
+      <c:thickness val="0"/>
+      <c:spPr>
+        <a:noFill/>
+        <a:ln>
+          <a:noFill/>
+        </a:ln>
+        <a:effectLst/>
+        <a:sp3d/>
+      </c:spPr>
+    </c:floor>
+    <c:sideWall>
+      <c:thickness val="0"/>
+      <c:spPr>
+        <a:noFill/>
+        <a:ln>
+          <a:noFill/>
+        </a:ln>
+        <a:effectLst/>
+        <a:sp3d/>
+      </c:spPr>
+    </c:sideWall>
+    <c:backWall>
+      <c:thickness val="0"/>
+      <c:spPr>
+        <a:noFill/>
+        <a:ln>
+          <a:noFill/>
+        </a:ln>
+        <a:effectLst/>
+        <a:sp3d/>
+      </c:spPr>
+    </c:backWall>
+    <c:plotArea>
+      <c:layout>
+        <c:manualLayout>
+          <c:layoutTarget val="inner"/>
+          <c:xMode val="edge"/>
+          <c:yMode val="edge"/>
+          <c:x val="8.4047107493246218E-2"/>
+          <c:y val="0.11691543957334048"/>
+          <c:w val="0.78271378599606178"/>
+          <c:h val="0.64707239343978185"/>
+        </c:manualLayout>
+      </c:layout>
+      <c:bar3DChart>
+        <c:barDir val="col"/>
+        <c:grouping val="clustered"/>
+        <c:varyColors val="0"/>
+        <c:ser>
+          <c:idx val="0"/>
+          <c:order val="0"/>
+          <c:spPr>
+            <a:solidFill>
+              <a:srgbClr val="4472C4"/>
+            </a:solidFill>
+            <a:ln>
+              <a:noFill/>
+            </a:ln>
+            <a:effectLst/>
+            <a:sp3d/>
+          </c:spPr>
+          <c:invertIfNegative val="0"/>
+          <c:dLbls>
+            <c:spPr>
+              <a:noFill/>
+              <a:ln>
+                <a:noFill/>
+              </a:ln>
+              <a:effectLst/>
+            </c:spPr>
+            <c:txPr>
+              <a:bodyPr rot="0" spcFirstLastPara="1" vertOverflow="ellipsis" vert="horz" wrap="square" lIns="38100" tIns="19050" rIns="38100" bIns="19050" anchor="ctr" anchorCtr="1">
+                <a:spAutoFit/>
+              </a:bodyPr>
+              <a:lstStyle/>
+              <a:p>
+                <a:pPr>
+                  <a:defRPr sz="600" b="0" i="0" u="none" strike="noStrike" kern="1200" baseline="0">
+                    <a:solidFill>
+                      <a:schemeClr val="tx1">
+                        <a:lumMod val="75000"/>
+                        <a:lumOff val="25000"/>
+                      </a:schemeClr>
+                    </a:solidFill>
+                    <a:latin typeface="Arial" panose="020B0604020202020204" pitchFamily="34" charset="0"/>
+                    <a:ea typeface="+mn-ea"/>
+                    <a:cs typeface="Arial" panose="020B0604020202020204" pitchFamily="34" charset="0"/>
+                  </a:defRPr>
+                </a:pPr>
+                <a:endParaRPr lang="en-US"/>
+              </a:p>
+            </c:txPr>
+            <c:showLegendKey val="0"/>
+            <c:showVal val="1"/>
+            <c:showCatName val="0"/>
+            <c:showSerName val="0"/>
+            <c:showPercent val="0"/>
+            <c:showBubbleSize val="0"/>
+            <c:separator>
+</c:separator>
+            <c:showLeaderLines val="0"/>
+            <c:extLst>
+              <c:ext xmlns:c15="http://schemas.microsoft.com/office/drawing/2012/chart" uri="{CE6537A1-D6FC-4f65-9D91-7224C49458BB}">
+                <c15:showLeaderLines val="1"/>
+                <c15:leaderLines>
+                  <c:spPr>
+                    <a:ln w="9525" cap="flat" cmpd="sng" algn="ctr">
+                      <a:solidFill>
+                        <a:schemeClr val="tx1">
+                          <a:lumMod val="35000"/>
+                          <a:lumOff val="65000"/>
+                        </a:schemeClr>
+                      </a:solidFill>
+                      <a:round/>
+                    </a:ln>
+                    <a:effectLst/>
+                  </c:spPr>
+                </c15:leaderLines>
+              </c:ext>
+            </c:extLst>
+          </c:dLbls>
+          <c:cat>
+            <c:strRef>
+              <c:f>Чешки!$A$5:$A$9</c:f>
+              <c:strCache>
+                <c:ptCount val="5"/>
+                <c:pt idx="0">
+                  <c:v>34-35 лет</c:v>
+                </c:pt>
+                <c:pt idx="1">
+                  <c:v>36-40 лет</c:v>
+                </c:pt>
+                <c:pt idx="2">
+                  <c:v>41-45 лет</c:v>
+                </c:pt>
+                <c:pt idx="3">
+                  <c:v>46-50 лет</c:v>
+                </c:pt>
+                <c:pt idx="4">
+                  <c:v>56-60 лет</c:v>
+                </c:pt>
+              </c:strCache>
+            </c:strRef>
+          </c:cat>
+          <c:val>
+            <c:numRef>
+              <c:f>Чешки!$B$5:$B$9</c:f>
+              <c:numCache>
+                <c:formatCode>General</c:formatCode>
+                <c:ptCount val="5"/>
+                <c:pt idx="0">
+                  <c:v>3</c:v>
+                </c:pt>
+                <c:pt idx="1">
+                  <c:v>5</c:v>
+                </c:pt>
+                <c:pt idx="2">
+                  <c:v>4</c:v>
+                </c:pt>
+                <c:pt idx="3">
+                  <c:v>4</c:v>
+                </c:pt>
+                <c:pt idx="4">
+                  <c:v>3</c:v>
+                </c:pt>
+              </c:numCache>
+            </c:numRef>
+          </c:val>
+          <c:extLst>
+            <c:ext xmlns:c16="http://schemas.microsoft.com/office/drawing/2014/chart" uri="{C3380CC4-5D6E-409C-BE32-E72D297353CC}">
+              <c16:uniqueId val="{00000000-606E-434C-A465-61F528B66925}"/>
+            </c:ext>
+          </c:extLst>
+        </c:ser>
+        <c:dLbls>
+          <c:showLegendKey val="0"/>
+          <c:showVal val="0"/>
+          <c:showCatName val="0"/>
+          <c:showSerName val="0"/>
+          <c:showPercent val="0"/>
+          <c:showBubbleSize val="0"/>
+        </c:dLbls>
+        <c:gapWidth val="83"/>
+        <c:shape val="box"/>
+        <c:axId val="904673775"/>
+        <c:axId val="904655055"/>
+        <c:axId val="0"/>
+      </c:bar3DChart>
+      <c:catAx>
+        <c:axId val="904673775"/>
+        <c:scaling>
+          <c:orientation val="minMax"/>
+        </c:scaling>
+        <c:delete val="0"/>
+        <c:axPos val="b"/>
+        <c:numFmt formatCode="General" sourceLinked="1"/>
+        <c:majorTickMark val="out"/>
+        <c:minorTickMark val="none"/>
+        <c:tickLblPos val="nextTo"/>
+        <c:spPr>
+          <a:noFill/>
+          <a:ln w="9525" cap="flat" cmpd="sng" algn="ctr">
+            <a:solidFill>
+              <a:schemeClr val="tx1">
+                <a:lumMod val="15000"/>
+                <a:lumOff val="85000"/>
+              </a:schemeClr>
+            </a:solidFill>
+            <a:round/>
+          </a:ln>
+          <a:effectLst/>
+        </c:spPr>
+        <c:txPr>
+          <a:bodyPr rot="0" spcFirstLastPara="1" vertOverflow="ellipsis" wrap="square" anchor="ctr" anchorCtr="1"/>
+          <a:lstStyle/>
+          <a:p>
+            <a:pPr>
+              <a:defRPr sz="900" b="0" i="0" u="none" strike="noStrike" kern="1200" baseline="-10000">
+                <a:solidFill>
+                  <a:schemeClr val="tx1">
+                    <a:lumMod val="65000"/>
+                    <a:lumOff val="35000"/>
+                  </a:schemeClr>
+                </a:solidFill>
+                <a:latin typeface="Arial" panose="020B0604020202020204" pitchFamily="34" charset="0"/>
+                <a:ea typeface="+mn-ea"/>
+                <a:cs typeface="+mn-cs"/>
+              </a:defRPr>
+            </a:pPr>
+            <a:endParaRPr lang="en-US"/>
+          </a:p>
+        </c:txPr>
+        <c:crossAx val="904655055"/>
+        <c:crossesAt val="0"/>
+        <c:auto val="0"/>
+        <c:lblAlgn val="ctr"/>
+        <c:lblOffset val="100"/>
+        <c:noMultiLvlLbl val="0"/>
+      </c:catAx>
+      <c:valAx>
+        <c:axId val="904655055"/>
+        <c:scaling>
+          <c:orientation val="minMax"/>
+          <c:max val="5"/>
+          <c:min val="0"/>
+        </c:scaling>
+        <c:delete val="1"/>
+        <c:axPos val="l"/>
+        <c:numFmt formatCode="General" sourceLinked="1"/>
+        <c:majorTickMark val="out"/>
+        <c:minorTickMark val="none"/>
+        <c:tickLblPos val="nextTo"/>
+        <c:crossAx val="904673775"/>
+        <c:crosses val="autoZero"/>
+        <c:crossBetween val="between"/>
+        <c:majorUnit val="1"/>
+        <c:minorUnit val="0.5"/>
+      </c:valAx>
+      <c:spPr>
+        <a:noFill/>
+        <a:ln>
+          <a:noFill/>
+        </a:ln>
+        <a:effectLst/>
+      </c:spPr>
+    </c:plotArea>
+    <c:plotVisOnly val="1"/>
+    <c:dispBlanksAs val="gap"/>
+    <c:extLst>
+      <c:ext xmlns:c16r3="http://schemas.microsoft.com/office/drawing/2017/03/chart" uri="{56B9EC1D-385E-4148-901F-78D8002777C0}">
+        <c16r3:dataDisplayOptions16>
+          <c16r3:dispNaAsBlank val="1"/>
+        </c16r3:dataDisplayOptions16>
+      </c:ext>
+    </c:extLst>
+    <c:showDLblsOverMax val="0"/>
+  </c:chart>
+  <c:spPr>
+    <a:solidFill>
+      <a:schemeClr val="bg1"/>
+    </a:solidFill>
+    <a:ln w="9525" cap="flat" cmpd="sng" algn="ctr">
+      <a:solidFill>
+        <a:schemeClr val="tx1">
+          <a:lumMod val="15000"/>
+          <a:lumOff val="85000"/>
+        </a:schemeClr>
+      </a:solidFill>
+      <a:round/>
+    </a:ln>
+    <a:effectLst/>
+  </c:spPr>
+  <c:txPr>
+    <a:bodyPr/>
+    <a:lstStyle/>
+    <a:p>
+      <a:pPr>
+        <a:defRPr/>
+      </a:pPr>
+      <a:endParaRPr lang="en-US"/>
+    </a:p>
+  </c:txPr>
+  <c:externalData r:id="rId4">
+    <c:autoUpdate val="0"/>
+  </c:externalData>
+</c:chartSpace>
+</file>
+
+<file path=word/charts/colors1.xml><?xml version="1.0" encoding="utf-8"?>
+<cs:colorStyle xmlns:cs="http://schemas.microsoft.com/office/drawing/2012/chartStyle" xmlns:a="http://schemas.openxmlformats.org/drawingml/2006/main" meth="cycle" id="10">
+  <a:schemeClr val="accent1"/>
+  <a:schemeClr val="accent2"/>
+  <a:schemeClr val="accent3"/>
+  <a:schemeClr val="accent4"/>
+  <a:schemeClr val="accent5"/>
+  <a:schemeClr val="accent6"/>
+  <cs:variation/>
+  <cs:variation>
+    <a:lumMod val="60000"/>
+  </cs:variation>
+  <cs:variation>
+    <a:lumMod val="80000"/>
+    <a:lumOff val="20000"/>
+  </cs:variation>
+  <cs:variation>
+    <a:lumMod val="80000"/>
+  </cs:variation>
+  <cs:variation>
+    <a:lumMod val="60000"/>
+    <a:lumOff val="40000"/>
+  </cs:variation>
+  <cs:variation>
+    <a:lumMod val="50000"/>
+  </cs:variation>
+  <cs:variation>
+    <a:lumMod val="70000"/>
+    <a:lumOff val="30000"/>
+  </cs:variation>
+  <cs:variation>
+    <a:lumMod val="70000"/>
+  </cs:variation>
+  <cs:variation>
+    <a:lumMod val="50000"/>
+    <a:lumOff val="50000"/>
+  </cs:variation>
+</cs:colorStyle>
+</file>
+
+<file path=word/charts/colors2.xml><?xml version="1.0" encoding="utf-8"?>
+<cs:colorStyle xmlns:cs="http://schemas.microsoft.com/office/drawing/2012/chartStyle" xmlns:a="http://schemas.openxmlformats.org/drawingml/2006/main" meth="cycle" id="10">
+  <a:schemeClr val="accent1"/>
+  <a:schemeClr val="accent2"/>
+  <a:schemeClr val="accent3"/>
+  <a:schemeClr val="accent4"/>
+  <a:schemeClr val="accent5"/>
+  <a:schemeClr val="accent6"/>
+  <cs:variation/>
+  <cs:variation>
+    <a:lumMod val="60000"/>
+  </cs:variation>
+  <cs:variation>
+    <a:lumMod val="80000"/>
+    <a:lumOff val="20000"/>
+  </cs:variation>
+  <cs:variation>
+    <a:lumMod val="80000"/>
+  </cs:variation>
+  <cs:variation>
+    <a:lumMod val="60000"/>
+    <a:lumOff val="40000"/>
+  </cs:variation>
+  <cs:variation>
+    <a:lumMod val="50000"/>
+  </cs:variation>
+  <cs:variation>
+    <a:lumMod val="70000"/>
+    <a:lumOff val="30000"/>
+  </cs:variation>
+  <cs:variation>
+    <a:lumMod val="70000"/>
+  </cs:variation>
+  <cs:variation>
+    <a:lumMod val="50000"/>
+    <a:lumOff val="50000"/>
+  </cs:variation>
+</cs:colorStyle>
+</file>
+
+<file path=word/charts/style1.xml><?xml version="1.0" encoding="utf-8"?>
+<cs:chartStyle xmlns:cs="http://schemas.microsoft.com/office/drawing/2012/chartStyle" xmlns:a="http://schemas.openxmlformats.org/drawingml/2006/main" id="332">
+  <cs:axisTitle>
+    <cs:lnRef idx="0"/>
+    <cs:fillRef idx="0"/>
+    <cs:effectRef idx="0"/>
+    <cs:fontRef idx="minor">
+      <a:schemeClr val="tx1">
+        <a:lumMod val="65000"/>
+        <a:lumOff val="35000"/>
+      </a:schemeClr>
+    </cs:fontRef>
+    <cs:defRPr sz="1000" kern="1200"/>
+  </cs:axisTitle>
+  <cs:categoryAxis>
+    <cs:lnRef idx="0"/>
+    <cs:fillRef idx="0"/>
+    <cs:effectRef idx="0"/>
+    <cs:fontRef idx="minor">
+      <a:schemeClr val="tx1">
+        <a:lumMod val="65000"/>
+        <a:lumOff val="35000"/>
+      </a:schemeClr>
+    </cs:fontRef>
+    <cs:spPr>
+      <a:ln w="9525" cap="flat" cmpd="sng" algn="ctr">
+        <a:solidFill>
+          <a:schemeClr val="tx1">
+            <a:lumMod val="15000"/>
+            <a:lumOff val="85000"/>
+          </a:schemeClr>
+        </a:solidFill>
+        <a:round/>
+      </a:ln>
+    </cs:spPr>
+    <cs:defRPr sz="900" kern="1200"/>
+  </cs:categoryAxis>
+  <cs:chartArea mods="allowNoFillOverride allowNoLineOverride">
+    <cs:lnRef idx="0"/>
+    <cs:fillRef idx="0"/>
+    <cs:effectRef idx="0"/>
+    <cs:fontRef idx="minor">
+      <a:schemeClr val="tx1"/>
+    </cs:fontRef>
+    <cs:spPr>
+      <a:solidFill>
+        <a:schemeClr val="bg1"/>
+      </a:solidFill>
+      <a:ln w="9525" cap="flat" cmpd="sng" algn="ctr">
+        <a:solidFill>
+          <a:schemeClr val="tx1">
+            <a:lumMod val="15000"/>
+            <a:lumOff val="85000"/>
+          </a:schemeClr>
+        </a:solidFill>
+        <a:round/>
+      </a:ln>
+    </cs:spPr>
+    <cs:defRPr sz="1000" kern="1200"/>
+  </cs:chartArea>
+  <cs:dataLabel>
+    <cs:lnRef idx="0"/>
+    <cs:fillRef idx="0"/>
+    <cs:effectRef idx="0"/>
+    <cs:fontRef idx="minor">
+      <a:schemeClr val="tx1">
+        <a:lumMod val="75000"/>
+        <a:lumOff val="25000"/>
+      </a:schemeClr>
+    </cs:fontRef>
+    <cs:defRPr sz="900" kern="1200"/>
+  </cs:dataLabel>
+  <cs:dataLabelCallout>
+    <cs:lnRef idx="0"/>
+    <cs:fillRef idx="0"/>
+    <cs:effectRef idx="0"/>
+    <cs:fontRef idx="minor">
+      <a:schemeClr val="dk1">
+        <a:lumMod val="65000"/>
+        <a:lumOff val="35000"/>
+      </a:schemeClr>
+    </cs:fontRef>
+    <cs:spPr>
+      <a:solidFill>
+        <a:schemeClr val="lt1"/>
+      </a:solidFill>
+      <a:ln>
+        <a:solidFill>
+          <a:schemeClr val="dk1">
+            <a:lumMod val="25000"/>
+            <a:lumOff val="75000"/>
+          </a:schemeClr>
+        </a:solidFill>
+      </a:ln>
+    </cs:spPr>
+    <cs:defRPr sz="900" kern="1200"/>
+    <cs:bodyPr rot="0" spcFirstLastPara="1" vertOverflow="clip" horzOverflow="clip" vert="horz" wrap="square" lIns="36576" tIns="18288" rIns="36576" bIns="18288" anchor="ctr" anchorCtr="1">
+      <a:spAutoFit/>
+    </cs:bodyPr>
+  </cs:dataLabelCallout>
+  <cs:dataPoint>
+    <cs:lnRef idx="0"/>
+    <cs:fillRef idx="1">
+      <cs:styleClr val="auto"/>
+    </cs:fillRef>
+    <cs:effectRef idx="0"/>
+    <cs:fontRef idx="minor">
+      <a:schemeClr val="tx1"/>
+    </cs:fontRef>
+  </cs:dataPoint>
+  <cs:dataPoint3D>
+    <cs:lnRef idx="0"/>
+    <cs:fillRef idx="1">
+      <cs:styleClr val="auto"/>
+    </cs:fillRef>
+    <cs:effectRef idx="0"/>
+    <cs:fontRef idx="minor">
+      <a:schemeClr val="tx1"/>
+    </cs:fontRef>
+  </cs:dataPoint3D>
+  <cs:dataPointLine>
+    <cs:lnRef idx="0">
+      <cs:styleClr val="auto"/>
+    </cs:lnRef>
+    <cs:fillRef idx="1"/>
+    <cs:effectRef idx="0"/>
+    <cs:fontRef idx="minor">
+      <a:schemeClr val="tx1"/>
+    </cs:fontRef>
+    <cs:spPr>
+      <a:ln w="28575" cap="rnd">
+        <a:solidFill>
+          <a:schemeClr val="phClr"/>
+        </a:solidFill>
+        <a:round/>
+      </a:ln>
+    </cs:spPr>
+  </cs:dataPointLine>
+  <cs:dataPointMarker>
+    <cs:lnRef idx="0">
+      <cs:styleClr val="auto"/>
+    </cs:lnRef>
+    <cs:fillRef idx="1">
+      <cs:styleClr val="auto"/>
+    </cs:fillRef>
+    <cs:effectRef idx="0"/>
+    <cs:fontRef idx="minor">
+      <a:schemeClr val="tx1"/>
+    </cs:fontRef>
+    <cs:spPr>
+      <a:ln w="9525">
+        <a:solidFill>
+          <a:schemeClr val="phClr"/>
+        </a:solidFill>
+      </a:ln>
+    </cs:spPr>
+  </cs:dataPointMarker>
+  <cs:dataPointMarkerLayout symbol="circle" size="5"/>
+  <cs:dataPointWireframe>
+    <cs:lnRef idx="0">
+      <cs:styleClr val="auto"/>
+    </cs:lnRef>
+    <cs:fillRef idx="1"/>
+    <cs:effectRef idx="0"/>
+    <cs:fontRef idx="minor">
+      <a:schemeClr val="tx1"/>
+    </cs:fontRef>
+    <cs:spPr>
+      <a:ln w="9525" cap="rnd">
+        <a:solidFill>
+          <a:schemeClr val="phClr"/>
+        </a:solidFill>
+        <a:round/>
+      </a:ln>
+    </cs:spPr>
+  </cs:dataPointWireframe>
+  <cs:dataTable>
+    <cs:lnRef idx="0"/>
+    <cs:fillRef idx="0"/>
+    <cs:effectRef idx="0"/>
+    <cs:fontRef idx="minor">
+      <a:schemeClr val="tx1">
+        <a:lumMod val="65000"/>
+        <a:lumOff val="35000"/>
+      </a:schemeClr>
+    </cs:fontRef>
+    <cs:spPr>
+      <a:noFill/>
+      <a:ln w="9525" cap="flat" cmpd="sng" algn="ctr">
+        <a:solidFill>
+          <a:schemeClr val="tx1">
+            <a:lumMod val="15000"/>
+            <a:lumOff val="85000"/>
+          </a:schemeClr>
+        </a:solidFill>
+        <a:round/>
+      </a:ln>
+    </cs:spPr>
+    <cs:defRPr sz="900" kern="1200"/>
+  </cs:dataTable>
+  <cs:downBar>
+    <cs:lnRef idx="0"/>
+    <cs:fillRef idx="0"/>
+    <cs:effectRef idx="0"/>
+    <cs:fontRef idx="minor">
+      <a:schemeClr val="dk1"/>
+    </cs:fontRef>
+    <cs:spPr>
+      <a:solidFill>
+        <a:schemeClr val="dk1">
+          <a:lumMod val="65000"/>
+          <a:lumOff val="35000"/>
+        </a:schemeClr>
+      </a:solidFill>
+      <a:ln w="9525">
+        <a:solidFill>
+          <a:schemeClr val="tx1">
+            <a:lumMod val="65000"/>
+            <a:lumOff val="35000"/>
+          </a:schemeClr>
+        </a:solidFill>
+      </a:ln>
+    </cs:spPr>
+  </cs:downBar>
+  <cs:dropLine>
+    <cs:lnRef idx="0"/>
+    <cs:fillRef idx="0"/>
+    <cs:effectRef idx="0"/>
+    <cs:fontRef idx="minor">
+      <a:schemeClr val="tx1"/>
+    </cs:fontRef>
+    <cs:spPr>
+      <a:ln w="9525" cap="flat" cmpd="sng" algn="ctr">
+        <a:solidFill>
+          <a:schemeClr val="tx1">
+            <a:lumMod val="35000"/>
+            <a:lumOff val="65000"/>
+          </a:schemeClr>
+        </a:solidFill>
+        <a:round/>
+      </a:ln>
+    </cs:spPr>
+  </cs:dropLine>
+  <cs:errorBar>
+    <cs:lnRef idx="0"/>
+    <cs:fillRef idx="0"/>
+    <cs:effectRef idx="0"/>
+    <cs:fontRef idx="minor">
+      <a:schemeClr val="tx1"/>
+    </cs:fontRef>
+    <cs:spPr>
+      <a:ln w="9525" cap="flat" cmpd="sng" algn="ctr">
+        <a:solidFill>
+          <a:schemeClr val="tx1">
+            <a:lumMod val="65000"/>
+            <a:lumOff val="35000"/>
+          </a:schemeClr>
+        </a:solidFill>
+        <a:round/>
+      </a:ln>
+    </cs:spPr>
+  </cs:errorBar>
+  <cs:floor>
+    <cs:lnRef idx="0"/>
+    <cs:fillRef idx="0"/>
+    <cs:effectRef idx="0"/>
+    <cs:fontRef idx="minor">
+      <a:schemeClr val="tx1"/>
+    </cs:fontRef>
+    <cs:spPr>
+      <a:noFill/>
+      <a:ln>
+        <a:noFill/>
+      </a:ln>
+    </cs:spPr>
+  </cs:floor>
+  <cs:gridlineMajor>
+    <cs:lnRef idx="0"/>
+    <cs:fillRef idx="0"/>
+    <cs:effectRef idx="0"/>
+    <cs:fontRef idx="minor">
+      <a:schemeClr val="tx1"/>
+    </cs:fontRef>
+    <cs:spPr>
+      <a:ln w="9525" cap="flat" cmpd="sng" algn="ctr">
+        <a:solidFill>
+          <a:schemeClr val="tx1">
+            <a:lumMod val="15000"/>
+            <a:lumOff val="85000"/>
+          </a:schemeClr>
+        </a:solidFill>
+        <a:round/>
+      </a:ln>
+    </cs:spPr>
+  </cs:gridlineMajor>
+  <cs:gridlineMinor>
+    <cs:lnRef idx="0"/>
+    <cs:fillRef idx="0"/>
+    <cs:effectRef idx="0"/>
+    <cs:fontRef idx="minor">
+      <a:schemeClr val="tx1"/>
+    </cs:fontRef>
+    <cs:spPr>
+      <a:ln w="9525" cap="flat" cmpd="sng" algn="ctr">
+        <a:solidFill>
+          <a:schemeClr val="tx1">
+            <a:lumMod val="5000"/>
+            <a:lumOff val="95000"/>
+          </a:schemeClr>
+        </a:solidFill>
+        <a:round/>
+      </a:ln>
+    </cs:spPr>
+  </cs:gridlineMinor>
+  <cs:hiLoLine>
+    <cs:lnRef idx="0"/>
+    <cs:fillRef idx="0"/>
+    <cs:effectRef idx="0"/>
+    <cs:fontRef idx="minor">
+      <a:schemeClr val="tx1"/>
+    </cs:fontRef>
+    <cs:spPr>
+      <a:ln w="9525" cap="flat" cmpd="sng" algn="ctr">
+        <a:solidFill>
+          <a:schemeClr val="tx1">
+            <a:lumMod val="75000"/>
+            <a:lumOff val="25000"/>
+          </a:schemeClr>
+        </a:solidFill>
+        <a:round/>
+      </a:ln>
+    </cs:spPr>
+  </cs:hiLoLine>
+  <cs:leaderLine>
+    <cs:lnRef idx="0"/>
+    <cs:fillRef idx="0"/>
+    <cs:effectRef idx="0"/>
+    <cs:fontRef idx="minor">
+      <a:schemeClr val="tx1"/>
+    </cs:fontRef>
+    <cs:spPr>
+      <a:ln w="9525" cap="flat" cmpd="sng" algn="ctr">
+        <a:solidFill>
+          <a:schemeClr val="tx1">
+            <a:lumMod val="35000"/>
+            <a:lumOff val="65000"/>
+          </a:schemeClr>
+        </a:solidFill>
+        <a:round/>
+      </a:ln>
+    </cs:spPr>
+  </cs:leaderLine>
+  <cs:legend>
+    <cs:lnRef idx="0"/>
+    <cs:fillRef idx="0"/>
+    <cs:effectRef idx="0"/>
+    <cs:fontRef idx="minor">
+      <a:schemeClr val="tx1">
+        <a:lumMod val="65000"/>
+        <a:lumOff val="35000"/>
+      </a:schemeClr>
+    </cs:fontRef>
+    <cs:defRPr sz="900" kern="1200"/>
+  </cs:legend>
+  <cs:plotArea mods="allowNoFillOverride allowNoLineOverride">
+    <cs:lnRef idx="0"/>
+    <cs:fillRef idx="0"/>
+    <cs:effectRef idx="0"/>
+    <cs:fontRef idx="minor">
+      <a:schemeClr val="tx1"/>
+    </cs:fontRef>
+  </cs:plotArea>
+  <cs:plotArea3D mods="allowNoFillOverride allowNoLineOverride">
+    <cs:lnRef idx="0"/>
+    <cs:fillRef idx="0"/>
+    <cs:effectRef idx="0"/>
+    <cs:fontRef idx="minor">
+      <a:schemeClr val="tx1"/>
+    </cs:fontRef>
+  </cs:plotArea3D>
+  <cs:seriesAxis>
+    <cs:lnRef idx="0"/>
+    <cs:fillRef idx="0"/>
+    <cs:effectRef idx="0"/>
+    <cs:fontRef idx="minor">
+      <a:schemeClr val="tx1">
+        <a:lumMod val="65000"/>
+        <a:lumOff val="35000"/>
+      </a:schemeClr>
+    </cs:fontRef>
+    <cs:defRPr sz="900" kern="1200"/>
+  </cs:seriesAxis>
+  <cs:seriesLine>
+    <cs:lnRef idx="0"/>
+    <cs:fillRef idx="0"/>
+    <cs:effectRef idx="0"/>
+    <cs:fontRef idx="minor">
+      <a:schemeClr val="tx1"/>
+    </cs:fontRef>
+    <cs:spPr>
+      <a:ln w="9525" cap="flat" cmpd="sng" algn="ctr">
+        <a:solidFill>
+          <a:schemeClr val="tx1">
+            <a:lumMod val="35000"/>
+            <a:lumOff val="65000"/>
+          </a:schemeClr>
+        </a:solidFill>
+        <a:round/>
+      </a:ln>
+    </cs:spPr>
+  </cs:seriesLine>
+  <cs:title>
+    <cs:lnRef idx="0"/>
+    <cs:fillRef idx="0"/>
+    <cs:effectRef idx="0"/>
+    <cs:fontRef idx="minor">
+      <a:schemeClr val="tx1">
+        <a:lumMod val="65000"/>
+        <a:lumOff val="35000"/>
+      </a:schemeClr>
+    </cs:fontRef>
+    <cs:defRPr sz="1400" b="0" kern="1200" spc="0" baseline="0"/>
+  </cs:title>
+  <cs:trendline>
+    <cs:lnRef idx="0">
+      <cs:styleClr val="auto"/>
+    </cs:lnRef>
+    <cs:fillRef idx="0"/>
+    <cs:effectRef idx="0"/>
+    <cs:fontRef idx="minor">
+      <a:schemeClr val="tx1"/>
+    </cs:fontRef>
+    <cs:spPr>
+      <a:ln w="19050" cap="rnd">
+        <a:solidFill>
+          <a:schemeClr val="phClr"/>
+        </a:solidFill>
+        <a:prstDash val="sysDot"/>
+      </a:ln>
+    </cs:spPr>
+  </cs:trendline>
+  <cs:trendlineLabel>
+    <cs:lnRef idx="0"/>
+    <cs:fillRef idx="0"/>
+    <cs:effectRef idx="0"/>
+    <cs:fontRef idx="minor">
+      <a:schemeClr val="tx1">
+        <a:lumMod val="65000"/>
+        <a:lumOff val="35000"/>
+      </a:schemeClr>
+    </cs:fontRef>
+    <cs:defRPr sz="900" kern="1200"/>
+  </cs:trendlineLabel>
+  <cs:upBar>
+    <cs:lnRef idx="0"/>
+    <cs:fillRef idx="0"/>
+    <cs:effectRef idx="0"/>
+    <cs:fontRef idx="minor">
+      <a:schemeClr val="dk1"/>
+    </cs:fontRef>
+    <cs:spPr>
+      <a:solidFill>
+        <a:schemeClr val="lt1"/>
+      </a:solidFill>
+      <a:ln w="9525">
+        <a:solidFill>
+          <a:schemeClr val="tx1">
+            <a:lumMod val="15000"/>
+            <a:lumOff val="85000"/>
+          </a:schemeClr>
+        </a:solidFill>
+      </a:ln>
+    </cs:spPr>
+  </cs:upBar>
+  <cs:valueAxis>
+    <cs:lnRef idx="0"/>
+    <cs:fillRef idx="0"/>
+    <cs:effectRef idx="0"/>
+    <cs:fontRef idx="minor">
+      <a:schemeClr val="tx1">
+        <a:lumMod val="65000"/>
+        <a:lumOff val="35000"/>
+      </a:schemeClr>
+    </cs:fontRef>
+    <cs:defRPr sz="900" kern="1200"/>
+  </cs:valueAxis>
+  <cs:wall>
+    <cs:lnRef idx="0"/>
+    <cs:fillRef idx="0"/>
+    <cs:effectRef idx="0"/>
+    <cs:fontRef idx="minor">
+      <a:schemeClr val="tx1"/>
+    </cs:fontRef>
+    <cs:spPr>
+      <a:noFill/>
+      <a:ln>
+        <a:noFill/>
+      </a:ln>
+    </cs:spPr>
+  </cs:wall>
+</cs:chartStyle>
+</file>
+
+<file path=word/charts/style2.xml><?xml version="1.0" encoding="utf-8"?>
+<cs:chartStyle xmlns:cs="http://schemas.microsoft.com/office/drawing/2012/chartStyle" xmlns:a="http://schemas.openxmlformats.org/drawingml/2006/main" id="332">
+  <cs:axisTitle>
+    <cs:lnRef idx="0"/>
+    <cs:fillRef idx="0"/>
+    <cs:effectRef idx="0"/>
+    <cs:fontRef idx="minor">
+      <a:schemeClr val="tx1">
+        <a:lumMod val="65000"/>
+        <a:lumOff val="35000"/>
+      </a:schemeClr>
+    </cs:fontRef>
+    <cs:defRPr sz="1000" kern="1200"/>
+  </cs:axisTitle>
+  <cs:categoryAxis>
+    <cs:lnRef idx="0"/>
+    <cs:fillRef idx="0"/>
+    <cs:effectRef idx="0"/>
+    <cs:fontRef idx="minor">
+      <a:schemeClr val="tx1">
+        <a:lumMod val="65000"/>
+        <a:lumOff val="35000"/>
+      </a:schemeClr>
+    </cs:fontRef>
+    <cs:spPr>
+      <a:ln w="9525" cap="flat" cmpd="sng" algn="ctr">
+        <a:solidFill>
+          <a:schemeClr val="tx1">
+            <a:lumMod val="15000"/>
+            <a:lumOff val="85000"/>
+          </a:schemeClr>
+        </a:solidFill>
+        <a:round/>
+      </a:ln>
+    </cs:spPr>
+    <cs:defRPr sz="900" kern="1200"/>
+  </cs:categoryAxis>
+  <cs:chartArea mods="allowNoFillOverride allowNoLineOverride">
+    <cs:lnRef idx="0"/>
+    <cs:fillRef idx="0"/>
+    <cs:effectRef idx="0"/>
+    <cs:fontRef idx="minor">
+      <a:schemeClr val="tx1"/>
+    </cs:fontRef>
+    <cs:spPr>
+      <a:solidFill>
+        <a:schemeClr val="bg1"/>
+      </a:solidFill>
+      <a:ln w="9525" cap="flat" cmpd="sng" algn="ctr">
+        <a:solidFill>
+          <a:schemeClr val="tx1">
+            <a:lumMod val="15000"/>
+            <a:lumOff val="85000"/>
+          </a:schemeClr>
+        </a:solidFill>
+        <a:round/>
+      </a:ln>
+    </cs:spPr>
+    <cs:defRPr sz="1000" kern="1200"/>
+  </cs:chartArea>
+  <cs:dataLabel>
+    <cs:lnRef idx="0"/>
+    <cs:fillRef idx="0"/>
+    <cs:effectRef idx="0"/>
+    <cs:fontRef idx="minor">
+      <a:schemeClr val="tx1">
+        <a:lumMod val="75000"/>
+        <a:lumOff val="25000"/>
+      </a:schemeClr>
+    </cs:fontRef>
+    <cs:defRPr sz="900" kern="1200"/>
+  </cs:dataLabel>
+  <cs:dataLabelCallout>
+    <cs:lnRef idx="0"/>
+    <cs:fillRef idx="0"/>
+    <cs:effectRef idx="0"/>
+    <cs:fontRef idx="minor">
+      <a:schemeClr val="dk1">
+        <a:lumMod val="65000"/>
+        <a:lumOff val="35000"/>
+      </a:schemeClr>
+    </cs:fontRef>
+    <cs:spPr>
+      <a:solidFill>
+        <a:schemeClr val="lt1"/>
+      </a:solidFill>
+      <a:ln>
+        <a:solidFill>
+          <a:schemeClr val="dk1">
+            <a:lumMod val="25000"/>
+            <a:lumOff val="75000"/>
+          </a:schemeClr>
+        </a:solidFill>
+      </a:ln>
+    </cs:spPr>
+    <cs:defRPr sz="900" kern="1200"/>
+    <cs:bodyPr rot="0" spcFirstLastPara="1" vertOverflow="clip" horzOverflow="clip" vert="horz" wrap="square" lIns="36576" tIns="18288" rIns="36576" bIns="18288" anchor="ctr" anchorCtr="1">
+      <a:spAutoFit/>
+    </cs:bodyPr>
+  </cs:dataLabelCallout>
+  <cs:dataPoint>
+    <cs:lnRef idx="0"/>
+    <cs:fillRef idx="1">
+      <cs:styleClr val="auto"/>
+    </cs:fillRef>
+    <cs:effectRef idx="0"/>
+    <cs:fontRef idx="minor">
+      <a:schemeClr val="tx1"/>
+    </cs:fontRef>
+  </cs:dataPoint>
+  <cs:dataPoint3D>
+    <cs:lnRef idx="0"/>
+    <cs:fillRef idx="1">
+      <cs:styleClr val="auto"/>
+    </cs:fillRef>
+    <cs:effectRef idx="0"/>
+    <cs:fontRef idx="minor">
+      <a:schemeClr val="tx1"/>
+    </cs:fontRef>
+  </cs:dataPoint3D>
+  <cs:dataPointLine>
+    <cs:lnRef idx="0">
+      <cs:styleClr val="auto"/>
+    </cs:lnRef>
+    <cs:fillRef idx="1"/>
+    <cs:effectRef idx="0"/>
+    <cs:fontRef idx="minor">
+      <a:schemeClr val="tx1"/>
+    </cs:fontRef>
+    <cs:spPr>
+      <a:ln w="28575" cap="rnd">
+        <a:solidFill>
+          <a:schemeClr val="phClr"/>
+        </a:solidFill>
+        <a:round/>
+      </a:ln>
+    </cs:spPr>
+  </cs:dataPointLine>
+  <cs:dataPointMarker>
+    <cs:lnRef idx="0">
+      <cs:styleClr val="auto"/>
+    </cs:lnRef>
+    <cs:fillRef idx="1">
+      <cs:styleClr val="auto"/>
+    </cs:fillRef>
+    <cs:effectRef idx="0"/>
+    <cs:fontRef idx="minor">
+      <a:schemeClr val="tx1"/>
+    </cs:fontRef>
+    <cs:spPr>
+      <a:ln w="9525">
+        <a:solidFill>
+          <a:schemeClr val="phClr"/>
+        </a:solidFill>
+      </a:ln>
+    </cs:spPr>
+  </cs:dataPointMarker>
+  <cs:dataPointMarkerLayout symbol="circle" size="5"/>
+  <cs:dataPointWireframe>
+    <cs:lnRef idx="0">
+      <cs:styleClr val="auto"/>
+    </cs:lnRef>
+    <cs:fillRef idx="1"/>
+    <cs:effectRef idx="0"/>
+    <cs:fontRef idx="minor">
+      <a:schemeClr val="tx1"/>
+    </cs:fontRef>
+    <cs:spPr>
+      <a:ln w="9525" cap="rnd">
+        <a:solidFill>
+          <a:schemeClr val="phClr"/>
+        </a:solidFill>
+        <a:round/>
+      </a:ln>
+    </cs:spPr>
+  </cs:dataPointWireframe>
+  <cs:dataTable>
+    <cs:lnRef idx="0"/>
+    <cs:fillRef idx="0"/>
+    <cs:effectRef idx="0"/>
+    <cs:fontRef idx="minor">
+      <a:schemeClr val="tx1">
+        <a:lumMod val="65000"/>
+        <a:lumOff val="35000"/>
+      </a:schemeClr>
+    </cs:fontRef>
+    <cs:spPr>
+      <a:noFill/>
+      <a:ln w="9525" cap="flat" cmpd="sng" algn="ctr">
+        <a:solidFill>
+          <a:schemeClr val="tx1">
+            <a:lumMod val="15000"/>
+            <a:lumOff val="85000"/>
+          </a:schemeClr>
+        </a:solidFill>
+        <a:round/>
+      </a:ln>
+    </cs:spPr>
+    <cs:defRPr sz="900" kern="1200"/>
+  </cs:dataTable>
+  <cs:downBar>
+    <cs:lnRef idx="0"/>
+    <cs:fillRef idx="0"/>
+    <cs:effectRef idx="0"/>
+    <cs:fontRef idx="minor">
+      <a:schemeClr val="dk1"/>
+    </cs:fontRef>
+    <cs:spPr>
+      <a:solidFill>
+        <a:schemeClr val="dk1">
+          <a:lumMod val="65000"/>
+          <a:lumOff val="35000"/>
+        </a:schemeClr>
+      </a:solidFill>
+      <a:ln w="9525">
+        <a:solidFill>
+          <a:schemeClr val="tx1">
+            <a:lumMod val="65000"/>
+            <a:lumOff val="35000"/>
+          </a:schemeClr>
+        </a:solidFill>
+      </a:ln>
+    </cs:spPr>
+  </cs:downBar>
+  <cs:dropLine>
+    <cs:lnRef idx="0"/>
+    <cs:fillRef idx="0"/>
+    <cs:effectRef idx="0"/>
+    <cs:fontRef idx="minor">
+      <a:schemeClr val="tx1"/>
+    </cs:fontRef>
+    <cs:spPr>
+      <a:ln w="9525" cap="flat" cmpd="sng" algn="ctr">
+        <a:solidFill>
+          <a:schemeClr val="tx1">
+            <a:lumMod val="35000"/>
+            <a:lumOff val="65000"/>
+          </a:schemeClr>
+        </a:solidFill>
+        <a:round/>
+      </a:ln>
+    </cs:spPr>
+  </cs:dropLine>
+  <cs:errorBar>
+    <cs:lnRef idx="0"/>
+    <cs:fillRef idx="0"/>
+    <cs:effectRef idx="0"/>
+    <cs:fontRef idx="minor">
+      <a:schemeClr val="tx1"/>
+    </cs:fontRef>
+    <cs:spPr>
+      <a:ln w="9525" cap="flat" cmpd="sng" algn="ctr">
+        <a:solidFill>
+          <a:schemeClr val="tx1">
+            <a:lumMod val="65000"/>
+            <a:lumOff val="35000"/>
+          </a:schemeClr>
+        </a:solidFill>
+        <a:round/>
+      </a:ln>
+    </cs:spPr>
+  </cs:errorBar>
+  <cs:floor>
+    <cs:lnRef idx="0"/>
+    <cs:fillRef idx="0"/>
+    <cs:effectRef idx="0"/>
+    <cs:fontRef idx="minor">
+      <a:schemeClr val="tx1"/>
+    </cs:fontRef>
+    <cs:spPr>
+      <a:noFill/>
+      <a:ln>
+        <a:noFill/>
+      </a:ln>
+    </cs:spPr>
+  </cs:floor>
+  <cs:gridlineMajor>
+    <cs:lnRef idx="0"/>
+    <cs:fillRef idx="0"/>
+    <cs:effectRef idx="0"/>
+    <cs:fontRef idx="minor">
+      <a:schemeClr val="tx1"/>
+    </cs:fontRef>
+    <cs:spPr>
+      <a:ln w="9525" cap="flat" cmpd="sng" algn="ctr">
+        <a:solidFill>
+          <a:schemeClr val="tx1">
+            <a:lumMod val="15000"/>
+            <a:lumOff val="85000"/>
+          </a:schemeClr>
+        </a:solidFill>
+        <a:round/>
+      </a:ln>
+    </cs:spPr>
+  </cs:gridlineMajor>
+  <cs:gridlineMinor>
+    <cs:lnRef idx="0"/>
+    <cs:fillRef idx="0"/>
+    <cs:effectRef idx="0"/>
+    <cs:fontRef idx="minor">
+      <a:schemeClr val="tx1"/>
+    </cs:fontRef>
+    <cs:spPr>
+      <a:ln w="9525" cap="flat" cmpd="sng" algn="ctr">
+        <a:solidFill>
+          <a:schemeClr val="tx1">
+            <a:lumMod val="5000"/>
+            <a:lumOff val="95000"/>
+          </a:schemeClr>
+        </a:solidFill>
+        <a:round/>
+      </a:ln>
+    </cs:spPr>
+  </cs:gridlineMinor>
+  <cs:hiLoLine>
+    <cs:lnRef idx="0"/>
+    <cs:fillRef idx="0"/>
+    <cs:effectRef idx="0"/>
+    <cs:fontRef idx="minor">
+      <a:schemeClr val="tx1"/>
+    </cs:fontRef>
+    <cs:spPr>
+      <a:ln w="9525" cap="flat" cmpd="sng" algn="ctr">
+        <a:solidFill>
+          <a:schemeClr val="tx1">
+            <a:lumMod val="75000"/>
+            <a:lumOff val="25000"/>
+          </a:schemeClr>
+        </a:solidFill>
+        <a:round/>
+      </a:ln>
+    </cs:spPr>
+  </cs:hiLoLine>
+  <cs:leaderLine>
+    <cs:lnRef idx="0"/>
+    <cs:fillRef idx="0"/>
+    <cs:effectRef idx="0"/>
+    <cs:fontRef idx="minor">
+      <a:schemeClr val="tx1"/>
+    </cs:fontRef>
+    <cs:spPr>
+      <a:ln w="9525" cap="flat" cmpd="sng" algn="ctr">
+        <a:solidFill>
+          <a:schemeClr val="tx1">
+            <a:lumMod val="35000"/>
+            <a:lumOff val="65000"/>
+          </a:schemeClr>
+        </a:solidFill>
+        <a:round/>
+      </a:ln>
+    </cs:spPr>
+  </cs:leaderLine>
+  <cs:legend>
+    <cs:lnRef idx="0"/>
+    <cs:fillRef idx="0"/>
+    <cs:effectRef idx="0"/>
+    <cs:fontRef idx="minor">
+      <a:schemeClr val="tx1">
+        <a:lumMod val="65000"/>
+        <a:lumOff val="35000"/>
+      </a:schemeClr>
+    </cs:fontRef>
+    <cs:defRPr sz="900" kern="1200"/>
+  </cs:legend>
+  <cs:plotArea mods="allowNoFillOverride allowNoLineOverride">
+    <cs:lnRef idx="0"/>
+    <cs:fillRef idx="0"/>
+    <cs:effectRef idx="0"/>
+    <cs:fontRef idx="minor">
+      <a:schemeClr val="tx1"/>
+    </cs:fontRef>
+  </cs:plotArea>
+  <cs:plotArea3D mods="allowNoFillOverride allowNoLineOverride">
+    <cs:lnRef idx="0"/>
+    <cs:fillRef idx="0"/>
+    <cs:effectRef idx="0"/>
+    <cs:fontRef idx="minor">
+      <a:schemeClr val="tx1"/>
+    </cs:fontRef>
+  </cs:plotArea3D>
+  <cs:seriesAxis>
+    <cs:lnRef idx="0"/>
+    <cs:fillRef idx="0"/>
+    <cs:effectRef idx="0"/>
+    <cs:fontRef idx="minor">
+      <a:schemeClr val="tx1">
+        <a:lumMod val="65000"/>
+        <a:lumOff val="35000"/>
+      </a:schemeClr>
+    </cs:fontRef>
+    <cs:defRPr sz="900" kern="1200"/>
+  </cs:seriesAxis>
+  <cs:seriesLine>
+    <cs:lnRef idx="0"/>
+    <cs:fillRef idx="0"/>
+    <cs:effectRef idx="0"/>
+    <cs:fontRef idx="minor">
+      <a:schemeClr val="tx1"/>
+    </cs:fontRef>
+    <cs:spPr>
+      <a:ln w="9525" cap="flat" cmpd="sng" algn="ctr">
+        <a:solidFill>
+          <a:schemeClr val="tx1">
+            <a:lumMod val="35000"/>
+            <a:lumOff val="65000"/>
+          </a:schemeClr>
+        </a:solidFill>
+        <a:round/>
+      </a:ln>
+    </cs:spPr>
+  </cs:seriesLine>
+  <cs:title>
+    <cs:lnRef idx="0"/>
+    <cs:fillRef idx="0"/>
+    <cs:effectRef idx="0"/>
+    <cs:fontRef idx="minor">
+      <a:schemeClr val="tx1">
+        <a:lumMod val="65000"/>
+        <a:lumOff val="35000"/>
+      </a:schemeClr>
+    </cs:fontRef>
+    <cs:defRPr sz="1400" b="0" kern="1200" spc="0" baseline="0"/>
+  </cs:title>
+  <cs:trendline>
+    <cs:lnRef idx="0">
+      <cs:styleClr val="auto"/>
+    </cs:lnRef>
+    <cs:fillRef idx="0"/>
+    <cs:effectRef idx="0"/>
+    <cs:fontRef idx="minor">
+      <a:schemeClr val="tx1"/>
+    </cs:fontRef>
+    <cs:spPr>
+      <a:ln w="19050" cap="rnd">
+        <a:solidFill>
+          <a:schemeClr val="phClr"/>
+        </a:solidFill>
+        <a:prstDash val="sysDot"/>
+      </a:ln>
+    </cs:spPr>
+  </cs:trendline>
+  <cs:trendlineLabel>
+    <cs:lnRef idx="0"/>
+    <cs:fillRef idx="0"/>
+    <cs:effectRef idx="0"/>
+    <cs:fontRef idx="minor">
+      <a:schemeClr val="tx1">
+        <a:lumMod val="65000"/>
+        <a:lumOff val="35000"/>
+      </a:schemeClr>
+    </cs:fontRef>
+    <cs:defRPr sz="900" kern="1200"/>
+  </cs:trendlineLabel>
+  <cs:upBar>
+    <cs:lnRef idx="0"/>
+    <cs:fillRef idx="0"/>
+    <cs:effectRef idx="0"/>
+    <cs:fontRef idx="minor">
+      <a:schemeClr val="dk1"/>
+    </cs:fontRef>
+    <cs:spPr>
+      <a:solidFill>
+        <a:schemeClr val="lt1"/>
+      </a:solidFill>
+      <a:ln w="9525">
+        <a:solidFill>
+          <a:schemeClr val="tx1">
+            <a:lumMod val="15000"/>
+            <a:lumOff val="85000"/>
+          </a:schemeClr>
+        </a:solidFill>
+      </a:ln>
+    </cs:spPr>
+  </cs:upBar>
+  <cs:valueAxis>
+    <cs:lnRef idx="0"/>
+    <cs:fillRef idx="0"/>
+    <cs:effectRef idx="0"/>
+    <cs:fontRef idx="minor">
+      <a:schemeClr val="tx1">
+        <a:lumMod val="65000"/>
+        <a:lumOff val="35000"/>
+      </a:schemeClr>
+    </cs:fontRef>
+    <cs:defRPr sz="900" kern="1200"/>
+  </cs:valueAxis>
+  <cs:wall>
+    <cs:lnRef idx="0"/>
+    <cs:fillRef idx="0"/>
+    <cs:effectRef idx="0"/>
+    <cs:fontRef idx="minor">
+      <a:schemeClr val="tx1"/>
+    </cs:fontRef>
+    <cs:spPr>
+      <a:noFill/>
+      <a:ln>
+        <a:noFill/>
+      </a:ln>
+    </cs:spPr>
+  </cs:wall>
+</cs:chartStyle>
+</file>
+
 <file path=word/theme/theme1.xml><?xml version="1.0" encoding="utf-8"?>
 <a:theme xmlns:a="http://schemas.openxmlformats.org/drawingml/2006/main" name="Office Theme">
   <a:themeElements>
@@ -11452,4 +12528,290 @@
     </a:ext>
   </a:extLst>
 </a:theme>
+</file>
+
+<file path=word/theme/themeOverride1.xml><?xml version="1.0" encoding="utf-8"?>
+<a:themeOverride xmlns:a="http://schemas.openxmlformats.org/drawingml/2006/main">
+  <a:clrScheme name="Office">
+    <a:dk1>
+      <a:sysClr val="windowText" lastClr="000000"/>
+    </a:dk1>
+    <a:lt1>
+      <a:sysClr val="window" lastClr="FFFFFF"/>
+    </a:lt1>
+    <a:dk2>
+      <a:srgbClr val="44546A"/>
+    </a:dk2>
+    <a:lt2>
+      <a:srgbClr val="E7E6E6"/>
+    </a:lt2>
+    <a:accent1>
+      <a:srgbClr val="4472C4"/>
+    </a:accent1>
+    <a:accent2>
+      <a:srgbClr val="ED7D31"/>
+    </a:accent2>
+    <a:accent3>
+      <a:srgbClr val="A5A5A5"/>
+    </a:accent3>
+    <a:accent4>
+      <a:srgbClr val="FFC000"/>
+    </a:accent4>
+    <a:accent5>
+      <a:srgbClr val="5B9BD5"/>
+    </a:accent5>
+    <a:accent6>
+      <a:srgbClr val="70AD47"/>
+    </a:accent6>
+    <a:hlink>
+      <a:srgbClr val="0563C1"/>
+    </a:hlink>
+    <a:folHlink>
+      <a:srgbClr val="954F72"/>
+    </a:folHlink>
+  </a:clrScheme>
+  <a:fontScheme name="Office">
+    <a:majorFont>
+      <a:latin typeface="Calibri Light" panose="020F0302020204030204"/>
+      <a:ea typeface=""/>
+      <a:cs typeface=""/>
+      <a:font script="Jpan" typeface="游ゴシック Light"/>
+      <a:font script="Hang" typeface="맑은 고딕"/>
+      <a:font script="Hans" typeface="等线 Light"/>
+      <a:font script="Hant" typeface="新細明體"/>
+      <a:font script="Arab" typeface="Times New Roman"/>
+      <a:font script="Hebr" typeface="Times New Roman"/>
+      <a:font script="Thai" typeface="Tahoma"/>
+      <a:font script="Ethi" typeface="Nyala"/>
+      <a:font script="Beng" typeface="Vrinda"/>
+      <a:font script="Gujr" typeface="Shruti"/>
+      <a:font script="Khmr" typeface="MoolBoran"/>
+      <a:font script="Knda" typeface="Tunga"/>
+      <a:font script="Guru" typeface="Raavi"/>
+      <a:font script="Cans" typeface="Euphemia"/>
+      <a:font script="Cher" typeface="Plantagenet Cherokee"/>
+      <a:font script="Yiii" typeface="Microsoft Yi Baiti"/>
+      <a:font script="Tibt" typeface="Microsoft Himalaya"/>
+      <a:font script="Thaa" typeface="MV Boli"/>
+      <a:font script="Deva" typeface="Mangal"/>
+      <a:font script="Telu" typeface="Gautami"/>
+      <a:font script="Taml" typeface="Latha"/>
+      <a:font script="Syrc" typeface="Estrangelo Edessa"/>
+      <a:font script="Orya" typeface="Kalinga"/>
+      <a:font script="Mlym" typeface="Kartika"/>
+      <a:font script="Laoo" typeface="DokChampa"/>
+      <a:font script="Sinh" typeface="Iskoola Pota"/>
+      <a:font script="Mong" typeface="Mongolian Baiti"/>
+      <a:font script="Viet" typeface="Times New Roman"/>
+      <a:font script="Uigh" typeface="Microsoft Uighur"/>
+      <a:font script="Geor" typeface="Sylfaen"/>
+      <a:font script="Armn" typeface="Arial"/>
+      <a:font script="Bugi" typeface="Leelawadee UI"/>
+      <a:font script="Bopo" typeface="Microsoft JhengHei"/>
+      <a:font script="Java" typeface="Javanese Text"/>
+      <a:font script="Lisu" typeface="Segoe UI"/>
+      <a:font script="Mymr" typeface="Myanmar Text"/>
+      <a:font script="Nkoo" typeface="Ebrima"/>
+      <a:font script="Olck" typeface="Nirmala UI"/>
+      <a:font script="Osma" typeface="Ebrima"/>
+      <a:font script="Phag" typeface="Phagspa"/>
+      <a:font script="Syrn" typeface="Estrangelo Edessa"/>
+      <a:font script="Syrj" typeface="Estrangelo Edessa"/>
+      <a:font script="Syre" typeface="Estrangelo Edessa"/>
+      <a:font script="Sora" typeface="Nirmala UI"/>
+      <a:font script="Tale" typeface="Microsoft Tai Le"/>
+      <a:font script="Talu" typeface="Microsoft New Tai Lue"/>
+      <a:font script="Tfng" typeface="Ebrima"/>
+    </a:majorFont>
+    <a:minorFont>
+      <a:latin typeface="Calibri" panose="020F0502020204030204"/>
+      <a:ea typeface=""/>
+      <a:cs typeface=""/>
+      <a:font script="Jpan" typeface="游ゴシック"/>
+      <a:font script="Hang" typeface="맑은 고딕"/>
+      <a:font script="Hans" typeface="等线"/>
+      <a:font script="Hant" typeface="新細明體"/>
+      <a:font script="Arab" typeface="Arial"/>
+      <a:font script="Hebr" typeface="Arial"/>
+      <a:font script="Thai" typeface="Tahoma"/>
+      <a:font script="Ethi" typeface="Nyala"/>
+      <a:font script="Beng" typeface="Vrinda"/>
+      <a:font script="Gujr" typeface="Shruti"/>
+      <a:font script="Khmr" typeface="DaunPenh"/>
+      <a:font script="Knda" typeface="Tunga"/>
+      <a:font script="Guru" typeface="Raavi"/>
+      <a:font script="Cans" typeface="Euphemia"/>
+      <a:font script="Cher" typeface="Plantagenet Cherokee"/>
+      <a:font script="Yiii" typeface="Microsoft Yi Baiti"/>
+      <a:font script="Tibt" typeface="Microsoft Himalaya"/>
+      <a:font script="Thaa" typeface="MV Boli"/>
+      <a:font script="Deva" typeface="Mangal"/>
+      <a:font script="Telu" typeface="Gautami"/>
+      <a:font script="Taml" typeface="Latha"/>
+      <a:font script="Syrc" typeface="Estrangelo Edessa"/>
+      <a:font script="Orya" typeface="Kalinga"/>
+      <a:font script="Mlym" typeface="Kartika"/>
+      <a:font script="Laoo" typeface="DokChampa"/>
+      <a:font script="Sinh" typeface="Iskoola Pota"/>
+      <a:font script="Mong" typeface="Mongolian Baiti"/>
+      <a:font script="Viet" typeface="Arial"/>
+      <a:font script="Uigh" typeface="Microsoft Uighur"/>
+      <a:font script="Geor" typeface="Sylfaen"/>
+      <a:font script="Armn" typeface="Arial"/>
+      <a:font script="Bugi" typeface="Leelawadee UI"/>
+      <a:font script="Bopo" typeface="Microsoft JhengHei"/>
+      <a:font script="Java" typeface="Javanese Text"/>
+      <a:font script="Lisu" typeface="Segoe UI"/>
+      <a:font script="Mymr" typeface="Myanmar Text"/>
+      <a:font script="Nkoo" typeface="Ebrima"/>
+      <a:font script="Olck" typeface="Nirmala UI"/>
+      <a:font script="Osma" typeface="Ebrima"/>
+      <a:font script="Phag" typeface="Phagspa"/>
+      <a:font script="Syrn" typeface="Estrangelo Edessa"/>
+      <a:font script="Syrj" typeface="Estrangelo Edessa"/>
+      <a:font script="Syre" typeface="Estrangelo Edessa"/>
+      <a:font script="Sora" typeface="Nirmala UI"/>
+      <a:font script="Tale" typeface="Microsoft Tai Le"/>
+      <a:font script="Talu" typeface="Microsoft New Tai Lue"/>
+      <a:font script="Tfng" typeface="Ebrima"/>
+    </a:minorFont>
+  </a:fontScheme>
+  <a:fmtScheme name="Office">
+    <a:fillStyleLst>
+      <a:solidFill>
+        <a:schemeClr val="phClr"/>
+      </a:solidFill>
+      <a:gradFill rotWithShape="1">
+        <a:gsLst>
+          <a:gs pos="0">
+            <a:schemeClr val="phClr">
+              <a:lumMod val="110000"/>
+              <a:satMod val="105000"/>
+              <a:tint val="67000"/>
+            </a:schemeClr>
+          </a:gs>
+          <a:gs pos="50000">
+            <a:schemeClr val="phClr">
+              <a:lumMod val="105000"/>
+              <a:satMod val="103000"/>
+              <a:tint val="73000"/>
+            </a:schemeClr>
+          </a:gs>
+          <a:gs pos="100000">
+            <a:schemeClr val="phClr">
+              <a:lumMod val="105000"/>
+              <a:satMod val="109000"/>
+              <a:tint val="81000"/>
+            </a:schemeClr>
+          </a:gs>
+        </a:gsLst>
+        <a:lin ang="5400000" scaled="0"/>
+      </a:gradFill>
+      <a:gradFill rotWithShape="1">
+        <a:gsLst>
+          <a:gs pos="0">
+            <a:schemeClr val="phClr">
+              <a:satMod val="103000"/>
+              <a:lumMod val="102000"/>
+              <a:tint val="94000"/>
+            </a:schemeClr>
+          </a:gs>
+          <a:gs pos="50000">
+            <a:schemeClr val="phClr">
+              <a:satMod val="110000"/>
+              <a:lumMod val="100000"/>
+              <a:shade val="100000"/>
+            </a:schemeClr>
+          </a:gs>
+          <a:gs pos="100000">
+            <a:schemeClr val="phClr">
+              <a:lumMod val="99000"/>
+              <a:satMod val="120000"/>
+              <a:shade val="78000"/>
+            </a:schemeClr>
+          </a:gs>
+        </a:gsLst>
+        <a:lin ang="5400000" scaled="0"/>
+      </a:gradFill>
+    </a:fillStyleLst>
+    <a:lnStyleLst>
+      <a:ln w="6350" cap="flat" cmpd="sng" algn="ctr">
+        <a:solidFill>
+          <a:schemeClr val="phClr"/>
+        </a:solidFill>
+        <a:prstDash val="solid"/>
+        <a:miter lim="800000"/>
+      </a:ln>
+      <a:ln w="12700" cap="flat" cmpd="sng" algn="ctr">
+        <a:solidFill>
+          <a:schemeClr val="phClr"/>
+        </a:solidFill>
+        <a:prstDash val="solid"/>
+        <a:miter lim="800000"/>
+      </a:ln>
+      <a:ln w="19050" cap="flat" cmpd="sng" algn="ctr">
+        <a:solidFill>
+          <a:schemeClr val="phClr"/>
+        </a:solidFill>
+        <a:prstDash val="solid"/>
+        <a:miter lim="800000"/>
+      </a:ln>
+    </a:lnStyleLst>
+    <a:effectStyleLst>
+      <a:effectStyle>
+        <a:effectLst/>
+      </a:effectStyle>
+      <a:effectStyle>
+        <a:effectLst/>
+      </a:effectStyle>
+      <a:effectStyle>
+        <a:effectLst>
+          <a:outerShdw blurRad="57150" dist="19050" dir="5400000" algn="ctr" rotWithShape="0">
+            <a:srgbClr val="000000">
+              <a:alpha val="63000"/>
+            </a:srgbClr>
+          </a:outerShdw>
+        </a:effectLst>
+      </a:effectStyle>
+    </a:effectStyleLst>
+    <a:bgFillStyleLst>
+      <a:solidFill>
+        <a:schemeClr val="phClr"/>
+      </a:solidFill>
+      <a:solidFill>
+        <a:schemeClr val="phClr">
+          <a:tint val="95000"/>
+          <a:satMod val="170000"/>
+        </a:schemeClr>
+      </a:solidFill>
+      <a:gradFill rotWithShape="1">
+        <a:gsLst>
+          <a:gs pos="0">
+            <a:schemeClr val="phClr">
+              <a:tint val="93000"/>
+              <a:satMod val="150000"/>
+              <a:shade val="98000"/>
+              <a:lumMod val="102000"/>
+            </a:schemeClr>
+          </a:gs>
+          <a:gs pos="50000">
+            <a:schemeClr val="phClr">
+              <a:tint val="98000"/>
+              <a:satMod val="130000"/>
+              <a:shade val="90000"/>
+              <a:lumMod val="103000"/>
+            </a:schemeClr>
+          </a:gs>
+          <a:gs pos="100000">
+            <a:schemeClr val="phClr">
+              <a:shade val="63000"/>
+              <a:satMod val="120000"/>
+            </a:schemeClr>
+          </a:gs>
+        </a:gsLst>
+        <a:lin ang="5400000" scaled="0"/>
+      </a:gradFill>
+    </a:bgFillStyleLst>
+  </a:fmtScheme>
+</a:themeOverride>
 </file>
--- a/docs/BYNATIONALITY/Чешки.docx
+++ b/docs/BYNATIONALITY/Чешки.docx
@@ -1701,218 +1701,369 @@
               <w:t xml:space="preserve">: из крестьян – 2, из рабочих – 2, </w:t>
             </w:r>
           </w:p>
-          <w:p>
-            <w:pPr>
-              <w:rPr>
-                <w:rFonts w:ascii="Arial" w:hAnsi="Arial" w:cs="Arial"/>
-                <w:color w:val="000000"/>
-                <w:sz w:val="16"/>
-                <w:szCs w:val="16"/>
-                <w:lang w:val="ru-RU"/>
-              </w:rPr>
-            </w:pPr>
-          </w:p>
-          <w:p>
-            <w:pPr>
-              <w:jc w:val="center"/>
-              <w:rPr>
-                <w:rFonts w:ascii="Arial" w:hAnsi="Arial" w:cs="Arial"/>
-                <w:b/>
-                <w:bCs/>
-                <w:sz w:val="16"/>
-                <w:szCs w:val="16"/>
-                <w:lang w:val="ru-RU"/>
-              </w:rPr>
-            </w:pPr>
-            <w:r>
-              <w:rPr>
-                <w:rFonts w:ascii="Arial" w:hAnsi="Arial" w:cs="Arial"/>
-                <w:b/>
-                <w:bCs/>
-                <w:sz w:val="16"/>
-                <w:szCs w:val="16"/>
-                <w:lang w:val="ru-RU"/>
-              </w:rPr>
-              <w:t>ЧИСЛЕННОСТЬ РАССТРЕЛЯННЫХ И ПОГИБШИХ В ЗАКЛЮЧЕНИИ ЖЕНЩИН ПО ГОДАМ с 1937 по 1950 гг.</w:t>
-            </w:r>
-          </w:p>
-          <w:p>
-            <w:pPr>
-              <w:jc w:val="center"/>
-              <w:rPr>
-                <w:rFonts w:ascii="Arial" w:hAnsi="Arial" w:cs="Arial"/>
-                <w:sz w:val="16"/>
-                <w:szCs w:val="16"/>
-                <w:lang w:val="ru-RU"/>
-              </w:rPr>
-            </w:pPr>
-            <w:r>
-              <w:rPr>
-                <w:noProof/>
-              </w:rPr>
-              <w:drawing>
-                <wp:inline distT="0" distB="0" distL="0" distR="0" wp14:anchorId="52F96F0E" wp14:editId="46263F68">
-                  <wp:extent cx="4542439" cy="2457778"/>
-                  <wp:effectExtent l="0" t="0" r="10795" b="0"/>
-                  <wp:docPr id="1569177156" name="Chart 1">
-                    <a:extLst xmlns:a="http://schemas.openxmlformats.org/drawingml/2006/main">
-                      <a:ext uri="{FF2B5EF4-FFF2-40B4-BE49-F238E27FC236}">
-                        <a16:creationId xmlns:a16="http://schemas.microsoft.com/office/drawing/2014/main" id="{27D34720-658A-43AC-9723-FDF7F48CEF7A}"/>
-                      </a:ext>
-                    </a:extLst>
-                  </wp:docPr>
-                  <wp:cNvGraphicFramePr/>
-                  <a:graphic xmlns:a="http://schemas.openxmlformats.org/drawingml/2006/main">
-                    <a:graphicData uri="http://schemas.openxmlformats.org/drawingml/2006/chart">
-                      <c:chart xmlns:c="http://schemas.openxmlformats.org/drawingml/2006/chart" xmlns:r="http://schemas.openxmlformats.org/officeDocument/2006/relationships" r:id="rId5"/>
-                    </a:graphicData>
-                  </a:graphic>
-                </wp:inline>
-              </w:drawing>
-            </w:r>
-          </w:p>
-          <w:p>
-            <w:pPr>
-              <w:jc w:val="center"/>
-              <w:rPr>
-                <w:rFonts w:ascii="Arial" w:hAnsi="Arial" w:cs="Arial"/>
-                <w:sz w:val="16"/>
-                <w:szCs w:val="16"/>
-                <w:lang w:val="ru-RU"/>
-              </w:rPr>
-            </w:pPr>
-          </w:p>
-          <w:p>
-            <w:pPr>
-              <w:jc w:val="center"/>
-              <w:rPr>
-                <w:rFonts w:ascii="Arial" w:hAnsi="Arial" w:cs="Arial"/>
-                <w:sz w:val="16"/>
-                <w:szCs w:val="16"/>
-                <w:lang w:val="ru-RU"/>
-              </w:rPr>
-            </w:pPr>
-          </w:p>
-          <w:p>
-            <w:pPr>
-              <w:jc w:val="center"/>
-              <w:rPr>
-                <w:rFonts w:ascii="Arial" w:hAnsi="Arial" w:cs="Arial"/>
-                <w:b/>
-                <w:bCs/>
-                <w:sz w:val="16"/>
-                <w:szCs w:val="16"/>
-                <w:lang w:val="ru-RU"/>
-              </w:rPr>
-            </w:pPr>
-            <w:r>
-              <w:rPr>
-                <w:rFonts w:ascii="Arial" w:hAnsi="Arial" w:cs="Arial"/>
-                <w:b/>
-                <w:bCs/>
-                <w:sz w:val="16"/>
-                <w:szCs w:val="16"/>
-                <w:lang w:val="ru-RU"/>
-              </w:rPr>
-              <w:t xml:space="preserve">ЧИСЛЕННОСТЬ РАССТРЕЛЯННЫХ И ПОГИБШИХ В ЗАКЛЮЧЕНИИ </w:t>
-            </w:r>
-            <w:r>
-              <w:rPr>
-                <w:rFonts w:ascii="Arial" w:hAnsi="Arial" w:cs="Arial"/>
-                <w:b/>
-                <w:bCs/>
-                <w:sz w:val="16"/>
-                <w:szCs w:val="16"/>
-                <w:lang w:val="ru-RU"/>
-              </w:rPr>
-              <w:t xml:space="preserve">ЖЕНЩИН ПО </w:t>
-            </w:r>
-            <w:r>
-              <w:rPr>
-                <w:rFonts w:ascii="Arial" w:hAnsi="Arial" w:cs="Arial"/>
-                <w:b/>
-                <w:bCs/>
-                <w:sz w:val="16"/>
-                <w:szCs w:val="16"/>
-                <w:lang w:val="ru-RU"/>
-              </w:rPr>
-              <w:t xml:space="preserve">ВОЗРАСТАМ </w:t>
-            </w:r>
-            <w:r>
-              <w:rPr>
-                <w:rFonts w:ascii="Arial" w:hAnsi="Arial" w:cs="Arial"/>
-                <w:b/>
-                <w:bCs/>
-                <w:sz w:val="16"/>
-                <w:szCs w:val="16"/>
-                <w:lang w:val="ru-RU"/>
-              </w:rPr>
-              <w:t>с 1937 по 1950 гг.</w:t>
-            </w:r>
-          </w:p>
-          <w:p>
-            <w:pPr>
-              <w:jc w:val="center"/>
-              <w:rPr>
-                <w:rFonts w:ascii="Arial" w:hAnsi="Arial" w:cs="Arial"/>
-                <w:sz w:val="16"/>
-                <w:szCs w:val="16"/>
-                <w:lang w:val="ru-RU"/>
-              </w:rPr>
-            </w:pPr>
-            <w:r>
-              <w:rPr>
-                <w:noProof/>
-              </w:rPr>
-              <w:drawing>
-                <wp:inline distT="0" distB="0" distL="0" distR="0" wp14:anchorId="29559C59" wp14:editId="545BDB32">
-                  <wp:extent cx="3658059" cy="1646905"/>
-                  <wp:effectExtent l="0" t="0" r="0" b="10795"/>
-                  <wp:docPr id="945966980" name="Chart 1">
-                    <a:extLst xmlns:a="http://schemas.openxmlformats.org/drawingml/2006/main">
-                      <a:ext uri="{FF2B5EF4-FFF2-40B4-BE49-F238E27FC236}">
-                        <a16:creationId xmlns:a16="http://schemas.microsoft.com/office/drawing/2014/main" id="{15BE36AD-14C7-4C14-88DC-5E56CF9372BA}"/>
-                      </a:ext>
-                    </a:extLst>
-                  </wp:docPr>
-                  <wp:cNvGraphicFramePr/>
-                  <a:graphic xmlns:a="http://schemas.openxmlformats.org/drawingml/2006/main">
-                    <a:graphicData uri="http://schemas.openxmlformats.org/drawingml/2006/chart">
-                      <c:chart xmlns:c="http://schemas.openxmlformats.org/drawingml/2006/chart" xmlns:r="http://schemas.openxmlformats.org/officeDocument/2006/relationships" r:id="rId6"/>
-                    </a:graphicData>
-                  </a:graphic>
-                </wp:inline>
-              </w:drawing>
-            </w:r>
-          </w:p>
-          <w:p>
-            <w:pPr>
-              <w:jc w:val="center"/>
-              <w:rPr>
-                <w:rFonts w:ascii="Arial" w:hAnsi="Arial" w:cs="Arial"/>
-                <w:sz w:val="16"/>
-                <w:szCs w:val="16"/>
-                <w:lang w:val="ru-RU"/>
-              </w:rPr>
-            </w:pPr>
-          </w:p>
-          <w:p>
-            <w:pPr>
-              <w:jc w:val="center"/>
-              <w:rPr>
-                <w:rFonts w:ascii="Arial" w:hAnsi="Arial" w:cs="Arial"/>
-                <w:sz w:val="16"/>
-                <w:szCs w:val="16"/>
-                <w:lang w:val="ru-RU"/>
-              </w:rPr>
-            </w:pPr>
-          </w:p>
         </w:tc>
       </w:tr>
     </w:tbl>
     <w:p>
       <w:pPr>
         <w:pStyle w:val="BodyText"/>
+        <w:spacing w:after="0" w:line="240" w:lineRule="auto"/>
+        <w:rPr>
+          <w:rFonts w:hint="eastAsia"/>
+          <w:lang w:val="ru-RU"/>
+        </w:rPr>
+      </w:pPr>
+    </w:p>
+    <w:p>
+      <w:pPr>
+        <w:pStyle w:val="BodyText"/>
+        <w:spacing w:after="0" w:line="240" w:lineRule="auto"/>
+        <w:jc w:val="center"/>
+        <w:rPr>
+          <w:rFonts w:hint="eastAsia"/>
+          <w:lang w:val="ru-RU"/>
+        </w:rPr>
+      </w:pPr>
+    </w:p>
+    <w:p>
+      <w:pPr>
+        <w:jc w:val="center"/>
+        <w:rPr>
+          <w:rFonts w:ascii="Arial" w:hAnsi="Arial" w:cs="Arial"/>
+          <w:b/>
+          <w:bCs/>
+          <w:sz w:val="16"/>
+          <w:szCs w:val="16"/>
+          <w:lang w:val="ru-RU"/>
+        </w:rPr>
+      </w:pPr>
+      <w:r>
+        <w:rPr>
+          <w:rFonts w:ascii="Arial" w:hAnsi="Arial" w:cs="Arial"/>
+          <w:b/>
+          <w:bCs/>
+          <w:sz w:val="16"/>
+          <w:szCs w:val="16"/>
+          <w:lang w:val="ru-RU"/>
+        </w:rPr>
+        <w:t>ЧИСЛЕННОСТЬ РАССТРЕЛЯННЫХ И ПОГИБШИХ В ЗАКЛЮЧЕНИИ ЖЕНЩИН ПО ГОДАМ</w:t>
+      </w:r>
+      <w:r>
+        <w:rPr>
+          <w:rFonts w:ascii="Arial" w:hAnsi="Arial" w:cs="Arial"/>
+          <w:b/>
+          <w:bCs/>
+          <w:sz w:val="16"/>
+          <w:szCs w:val="16"/>
+          <w:lang w:val="ru-RU"/>
+        </w:rPr>
+        <w:t xml:space="preserve">, </w:t>
+      </w:r>
+      <w:proofErr w:type="gramStart"/>
+      <w:r>
+        <w:rPr>
+          <w:rFonts w:ascii="Arial" w:hAnsi="Arial" w:cs="Arial"/>
+          <w:b/>
+          <w:bCs/>
+          <w:sz w:val="16"/>
+          <w:szCs w:val="16"/>
+          <w:lang w:val="ru-RU"/>
+        </w:rPr>
+        <w:t>1937</w:t>
+      </w:r>
+      <w:r>
+        <w:rPr>
+          <w:rFonts w:ascii="Arial" w:hAnsi="Arial" w:cs="Arial"/>
+          <w:b/>
+          <w:bCs/>
+          <w:sz w:val="16"/>
+          <w:szCs w:val="16"/>
+          <w:lang w:val="ru-RU"/>
+        </w:rPr>
+        <w:t>-</w:t>
+      </w:r>
+      <w:r>
+        <w:rPr>
+          <w:rFonts w:ascii="Arial" w:hAnsi="Arial" w:cs="Arial"/>
+          <w:b/>
+          <w:bCs/>
+          <w:sz w:val="16"/>
+          <w:szCs w:val="16"/>
+          <w:lang w:val="ru-RU"/>
+        </w:rPr>
+        <w:t>1950</w:t>
+      </w:r>
+      <w:proofErr w:type="gramEnd"/>
+      <w:r>
+        <w:rPr>
+          <w:rFonts w:ascii="Arial" w:hAnsi="Arial" w:cs="Arial"/>
+          <w:b/>
+          <w:bCs/>
+          <w:sz w:val="16"/>
+          <w:szCs w:val="16"/>
+          <w:lang w:val="ru-RU"/>
+        </w:rPr>
+        <w:t xml:space="preserve"> гг.</w:t>
+      </w:r>
+    </w:p>
+    <w:p>
+      <w:pPr>
+        <w:jc w:val="center"/>
+        <w:rPr>
+          <w:rFonts w:ascii="Arial" w:hAnsi="Arial" w:cs="Arial"/>
+          <w:sz w:val="16"/>
+          <w:szCs w:val="16"/>
+          <w:lang w:val="ru-RU"/>
+        </w:rPr>
+      </w:pPr>
+      <w:r>
+        <w:rPr>
+          <w:rFonts w:ascii="Arial" w:hAnsi="Arial" w:cs="Arial"/>
+          <w:noProof/>
+          <w:sz w:val="16"/>
+          <w:szCs w:val="16"/>
+          <w:lang w:val="ru-RU"/>
+        </w:rPr>
+        <w:drawing>
+          <wp:inline distT="0" distB="0" distL="0" distR="0" wp14:anchorId="2D09B2B5" wp14:editId="70516CF4">
+            <wp:extent cx="4542155" cy="2468880"/>
+            <wp:effectExtent l="0" t="0" r="0" b="7620"/>
+            <wp:docPr id="739365413" name="Picture 1"/>
+            <wp:cNvGraphicFramePr>
+              <a:graphicFrameLocks xmlns:a="http://schemas.openxmlformats.org/drawingml/2006/main" noChangeAspect="1"/>
+            </wp:cNvGraphicFramePr>
+            <a:graphic xmlns:a="http://schemas.openxmlformats.org/drawingml/2006/main">
+              <a:graphicData uri="http://schemas.openxmlformats.org/drawingml/2006/picture">
+                <pic:pic xmlns:pic="http://schemas.openxmlformats.org/drawingml/2006/picture">
+                  <pic:nvPicPr>
+                    <pic:cNvPr id="0" name="Picture 2"/>
+                    <pic:cNvPicPr>
+                      <a:picLocks noChangeAspect="1" noChangeArrowheads="1"/>
+                    </pic:cNvPicPr>
+                  </pic:nvPicPr>
+                  <pic:blipFill>
+                    <a:blip r:embed="rId5">
+                      <a:extLst>
+                        <a:ext uri="{28A0092B-C50C-407E-A947-70E740481C1C}">
+                          <a14:useLocalDpi xmlns:a14="http://schemas.microsoft.com/office/drawing/2010/main" val="0"/>
+                        </a:ext>
+                      </a:extLst>
+                    </a:blip>
+                    <a:srcRect/>
+                    <a:stretch>
+                      <a:fillRect/>
+                    </a:stretch>
+                  </pic:blipFill>
+                  <pic:spPr bwMode="auto">
+                    <a:xfrm>
+                      <a:off x="0" y="0"/>
+                      <a:ext cx="4542155" cy="2468880"/>
+                    </a:xfrm>
+                    <a:prstGeom prst="rect">
+                      <a:avLst/>
+                    </a:prstGeom>
+                    <a:noFill/>
+                  </pic:spPr>
+                </pic:pic>
+              </a:graphicData>
+            </a:graphic>
+          </wp:inline>
+        </w:drawing>
+      </w:r>
+    </w:p>
+    <w:p>
+      <w:pPr>
+        <w:jc w:val="center"/>
+        <w:rPr>
+          <w:rFonts w:ascii="Arial" w:hAnsi="Arial" w:cs="Arial"/>
+          <w:sz w:val="16"/>
+          <w:szCs w:val="16"/>
+          <w:lang w:val="ru-RU"/>
+        </w:rPr>
+      </w:pPr>
+    </w:p>
+    <w:p>
+      <w:pPr>
+        <w:jc w:val="center"/>
+        <w:rPr>
+          <w:rFonts w:ascii="Arial" w:hAnsi="Arial" w:cs="Arial"/>
+          <w:sz w:val="16"/>
+          <w:szCs w:val="16"/>
+          <w:lang w:val="ru-RU"/>
+        </w:rPr>
+      </w:pPr>
+    </w:p>
+    <w:p>
+      <w:pPr>
+        <w:jc w:val="center"/>
+        <w:rPr>
+          <w:rFonts w:ascii="Arial" w:hAnsi="Arial" w:cs="Arial"/>
+          <w:b/>
+          <w:bCs/>
+          <w:sz w:val="16"/>
+          <w:szCs w:val="16"/>
+          <w:lang w:val="ru-RU"/>
+        </w:rPr>
+      </w:pPr>
+      <w:r>
+        <w:rPr>
+          <w:rFonts w:ascii="Arial" w:hAnsi="Arial" w:cs="Arial"/>
+          <w:b/>
+          <w:bCs/>
+          <w:sz w:val="16"/>
+          <w:szCs w:val="16"/>
+          <w:lang w:val="ru-RU"/>
+        </w:rPr>
+        <w:t xml:space="preserve">ЧИСЛЕННОСТЬ РАССТРЕЛЯННЫХ И ПОГИБШИХ В ЗАКЛЮЧЕНИИ </w:t>
+      </w:r>
+      <w:r>
+        <w:rPr>
+          <w:rFonts w:ascii="Arial" w:hAnsi="Arial" w:cs="Arial"/>
+          <w:b/>
+          <w:bCs/>
+          <w:sz w:val="16"/>
+          <w:szCs w:val="16"/>
+          <w:lang w:val="ru-RU"/>
+        </w:rPr>
+        <w:t xml:space="preserve">ЖЕНЩИН ПО </w:t>
+      </w:r>
+      <w:r>
+        <w:rPr>
+          <w:rFonts w:ascii="Arial" w:hAnsi="Arial" w:cs="Arial"/>
+          <w:b/>
+          <w:bCs/>
+          <w:sz w:val="16"/>
+          <w:szCs w:val="16"/>
+          <w:lang w:val="ru-RU"/>
+        </w:rPr>
+        <w:t>ВОЗРАСТАМ</w:t>
+      </w:r>
+      <w:r>
+        <w:rPr>
+          <w:rFonts w:ascii="Arial" w:hAnsi="Arial" w:cs="Arial"/>
+          <w:b/>
+          <w:bCs/>
+          <w:sz w:val="16"/>
+          <w:szCs w:val="16"/>
+          <w:lang w:val="ru-RU"/>
+        </w:rPr>
+        <w:t xml:space="preserve">, </w:t>
+      </w:r>
+      <w:proofErr w:type="gramStart"/>
+      <w:r>
+        <w:rPr>
+          <w:rFonts w:ascii="Arial" w:hAnsi="Arial" w:cs="Arial"/>
+          <w:b/>
+          <w:bCs/>
+          <w:sz w:val="16"/>
+          <w:szCs w:val="16"/>
+          <w:lang w:val="ru-RU"/>
+        </w:rPr>
+        <w:t>1937</w:t>
+      </w:r>
+      <w:r>
+        <w:rPr>
+          <w:rFonts w:ascii="Arial" w:hAnsi="Arial" w:cs="Arial"/>
+          <w:b/>
+          <w:bCs/>
+          <w:sz w:val="16"/>
+          <w:szCs w:val="16"/>
+          <w:lang w:val="ru-RU"/>
+        </w:rPr>
+        <w:t>-</w:t>
+      </w:r>
+      <w:r>
+        <w:rPr>
+          <w:rFonts w:ascii="Arial" w:hAnsi="Arial" w:cs="Arial"/>
+          <w:b/>
+          <w:bCs/>
+          <w:sz w:val="16"/>
+          <w:szCs w:val="16"/>
+          <w:lang w:val="ru-RU"/>
+        </w:rPr>
+        <w:t>1950</w:t>
+      </w:r>
+      <w:proofErr w:type="gramEnd"/>
+      <w:r>
+        <w:rPr>
+          <w:rFonts w:ascii="Arial" w:hAnsi="Arial" w:cs="Arial"/>
+          <w:b/>
+          <w:bCs/>
+          <w:sz w:val="16"/>
+          <w:szCs w:val="16"/>
+          <w:lang w:val="ru-RU"/>
+        </w:rPr>
+        <w:t xml:space="preserve"> гг.</w:t>
+      </w:r>
+    </w:p>
+    <w:p>
+      <w:pPr>
+        <w:pStyle w:val="BodyText"/>
+        <w:spacing w:after="0" w:line="240" w:lineRule="auto"/>
+        <w:jc w:val="center"/>
+        <w:rPr>
+          <w:rFonts w:hint="eastAsia"/>
+          <w:lang w:val="ru-RU"/>
+        </w:rPr>
+      </w:pPr>
+      <w:r>
+        <w:rPr>
+          <w:rFonts w:hint="eastAsia"/>
+          <w:noProof/>
+          <w:lang w:val="ru-RU"/>
+        </w:rPr>
+        <w:drawing>
+          <wp:inline distT="0" distB="0" distL="0" distR="0" wp14:anchorId="696DF6C1" wp14:editId="5C5C79E3">
+            <wp:extent cx="3145790" cy="1664335"/>
+            <wp:effectExtent l="0" t="0" r="0" b="0"/>
+            <wp:docPr id="803490443" name="Picture 2"/>
+            <wp:cNvGraphicFramePr>
+              <a:graphicFrameLocks xmlns:a="http://schemas.openxmlformats.org/drawingml/2006/main" noChangeAspect="1"/>
+            </wp:cNvGraphicFramePr>
+            <a:graphic xmlns:a="http://schemas.openxmlformats.org/drawingml/2006/main">
+              <a:graphicData uri="http://schemas.openxmlformats.org/drawingml/2006/picture">
+                <pic:pic xmlns:pic="http://schemas.openxmlformats.org/drawingml/2006/picture">
+                  <pic:nvPicPr>
+                    <pic:cNvPr id="0" name="Picture 3"/>
+                    <pic:cNvPicPr>
+                      <a:picLocks noChangeAspect="1" noChangeArrowheads="1"/>
+                    </pic:cNvPicPr>
+                  </pic:nvPicPr>
+                  <pic:blipFill>
+                    <a:blip r:embed="rId6">
+                      <a:extLst>
+                        <a:ext uri="{28A0092B-C50C-407E-A947-70E740481C1C}">
+                          <a14:useLocalDpi xmlns:a14="http://schemas.microsoft.com/office/drawing/2010/main" val="0"/>
+                        </a:ext>
+                      </a:extLst>
+                    </a:blip>
+                    <a:srcRect/>
+                    <a:stretch>
+                      <a:fillRect/>
+                    </a:stretch>
+                  </pic:blipFill>
+                  <pic:spPr bwMode="auto">
+                    <a:xfrm>
+                      <a:off x="0" y="0"/>
+                      <a:ext cx="3145790" cy="1664335"/>
+                    </a:xfrm>
+                    <a:prstGeom prst="rect">
+                      <a:avLst/>
+                    </a:prstGeom>
+                    <a:noFill/>
+                  </pic:spPr>
+                </pic:pic>
+              </a:graphicData>
+            </a:graphic>
+          </wp:inline>
+        </w:drawing>
+      </w:r>
+    </w:p>
+    <w:p>
+      <w:pPr>
+        <w:pStyle w:val="BodyText"/>
+        <w:spacing w:after="0" w:line="240" w:lineRule="auto"/>
+        <w:jc w:val="center"/>
         <w:rPr>
           <w:rFonts w:hint="eastAsia"/>
           <w:lang w:val="ru-RU"/>
@@ -5687,14 +5838,25 @@
               </w:rPr>
               <w:t xml:space="preserve">. Малиновка Малинского р-на Житомирской обл. Арестована 25 ноября 1937 г. </w:t>
             </w:r>
-            <w:r>
-              <w:rPr>
-                <w:rFonts w:ascii="Arial" w:hAnsi="Arial" w:cs="Arial"/>
-                <w:sz w:val="16"/>
-                <w:szCs w:val="16"/>
-                <w:lang w:val="ru-RU"/>
-              </w:rPr>
-              <w:t>Обв.:</w:t>
+            <w:proofErr w:type="spellStart"/>
+            <w:r>
+              <w:rPr>
+                <w:rFonts w:ascii="Arial" w:hAnsi="Arial" w:cs="Arial"/>
+                <w:sz w:val="16"/>
+                <w:szCs w:val="16"/>
+                <w:lang w:val="ru-RU"/>
+              </w:rPr>
+              <w:t>Обв</w:t>
+            </w:r>
+            <w:proofErr w:type="spellEnd"/>
+            <w:r>
+              <w:rPr>
+                <w:rFonts w:ascii="Arial" w:hAnsi="Arial" w:cs="Arial"/>
+                <w:sz w:val="16"/>
+                <w:szCs w:val="16"/>
+                <w:lang w:val="ru-RU"/>
+              </w:rPr>
+              <w:t>.:</w:t>
             </w:r>
             <w:r>
               <w:rPr>
@@ -7727,7 +7889,27 @@
                 <w:szCs w:val="16"/>
                 <w:lang w:val="ru-RU"/>
               </w:rPr>
-              <w:t>Обвинение: обв. в причастности к к</w:t>
+              <w:t xml:space="preserve">Обвинение: </w:t>
+            </w:r>
+            <w:proofErr w:type="spellStart"/>
+            <w:r>
+              <w:rPr>
+                <w:rFonts w:ascii="Arial" w:hAnsi="Arial" w:cs="Arial"/>
+                <w:sz w:val="16"/>
+                <w:szCs w:val="16"/>
+                <w:lang w:val="ru-RU"/>
+              </w:rPr>
+              <w:t>обв</w:t>
+            </w:r>
+            <w:proofErr w:type="spellEnd"/>
+            <w:r>
+              <w:rPr>
+                <w:rFonts w:ascii="Arial" w:hAnsi="Arial" w:cs="Arial"/>
+                <w:sz w:val="16"/>
+                <w:szCs w:val="16"/>
+                <w:lang w:val="ru-RU"/>
+              </w:rPr>
+              <w:t>. в причастности к к</w:t>
             </w:r>
             <w:r>
               <w:rPr>
@@ -10498,1743 +10680,6 @@
 </w:styles>
 </file>
 
-<file path=word/charts/chart1.xml><?xml version="1.0" encoding="utf-8"?>
-<c:chartSpace xmlns:c="http://schemas.openxmlformats.org/drawingml/2006/chart" xmlns:a="http://schemas.openxmlformats.org/drawingml/2006/main" xmlns:r="http://schemas.openxmlformats.org/officeDocument/2006/relationships" xmlns:c16r2="http://schemas.microsoft.com/office/drawing/2015/06/chart">
-  <c:date1904 val="0"/>
-  <c:lang val="en-US"/>
-  <c:roundedCorners val="0"/>
-  <mc:AlternateContent xmlns:mc="http://schemas.openxmlformats.org/markup-compatibility/2006">
-    <mc:Choice xmlns:c14="http://schemas.microsoft.com/office/drawing/2007/8/2/chart" Requires="c14">
-      <c14:style val="102"/>
-    </mc:Choice>
-    <mc:Fallback>
-      <c:style val="2"/>
-    </mc:Fallback>
-  </mc:AlternateContent>
-  <c:chart>
-    <c:autoTitleDeleted val="1"/>
-    <c:view3D>
-      <c:rotX val="15"/>
-      <c:rotY val="20"/>
-      <c:rAngAx val="0"/>
-    </c:view3D>
-    <c:floor>
-      <c:thickness val="0"/>
-      <c:spPr>
-        <a:noFill/>
-        <a:ln>
-          <a:noFill/>
-        </a:ln>
-        <a:effectLst/>
-        <a:sp3d/>
-      </c:spPr>
-    </c:floor>
-    <c:sideWall>
-      <c:thickness val="0"/>
-      <c:spPr>
-        <a:noFill/>
-        <a:ln>
-          <a:noFill/>
-        </a:ln>
-        <a:effectLst/>
-        <a:sp3d/>
-      </c:spPr>
-    </c:sideWall>
-    <c:backWall>
-      <c:thickness val="0"/>
-      <c:spPr>
-        <a:noFill/>
-        <a:ln>
-          <a:noFill/>
-        </a:ln>
-        <a:effectLst/>
-        <a:sp3d/>
-      </c:spPr>
-    </c:backWall>
-    <c:plotArea>
-      <c:layout>
-        <c:manualLayout>
-          <c:layoutTarget val="inner"/>
-          <c:xMode val="edge"/>
-          <c:yMode val="edge"/>
-          <c:x val="3.4739927162478146E-2"/>
-          <c:y val="4.2083333333333355E-2"/>
-          <c:w val="0.92914885593400376"/>
-          <c:h val="0.85882728200641589"/>
-        </c:manualLayout>
-      </c:layout>
-      <c:bar3DChart>
-        <c:barDir val="col"/>
-        <c:grouping val="clustered"/>
-        <c:varyColors val="0"/>
-        <c:ser>
-          <c:idx val="0"/>
-          <c:order val="0"/>
-          <c:spPr>
-            <a:solidFill>
-              <a:schemeClr val="accent1"/>
-            </a:solidFill>
-            <a:ln>
-              <a:noFill/>
-            </a:ln>
-            <a:effectLst/>
-            <a:sp3d/>
-          </c:spPr>
-          <c:invertIfNegative val="0"/>
-          <c:dLbls>
-            <c:spPr>
-              <a:noFill/>
-              <a:ln>
-                <a:noFill/>
-              </a:ln>
-              <a:effectLst/>
-            </c:spPr>
-            <c:txPr>
-              <a:bodyPr rot="0" spcFirstLastPara="1" vertOverflow="ellipsis" vert="horz" wrap="square" anchor="ctr" anchorCtr="1"/>
-              <a:lstStyle/>
-              <a:p>
-                <a:pPr>
-                  <a:defRPr sz="800" b="0" i="0" u="none" strike="noStrike" kern="1200" baseline="0">
-                    <a:solidFill>
-                      <a:schemeClr val="tx1">
-                        <a:lumMod val="75000"/>
-                        <a:lumOff val="25000"/>
-                      </a:schemeClr>
-                    </a:solidFill>
-                    <a:latin typeface="Arial" panose="020B0604020202020204" pitchFamily="34" charset="0"/>
-                    <a:ea typeface="+mn-ea"/>
-                    <a:cs typeface="Arial" panose="020B0604020202020204" pitchFamily="34" charset="0"/>
-                  </a:defRPr>
-                </a:pPr>
-                <a:endParaRPr lang="en-US"/>
-              </a:p>
-            </c:txPr>
-            <c:showLegendKey val="0"/>
-            <c:showVal val="1"/>
-            <c:showCatName val="0"/>
-            <c:showSerName val="0"/>
-            <c:showPercent val="0"/>
-            <c:showBubbleSize val="0"/>
-            <c:showLeaderLines val="0"/>
-            <c:extLst>
-              <c:ext xmlns:c15="http://schemas.microsoft.com/office/drawing/2012/chart" uri="{CE6537A1-D6FC-4f65-9D91-7224C49458BB}">
-                <c15:showLeaderLines val="1"/>
-                <c15:leaderLines>
-                  <c:spPr>
-                    <a:ln w="9525" cap="flat" cmpd="sng" algn="ctr">
-                      <a:solidFill>
-                        <a:schemeClr val="tx1">
-                          <a:lumMod val="35000"/>
-                          <a:lumOff val="65000"/>
-                        </a:schemeClr>
-                      </a:solidFill>
-                      <a:round/>
-                    </a:ln>
-                    <a:effectLst/>
-                  </c:spPr>
-                </c15:leaderLines>
-              </c:ext>
-            </c:extLst>
-          </c:dLbls>
-          <c:cat>
-            <c:numRef>
-              <c:f>Чешки!$A$8:$A$11</c:f>
-              <c:numCache>
-                <c:formatCode>General</c:formatCode>
-                <c:ptCount val="4"/>
-                <c:pt idx="0">
-                  <c:v>1937</c:v>
-                </c:pt>
-                <c:pt idx="1">
-                  <c:v>1938</c:v>
-                </c:pt>
-                <c:pt idx="2">
-                  <c:v>1942</c:v>
-                </c:pt>
-                <c:pt idx="3">
-                  <c:v>1950</c:v>
-                </c:pt>
-              </c:numCache>
-            </c:numRef>
-          </c:cat>
-          <c:val>
-            <c:numRef>
-              <c:f>Чешки!$B$8:$B$11</c:f>
-              <c:numCache>
-                <c:formatCode>General</c:formatCode>
-                <c:ptCount val="4"/>
-                <c:pt idx="0">
-                  <c:v>2</c:v>
-                </c:pt>
-                <c:pt idx="1">
-                  <c:v>13</c:v>
-                </c:pt>
-                <c:pt idx="2">
-                  <c:v>3</c:v>
-                </c:pt>
-                <c:pt idx="3">
-                  <c:v>1</c:v>
-                </c:pt>
-              </c:numCache>
-            </c:numRef>
-          </c:val>
-          <c:extLst>
-            <c:ext xmlns:c16="http://schemas.microsoft.com/office/drawing/2014/chart" uri="{C3380CC4-5D6E-409C-BE32-E72D297353CC}">
-              <c16:uniqueId val="{00000000-0D87-4727-9ED7-CBBC1F0F4AAA}"/>
-            </c:ext>
-          </c:extLst>
-        </c:ser>
-        <c:dLbls>
-          <c:showLegendKey val="0"/>
-          <c:showVal val="0"/>
-          <c:showCatName val="0"/>
-          <c:showSerName val="0"/>
-          <c:showPercent val="0"/>
-          <c:showBubbleSize val="0"/>
-        </c:dLbls>
-        <c:gapWidth val="150"/>
-        <c:shape val="box"/>
-        <c:axId val="904673775"/>
-        <c:axId val="904655055"/>
-        <c:axId val="0"/>
-      </c:bar3DChart>
-      <c:catAx>
-        <c:axId val="904673775"/>
-        <c:scaling>
-          <c:orientation val="minMax"/>
-        </c:scaling>
-        <c:delete val="0"/>
-        <c:axPos val="b"/>
-        <c:numFmt formatCode="General" sourceLinked="1"/>
-        <c:majorTickMark val="out"/>
-        <c:minorTickMark val="none"/>
-        <c:tickLblPos val="nextTo"/>
-        <c:spPr>
-          <a:noFill/>
-          <a:ln w="9525" cap="flat" cmpd="sng" algn="ctr">
-            <a:solidFill>
-              <a:schemeClr val="tx1">
-                <a:lumMod val="15000"/>
-                <a:lumOff val="85000"/>
-              </a:schemeClr>
-            </a:solidFill>
-            <a:round/>
-          </a:ln>
-          <a:effectLst/>
-        </c:spPr>
-        <c:txPr>
-          <a:bodyPr rot="-60000000" spcFirstLastPara="1" vertOverflow="ellipsis" vert="horz" wrap="square" anchor="ctr" anchorCtr="1"/>
-          <a:lstStyle/>
-          <a:p>
-            <a:pPr>
-              <a:defRPr sz="800" b="0" i="0" u="none" strike="noStrike" kern="1200" baseline="0">
-                <a:solidFill>
-                  <a:schemeClr val="tx1">
-                    <a:lumMod val="65000"/>
-                    <a:lumOff val="35000"/>
-                  </a:schemeClr>
-                </a:solidFill>
-                <a:latin typeface="Arial" panose="020B0604020202020204" pitchFamily="34" charset="0"/>
-                <a:ea typeface="+mn-ea"/>
-                <a:cs typeface="Arial" panose="020B0604020202020204" pitchFamily="34" charset="0"/>
-              </a:defRPr>
-            </a:pPr>
-            <a:endParaRPr lang="en-US"/>
-          </a:p>
-        </c:txPr>
-        <c:crossAx val="904655055"/>
-        <c:crossesAt val="0"/>
-        <c:auto val="0"/>
-        <c:lblAlgn val="ctr"/>
-        <c:lblOffset val="100"/>
-        <c:noMultiLvlLbl val="0"/>
-      </c:catAx>
-      <c:valAx>
-        <c:axId val="904655055"/>
-        <c:scaling>
-          <c:orientation val="minMax"/>
-        </c:scaling>
-        <c:delete val="1"/>
-        <c:axPos val="l"/>
-        <c:numFmt formatCode="General" sourceLinked="1"/>
-        <c:majorTickMark val="out"/>
-        <c:minorTickMark val="none"/>
-        <c:tickLblPos val="nextTo"/>
-        <c:crossAx val="904673775"/>
-        <c:crosses val="autoZero"/>
-        <c:crossBetween val="between"/>
-        <c:majorUnit val="2"/>
-        <c:minorUnit val="1"/>
-      </c:valAx>
-      <c:spPr>
-        <a:noFill/>
-        <a:ln>
-          <a:noFill/>
-        </a:ln>
-        <a:effectLst/>
-      </c:spPr>
-    </c:plotArea>
-    <c:plotVisOnly val="1"/>
-    <c:dispBlanksAs val="gap"/>
-    <c:extLst>
-      <c:ext xmlns:c16r3="http://schemas.microsoft.com/office/drawing/2017/03/chart" uri="{56B9EC1D-385E-4148-901F-78D8002777C0}">
-        <c16r3:dataDisplayOptions16>
-          <c16r3:dispNaAsBlank val="1"/>
-        </c16r3:dataDisplayOptions16>
-      </c:ext>
-    </c:extLst>
-    <c:showDLblsOverMax val="0"/>
-  </c:chart>
-  <c:spPr>
-    <a:solidFill>
-      <a:schemeClr val="bg1"/>
-    </a:solidFill>
-    <a:ln w="9525" cap="flat" cmpd="sng" algn="ctr">
-      <a:solidFill>
-        <a:schemeClr val="tx1">
-          <a:lumMod val="15000"/>
-          <a:lumOff val="85000"/>
-        </a:schemeClr>
-      </a:solidFill>
-      <a:round/>
-    </a:ln>
-    <a:effectLst/>
-  </c:spPr>
-  <c:txPr>
-    <a:bodyPr/>
-    <a:lstStyle/>
-    <a:p>
-      <a:pPr>
-        <a:defRPr sz="800">
-          <a:latin typeface="Arial" panose="020B0604020202020204" pitchFamily="34" charset="0"/>
-          <a:cs typeface="Arial" panose="020B0604020202020204" pitchFamily="34" charset="0"/>
-        </a:defRPr>
-      </a:pPr>
-      <a:endParaRPr lang="en-US"/>
-    </a:p>
-  </c:txPr>
-  <c:externalData r:id="rId3">
-    <c:autoUpdate val="0"/>
-  </c:externalData>
-</c:chartSpace>
-</file>
-
-<file path=word/charts/chart2.xml><?xml version="1.0" encoding="utf-8"?>
-<c:chartSpace xmlns:c="http://schemas.openxmlformats.org/drawingml/2006/chart" xmlns:a="http://schemas.openxmlformats.org/drawingml/2006/main" xmlns:r="http://schemas.openxmlformats.org/officeDocument/2006/relationships" xmlns:c16r2="http://schemas.microsoft.com/office/drawing/2015/06/chart">
-  <c:date1904 val="0"/>
-  <c:lang val="en-US"/>
-  <c:roundedCorners val="0"/>
-  <mc:AlternateContent xmlns:mc="http://schemas.openxmlformats.org/markup-compatibility/2006">
-    <mc:Choice xmlns:c14="http://schemas.microsoft.com/office/drawing/2007/8/2/chart" Requires="c14">
-      <c14:style val="102"/>
-    </mc:Choice>
-    <mc:Fallback>
-      <c:style val="2"/>
-    </mc:Fallback>
-  </mc:AlternateContent>
-  <c:clrMapOvr bg1="lt1" tx1="dk1" bg2="lt2" tx2="dk2" accent1="accent1" accent2="accent2" accent3="accent3" accent4="accent4" accent5="accent5" accent6="accent6" hlink="hlink" folHlink="folHlink"/>
-  <c:chart>
-    <c:autoTitleDeleted val="1"/>
-    <c:view3D>
-      <c:rotX val="0"/>
-      <c:rotY val="20"/>
-      <c:rAngAx val="0"/>
-    </c:view3D>
-    <c:floor>
-      <c:thickness val="0"/>
-      <c:spPr>
-        <a:noFill/>
-        <a:ln>
-          <a:noFill/>
-        </a:ln>
-        <a:effectLst/>
-        <a:sp3d/>
-      </c:spPr>
-    </c:floor>
-    <c:sideWall>
-      <c:thickness val="0"/>
-      <c:spPr>
-        <a:noFill/>
-        <a:ln>
-          <a:noFill/>
-        </a:ln>
-        <a:effectLst/>
-        <a:sp3d/>
-      </c:spPr>
-    </c:sideWall>
-    <c:backWall>
-      <c:thickness val="0"/>
-      <c:spPr>
-        <a:noFill/>
-        <a:ln>
-          <a:noFill/>
-        </a:ln>
-        <a:effectLst/>
-        <a:sp3d/>
-      </c:spPr>
-    </c:backWall>
-    <c:plotArea>
-      <c:layout>
-        <c:manualLayout>
-          <c:layoutTarget val="inner"/>
-          <c:xMode val="edge"/>
-          <c:yMode val="edge"/>
-          <c:x val="8.4047107493246218E-2"/>
-          <c:y val="0.11691543957334048"/>
-          <c:w val="0.78271378599606178"/>
-          <c:h val="0.64707239343978185"/>
-        </c:manualLayout>
-      </c:layout>
-      <c:bar3DChart>
-        <c:barDir val="col"/>
-        <c:grouping val="clustered"/>
-        <c:varyColors val="0"/>
-        <c:ser>
-          <c:idx val="0"/>
-          <c:order val="0"/>
-          <c:spPr>
-            <a:solidFill>
-              <a:srgbClr val="4472C4"/>
-            </a:solidFill>
-            <a:ln>
-              <a:noFill/>
-            </a:ln>
-            <a:effectLst/>
-            <a:sp3d/>
-          </c:spPr>
-          <c:invertIfNegative val="0"/>
-          <c:dLbls>
-            <c:spPr>
-              <a:noFill/>
-              <a:ln>
-                <a:noFill/>
-              </a:ln>
-              <a:effectLst/>
-            </c:spPr>
-            <c:txPr>
-              <a:bodyPr rot="0" spcFirstLastPara="1" vertOverflow="ellipsis" vert="horz" wrap="square" lIns="38100" tIns="19050" rIns="38100" bIns="19050" anchor="ctr" anchorCtr="1">
-                <a:spAutoFit/>
-              </a:bodyPr>
-              <a:lstStyle/>
-              <a:p>
-                <a:pPr>
-                  <a:defRPr sz="600" b="0" i="0" u="none" strike="noStrike" kern="1200" baseline="0">
-                    <a:solidFill>
-                      <a:schemeClr val="tx1">
-                        <a:lumMod val="75000"/>
-                        <a:lumOff val="25000"/>
-                      </a:schemeClr>
-                    </a:solidFill>
-                    <a:latin typeface="Arial" panose="020B0604020202020204" pitchFamily="34" charset="0"/>
-                    <a:ea typeface="+mn-ea"/>
-                    <a:cs typeface="Arial" panose="020B0604020202020204" pitchFamily="34" charset="0"/>
-                  </a:defRPr>
-                </a:pPr>
-                <a:endParaRPr lang="en-US"/>
-              </a:p>
-            </c:txPr>
-            <c:showLegendKey val="0"/>
-            <c:showVal val="1"/>
-            <c:showCatName val="0"/>
-            <c:showSerName val="0"/>
-            <c:showPercent val="0"/>
-            <c:showBubbleSize val="0"/>
-            <c:separator>
-</c:separator>
-            <c:showLeaderLines val="0"/>
-            <c:extLst>
-              <c:ext xmlns:c15="http://schemas.microsoft.com/office/drawing/2012/chart" uri="{CE6537A1-D6FC-4f65-9D91-7224C49458BB}">
-                <c15:showLeaderLines val="1"/>
-                <c15:leaderLines>
-                  <c:spPr>
-                    <a:ln w="9525" cap="flat" cmpd="sng" algn="ctr">
-                      <a:solidFill>
-                        <a:schemeClr val="tx1">
-                          <a:lumMod val="35000"/>
-                          <a:lumOff val="65000"/>
-                        </a:schemeClr>
-                      </a:solidFill>
-                      <a:round/>
-                    </a:ln>
-                    <a:effectLst/>
-                  </c:spPr>
-                </c15:leaderLines>
-              </c:ext>
-            </c:extLst>
-          </c:dLbls>
-          <c:cat>
-            <c:strRef>
-              <c:f>Чешки!$A$5:$A$9</c:f>
-              <c:strCache>
-                <c:ptCount val="5"/>
-                <c:pt idx="0">
-                  <c:v>34-35 лет</c:v>
-                </c:pt>
-                <c:pt idx="1">
-                  <c:v>36-40 лет</c:v>
-                </c:pt>
-                <c:pt idx="2">
-                  <c:v>41-45 лет</c:v>
-                </c:pt>
-                <c:pt idx="3">
-                  <c:v>46-50 лет</c:v>
-                </c:pt>
-                <c:pt idx="4">
-                  <c:v>56-60 лет</c:v>
-                </c:pt>
-              </c:strCache>
-            </c:strRef>
-          </c:cat>
-          <c:val>
-            <c:numRef>
-              <c:f>Чешки!$B$5:$B$9</c:f>
-              <c:numCache>
-                <c:formatCode>General</c:formatCode>
-                <c:ptCount val="5"/>
-                <c:pt idx="0">
-                  <c:v>3</c:v>
-                </c:pt>
-                <c:pt idx="1">
-                  <c:v>5</c:v>
-                </c:pt>
-                <c:pt idx="2">
-                  <c:v>4</c:v>
-                </c:pt>
-                <c:pt idx="3">
-                  <c:v>4</c:v>
-                </c:pt>
-                <c:pt idx="4">
-                  <c:v>3</c:v>
-                </c:pt>
-              </c:numCache>
-            </c:numRef>
-          </c:val>
-          <c:extLst>
-            <c:ext xmlns:c16="http://schemas.microsoft.com/office/drawing/2014/chart" uri="{C3380CC4-5D6E-409C-BE32-E72D297353CC}">
-              <c16:uniqueId val="{00000000-606E-434C-A465-61F528B66925}"/>
-            </c:ext>
-          </c:extLst>
-        </c:ser>
-        <c:dLbls>
-          <c:showLegendKey val="0"/>
-          <c:showVal val="0"/>
-          <c:showCatName val="0"/>
-          <c:showSerName val="0"/>
-          <c:showPercent val="0"/>
-          <c:showBubbleSize val="0"/>
-        </c:dLbls>
-        <c:gapWidth val="83"/>
-        <c:shape val="box"/>
-        <c:axId val="904673775"/>
-        <c:axId val="904655055"/>
-        <c:axId val="0"/>
-      </c:bar3DChart>
-      <c:catAx>
-        <c:axId val="904673775"/>
-        <c:scaling>
-          <c:orientation val="minMax"/>
-        </c:scaling>
-        <c:delete val="0"/>
-        <c:axPos val="b"/>
-        <c:numFmt formatCode="General" sourceLinked="1"/>
-        <c:majorTickMark val="out"/>
-        <c:minorTickMark val="none"/>
-        <c:tickLblPos val="nextTo"/>
-        <c:spPr>
-          <a:noFill/>
-          <a:ln w="9525" cap="flat" cmpd="sng" algn="ctr">
-            <a:solidFill>
-              <a:schemeClr val="tx1">
-                <a:lumMod val="15000"/>
-                <a:lumOff val="85000"/>
-              </a:schemeClr>
-            </a:solidFill>
-            <a:round/>
-          </a:ln>
-          <a:effectLst/>
-        </c:spPr>
-        <c:txPr>
-          <a:bodyPr rot="0" spcFirstLastPara="1" vertOverflow="ellipsis" wrap="square" anchor="ctr" anchorCtr="1"/>
-          <a:lstStyle/>
-          <a:p>
-            <a:pPr>
-              <a:defRPr sz="900" b="0" i="0" u="none" strike="noStrike" kern="1200" baseline="-10000">
-                <a:solidFill>
-                  <a:schemeClr val="tx1">
-                    <a:lumMod val="65000"/>
-                    <a:lumOff val="35000"/>
-                  </a:schemeClr>
-                </a:solidFill>
-                <a:latin typeface="Arial" panose="020B0604020202020204" pitchFamily="34" charset="0"/>
-                <a:ea typeface="+mn-ea"/>
-                <a:cs typeface="+mn-cs"/>
-              </a:defRPr>
-            </a:pPr>
-            <a:endParaRPr lang="en-US"/>
-          </a:p>
-        </c:txPr>
-        <c:crossAx val="904655055"/>
-        <c:crossesAt val="0"/>
-        <c:auto val="0"/>
-        <c:lblAlgn val="ctr"/>
-        <c:lblOffset val="100"/>
-        <c:noMultiLvlLbl val="0"/>
-      </c:catAx>
-      <c:valAx>
-        <c:axId val="904655055"/>
-        <c:scaling>
-          <c:orientation val="minMax"/>
-          <c:max val="5"/>
-          <c:min val="0"/>
-        </c:scaling>
-        <c:delete val="1"/>
-        <c:axPos val="l"/>
-        <c:numFmt formatCode="General" sourceLinked="1"/>
-        <c:majorTickMark val="out"/>
-        <c:minorTickMark val="none"/>
-        <c:tickLblPos val="nextTo"/>
-        <c:crossAx val="904673775"/>
-        <c:crosses val="autoZero"/>
-        <c:crossBetween val="between"/>
-        <c:majorUnit val="1"/>
-        <c:minorUnit val="0.5"/>
-      </c:valAx>
-      <c:spPr>
-        <a:noFill/>
-        <a:ln>
-          <a:noFill/>
-        </a:ln>
-        <a:effectLst/>
-      </c:spPr>
-    </c:plotArea>
-    <c:plotVisOnly val="1"/>
-    <c:dispBlanksAs val="gap"/>
-    <c:extLst>
-      <c:ext xmlns:c16r3="http://schemas.microsoft.com/office/drawing/2017/03/chart" uri="{56B9EC1D-385E-4148-901F-78D8002777C0}">
-        <c16r3:dataDisplayOptions16>
-          <c16r3:dispNaAsBlank val="1"/>
-        </c16r3:dataDisplayOptions16>
-      </c:ext>
-    </c:extLst>
-    <c:showDLblsOverMax val="0"/>
-  </c:chart>
-  <c:spPr>
-    <a:solidFill>
-      <a:schemeClr val="bg1"/>
-    </a:solidFill>
-    <a:ln w="9525" cap="flat" cmpd="sng" algn="ctr">
-      <a:solidFill>
-        <a:schemeClr val="tx1">
-          <a:lumMod val="15000"/>
-          <a:lumOff val="85000"/>
-        </a:schemeClr>
-      </a:solidFill>
-      <a:round/>
-    </a:ln>
-    <a:effectLst/>
-  </c:spPr>
-  <c:txPr>
-    <a:bodyPr/>
-    <a:lstStyle/>
-    <a:p>
-      <a:pPr>
-        <a:defRPr/>
-      </a:pPr>
-      <a:endParaRPr lang="en-US"/>
-    </a:p>
-  </c:txPr>
-  <c:externalData r:id="rId4">
-    <c:autoUpdate val="0"/>
-  </c:externalData>
-</c:chartSpace>
-</file>
-
-<file path=word/charts/colors1.xml><?xml version="1.0" encoding="utf-8"?>
-<cs:colorStyle xmlns:cs="http://schemas.microsoft.com/office/drawing/2012/chartStyle" xmlns:a="http://schemas.openxmlformats.org/drawingml/2006/main" meth="cycle" id="10">
-  <a:schemeClr val="accent1"/>
-  <a:schemeClr val="accent2"/>
-  <a:schemeClr val="accent3"/>
-  <a:schemeClr val="accent4"/>
-  <a:schemeClr val="accent5"/>
-  <a:schemeClr val="accent6"/>
-  <cs:variation/>
-  <cs:variation>
-    <a:lumMod val="60000"/>
-  </cs:variation>
-  <cs:variation>
-    <a:lumMod val="80000"/>
-    <a:lumOff val="20000"/>
-  </cs:variation>
-  <cs:variation>
-    <a:lumMod val="80000"/>
-  </cs:variation>
-  <cs:variation>
-    <a:lumMod val="60000"/>
-    <a:lumOff val="40000"/>
-  </cs:variation>
-  <cs:variation>
-    <a:lumMod val="50000"/>
-  </cs:variation>
-  <cs:variation>
-    <a:lumMod val="70000"/>
-    <a:lumOff val="30000"/>
-  </cs:variation>
-  <cs:variation>
-    <a:lumMod val="70000"/>
-  </cs:variation>
-  <cs:variation>
-    <a:lumMod val="50000"/>
-    <a:lumOff val="50000"/>
-  </cs:variation>
-</cs:colorStyle>
-</file>
-
-<file path=word/charts/colors2.xml><?xml version="1.0" encoding="utf-8"?>
-<cs:colorStyle xmlns:cs="http://schemas.microsoft.com/office/drawing/2012/chartStyle" xmlns:a="http://schemas.openxmlformats.org/drawingml/2006/main" meth="cycle" id="10">
-  <a:schemeClr val="accent1"/>
-  <a:schemeClr val="accent2"/>
-  <a:schemeClr val="accent3"/>
-  <a:schemeClr val="accent4"/>
-  <a:schemeClr val="accent5"/>
-  <a:schemeClr val="accent6"/>
-  <cs:variation/>
-  <cs:variation>
-    <a:lumMod val="60000"/>
-  </cs:variation>
-  <cs:variation>
-    <a:lumMod val="80000"/>
-    <a:lumOff val="20000"/>
-  </cs:variation>
-  <cs:variation>
-    <a:lumMod val="80000"/>
-  </cs:variation>
-  <cs:variation>
-    <a:lumMod val="60000"/>
-    <a:lumOff val="40000"/>
-  </cs:variation>
-  <cs:variation>
-    <a:lumMod val="50000"/>
-  </cs:variation>
-  <cs:variation>
-    <a:lumMod val="70000"/>
-    <a:lumOff val="30000"/>
-  </cs:variation>
-  <cs:variation>
-    <a:lumMod val="70000"/>
-  </cs:variation>
-  <cs:variation>
-    <a:lumMod val="50000"/>
-    <a:lumOff val="50000"/>
-  </cs:variation>
-</cs:colorStyle>
-</file>
-
-<file path=word/charts/style1.xml><?xml version="1.0" encoding="utf-8"?>
-<cs:chartStyle xmlns:cs="http://schemas.microsoft.com/office/drawing/2012/chartStyle" xmlns:a="http://schemas.openxmlformats.org/drawingml/2006/main" id="332">
-  <cs:axisTitle>
-    <cs:lnRef idx="0"/>
-    <cs:fillRef idx="0"/>
-    <cs:effectRef idx="0"/>
-    <cs:fontRef idx="minor">
-      <a:schemeClr val="tx1">
-        <a:lumMod val="65000"/>
-        <a:lumOff val="35000"/>
-      </a:schemeClr>
-    </cs:fontRef>
-    <cs:defRPr sz="1000" kern="1200"/>
-  </cs:axisTitle>
-  <cs:categoryAxis>
-    <cs:lnRef idx="0"/>
-    <cs:fillRef idx="0"/>
-    <cs:effectRef idx="0"/>
-    <cs:fontRef idx="minor">
-      <a:schemeClr val="tx1">
-        <a:lumMod val="65000"/>
-        <a:lumOff val="35000"/>
-      </a:schemeClr>
-    </cs:fontRef>
-    <cs:spPr>
-      <a:ln w="9525" cap="flat" cmpd="sng" algn="ctr">
-        <a:solidFill>
-          <a:schemeClr val="tx1">
-            <a:lumMod val="15000"/>
-            <a:lumOff val="85000"/>
-          </a:schemeClr>
-        </a:solidFill>
-        <a:round/>
-      </a:ln>
-    </cs:spPr>
-    <cs:defRPr sz="900" kern="1200"/>
-  </cs:categoryAxis>
-  <cs:chartArea mods="allowNoFillOverride allowNoLineOverride">
-    <cs:lnRef idx="0"/>
-    <cs:fillRef idx="0"/>
-    <cs:effectRef idx="0"/>
-    <cs:fontRef idx="minor">
-      <a:schemeClr val="tx1"/>
-    </cs:fontRef>
-    <cs:spPr>
-      <a:solidFill>
-        <a:schemeClr val="bg1"/>
-      </a:solidFill>
-      <a:ln w="9525" cap="flat" cmpd="sng" algn="ctr">
-        <a:solidFill>
-          <a:schemeClr val="tx1">
-            <a:lumMod val="15000"/>
-            <a:lumOff val="85000"/>
-          </a:schemeClr>
-        </a:solidFill>
-        <a:round/>
-      </a:ln>
-    </cs:spPr>
-    <cs:defRPr sz="1000" kern="1200"/>
-  </cs:chartArea>
-  <cs:dataLabel>
-    <cs:lnRef idx="0"/>
-    <cs:fillRef idx="0"/>
-    <cs:effectRef idx="0"/>
-    <cs:fontRef idx="minor">
-      <a:schemeClr val="tx1">
-        <a:lumMod val="75000"/>
-        <a:lumOff val="25000"/>
-      </a:schemeClr>
-    </cs:fontRef>
-    <cs:defRPr sz="900" kern="1200"/>
-  </cs:dataLabel>
-  <cs:dataLabelCallout>
-    <cs:lnRef idx="0"/>
-    <cs:fillRef idx="0"/>
-    <cs:effectRef idx="0"/>
-    <cs:fontRef idx="minor">
-      <a:schemeClr val="dk1">
-        <a:lumMod val="65000"/>
-        <a:lumOff val="35000"/>
-      </a:schemeClr>
-    </cs:fontRef>
-    <cs:spPr>
-      <a:solidFill>
-        <a:schemeClr val="lt1"/>
-      </a:solidFill>
-      <a:ln>
-        <a:solidFill>
-          <a:schemeClr val="dk1">
-            <a:lumMod val="25000"/>
-            <a:lumOff val="75000"/>
-          </a:schemeClr>
-        </a:solidFill>
-      </a:ln>
-    </cs:spPr>
-    <cs:defRPr sz="900" kern="1200"/>
-    <cs:bodyPr rot="0" spcFirstLastPara="1" vertOverflow="clip" horzOverflow="clip" vert="horz" wrap="square" lIns="36576" tIns="18288" rIns="36576" bIns="18288" anchor="ctr" anchorCtr="1">
-      <a:spAutoFit/>
-    </cs:bodyPr>
-  </cs:dataLabelCallout>
-  <cs:dataPoint>
-    <cs:lnRef idx="0"/>
-    <cs:fillRef idx="1">
-      <cs:styleClr val="auto"/>
-    </cs:fillRef>
-    <cs:effectRef idx="0"/>
-    <cs:fontRef idx="minor">
-      <a:schemeClr val="tx1"/>
-    </cs:fontRef>
-  </cs:dataPoint>
-  <cs:dataPoint3D>
-    <cs:lnRef idx="0"/>
-    <cs:fillRef idx="1">
-      <cs:styleClr val="auto"/>
-    </cs:fillRef>
-    <cs:effectRef idx="0"/>
-    <cs:fontRef idx="minor">
-      <a:schemeClr val="tx1"/>
-    </cs:fontRef>
-  </cs:dataPoint3D>
-  <cs:dataPointLine>
-    <cs:lnRef idx="0">
-      <cs:styleClr val="auto"/>
-    </cs:lnRef>
-    <cs:fillRef idx="1"/>
-    <cs:effectRef idx="0"/>
-    <cs:fontRef idx="minor">
-      <a:schemeClr val="tx1"/>
-    </cs:fontRef>
-    <cs:spPr>
-      <a:ln w="28575" cap="rnd">
-        <a:solidFill>
-          <a:schemeClr val="phClr"/>
-        </a:solidFill>
-        <a:round/>
-      </a:ln>
-    </cs:spPr>
-  </cs:dataPointLine>
-  <cs:dataPointMarker>
-    <cs:lnRef idx="0">
-      <cs:styleClr val="auto"/>
-    </cs:lnRef>
-    <cs:fillRef idx="1">
-      <cs:styleClr val="auto"/>
-    </cs:fillRef>
-    <cs:effectRef idx="0"/>
-    <cs:fontRef idx="minor">
-      <a:schemeClr val="tx1"/>
-    </cs:fontRef>
-    <cs:spPr>
-      <a:ln w="9525">
-        <a:solidFill>
-          <a:schemeClr val="phClr"/>
-        </a:solidFill>
-      </a:ln>
-    </cs:spPr>
-  </cs:dataPointMarker>
-  <cs:dataPointMarkerLayout symbol="circle" size="5"/>
-  <cs:dataPointWireframe>
-    <cs:lnRef idx="0">
-      <cs:styleClr val="auto"/>
-    </cs:lnRef>
-    <cs:fillRef idx="1"/>
-    <cs:effectRef idx="0"/>
-    <cs:fontRef idx="minor">
-      <a:schemeClr val="tx1"/>
-    </cs:fontRef>
-    <cs:spPr>
-      <a:ln w="9525" cap="rnd">
-        <a:solidFill>
-          <a:schemeClr val="phClr"/>
-        </a:solidFill>
-        <a:round/>
-      </a:ln>
-    </cs:spPr>
-  </cs:dataPointWireframe>
-  <cs:dataTable>
-    <cs:lnRef idx="0"/>
-    <cs:fillRef idx="0"/>
-    <cs:effectRef idx="0"/>
-    <cs:fontRef idx="minor">
-      <a:schemeClr val="tx1">
-        <a:lumMod val="65000"/>
-        <a:lumOff val="35000"/>
-      </a:schemeClr>
-    </cs:fontRef>
-    <cs:spPr>
-      <a:noFill/>
-      <a:ln w="9525" cap="flat" cmpd="sng" algn="ctr">
-        <a:solidFill>
-          <a:schemeClr val="tx1">
-            <a:lumMod val="15000"/>
-            <a:lumOff val="85000"/>
-          </a:schemeClr>
-        </a:solidFill>
-        <a:round/>
-      </a:ln>
-    </cs:spPr>
-    <cs:defRPr sz="900" kern="1200"/>
-  </cs:dataTable>
-  <cs:downBar>
-    <cs:lnRef idx="0"/>
-    <cs:fillRef idx="0"/>
-    <cs:effectRef idx="0"/>
-    <cs:fontRef idx="minor">
-      <a:schemeClr val="dk1"/>
-    </cs:fontRef>
-    <cs:spPr>
-      <a:solidFill>
-        <a:schemeClr val="dk1">
-          <a:lumMod val="65000"/>
-          <a:lumOff val="35000"/>
-        </a:schemeClr>
-      </a:solidFill>
-      <a:ln w="9525">
-        <a:solidFill>
-          <a:schemeClr val="tx1">
-            <a:lumMod val="65000"/>
-            <a:lumOff val="35000"/>
-          </a:schemeClr>
-        </a:solidFill>
-      </a:ln>
-    </cs:spPr>
-  </cs:downBar>
-  <cs:dropLine>
-    <cs:lnRef idx="0"/>
-    <cs:fillRef idx="0"/>
-    <cs:effectRef idx="0"/>
-    <cs:fontRef idx="minor">
-      <a:schemeClr val="tx1"/>
-    </cs:fontRef>
-    <cs:spPr>
-      <a:ln w="9525" cap="flat" cmpd="sng" algn="ctr">
-        <a:solidFill>
-          <a:schemeClr val="tx1">
-            <a:lumMod val="35000"/>
-            <a:lumOff val="65000"/>
-          </a:schemeClr>
-        </a:solidFill>
-        <a:round/>
-      </a:ln>
-    </cs:spPr>
-  </cs:dropLine>
-  <cs:errorBar>
-    <cs:lnRef idx="0"/>
-    <cs:fillRef idx="0"/>
-    <cs:effectRef idx="0"/>
-    <cs:fontRef idx="minor">
-      <a:schemeClr val="tx1"/>
-    </cs:fontRef>
-    <cs:spPr>
-      <a:ln w="9525" cap="flat" cmpd="sng" algn="ctr">
-        <a:solidFill>
-          <a:schemeClr val="tx1">
-            <a:lumMod val="65000"/>
-            <a:lumOff val="35000"/>
-          </a:schemeClr>
-        </a:solidFill>
-        <a:round/>
-      </a:ln>
-    </cs:spPr>
-  </cs:errorBar>
-  <cs:floor>
-    <cs:lnRef idx="0"/>
-    <cs:fillRef idx="0"/>
-    <cs:effectRef idx="0"/>
-    <cs:fontRef idx="minor">
-      <a:schemeClr val="tx1"/>
-    </cs:fontRef>
-    <cs:spPr>
-      <a:noFill/>
-      <a:ln>
-        <a:noFill/>
-      </a:ln>
-    </cs:spPr>
-  </cs:floor>
-  <cs:gridlineMajor>
-    <cs:lnRef idx="0"/>
-    <cs:fillRef idx="0"/>
-    <cs:effectRef idx="0"/>
-    <cs:fontRef idx="minor">
-      <a:schemeClr val="tx1"/>
-    </cs:fontRef>
-    <cs:spPr>
-      <a:ln w="9525" cap="flat" cmpd="sng" algn="ctr">
-        <a:solidFill>
-          <a:schemeClr val="tx1">
-            <a:lumMod val="15000"/>
-            <a:lumOff val="85000"/>
-          </a:schemeClr>
-        </a:solidFill>
-        <a:round/>
-      </a:ln>
-    </cs:spPr>
-  </cs:gridlineMajor>
-  <cs:gridlineMinor>
-    <cs:lnRef idx="0"/>
-    <cs:fillRef idx="0"/>
-    <cs:effectRef idx="0"/>
-    <cs:fontRef idx="minor">
-      <a:schemeClr val="tx1"/>
-    </cs:fontRef>
-    <cs:spPr>
-      <a:ln w="9525" cap="flat" cmpd="sng" algn="ctr">
-        <a:solidFill>
-          <a:schemeClr val="tx1">
-            <a:lumMod val="5000"/>
-            <a:lumOff val="95000"/>
-          </a:schemeClr>
-        </a:solidFill>
-        <a:round/>
-      </a:ln>
-    </cs:spPr>
-  </cs:gridlineMinor>
-  <cs:hiLoLine>
-    <cs:lnRef idx="0"/>
-    <cs:fillRef idx="0"/>
-    <cs:effectRef idx="0"/>
-    <cs:fontRef idx="minor">
-      <a:schemeClr val="tx1"/>
-    </cs:fontRef>
-    <cs:spPr>
-      <a:ln w="9525" cap="flat" cmpd="sng" algn="ctr">
-        <a:solidFill>
-          <a:schemeClr val="tx1">
-            <a:lumMod val="75000"/>
-            <a:lumOff val="25000"/>
-          </a:schemeClr>
-        </a:solidFill>
-        <a:round/>
-      </a:ln>
-    </cs:spPr>
-  </cs:hiLoLine>
-  <cs:leaderLine>
-    <cs:lnRef idx="0"/>
-    <cs:fillRef idx="0"/>
-    <cs:effectRef idx="0"/>
-    <cs:fontRef idx="minor">
-      <a:schemeClr val="tx1"/>
-    </cs:fontRef>
-    <cs:spPr>
-      <a:ln w="9525" cap="flat" cmpd="sng" algn="ctr">
-        <a:solidFill>
-          <a:schemeClr val="tx1">
-            <a:lumMod val="35000"/>
-            <a:lumOff val="65000"/>
-          </a:schemeClr>
-        </a:solidFill>
-        <a:round/>
-      </a:ln>
-    </cs:spPr>
-  </cs:leaderLine>
-  <cs:legend>
-    <cs:lnRef idx="0"/>
-    <cs:fillRef idx="0"/>
-    <cs:effectRef idx="0"/>
-    <cs:fontRef idx="minor">
-      <a:schemeClr val="tx1">
-        <a:lumMod val="65000"/>
-        <a:lumOff val="35000"/>
-      </a:schemeClr>
-    </cs:fontRef>
-    <cs:defRPr sz="900" kern="1200"/>
-  </cs:legend>
-  <cs:plotArea mods="allowNoFillOverride allowNoLineOverride">
-    <cs:lnRef idx="0"/>
-    <cs:fillRef idx="0"/>
-    <cs:effectRef idx="0"/>
-    <cs:fontRef idx="minor">
-      <a:schemeClr val="tx1"/>
-    </cs:fontRef>
-  </cs:plotArea>
-  <cs:plotArea3D mods="allowNoFillOverride allowNoLineOverride">
-    <cs:lnRef idx="0"/>
-    <cs:fillRef idx="0"/>
-    <cs:effectRef idx="0"/>
-    <cs:fontRef idx="minor">
-      <a:schemeClr val="tx1"/>
-    </cs:fontRef>
-  </cs:plotArea3D>
-  <cs:seriesAxis>
-    <cs:lnRef idx="0"/>
-    <cs:fillRef idx="0"/>
-    <cs:effectRef idx="0"/>
-    <cs:fontRef idx="minor">
-      <a:schemeClr val="tx1">
-        <a:lumMod val="65000"/>
-        <a:lumOff val="35000"/>
-      </a:schemeClr>
-    </cs:fontRef>
-    <cs:defRPr sz="900" kern="1200"/>
-  </cs:seriesAxis>
-  <cs:seriesLine>
-    <cs:lnRef idx="0"/>
-    <cs:fillRef idx="0"/>
-    <cs:effectRef idx="0"/>
-    <cs:fontRef idx="minor">
-      <a:schemeClr val="tx1"/>
-    </cs:fontRef>
-    <cs:spPr>
-      <a:ln w="9525" cap="flat" cmpd="sng" algn="ctr">
-        <a:solidFill>
-          <a:schemeClr val="tx1">
-            <a:lumMod val="35000"/>
-            <a:lumOff val="65000"/>
-          </a:schemeClr>
-        </a:solidFill>
-        <a:round/>
-      </a:ln>
-    </cs:spPr>
-  </cs:seriesLine>
-  <cs:title>
-    <cs:lnRef idx="0"/>
-    <cs:fillRef idx="0"/>
-    <cs:effectRef idx="0"/>
-    <cs:fontRef idx="minor">
-      <a:schemeClr val="tx1">
-        <a:lumMod val="65000"/>
-        <a:lumOff val="35000"/>
-      </a:schemeClr>
-    </cs:fontRef>
-    <cs:defRPr sz="1400" b="0" kern="1200" spc="0" baseline="0"/>
-  </cs:title>
-  <cs:trendline>
-    <cs:lnRef idx="0">
-      <cs:styleClr val="auto"/>
-    </cs:lnRef>
-    <cs:fillRef idx="0"/>
-    <cs:effectRef idx="0"/>
-    <cs:fontRef idx="minor">
-      <a:schemeClr val="tx1"/>
-    </cs:fontRef>
-    <cs:spPr>
-      <a:ln w="19050" cap="rnd">
-        <a:solidFill>
-          <a:schemeClr val="phClr"/>
-        </a:solidFill>
-        <a:prstDash val="sysDot"/>
-      </a:ln>
-    </cs:spPr>
-  </cs:trendline>
-  <cs:trendlineLabel>
-    <cs:lnRef idx="0"/>
-    <cs:fillRef idx="0"/>
-    <cs:effectRef idx="0"/>
-    <cs:fontRef idx="minor">
-      <a:schemeClr val="tx1">
-        <a:lumMod val="65000"/>
-        <a:lumOff val="35000"/>
-      </a:schemeClr>
-    </cs:fontRef>
-    <cs:defRPr sz="900" kern="1200"/>
-  </cs:trendlineLabel>
-  <cs:upBar>
-    <cs:lnRef idx="0"/>
-    <cs:fillRef idx="0"/>
-    <cs:effectRef idx="0"/>
-    <cs:fontRef idx="minor">
-      <a:schemeClr val="dk1"/>
-    </cs:fontRef>
-    <cs:spPr>
-      <a:solidFill>
-        <a:schemeClr val="lt1"/>
-      </a:solidFill>
-      <a:ln w="9525">
-        <a:solidFill>
-          <a:schemeClr val="tx1">
-            <a:lumMod val="15000"/>
-            <a:lumOff val="85000"/>
-          </a:schemeClr>
-        </a:solidFill>
-      </a:ln>
-    </cs:spPr>
-  </cs:upBar>
-  <cs:valueAxis>
-    <cs:lnRef idx="0"/>
-    <cs:fillRef idx="0"/>
-    <cs:effectRef idx="0"/>
-    <cs:fontRef idx="minor">
-      <a:schemeClr val="tx1">
-        <a:lumMod val="65000"/>
-        <a:lumOff val="35000"/>
-      </a:schemeClr>
-    </cs:fontRef>
-    <cs:defRPr sz="900" kern="1200"/>
-  </cs:valueAxis>
-  <cs:wall>
-    <cs:lnRef idx="0"/>
-    <cs:fillRef idx="0"/>
-    <cs:effectRef idx="0"/>
-    <cs:fontRef idx="minor">
-      <a:schemeClr val="tx1"/>
-    </cs:fontRef>
-    <cs:spPr>
-      <a:noFill/>
-      <a:ln>
-        <a:noFill/>
-      </a:ln>
-    </cs:spPr>
-  </cs:wall>
-</cs:chartStyle>
-</file>
-
-<file path=word/charts/style2.xml><?xml version="1.0" encoding="utf-8"?>
-<cs:chartStyle xmlns:cs="http://schemas.microsoft.com/office/drawing/2012/chartStyle" xmlns:a="http://schemas.openxmlformats.org/drawingml/2006/main" id="332">
-  <cs:axisTitle>
-    <cs:lnRef idx="0"/>
-    <cs:fillRef idx="0"/>
-    <cs:effectRef idx="0"/>
-    <cs:fontRef idx="minor">
-      <a:schemeClr val="tx1">
-        <a:lumMod val="65000"/>
-        <a:lumOff val="35000"/>
-      </a:schemeClr>
-    </cs:fontRef>
-    <cs:defRPr sz="1000" kern="1200"/>
-  </cs:axisTitle>
-  <cs:categoryAxis>
-    <cs:lnRef idx="0"/>
-    <cs:fillRef idx="0"/>
-    <cs:effectRef idx="0"/>
-    <cs:fontRef idx="minor">
-      <a:schemeClr val="tx1">
-        <a:lumMod val="65000"/>
-        <a:lumOff val="35000"/>
-      </a:schemeClr>
-    </cs:fontRef>
-    <cs:spPr>
-      <a:ln w="9525" cap="flat" cmpd="sng" algn="ctr">
-        <a:solidFill>
-          <a:schemeClr val="tx1">
-            <a:lumMod val="15000"/>
-            <a:lumOff val="85000"/>
-          </a:schemeClr>
-        </a:solidFill>
-        <a:round/>
-      </a:ln>
-    </cs:spPr>
-    <cs:defRPr sz="900" kern="1200"/>
-  </cs:categoryAxis>
-  <cs:chartArea mods="allowNoFillOverride allowNoLineOverride">
-    <cs:lnRef idx="0"/>
-    <cs:fillRef idx="0"/>
-    <cs:effectRef idx="0"/>
-    <cs:fontRef idx="minor">
-      <a:schemeClr val="tx1"/>
-    </cs:fontRef>
-    <cs:spPr>
-      <a:solidFill>
-        <a:schemeClr val="bg1"/>
-      </a:solidFill>
-      <a:ln w="9525" cap="flat" cmpd="sng" algn="ctr">
-        <a:solidFill>
-          <a:schemeClr val="tx1">
-            <a:lumMod val="15000"/>
-            <a:lumOff val="85000"/>
-          </a:schemeClr>
-        </a:solidFill>
-        <a:round/>
-      </a:ln>
-    </cs:spPr>
-    <cs:defRPr sz="1000" kern="1200"/>
-  </cs:chartArea>
-  <cs:dataLabel>
-    <cs:lnRef idx="0"/>
-    <cs:fillRef idx="0"/>
-    <cs:effectRef idx="0"/>
-    <cs:fontRef idx="minor">
-      <a:schemeClr val="tx1">
-        <a:lumMod val="75000"/>
-        <a:lumOff val="25000"/>
-      </a:schemeClr>
-    </cs:fontRef>
-    <cs:defRPr sz="900" kern="1200"/>
-  </cs:dataLabel>
-  <cs:dataLabelCallout>
-    <cs:lnRef idx="0"/>
-    <cs:fillRef idx="0"/>
-    <cs:effectRef idx="0"/>
-    <cs:fontRef idx="minor">
-      <a:schemeClr val="dk1">
-        <a:lumMod val="65000"/>
-        <a:lumOff val="35000"/>
-      </a:schemeClr>
-    </cs:fontRef>
-    <cs:spPr>
-      <a:solidFill>
-        <a:schemeClr val="lt1"/>
-      </a:solidFill>
-      <a:ln>
-        <a:solidFill>
-          <a:schemeClr val="dk1">
-            <a:lumMod val="25000"/>
-            <a:lumOff val="75000"/>
-          </a:schemeClr>
-        </a:solidFill>
-      </a:ln>
-    </cs:spPr>
-    <cs:defRPr sz="900" kern="1200"/>
-    <cs:bodyPr rot="0" spcFirstLastPara="1" vertOverflow="clip" horzOverflow="clip" vert="horz" wrap="square" lIns="36576" tIns="18288" rIns="36576" bIns="18288" anchor="ctr" anchorCtr="1">
-      <a:spAutoFit/>
-    </cs:bodyPr>
-  </cs:dataLabelCallout>
-  <cs:dataPoint>
-    <cs:lnRef idx="0"/>
-    <cs:fillRef idx="1">
-      <cs:styleClr val="auto"/>
-    </cs:fillRef>
-    <cs:effectRef idx="0"/>
-    <cs:fontRef idx="minor">
-      <a:schemeClr val="tx1"/>
-    </cs:fontRef>
-  </cs:dataPoint>
-  <cs:dataPoint3D>
-    <cs:lnRef idx="0"/>
-    <cs:fillRef idx="1">
-      <cs:styleClr val="auto"/>
-    </cs:fillRef>
-    <cs:effectRef idx="0"/>
-    <cs:fontRef idx="minor">
-      <a:schemeClr val="tx1"/>
-    </cs:fontRef>
-  </cs:dataPoint3D>
-  <cs:dataPointLine>
-    <cs:lnRef idx="0">
-      <cs:styleClr val="auto"/>
-    </cs:lnRef>
-    <cs:fillRef idx="1"/>
-    <cs:effectRef idx="0"/>
-    <cs:fontRef idx="minor">
-      <a:schemeClr val="tx1"/>
-    </cs:fontRef>
-    <cs:spPr>
-      <a:ln w="28575" cap="rnd">
-        <a:solidFill>
-          <a:schemeClr val="phClr"/>
-        </a:solidFill>
-        <a:round/>
-      </a:ln>
-    </cs:spPr>
-  </cs:dataPointLine>
-  <cs:dataPointMarker>
-    <cs:lnRef idx="0">
-      <cs:styleClr val="auto"/>
-    </cs:lnRef>
-    <cs:fillRef idx="1">
-      <cs:styleClr val="auto"/>
-    </cs:fillRef>
-    <cs:effectRef idx="0"/>
-    <cs:fontRef idx="minor">
-      <a:schemeClr val="tx1"/>
-    </cs:fontRef>
-    <cs:spPr>
-      <a:ln w="9525">
-        <a:solidFill>
-          <a:schemeClr val="phClr"/>
-        </a:solidFill>
-      </a:ln>
-    </cs:spPr>
-  </cs:dataPointMarker>
-  <cs:dataPointMarkerLayout symbol="circle" size="5"/>
-  <cs:dataPointWireframe>
-    <cs:lnRef idx="0">
-      <cs:styleClr val="auto"/>
-    </cs:lnRef>
-    <cs:fillRef idx="1"/>
-    <cs:effectRef idx="0"/>
-    <cs:fontRef idx="minor">
-      <a:schemeClr val="tx1"/>
-    </cs:fontRef>
-    <cs:spPr>
-      <a:ln w="9525" cap="rnd">
-        <a:solidFill>
-          <a:schemeClr val="phClr"/>
-        </a:solidFill>
-        <a:round/>
-      </a:ln>
-    </cs:spPr>
-  </cs:dataPointWireframe>
-  <cs:dataTable>
-    <cs:lnRef idx="0"/>
-    <cs:fillRef idx="0"/>
-    <cs:effectRef idx="0"/>
-    <cs:fontRef idx="minor">
-      <a:schemeClr val="tx1">
-        <a:lumMod val="65000"/>
-        <a:lumOff val="35000"/>
-      </a:schemeClr>
-    </cs:fontRef>
-    <cs:spPr>
-      <a:noFill/>
-      <a:ln w="9525" cap="flat" cmpd="sng" algn="ctr">
-        <a:solidFill>
-          <a:schemeClr val="tx1">
-            <a:lumMod val="15000"/>
-            <a:lumOff val="85000"/>
-          </a:schemeClr>
-        </a:solidFill>
-        <a:round/>
-      </a:ln>
-    </cs:spPr>
-    <cs:defRPr sz="900" kern="1200"/>
-  </cs:dataTable>
-  <cs:downBar>
-    <cs:lnRef idx="0"/>
-    <cs:fillRef idx="0"/>
-    <cs:effectRef idx="0"/>
-    <cs:fontRef idx="minor">
-      <a:schemeClr val="dk1"/>
-    </cs:fontRef>
-    <cs:spPr>
-      <a:solidFill>
-        <a:schemeClr val="dk1">
-          <a:lumMod val="65000"/>
-          <a:lumOff val="35000"/>
-        </a:schemeClr>
-      </a:solidFill>
-      <a:ln w="9525">
-        <a:solidFill>
-          <a:schemeClr val="tx1">
-            <a:lumMod val="65000"/>
-            <a:lumOff val="35000"/>
-          </a:schemeClr>
-        </a:solidFill>
-      </a:ln>
-    </cs:spPr>
-  </cs:downBar>
-  <cs:dropLine>
-    <cs:lnRef idx="0"/>
-    <cs:fillRef idx="0"/>
-    <cs:effectRef idx="0"/>
-    <cs:fontRef idx="minor">
-      <a:schemeClr val="tx1"/>
-    </cs:fontRef>
-    <cs:spPr>
-      <a:ln w="9525" cap="flat" cmpd="sng" algn="ctr">
-        <a:solidFill>
-          <a:schemeClr val="tx1">
-            <a:lumMod val="35000"/>
-            <a:lumOff val="65000"/>
-          </a:schemeClr>
-        </a:solidFill>
-        <a:round/>
-      </a:ln>
-    </cs:spPr>
-  </cs:dropLine>
-  <cs:errorBar>
-    <cs:lnRef idx="0"/>
-    <cs:fillRef idx="0"/>
-    <cs:effectRef idx="0"/>
-    <cs:fontRef idx="minor">
-      <a:schemeClr val="tx1"/>
-    </cs:fontRef>
-    <cs:spPr>
-      <a:ln w="9525" cap="flat" cmpd="sng" algn="ctr">
-        <a:solidFill>
-          <a:schemeClr val="tx1">
-            <a:lumMod val="65000"/>
-            <a:lumOff val="35000"/>
-          </a:schemeClr>
-        </a:solidFill>
-        <a:round/>
-      </a:ln>
-    </cs:spPr>
-  </cs:errorBar>
-  <cs:floor>
-    <cs:lnRef idx="0"/>
-    <cs:fillRef idx="0"/>
-    <cs:effectRef idx="0"/>
-    <cs:fontRef idx="minor">
-      <a:schemeClr val="tx1"/>
-    </cs:fontRef>
-    <cs:spPr>
-      <a:noFill/>
-      <a:ln>
-        <a:noFill/>
-      </a:ln>
-    </cs:spPr>
-  </cs:floor>
-  <cs:gridlineMajor>
-    <cs:lnRef idx="0"/>
-    <cs:fillRef idx="0"/>
-    <cs:effectRef idx="0"/>
-    <cs:fontRef idx="minor">
-      <a:schemeClr val="tx1"/>
-    </cs:fontRef>
-    <cs:spPr>
-      <a:ln w="9525" cap="flat" cmpd="sng" algn="ctr">
-        <a:solidFill>
-          <a:schemeClr val="tx1">
-            <a:lumMod val="15000"/>
-            <a:lumOff val="85000"/>
-          </a:schemeClr>
-        </a:solidFill>
-        <a:round/>
-      </a:ln>
-    </cs:spPr>
-  </cs:gridlineMajor>
-  <cs:gridlineMinor>
-    <cs:lnRef idx="0"/>
-    <cs:fillRef idx="0"/>
-    <cs:effectRef idx="0"/>
-    <cs:fontRef idx="minor">
-      <a:schemeClr val="tx1"/>
-    </cs:fontRef>
-    <cs:spPr>
-      <a:ln w="9525" cap="flat" cmpd="sng" algn="ctr">
-        <a:solidFill>
-          <a:schemeClr val="tx1">
-            <a:lumMod val="5000"/>
-            <a:lumOff val="95000"/>
-          </a:schemeClr>
-        </a:solidFill>
-        <a:round/>
-      </a:ln>
-    </cs:spPr>
-  </cs:gridlineMinor>
-  <cs:hiLoLine>
-    <cs:lnRef idx="0"/>
-    <cs:fillRef idx="0"/>
-    <cs:effectRef idx="0"/>
-    <cs:fontRef idx="minor">
-      <a:schemeClr val="tx1"/>
-    </cs:fontRef>
-    <cs:spPr>
-      <a:ln w="9525" cap="flat" cmpd="sng" algn="ctr">
-        <a:solidFill>
-          <a:schemeClr val="tx1">
-            <a:lumMod val="75000"/>
-            <a:lumOff val="25000"/>
-          </a:schemeClr>
-        </a:solidFill>
-        <a:round/>
-      </a:ln>
-    </cs:spPr>
-  </cs:hiLoLine>
-  <cs:leaderLine>
-    <cs:lnRef idx="0"/>
-    <cs:fillRef idx="0"/>
-    <cs:effectRef idx="0"/>
-    <cs:fontRef idx="minor">
-      <a:schemeClr val="tx1"/>
-    </cs:fontRef>
-    <cs:spPr>
-      <a:ln w="9525" cap="flat" cmpd="sng" algn="ctr">
-        <a:solidFill>
-          <a:schemeClr val="tx1">
-            <a:lumMod val="35000"/>
-            <a:lumOff val="65000"/>
-          </a:schemeClr>
-        </a:solidFill>
-        <a:round/>
-      </a:ln>
-    </cs:spPr>
-  </cs:leaderLine>
-  <cs:legend>
-    <cs:lnRef idx="0"/>
-    <cs:fillRef idx="0"/>
-    <cs:effectRef idx="0"/>
-    <cs:fontRef idx="minor">
-      <a:schemeClr val="tx1">
-        <a:lumMod val="65000"/>
-        <a:lumOff val="35000"/>
-      </a:schemeClr>
-    </cs:fontRef>
-    <cs:defRPr sz="900" kern="1200"/>
-  </cs:legend>
-  <cs:plotArea mods="allowNoFillOverride allowNoLineOverride">
-    <cs:lnRef idx="0"/>
-    <cs:fillRef idx="0"/>
-    <cs:effectRef idx="0"/>
-    <cs:fontRef idx="minor">
-      <a:schemeClr val="tx1"/>
-    </cs:fontRef>
-  </cs:plotArea>
-  <cs:plotArea3D mods="allowNoFillOverride allowNoLineOverride">
-    <cs:lnRef idx="0"/>
-    <cs:fillRef idx="0"/>
-    <cs:effectRef idx="0"/>
-    <cs:fontRef idx="minor">
-      <a:schemeClr val="tx1"/>
-    </cs:fontRef>
-  </cs:plotArea3D>
-  <cs:seriesAxis>
-    <cs:lnRef idx="0"/>
-    <cs:fillRef idx="0"/>
-    <cs:effectRef idx="0"/>
-    <cs:fontRef idx="minor">
-      <a:schemeClr val="tx1">
-        <a:lumMod val="65000"/>
-        <a:lumOff val="35000"/>
-      </a:schemeClr>
-    </cs:fontRef>
-    <cs:defRPr sz="900" kern="1200"/>
-  </cs:seriesAxis>
-  <cs:seriesLine>
-    <cs:lnRef idx="0"/>
-    <cs:fillRef idx="0"/>
-    <cs:effectRef idx="0"/>
-    <cs:fontRef idx="minor">
-      <a:schemeClr val="tx1"/>
-    </cs:fontRef>
-    <cs:spPr>
-      <a:ln w="9525" cap="flat" cmpd="sng" algn="ctr">
-        <a:solidFill>
-          <a:schemeClr val="tx1">
-            <a:lumMod val="35000"/>
-            <a:lumOff val="65000"/>
-          </a:schemeClr>
-        </a:solidFill>
-        <a:round/>
-      </a:ln>
-    </cs:spPr>
-  </cs:seriesLine>
-  <cs:title>
-    <cs:lnRef idx="0"/>
-    <cs:fillRef idx="0"/>
-    <cs:effectRef idx="0"/>
-    <cs:fontRef idx="minor">
-      <a:schemeClr val="tx1">
-        <a:lumMod val="65000"/>
-        <a:lumOff val="35000"/>
-      </a:schemeClr>
-    </cs:fontRef>
-    <cs:defRPr sz="1400" b="0" kern="1200" spc="0" baseline="0"/>
-  </cs:title>
-  <cs:trendline>
-    <cs:lnRef idx="0">
-      <cs:styleClr val="auto"/>
-    </cs:lnRef>
-    <cs:fillRef idx="0"/>
-    <cs:effectRef idx="0"/>
-    <cs:fontRef idx="minor">
-      <a:schemeClr val="tx1"/>
-    </cs:fontRef>
-    <cs:spPr>
-      <a:ln w="19050" cap="rnd">
-        <a:solidFill>
-          <a:schemeClr val="phClr"/>
-        </a:solidFill>
-        <a:prstDash val="sysDot"/>
-      </a:ln>
-    </cs:spPr>
-  </cs:trendline>
-  <cs:trendlineLabel>
-    <cs:lnRef idx="0"/>
-    <cs:fillRef idx="0"/>
-    <cs:effectRef idx="0"/>
-    <cs:fontRef idx="minor">
-      <a:schemeClr val="tx1">
-        <a:lumMod val="65000"/>
-        <a:lumOff val="35000"/>
-      </a:schemeClr>
-    </cs:fontRef>
-    <cs:defRPr sz="900" kern="1200"/>
-  </cs:trendlineLabel>
-  <cs:upBar>
-    <cs:lnRef idx="0"/>
-    <cs:fillRef idx="0"/>
-    <cs:effectRef idx="0"/>
-    <cs:fontRef idx="minor">
-      <a:schemeClr val="dk1"/>
-    </cs:fontRef>
-    <cs:spPr>
-      <a:solidFill>
-        <a:schemeClr val="lt1"/>
-      </a:solidFill>
-      <a:ln w="9525">
-        <a:solidFill>
-          <a:schemeClr val="tx1">
-            <a:lumMod val="15000"/>
-            <a:lumOff val="85000"/>
-          </a:schemeClr>
-        </a:solidFill>
-      </a:ln>
-    </cs:spPr>
-  </cs:upBar>
-  <cs:valueAxis>
-    <cs:lnRef idx="0"/>
-    <cs:fillRef idx="0"/>
-    <cs:effectRef idx="0"/>
-    <cs:fontRef idx="minor">
-      <a:schemeClr val="tx1">
-        <a:lumMod val="65000"/>
-        <a:lumOff val="35000"/>
-      </a:schemeClr>
-    </cs:fontRef>
-    <cs:defRPr sz="900" kern="1200"/>
-  </cs:valueAxis>
-  <cs:wall>
-    <cs:lnRef idx="0"/>
-    <cs:fillRef idx="0"/>
-    <cs:effectRef idx="0"/>
-    <cs:fontRef idx="minor">
-      <a:schemeClr val="tx1"/>
-    </cs:fontRef>
-    <cs:spPr>
-      <a:noFill/>
-      <a:ln>
-        <a:noFill/>
-      </a:ln>
-    </cs:spPr>
-  </cs:wall>
-</cs:chartStyle>
-</file>
-
 <file path=word/theme/theme1.xml><?xml version="1.0" encoding="utf-8"?>
 <a:theme xmlns:a="http://schemas.openxmlformats.org/drawingml/2006/main" name="Office Theme">
   <a:themeElements>
@@ -12528,290 +10973,4 @@
     </a:ext>
   </a:extLst>
 </a:theme>
-</file>
-
-<file path=word/theme/themeOverride1.xml><?xml version="1.0" encoding="utf-8"?>
-<a:themeOverride xmlns:a="http://schemas.openxmlformats.org/drawingml/2006/main">
-  <a:clrScheme name="Office">
-    <a:dk1>
-      <a:sysClr val="windowText" lastClr="000000"/>
-    </a:dk1>
-    <a:lt1>
-      <a:sysClr val="window" lastClr="FFFFFF"/>
-    </a:lt1>
-    <a:dk2>
-      <a:srgbClr val="44546A"/>
-    </a:dk2>
-    <a:lt2>
-      <a:srgbClr val="E7E6E6"/>
-    </a:lt2>
-    <a:accent1>
-      <a:srgbClr val="4472C4"/>
-    </a:accent1>
-    <a:accent2>
-      <a:srgbClr val="ED7D31"/>
-    </a:accent2>
-    <a:accent3>
-      <a:srgbClr val="A5A5A5"/>
-    </a:accent3>
-    <a:accent4>
-      <a:srgbClr val="FFC000"/>
-    </a:accent4>
-    <a:accent5>
-      <a:srgbClr val="5B9BD5"/>
-    </a:accent5>
-    <a:accent6>
-      <a:srgbClr val="70AD47"/>
-    </a:accent6>
-    <a:hlink>
-      <a:srgbClr val="0563C1"/>
-    </a:hlink>
-    <a:folHlink>
-      <a:srgbClr val="954F72"/>
-    </a:folHlink>
-  </a:clrScheme>
-  <a:fontScheme name="Office">
-    <a:majorFont>
-      <a:latin typeface="Calibri Light" panose="020F0302020204030204"/>
-      <a:ea typeface=""/>
-      <a:cs typeface=""/>
-      <a:font script="Jpan" typeface="游ゴシック Light"/>
-      <a:font script="Hang" typeface="맑은 고딕"/>
-      <a:font script="Hans" typeface="等线 Light"/>
-      <a:font script="Hant" typeface="新細明體"/>
-      <a:font script="Arab" typeface="Times New Roman"/>
-      <a:font script="Hebr" typeface="Times New Roman"/>
-      <a:font script="Thai" typeface="Tahoma"/>
-      <a:font script="Ethi" typeface="Nyala"/>
-      <a:font script="Beng" typeface="Vrinda"/>
-      <a:font script="Gujr" typeface="Shruti"/>
-      <a:font script="Khmr" typeface="MoolBoran"/>
-      <a:font script="Knda" typeface="Tunga"/>
-      <a:font script="Guru" typeface="Raavi"/>
-      <a:font script="Cans" typeface="Euphemia"/>
-      <a:font script="Cher" typeface="Plantagenet Cherokee"/>
-      <a:font script="Yiii" typeface="Microsoft Yi Baiti"/>
-      <a:font script="Tibt" typeface="Microsoft Himalaya"/>
-      <a:font script="Thaa" typeface="MV Boli"/>
-      <a:font script="Deva" typeface="Mangal"/>
-      <a:font script="Telu" typeface="Gautami"/>
-      <a:font script="Taml" typeface="Latha"/>
-      <a:font script="Syrc" typeface="Estrangelo Edessa"/>
-      <a:font script="Orya" typeface="Kalinga"/>
-      <a:font script="Mlym" typeface="Kartika"/>
-      <a:font script="Laoo" typeface="DokChampa"/>
-      <a:font script="Sinh" typeface="Iskoola Pota"/>
-      <a:font script="Mong" typeface="Mongolian Baiti"/>
-      <a:font script="Viet" typeface="Times New Roman"/>
-      <a:font script="Uigh" typeface="Microsoft Uighur"/>
-      <a:font script="Geor" typeface="Sylfaen"/>
-      <a:font script="Armn" typeface="Arial"/>
-      <a:font script="Bugi" typeface="Leelawadee UI"/>
-      <a:font script="Bopo" typeface="Microsoft JhengHei"/>
-      <a:font script="Java" typeface="Javanese Text"/>
-      <a:font script="Lisu" typeface="Segoe UI"/>
-      <a:font script="Mymr" typeface="Myanmar Text"/>
-      <a:font script="Nkoo" typeface="Ebrima"/>
-      <a:font script="Olck" typeface="Nirmala UI"/>
-      <a:font script="Osma" typeface="Ebrima"/>
-      <a:font script="Phag" typeface="Phagspa"/>
-      <a:font script="Syrn" typeface="Estrangelo Edessa"/>
-      <a:font script="Syrj" typeface="Estrangelo Edessa"/>
-      <a:font script="Syre" typeface="Estrangelo Edessa"/>
-      <a:font script="Sora" typeface="Nirmala UI"/>
-      <a:font script="Tale" typeface="Microsoft Tai Le"/>
-      <a:font script="Talu" typeface="Microsoft New Tai Lue"/>
-      <a:font script="Tfng" typeface="Ebrima"/>
-    </a:majorFont>
-    <a:minorFont>
-      <a:latin typeface="Calibri" panose="020F0502020204030204"/>
-      <a:ea typeface=""/>
-      <a:cs typeface=""/>
-      <a:font script="Jpan" typeface="游ゴシック"/>
-      <a:font script="Hang" typeface="맑은 고딕"/>
-      <a:font script="Hans" typeface="等线"/>
-      <a:font script="Hant" typeface="新細明體"/>
-      <a:font script="Arab" typeface="Arial"/>
-      <a:font script="Hebr" typeface="Arial"/>
-      <a:font script="Thai" typeface="Tahoma"/>
-      <a:font script="Ethi" typeface="Nyala"/>
-      <a:font script="Beng" typeface="Vrinda"/>
-      <a:font script="Gujr" typeface="Shruti"/>
-      <a:font script="Khmr" typeface="DaunPenh"/>
-      <a:font script="Knda" typeface="Tunga"/>
-      <a:font script="Guru" typeface="Raavi"/>
-      <a:font script="Cans" typeface="Euphemia"/>
-      <a:font script="Cher" typeface="Plantagenet Cherokee"/>
-      <a:font script="Yiii" typeface="Microsoft Yi Baiti"/>
-      <a:font script="Tibt" typeface="Microsoft Himalaya"/>
-      <a:font script="Thaa" typeface="MV Boli"/>
-      <a:font script="Deva" typeface="Mangal"/>
-      <a:font script="Telu" typeface="Gautami"/>
-      <a:font script="Taml" typeface="Latha"/>
-      <a:font script="Syrc" typeface="Estrangelo Edessa"/>
-      <a:font script="Orya" typeface="Kalinga"/>
-      <a:font script="Mlym" typeface="Kartika"/>
-      <a:font script="Laoo" typeface="DokChampa"/>
-      <a:font script="Sinh" typeface="Iskoola Pota"/>
-      <a:font script="Mong" typeface="Mongolian Baiti"/>
-      <a:font script="Viet" typeface="Arial"/>
-      <a:font script="Uigh" typeface="Microsoft Uighur"/>
-      <a:font script="Geor" typeface="Sylfaen"/>
-      <a:font script="Armn" typeface="Arial"/>
-      <a:font script="Bugi" typeface="Leelawadee UI"/>
-      <a:font script="Bopo" typeface="Microsoft JhengHei"/>
-      <a:font script="Java" typeface="Javanese Text"/>
-      <a:font script="Lisu" typeface="Segoe UI"/>
-      <a:font script="Mymr" typeface="Myanmar Text"/>
-      <a:font script="Nkoo" typeface="Ebrima"/>
-      <a:font script="Olck" typeface="Nirmala UI"/>
-      <a:font script="Osma" typeface="Ebrima"/>
-      <a:font script="Phag" typeface="Phagspa"/>
-      <a:font script="Syrn" typeface="Estrangelo Edessa"/>
-      <a:font script="Syrj" typeface="Estrangelo Edessa"/>
-      <a:font script="Syre" typeface="Estrangelo Edessa"/>
-      <a:font script="Sora" typeface="Nirmala UI"/>
-      <a:font script="Tale" typeface="Microsoft Tai Le"/>
-      <a:font script="Talu" typeface="Microsoft New Tai Lue"/>
-      <a:font script="Tfng" typeface="Ebrima"/>
-    </a:minorFont>
-  </a:fontScheme>
-  <a:fmtScheme name="Office">
-    <a:fillStyleLst>
-      <a:solidFill>
-        <a:schemeClr val="phClr"/>
-      </a:solidFill>
-      <a:gradFill rotWithShape="1">
-        <a:gsLst>
-          <a:gs pos="0">
-            <a:schemeClr val="phClr">
-              <a:lumMod val="110000"/>
-              <a:satMod val="105000"/>
-              <a:tint val="67000"/>
-            </a:schemeClr>
-          </a:gs>
-          <a:gs pos="50000">
-            <a:schemeClr val="phClr">
-              <a:lumMod val="105000"/>
-              <a:satMod val="103000"/>
-              <a:tint val="73000"/>
-            </a:schemeClr>
-          </a:gs>
-          <a:gs pos="100000">
-            <a:schemeClr val="phClr">
-              <a:lumMod val="105000"/>
-              <a:satMod val="109000"/>
-              <a:tint val="81000"/>
-            </a:schemeClr>
-          </a:gs>
-        </a:gsLst>
-        <a:lin ang="5400000" scaled="0"/>
-      </a:gradFill>
-      <a:gradFill rotWithShape="1">
-        <a:gsLst>
-          <a:gs pos="0">
-            <a:schemeClr val="phClr">
-              <a:satMod val="103000"/>
-              <a:lumMod val="102000"/>
-              <a:tint val="94000"/>
-            </a:schemeClr>
-          </a:gs>
-          <a:gs pos="50000">
-            <a:schemeClr val="phClr">
-              <a:satMod val="110000"/>
-              <a:lumMod val="100000"/>
-              <a:shade val="100000"/>
-            </a:schemeClr>
-          </a:gs>
-          <a:gs pos="100000">
-            <a:schemeClr val="phClr">
-              <a:lumMod val="99000"/>
-              <a:satMod val="120000"/>
-              <a:shade val="78000"/>
-            </a:schemeClr>
-          </a:gs>
-        </a:gsLst>
-        <a:lin ang="5400000" scaled="0"/>
-      </a:gradFill>
-    </a:fillStyleLst>
-    <a:lnStyleLst>
-      <a:ln w="6350" cap="flat" cmpd="sng" algn="ctr">
-        <a:solidFill>
-          <a:schemeClr val="phClr"/>
-        </a:solidFill>
-        <a:prstDash val="solid"/>
-        <a:miter lim="800000"/>
-      </a:ln>
-      <a:ln w="12700" cap="flat" cmpd="sng" algn="ctr">
-        <a:solidFill>
-          <a:schemeClr val="phClr"/>
-        </a:solidFill>
-        <a:prstDash val="solid"/>
-        <a:miter lim="800000"/>
-      </a:ln>
-      <a:ln w="19050" cap="flat" cmpd="sng" algn="ctr">
-        <a:solidFill>
-          <a:schemeClr val="phClr"/>
-        </a:solidFill>
-        <a:prstDash val="solid"/>
-        <a:miter lim="800000"/>
-      </a:ln>
-    </a:lnStyleLst>
-    <a:effectStyleLst>
-      <a:effectStyle>
-        <a:effectLst/>
-      </a:effectStyle>
-      <a:effectStyle>
-        <a:effectLst/>
-      </a:effectStyle>
-      <a:effectStyle>
-        <a:effectLst>
-          <a:outerShdw blurRad="57150" dist="19050" dir="5400000" algn="ctr" rotWithShape="0">
-            <a:srgbClr val="000000">
-              <a:alpha val="63000"/>
-            </a:srgbClr>
-          </a:outerShdw>
-        </a:effectLst>
-      </a:effectStyle>
-    </a:effectStyleLst>
-    <a:bgFillStyleLst>
-      <a:solidFill>
-        <a:schemeClr val="phClr"/>
-      </a:solidFill>
-      <a:solidFill>
-        <a:schemeClr val="phClr">
-          <a:tint val="95000"/>
-          <a:satMod val="170000"/>
-        </a:schemeClr>
-      </a:solidFill>
-      <a:gradFill rotWithShape="1">
-        <a:gsLst>
-          <a:gs pos="0">
-            <a:schemeClr val="phClr">
-              <a:tint val="93000"/>
-              <a:satMod val="150000"/>
-              <a:shade val="98000"/>
-              <a:lumMod val="102000"/>
-            </a:schemeClr>
-          </a:gs>
-          <a:gs pos="50000">
-            <a:schemeClr val="phClr">
-              <a:tint val="98000"/>
-              <a:satMod val="130000"/>
-              <a:shade val="90000"/>
-              <a:lumMod val="103000"/>
-            </a:schemeClr>
-          </a:gs>
-          <a:gs pos="100000">
-            <a:schemeClr val="phClr">
-              <a:shade val="63000"/>
-              <a:satMod val="120000"/>
-            </a:schemeClr>
-          </a:gs>
-        </a:gsLst>
-        <a:lin ang="5400000" scaled="0"/>
-      </a:gradFill>
-    </a:bgFillStyleLst>
-  </a:fmtScheme>
-</a:themeOverride>
 </file>
--- a/docs/BYNATIONALITY/Чешки.docx
+++ b/docs/BYNATIONALITY/Чешки.docx
@@ -111,7 +111,7 @@
           <w:szCs w:val="18"/>
           <w:lang w:val="ru-RU"/>
         </w:rPr>
-        <w:t>19</w:t>
+        <w:t>21</w:t>
       </w:r>
       <w:r>
         <w:rPr>
@@ -122,7 +122,18 @@
           <w:szCs w:val="18"/>
           <w:lang w:val="ru-RU"/>
         </w:rPr>
-        <w:t xml:space="preserve"> имен</w:t>
+        <w:t xml:space="preserve"> им</w:t>
+      </w:r>
+      <w:r>
+        <w:rPr>
+          <w:rFonts w:ascii="Arial" w:hAnsi="Arial" w:cs="Arial"/>
+          <w:b/>
+          <w:bCs/>
+          <w:sz w:val="18"/>
+          <w:szCs w:val="18"/>
+          <w:lang w:val="ru-RU"/>
+        </w:rPr>
+        <w:t>я</w:t>
       </w:r>
     </w:p>
     <w:p>
@@ -280,7 +291,7 @@
                 <w:szCs w:val="16"/>
                 <w:lang w:val="ru-RU"/>
               </w:rPr>
-              <w:t>ы</w:t>
+              <w:t>а</w:t>
             </w:r>
             <w:r>
               <w:rPr>
@@ -298,34 +309,88 @@
                 <w:szCs w:val="16"/>
                 <w:lang w:val="ru-RU"/>
               </w:rPr>
-              <w:t xml:space="preserve">и погибли в заключении </w:t>
-            </w:r>
-            <w:r>
-              <w:rPr>
-                <w:rFonts w:ascii="Arial" w:hAnsi="Arial" w:cs="Arial"/>
-                <w:sz w:val="16"/>
-                <w:szCs w:val="16"/>
-                <w:lang w:val="ru-RU"/>
-              </w:rPr>
-              <w:t>19</w:t>
-            </w:r>
-            <w:r>
-              <w:rPr>
-                <w:rFonts w:ascii="Arial" w:hAnsi="Arial" w:cs="Arial"/>
-                <w:sz w:val="16"/>
-                <w:szCs w:val="16"/>
-                <w:lang w:val="ru-RU"/>
-              </w:rPr>
-              <w:t xml:space="preserve"> женщин-</w:t>
-            </w:r>
-            <w:r>
-              <w:rPr>
-                <w:rFonts w:ascii="Arial" w:hAnsi="Arial" w:cs="Arial"/>
-                <w:sz w:val="16"/>
-                <w:szCs w:val="16"/>
-                <w:lang w:val="ru-RU"/>
-              </w:rPr>
-              <w:t>чешек.</w:t>
+              <w:t>и погибл</w:t>
+            </w:r>
+            <w:r>
+              <w:rPr>
+                <w:rFonts w:ascii="Arial" w:hAnsi="Arial" w:cs="Arial"/>
+                <w:sz w:val="16"/>
+                <w:szCs w:val="16"/>
+                <w:lang w:val="ru-RU"/>
+              </w:rPr>
+              <w:t>а</w:t>
+            </w:r>
+            <w:r>
+              <w:rPr>
+                <w:rFonts w:ascii="Arial" w:hAnsi="Arial" w:cs="Arial"/>
+                <w:sz w:val="16"/>
+                <w:szCs w:val="16"/>
+                <w:lang w:val="ru-RU"/>
+              </w:rPr>
+              <w:t xml:space="preserve"> в заключении </w:t>
+            </w:r>
+            <w:r>
+              <w:rPr>
+                <w:rFonts w:ascii="Arial" w:hAnsi="Arial" w:cs="Arial"/>
+                <w:sz w:val="16"/>
+                <w:szCs w:val="16"/>
+                <w:lang w:val="ru-RU"/>
+              </w:rPr>
+              <w:t>21</w:t>
+            </w:r>
+            <w:r>
+              <w:rPr>
+                <w:rFonts w:ascii="Arial" w:hAnsi="Arial" w:cs="Arial"/>
+                <w:sz w:val="16"/>
+                <w:szCs w:val="16"/>
+                <w:lang w:val="ru-RU"/>
+              </w:rPr>
+              <w:t xml:space="preserve"> женщин</w:t>
+            </w:r>
+            <w:r>
+              <w:rPr>
+                <w:rFonts w:ascii="Arial" w:hAnsi="Arial" w:cs="Arial"/>
+                <w:sz w:val="16"/>
+                <w:szCs w:val="16"/>
+                <w:lang w:val="ru-RU"/>
+              </w:rPr>
+              <w:t>а</w:t>
+            </w:r>
+            <w:r>
+              <w:rPr>
+                <w:rFonts w:ascii="Arial" w:hAnsi="Arial" w:cs="Arial"/>
+                <w:sz w:val="16"/>
+                <w:szCs w:val="16"/>
+                <w:lang w:val="ru-RU"/>
+              </w:rPr>
+              <w:t>-</w:t>
+            </w:r>
+            <w:r>
+              <w:rPr>
+                <w:rFonts w:ascii="Arial" w:hAnsi="Arial" w:cs="Arial"/>
+                <w:sz w:val="16"/>
+                <w:szCs w:val="16"/>
+                <w:lang w:val="ru-RU"/>
+              </w:rPr>
+              <w:t>чеш</w:t>
+            </w:r>
+            <w:r>
+              <w:rPr>
+                <w:rFonts w:ascii="Arial" w:hAnsi="Arial" w:cs="Arial"/>
+                <w:sz w:val="16"/>
+                <w:szCs w:val="16"/>
+                <w:lang w:val="ru-RU"/>
+              </w:rPr>
+              <w:t>ка</w:t>
+            </w:r>
+            <w:r>
+              <w:rPr>
+                <w:rFonts w:ascii="Arial" w:hAnsi="Arial" w:cs="Arial"/>
+                <w:sz w:val="16"/>
+                <w:szCs w:val="16"/>
+                <w:lang w:val="ru-RU"/>
+              </w:rPr>
+              <w:t>.</w:t>
             </w:r>
           </w:p>
           <w:p>
@@ -353,7 +418,7 @@
                 <w:szCs w:val="16"/>
                 <w:lang w:val="ru-RU"/>
               </w:rPr>
-              <w:t>7</w:t>
+              <w:t>9</w:t>
             </w:r>
             <w:r>
               <w:rPr>
@@ -381,7 +446,25 @@
                 <w:szCs w:val="16"/>
                 <w:lang w:val="ru-RU"/>
               </w:rPr>
-              <w:t xml:space="preserve">Данный список составлен на основе открытых и доступных на </w:t>
+              <w:t xml:space="preserve">Данный список составлен на основе открытых и доступных </w:t>
+            </w:r>
+            <w:r>
+              <w:rPr>
+                <w:rFonts w:ascii="Arial" w:hAnsi="Arial" w:cs="Arial"/>
+                <w:sz w:val="16"/>
+                <w:szCs w:val="16"/>
+                <w:lang w:val="ru-RU"/>
+              </w:rPr>
+              <w:t>в</w:t>
+            </w:r>
+            <w:r>
+              <w:rPr>
+                <w:rFonts w:ascii="Arial" w:hAnsi="Arial" w:cs="Arial"/>
+                <w:sz w:val="16"/>
+                <w:szCs w:val="16"/>
+                <w:lang w:val="ru-RU"/>
+              </w:rPr>
+              <w:t xml:space="preserve"> </w:t>
             </w:r>
             <w:r>
               <w:rPr>
@@ -427,205 +510,6 @@
                 <w:lang w:val="ru-RU"/>
               </w:rPr>
               <w:t xml:space="preserve"> </w:t>
-            </w:r>
-            <w:r>
-              <w:rPr>
-                <w:rFonts w:ascii="Arial" w:hAnsi="Arial" w:cs="Arial"/>
-                <w:sz w:val="16"/>
-                <w:szCs w:val="16"/>
-                <w:lang w:val="ru-RU"/>
-              </w:rPr>
-              <w:t xml:space="preserve">Согласно переписи населения 1937 года общая численность </w:t>
-            </w:r>
-            <w:proofErr w:type="gramStart"/>
-            <w:r>
-              <w:rPr>
-                <w:rFonts w:ascii="Arial" w:hAnsi="Arial" w:cs="Arial"/>
-                <w:sz w:val="16"/>
-                <w:szCs w:val="16"/>
-                <w:lang w:val="ru-RU"/>
-              </w:rPr>
-              <w:t>чехов</w:t>
-            </w:r>
-            <w:proofErr w:type="gramEnd"/>
-            <w:r>
-              <w:rPr>
-                <w:rFonts w:ascii="Arial" w:hAnsi="Arial" w:cs="Arial"/>
-                <w:sz w:val="16"/>
-                <w:szCs w:val="16"/>
-                <w:lang w:val="ru-RU"/>
-              </w:rPr>
-              <w:t xml:space="preserve"> проживавших в СССР составляла </w:t>
-            </w:r>
-            <w:r>
-              <w:rPr>
-                <w:rFonts w:ascii="Arial" w:hAnsi="Arial" w:cs="Arial"/>
-                <w:sz w:val="16"/>
-                <w:szCs w:val="16"/>
-                <w:lang w:val="ru-RU"/>
-              </w:rPr>
-              <w:t>11 733</w:t>
-            </w:r>
-            <w:r>
-              <w:rPr>
-                <w:rFonts w:ascii="Arial" w:hAnsi="Arial" w:cs="Arial"/>
-                <w:sz w:val="16"/>
-                <w:szCs w:val="16"/>
-                <w:lang w:val="ru-RU"/>
-              </w:rPr>
-              <w:t xml:space="preserve"> </w:t>
-            </w:r>
-            <w:proofErr w:type="gramStart"/>
-            <w:r>
-              <w:rPr>
-                <w:rFonts w:ascii="Arial" w:hAnsi="Arial" w:cs="Arial"/>
-                <w:sz w:val="16"/>
-                <w:szCs w:val="16"/>
-                <w:lang w:val="ru-RU"/>
-              </w:rPr>
-              <w:t>человек</w:t>
-            </w:r>
-            <w:proofErr w:type="gramEnd"/>
-            <w:r>
-              <w:rPr>
-                <w:rFonts w:ascii="Arial" w:hAnsi="Arial" w:cs="Arial"/>
-                <w:sz w:val="16"/>
-                <w:szCs w:val="16"/>
-                <w:lang w:val="ru-RU"/>
-              </w:rPr>
-              <w:t xml:space="preserve">, таким образом </w:t>
-            </w:r>
-            <w:proofErr w:type="gramStart"/>
-            <w:r>
-              <w:rPr>
-                <w:rFonts w:ascii="Arial" w:hAnsi="Arial" w:cs="Arial"/>
-                <w:sz w:val="16"/>
-                <w:szCs w:val="16"/>
-                <w:lang w:val="ru-RU"/>
-              </w:rPr>
-              <w:t>20</w:t>
-            </w:r>
-            <w:r>
-              <w:rPr>
-                <w:rFonts w:ascii="Arial" w:hAnsi="Arial" w:cs="Arial"/>
-                <w:sz w:val="16"/>
-                <w:szCs w:val="16"/>
-                <w:lang w:val="ru-RU"/>
-              </w:rPr>
-              <w:t xml:space="preserve"> </w:t>
-            </w:r>
-            <w:r>
-              <w:rPr>
-                <w:rFonts w:ascii="Arial" w:hAnsi="Arial" w:cs="Arial"/>
-                <w:sz w:val="16"/>
-                <w:szCs w:val="16"/>
-                <w:lang w:val="ru-RU"/>
-              </w:rPr>
-              <w:t>погибших</w:t>
-            </w:r>
-            <w:r>
-              <w:rPr>
-                <w:rFonts w:ascii="Arial" w:hAnsi="Arial" w:cs="Arial"/>
-                <w:sz w:val="16"/>
-                <w:szCs w:val="16"/>
-                <w:lang w:val="ru-RU"/>
-              </w:rPr>
-              <w:t xml:space="preserve"> </w:t>
-            </w:r>
-            <w:r>
-              <w:rPr>
-                <w:rFonts w:ascii="Arial" w:hAnsi="Arial" w:cs="Arial"/>
-                <w:sz w:val="16"/>
-                <w:szCs w:val="16"/>
-                <w:lang w:val="ru-RU"/>
-              </w:rPr>
-              <w:t>чешек</w:t>
-            </w:r>
-            <w:r>
-              <w:rPr>
-                <w:rFonts w:ascii="Arial" w:hAnsi="Arial" w:cs="Arial"/>
-                <w:sz w:val="16"/>
-                <w:szCs w:val="16"/>
-                <w:lang w:val="ru-RU"/>
-              </w:rPr>
-              <w:t xml:space="preserve"> это</w:t>
-            </w:r>
-            <w:proofErr w:type="gramEnd"/>
-            <w:r>
-              <w:rPr>
-                <w:rFonts w:ascii="Arial" w:hAnsi="Arial" w:cs="Arial"/>
-                <w:sz w:val="16"/>
-                <w:szCs w:val="16"/>
-                <w:lang w:val="ru-RU"/>
-              </w:rPr>
-              <w:t xml:space="preserve"> безвозвратные потери </w:t>
-            </w:r>
-            <w:proofErr w:type="gramStart"/>
-            <w:r>
-              <w:rPr>
-                <w:rFonts w:ascii="Arial" w:hAnsi="Arial" w:cs="Arial"/>
-                <w:sz w:val="16"/>
-                <w:szCs w:val="16"/>
-                <w:lang w:val="ru-RU"/>
-              </w:rPr>
-              <w:t>нации</w:t>
-            </w:r>
-            <w:proofErr w:type="gramEnd"/>
-            <w:r>
-              <w:rPr>
-                <w:rFonts w:ascii="Arial" w:hAnsi="Arial" w:cs="Arial"/>
-                <w:sz w:val="16"/>
-                <w:szCs w:val="16"/>
-                <w:lang w:val="ru-RU"/>
-              </w:rPr>
-              <w:t xml:space="preserve"> которые составляют 0,</w:t>
-            </w:r>
-            <w:r>
-              <w:rPr>
-                <w:rFonts w:ascii="Arial" w:hAnsi="Arial" w:cs="Arial"/>
-                <w:sz w:val="16"/>
-                <w:szCs w:val="16"/>
-                <w:lang w:val="ru-RU"/>
-              </w:rPr>
-              <w:t>17</w:t>
-            </w:r>
-            <w:r>
-              <w:rPr>
-                <w:rFonts w:ascii="Arial" w:hAnsi="Arial" w:cs="Arial"/>
-                <w:sz w:val="16"/>
-                <w:szCs w:val="16"/>
-                <w:lang w:val="ru-RU"/>
-              </w:rPr>
-              <w:t xml:space="preserve">% от общего числа </w:t>
-            </w:r>
-            <w:proofErr w:type="gramStart"/>
-            <w:r>
-              <w:rPr>
-                <w:rFonts w:ascii="Arial" w:hAnsi="Arial" w:cs="Arial"/>
-                <w:sz w:val="16"/>
-                <w:szCs w:val="16"/>
-                <w:lang w:val="ru-RU"/>
-              </w:rPr>
-              <w:t>чехов</w:t>
-            </w:r>
-            <w:proofErr w:type="gramEnd"/>
-            <w:r>
-              <w:rPr>
-                <w:rFonts w:ascii="Arial" w:hAnsi="Arial" w:cs="Arial"/>
-                <w:sz w:val="16"/>
-                <w:szCs w:val="16"/>
-                <w:lang w:val="ru-RU"/>
-              </w:rPr>
-              <w:t xml:space="preserve"> проживавших на тот момент в СССР</w:t>
-            </w:r>
-            <w:r>
-              <w:rPr>
-                <w:rFonts w:ascii="Arial" w:hAnsi="Arial" w:cs="Arial"/>
-                <w:sz w:val="16"/>
-                <w:szCs w:val="16"/>
-                <w:lang w:val="ru-RU"/>
-              </w:rPr>
-              <w:t>.</w:t>
             </w:r>
           </w:p>
           <w:p>
@@ -644,43 +528,54 @@
                 <w:szCs w:val="16"/>
                 <w:lang w:val="ru-RU"/>
               </w:rPr>
-              <w:t>14</w:t>
-            </w:r>
-            <w:r>
-              <w:rPr>
-                <w:rFonts w:ascii="Arial" w:hAnsi="Arial" w:cs="Arial"/>
-                <w:sz w:val="16"/>
-                <w:szCs w:val="16"/>
-                <w:lang w:val="ru-RU"/>
-              </w:rPr>
-              <w:t xml:space="preserve"> (</w:t>
-            </w:r>
-            <w:r>
-              <w:rPr>
-                <w:rFonts w:ascii="Arial" w:hAnsi="Arial" w:cs="Arial"/>
-                <w:sz w:val="16"/>
-                <w:szCs w:val="16"/>
-                <w:lang w:val="ru-RU"/>
-              </w:rPr>
-              <w:t>78</w:t>
-            </w:r>
-            <w:r>
-              <w:rPr>
-                <w:rFonts w:ascii="Arial" w:hAnsi="Arial" w:cs="Arial"/>
-                <w:sz w:val="16"/>
-                <w:szCs w:val="16"/>
-                <w:lang w:val="ru-RU"/>
-              </w:rPr>
-              <w:t>%</w:t>
-            </w:r>
-            <w:r>
-              <w:rPr>
-                <w:rFonts w:ascii="Arial" w:hAnsi="Arial" w:cs="Arial"/>
-                <w:sz w:val="16"/>
-                <w:szCs w:val="16"/>
-                <w:lang w:val="ru-RU"/>
-              </w:rPr>
-              <w:t>) –</w:t>
+              <w:t xml:space="preserve">Согласно переписи населения 1937 года общая численность </w:t>
+            </w:r>
+            <w:r>
+              <w:rPr>
+                <w:rFonts w:ascii="Arial" w:hAnsi="Arial" w:cs="Arial"/>
+                <w:sz w:val="16"/>
+                <w:szCs w:val="16"/>
+                <w:lang w:val="ru-RU"/>
+              </w:rPr>
+              <w:t>чехов,</w:t>
+            </w:r>
+            <w:r>
+              <w:rPr>
+                <w:rFonts w:ascii="Arial" w:hAnsi="Arial" w:cs="Arial"/>
+                <w:sz w:val="16"/>
+                <w:szCs w:val="16"/>
+                <w:lang w:val="ru-RU"/>
+              </w:rPr>
+              <w:t xml:space="preserve"> проживавших </w:t>
+            </w:r>
+            <w:proofErr w:type="gramStart"/>
+            <w:r>
+              <w:rPr>
+                <w:rFonts w:ascii="Arial" w:hAnsi="Arial" w:cs="Arial"/>
+                <w:sz w:val="16"/>
+                <w:szCs w:val="16"/>
+                <w:lang w:val="ru-RU"/>
+              </w:rPr>
+              <w:t>в СССР</w:t>
+            </w:r>
+            <w:proofErr w:type="gramEnd"/>
+            <w:r>
+              <w:rPr>
+                <w:rFonts w:ascii="Arial" w:hAnsi="Arial" w:cs="Arial"/>
+                <w:sz w:val="16"/>
+                <w:szCs w:val="16"/>
+                <w:lang w:val="ru-RU"/>
+              </w:rPr>
+              <w:t xml:space="preserve"> составляла </w:t>
+            </w:r>
+            <w:r>
+              <w:rPr>
+                <w:rFonts w:ascii="Arial" w:hAnsi="Arial" w:cs="Arial"/>
+                <w:sz w:val="16"/>
+                <w:szCs w:val="16"/>
+                <w:lang w:val="ru-RU"/>
+              </w:rPr>
+              <w:t>11 733</w:t>
             </w:r>
             <w:r>
               <w:rPr>
@@ -691,50 +586,162 @@
               </w:rPr>
               <w:t xml:space="preserve"> </w:t>
             </w:r>
-            <w:r>
-              <w:rPr>
-                <w:rFonts w:ascii="Arial" w:hAnsi="Arial" w:cs="Arial"/>
-                <w:sz w:val="16"/>
-                <w:szCs w:val="16"/>
-                <w:lang w:val="ru-RU"/>
-              </w:rPr>
-              <w:t>расс</w:t>
-            </w:r>
-            <w:r>
-              <w:rPr>
-                <w:rFonts w:ascii="Arial" w:hAnsi="Arial" w:cs="Arial"/>
-                <w:sz w:val="16"/>
-                <w:szCs w:val="16"/>
-                <w:lang w:val="ru-RU"/>
-              </w:rPr>
-              <w:t>т</w:t>
-            </w:r>
-            <w:r>
-              <w:rPr>
-                <w:rFonts w:ascii="Arial" w:hAnsi="Arial" w:cs="Arial"/>
-                <w:sz w:val="16"/>
-                <w:szCs w:val="16"/>
-                <w:lang w:val="ru-RU"/>
-              </w:rPr>
-              <w:t>релян</w:t>
-            </w:r>
-            <w:r>
-              <w:rPr>
-                <w:rFonts w:ascii="Arial" w:hAnsi="Arial" w:cs="Arial"/>
-                <w:sz w:val="16"/>
-                <w:szCs w:val="16"/>
-                <w:lang w:val="ru-RU"/>
-              </w:rPr>
-              <w:t>ы</w:t>
-            </w:r>
-            <w:r>
-              <w:rPr>
-                <w:rFonts w:ascii="Arial" w:hAnsi="Arial" w:cs="Arial"/>
-                <w:sz w:val="16"/>
-                <w:szCs w:val="16"/>
-                <w:lang w:val="ru-RU"/>
-              </w:rPr>
-              <w:t xml:space="preserve"> в годы Большого террора</w:t>
+            <w:proofErr w:type="gramStart"/>
+            <w:r>
+              <w:rPr>
+                <w:rFonts w:ascii="Arial" w:hAnsi="Arial" w:cs="Arial"/>
+                <w:sz w:val="16"/>
+                <w:szCs w:val="16"/>
+                <w:lang w:val="ru-RU"/>
+              </w:rPr>
+              <w:t>человек</w:t>
+            </w:r>
+            <w:proofErr w:type="gramEnd"/>
+            <w:r>
+              <w:rPr>
+                <w:rFonts w:ascii="Arial" w:hAnsi="Arial" w:cs="Arial"/>
+                <w:sz w:val="16"/>
+                <w:szCs w:val="16"/>
+                <w:lang w:val="ru-RU"/>
+              </w:rPr>
+              <w:t xml:space="preserve">, таким образом </w:t>
+            </w:r>
+            <w:r>
+              <w:rPr>
+                <w:rFonts w:ascii="Arial" w:hAnsi="Arial" w:cs="Arial"/>
+                <w:sz w:val="16"/>
+                <w:szCs w:val="16"/>
+                <w:lang w:val="ru-RU"/>
+              </w:rPr>
+              <w:t>2</w:t>
+            </w:r>
+            <w:r>
+              <w:rPr>
+                <w:rFonts w:ascii="Arial" w:hAnsi="Arial" w:cs="Arial"/>
+                <w:sz w:val="16"/>
+                <w:szCs w:val="16"/>
+                <w:lang w:val="ru-RU"/>
+              </w:rPr>
+              <w:t>1</w:t>
+            </w:r>
+            <w:r>
+              <w:rPr>
+                <w:rFonts w:ascii="Arial" w:hAnsi="Arial" w:cs="Arial"/>
+                <w:sz w:val="16"/>
+                <w:szCs w:val="16"/>
+                <w:lang w:val="ru-RU"/>
+              </w:rPr>
+              <w:t xml:space="preserve"> </w:t>
+            </w:r>
+            <w:r>
+              <w:rPr>
+                <w:rFonts w:ascii="Arial" w:hAnsi="Arial" w:cs="Arial"/>
+                <w:sz w:val="16"/>
+                <w:szCs w:val="16"/>
+                <w:lang w:val="ru-RU"/>
+              </w:rPr>
+              <w:t>погибшая чешка</w:t>
+            </w:r>
+            <w:r>
+              <w:rPr>
+                <w:rFonts w:ascii="Arial" w:hAnsi="Arial" w:cs="Arial"/>
+                <w:sz w:val="16"/>
+                <w:szCs w:val="16"/>
+                <w:lang w:val="ru-RU"/>
+              </w:rPr>
+              <w:t xml:space="preserve"> </w:t>
+            </w:r>
+            <w:r>
+              <w:rPr>
+                <w:rFonts w:ascii="Arial" w:hAnsi="Arial" w:cs="Arial"/>
+                <w:sz w:val="16"/>
+                <w:szCs w:val="16"/>
+                <w:lang w:val="ru-RU"/>
+              </w:rPr>
+              <w:t>–</w:t>
+            </w:r>
+            <w:r>
+              <w:rPr>
+                <w:rFonts w:ascii="Arial" w:hAnsi="Arial" w:cs="Arial"/>
+                <w:sz w:val="16"/>
+                <w:szCs w:val="16"/>
+                <w:lang w:val="ru-RU"/>
+              </w:rPr>
+              <w:t xml:space="preserve"> это</w:t>
+            </w:r>
+            <w:r>
+              <w:rPr>
+                <w:rFonts w:ascii="Arial" w:hAnsi="Arial" w:cs="Arial"/>
+                <w:sz w:val="16"/>
+                <w:szCs w:val="16"/>
+                <w:lang w:val="ru-RU"/>
+              </w:rPr>
+              <w:t xml:space="preserve"> безвозвратные потери нации</w:t>
+            </w:r>
+            <w:r>
+              <w:rPr>
+                <w:rFonts w:ascii="Arial" w:hAnsi="Arial" w:cs="Arial"/>
+                <w:sz w:val="16"/>
+                <w:szCs w:val="16"/>
+                <w:lang w:val="ru-RU"/>
+              </w:rPr>
+              <w:t>,</w:t>
+            </w:r>
+            <w:r>
+              <w:rPr>
+                <w:rFonts w:ascii="Arial" w:hAnsi="Arial" w:cs="Arial"/>
+                <w:sz w:val="16"/>
+                <w:szCs w:val="16"/>
+                <w:lang w:val="ru-RU"/>
+              </w:rPr>
+              <w:t xml:space="preserve"> которые составляют 0,</w:t>
+            </w:r>
+            <w:r>
+              <w:rPr>
+                <w:rFonts w:ascii="Arial" w:hAnsi="Arial" w:cs="Arial"/>
+                <w:sz w:val="16"/>
+                <w:szCs w:val="16"/>
+                <w:lang w:val="ru-RU"/>
+              </w:rPr>
+              <w:t>1</w:t>
+            </w:r>
+            <w:r>
+              <w:rPr>
+                <w:rFonts w:ascii="Arial" w:hAnsi="Arial" w:cs="Arial"/>
+                <w:sz w:val="16"/>
+                <w:szCs w:val="16"/>
+                <w:lang w:val="ru-RU"/>
+              </w:rPr>
+              <w:t>8</w:t>
+            </w:r>
+            <w:r>
+              <w:rPr>
+                <w:rFonts w:ascii="Arial" w:hAnsi="Arial" w:cs="Arial"/>
+                <w:sz w:val="16"/>
+                <w:szCs w:val="16"/>
+                <w:lang w:val="ru-RU"/>
+              </w:rPr>
+              <w:t xml:space="preserve">% от общего числа </w:t>
+            </w:r>
+            <w:proofErr w:type="gramStart"/>
+            <w:r>
+              <w:rPr>
+                <w:rFonts w:ascii="Arial" w:hAnsi="Arial" w:cs="Arial"/>
+                <w:sz w:val="16"/>
+                <w:szCs w:val="16"/>
+                <w:lang w:val="ru-RU"/>
+              </w:rPr>
+              <w:t>чехов</w:t>
+            </w:r>
+            <w:proofErr w:type="gramEnd"/>
+            <w:r>
+              <w:rPr>
+                <w:rFonts w:ascii="Arial" w:hAnsi="Arial" w:cs="Arial"/>
+                <w:sz w:val="16"/>
+                <w:szCs w:val="16"/>
+                <w:lang w:val="ru-RU"/>
+              </w:rPr>
+              <w:t xml:space="preserve"> проживавших на тот момент в СССР</w:t>
             </w:r>
             <w:r>
               <w:rPr>
@@ -762,70 +769,97 @@
                 <w:szCs w:val="16"/>
                 <w:lang w:val="ru-RU"/>
               </w:rPr>
-              <w:t>М</w:t>
-            </w:r>
-            <w:r>
-              <w:rPr>
-                <w:rFonts w:ascii="Arial" w:hAnsi="Arial" w:cs="Arial"/>
-                <w:sz w:val="16"/>
-                <w:szCs w:val="16"/>
-                <w:lang w:val="ru-RU"/>
-              </w:rPr>
-              <w:t>аксимальное число</w:t>
-            </w:r>
-            <w:r>
-              <w:rPr>
-                <w:rFonts w:ascii="Arial" w:hAnsi="Arial" w:cs="Arial"/>
-                <w:sz w:val="16"/>
-                <w:szCs w:val="16"/>
-                <w:lang w:val="ru-RU"/>
-              </w:rPr>
-              <w:t xml:space="preserve"> – 12 </w:t>
-            </w:r>
-            <w:r>
-              <w:rPr>
-                <w:rFonts w:ascii="Arial" w:hAnsi="Arial" w:cs="Arial"/>
-                <w:sz w:val="16"/>
-                <w:szCs w:val="16"/>
-                <w:lang w:val="ru-RU"/>
-              </w:rPr>
-              <w:t>(</w:t>
-            </w:r>
-            <w:r>
-              <w:rPr>
-                <w:rFonts w:ascii="Arial" w:hAnsi="Arial" w:cs="Arial"/>
-                <w:sz w:val="16"/>
-                <w:szCs w:val="16"/>
-                <w:lang w:val="ru-RU"/>
-              </w:rPr>
-              <w:t>67</w:t>
-            </w:r>
-            <w:r>
-              <w:rPr>
-                <w:rFonts w:ascii="Arial" w:hAnsi="Arial" w:cs="Arial"/>
-                <w:sz w:val="16"/>
-                <w:szCs w:val="16"/>
-                <w:lang w:val="ru-RU"/>
-              </w:rPr>
-              <w:t>%)</w:t>
-            </w:r>
-            <w:r>
-              <w:rPr>
-                <w:rFonts w:ascii="Arial" w:hAnsi="Arial" w:cs="Arial"/>
-                <w:sz w:val="16"/>
-                <w:szCs w:val="16"/>
-                <w:lang w:val="ru-RU"/>
-              </w:rPr>
-              <w:t xml:space="preserve"> – </w:t>
-            </w:r>
-            <w:r>
-              <w:rPr>
-                <w:rFonts w:ascii="Arial" w:hAnsi="Arial" w:cs="Arial"/>
-                <w:sz w:val="16"/>
-                <w:szCs w:val="16"/>
-                <w:lang w:val="ru-RU"/>
-              </w:rPr>
-              <w:t>расстрелян</w:t>
+              <w:t>1</w:t>
+            </w:r>
+            <w:r>
+              <w:rPr>
+                <w:rFonts w:ascii="Arial" w:hAnsi="Arial" w:cs="Arial"/>
+                <w:sz w:val="16"/>
+                <w:szCs w:val="16"/>
+                <w:lang w:val="ru-RU"/>
+              </w:rPr>
+              <w:t>5</w:t>
+            </w:r>
+            <w:r>
+              <w:rPr>
+                <w:rFonts w:ascii="Arial" w:hAnsi="Arial" w:cs="Arial"/>
+                <w:sz w:val="16"/>
+                <w:szCs w:val="16"/>
+                <w:lang w:val="ru-RU"/>
+              </w:rPr>
+              <w:t xml:space="preserve"> (</w:t>
+            </w:r>
+            <w:r>
+              <w:rPr>
+                <w:rFonts w:ascii="Arial" w:hAnsi="Arial" w:cs="Arial"/>
+                <w:sz w:val="16"/>
+                <w:szCs w:val="16"/>
+                <w:lang w:val="ru-RU"/>
+              </w:rPr>
+              <w:t>7</w:t>
+            </w:r>
+            <w:r>
+              <w:rPr>
+                <w:rFonts w:ascii="Arial" w:hAnsi="Arial" w:cs="Arial"/>
+                <w:sz w:val="16"/>
+                <w:szCs w:val="16"/>
+                <w:lang w:val="ru-RU"/>
+              </w:rPr>
+              <w:t>9</w:t>
+            </w:r>
+            <w:r>
+              <w:rPr>
+                <w:rFonts w:ascii="Arial" w:hAnsi="Arial" w:cs="Arial"/>
+                <w:sz w:val="16"/>
+                <w:szCs w:val="16"/>
+                <w:lang w:val="ru-RU"/>
+              </w:rPr>
+              <w:t>%</w:t>
+            </w:r>
+            <w:r>
+              <w:rPr>
+                <w:rFonts w:ascii="Arial" w:hAnsi="Arial" w:cs="Arial"/>
+                <w:sz w:val="16"/>
+                <w:szCs w:val="16"/>
+                <w:lang w:val="ru-RU"/>
+              </w:rPr>
+              <w:t>) –</w:t>
+            </w:r>
+            <w:r>
+              <w:rPr>
+                <w:rFonts w:ascii="Arial" w:hAnsi="Arial" w:cs="Arial"/>
+                <w:sz w:val="16"/>
+                <w:szCs w:val="16"/>
+                <w:lang w:val="ru-RU"/>
+              </w:rPr>
+              <w:t xml:space="preserve"> </w:t>
+            </w:r>
+            <w:r>
+              <w:rPr>
+                <w:rFonts w:ascii="Arial" w:hAnsi="Arial" w:cs="Arial"/>
+                <w:sz w:val="16"/>
+                <w:szCs w:val="16"/>
+                <w:lang w:val="ru-RU"/>
+              </w:rPr>
+              <w:t>расс</w:t>
+            </w:r>
+            <w:r>
+              <w:rPr>
+                <w:rFonts w:ascii="Arial" w:hAnsi="Arial" w:cs="Arial"/>
+                <w:sz w:val="16"/>
+                <w:szCs w:val="16"/>
+                <w:lang w:val="ru-RU"/>
+              </w:rPr>
+              <w:t>т</w:t>
+            </w:r>
+            <w:r>
+              <w:rPr>
+                <w:rFonts w:ascii="Arial" w:hAnsi="Arial" w:cs="Arial"/>
+                <w:sz w:val="16"/>
+                <w:szCs w:val="16"/>
+                <w:lang w:val="ru-RU"/>
+              </w:rPr>
+              <w:t>релян</w:t>
             </w:r>
             <w:r>
               <w:rPr>
@@ -843,25 +877,7 @@
                 <w:szCs w:val="16"/>
                 <w:lang w:val="ru-RU"/>
               </w:rPr>
-              <w:t xml:space="preserve"> в 193</w:t>
-            </w:r>
-            <w:r>
-              <w:rPr>
-                <w:rFonts w:ascii="Arial" w:hAnsi="Arial" w:cs="Arial"/>
-                <w:sz w:val="16"/>
-                <w:szCs w:val="16"/>
-                <w:lang w:val="ru-RU"/>
-              </w:rPr>
-              <w:t>8</w:t>
-            </w:r>
-            <w:r>
-              <w:rPr>
-                <w:rFonts w:ascii="Arial" w:hAnsi="Arial" w:cs="Arial"/>
-                <w:sz w:val="16"/>
-                <w:szCs w:val="16"/>
-                <w:lang w:val="ru-RU"/>
-              </w:rPr>
-              <w:t xml:space="preserve"> году</w:t>
+              <w:t xml:space="preserve"> в годы Большого террора</w:t>
             </w:r>
             <w:r>
               <w:rPr>
@@ -907,25 +923,52 @@
                 <w:szCs w:val="16"/>
                 <w:lang w:val="ru-RU"/>
               </w:rPr>
-              <w:t xml:space="preserve"> – 5</w:t>
-            </w:r>
-            <w:r>
-              <w:rPr>
-                <w:rFonts w:ascii="Arial" w:hAnsi="Arial" w:cs="Arial"/>
-                <w:sz w:val="16"/>
-                <w:szCs w:val="16"/>
-                <w:lang w:val="ru-RU"/>
-              </w:rPr>
-              <w:t xml:space="preserve"> (</w:t>
-            </w:r>
-            <w:r>
-              <w:rPr>
-                <w:rFonts w:ascii="Arial" w:hAnsi="Arial" w:cs="Arial"/>
-                <w:sz w:val="16"/>
-                <w:szCs w:val="16"/>
-                <w:lang w:val="ru-RU"/>
-              </w:rPr>
-              <w:t>27</w:t>
+              <w:t xml:space="preserve"> – 1</w:t>
+            </w:r>
+            <w:r>
+              <w:rPr>
+                <w:rFonts w:ascii="Arial" w:hAnsi="Arial" w:cs="Arial"/>
+                <w:sz w:val="16"/>
+                <w:szCs w:val="16"/>
+                <w:lang w:val="ru-RU"/>
+              </w:rPr>
+              <w:t>3</w:t>
+            </w:r>
+            <w:r>
+              <w:rPr>
+                <w:rFonts w:ascii="Arial" w:hAnsi="Arial" w:cs="Arial"/>
+                <w:sz w:val="16"/>
+                <w:szCs w:val="16"/>
+                <w:lang w:val="ru-RU"/>
+              </w:rPr>
+              <w:t xml:space="preserve"> </w:t>
+            </w:r>
+            <w:r>
+              <w:rPr>
+                <w:rFonts w:ascii="Arial" w:hAnsi="Arial" w:cs="Arial"/>
+                <w:sz w:val="16"/>
+                <w:szCs w:val="16"/>
+                <w:lang w:val="ru-RU"/>
+              </w:rPr>
+              <w:t>(</w:t>
+            </w:r>
+            <w:r>
+              <w:rPr>
+                <w:rFonts w:ascii="Arial" w:hAnsi="Arial" w:cs="Arial"/>
+                <w:sz w:val="16"/>
+                <w:szCs w:val="16"/>
+                <w:lang w:val="ru-RU"/>
+              </w:rPr>
+              <w:t>6</w:t>
+            </w:r>
+            <w:r>
+              <w:rPr>
+                <w:rFonts w:ascii="Arial" w:hAnsi="Arial" w:cs="Arial"/>
+                <w:sz w:val="16"/>
+                <w:szCs w:val="16"/>
+                <w:lang w:val="ru-RU"/>
+              </w:rPr>
+              <w:t>8</w:t>
             </w:r>
             <w:r>
               <w:rPr>
@@ -970,63 +1013,34 @@
                 <w:szCs w:val="16"/>
                 <w:lang w:val="ru-RU"/>
               </w:rPr>
-              <w:t xml:space="preserve"> в возрастной группе: </w:t>
-            </w:r>
-            <w:proofErr w:type="gramStart"/>
-            <w:r>
-              <w:rPr>
-                <w:rFonts w:ascii="Arial" w:hAnsi="Arial" w:cs="Arial"/>
-                <w:sz w:val="16"/>
-                <w:szCs w:val="16"/>
-                <w:lang w:val="ru-RU"/>
-              </w:rPr>
-              <w:t>36</w:t>
-            </w:r>
-            <w:r>
-              <w:rPr>
-                <w:rFonts w:ascii="Arial" w:hAnsi="Arial" w:cs="Arial"/>
-                <w:sz w:val="16"/>
-                <w:szCs w:val="16"/>
-                <w:lang w:val="ru-RU"/>
-              </w:rPr>
-              <w:t>-</w:t>
-            </w:r>
-            <w:r>
-              <w:rPr>
-                <w:rFonts w:ascii="Arial" w:hAnsi="Arial" w:cs="Arial"/>
-                <w:sz w:val="16"/>
-                <w:szCs w:val="16"/>
-                <w:lang w:val="ru-RU"/>
-              </w:rPr>
-              <w:t>4</w:t>
-            </w:r>
-            <w:r>
-              <w:rPr>
-                <w:rFonts w:ascii="Arial" w:hAnsi="Arial" w:cs="Arial"/>
-                <w:sz w:val="16"/>
-                <w:szCs w:val="16"/>
-                <w:lang w:val="ru-RU"/>
-              </w:rPr>
-              <w:t>0</w:t>
-            </w:r>
-            <w:proofErr w:type="gramEnd"/>
-            <w:r>
-              <w:rPr>
-                <w:rFonts w:ascii="Arial" w:hAnsi="Arial" w:cs="Arial"/>
-                <w:sz w:val="16"/>
-                <w:szCs w:val="16"/>
-                <w:lang w:val="ru-RU"/>
-              </w:rPr>
-              <w:t xml:space="preserve"> </w:t>
-            </w:r>
-            <w:r>
-              <w:rPr>
-                <w:rFonts w:ascii="Arial" w:hAnsi="Arial" w:cs="Arial"/>
-                <w:sz w:val="16"/>
-                <w:szCs w:val="16"/>
-                <w:lang w:val="ru-RU"/>
-              </w:rPr>
-              <w:t>лет.</w:t>
+              <w:t xml:space="preserve"> в 193</w:t>
+            </w:r>
+            <w:r>
+              <w:rPr>
+                <w:rFonts w:ascii="Arial" w:hAnsi="Arial" w:cs="Arial"/>
+                <w:sz w:val="16"/>
+                <w:szCs w:val="16"/>
+                <w:lang w:val="ru-RU"/>
+              </w:rPr>
+              <w:t>8</w:t>
+            </w:r>
+            <w:r>
+              <w:rPr>
+                <w:rFonts w:ascii="Arial" w:hAnsi="Arial" w:cs="Arial"/>
+                <w:sz w:val="16"/>
+                <w:szCs w:val="16"/>
+                <w:lang w:val="ru-RU"/>
+              </w:rPr>
+              <w:t xml:space="preserve"> году</w:t>
+            </w:r>
+            <w:r>
+              <w:rPr>
+                <w:rFonts w:ascii="Arial" w:hAnsi="Arial" w:cs="Arial"/>
+                <w:sz w:val="16"/>
+                <w:szCs w:val="16"/>
+                <w:lang w:val="ru-RU"/>
+              </w:rPr>
+              <w:t>.</w:t>
             </w:r>
           </w:p>
           <w:p>
@@ -1045,7 +1059,107 @@
                 <w:szCs w:val="16"/>
                 <w:lang w:val="ru-RU"/>
               </w:rPr>
-              <w:t>1</w:t>
+              <w:t>М</w:t>
+            </w:r>
+            <w:r>
+              <w:rPr>
+                <w:rFonts w:ascii="Arial" w:hAnsi="Arial" w:cs="Arial"/>
+                <w:sz w:val="16"/>
+                <w:szCs w:val="16"/>
+                <w:lang w:val="ru-RU"/>
+              </w:rPr>
+              <w:t>аксимальное число</w:t>
+            </w:r>
+            <w:r>
+              <w:rPr>
+                <w:rFonts w:ascii="Arial" w:hAnsi="Arial" w:cs="Arial"/>
+                <w:sz w:val="16"/>
+                <w:szCs w:val="16"/>
+                <w:lang w:val="ru-RU"/>
+              </w:rPr>
+              <w:t xml:space="preserve"> – 5</w:t>
+            </w:r>
+            <w:r>
+              <w:rPr>
+                <w:rFonts w:ascii="Arial" w:hAnsi="Arial" w:cs="Arial"/>
+                <w:sz w:val="16"/>
+                <w:szCs w:val="16"/>
+                <w:lang w:val="ru-RU"/>
+              </w:rPr>
+              <w:t xml:space="preserve"> (</w:t>
+            </w:r>
+            <w:r>
+              <w:rPr>
+                <w:rFonts w:ascii="Arial" w:hAnsi="Arial" w:cs="Arial"/>
+                <w:sz w:val="16"/>
+                <w:szCs w:val="16"/>
+                <w:lang w:val="ru-RU"/>
+              </w:rPr>
+              <w:t>27</w:t>
+            </w:r>
+            <w:r>
+              <w:rPr>
+                <w:rFonts w:ascii="Arial" w:hAnsi="Arial" w:cs="Arial"/>
+                <w:sz w:val="16"/>
+                <w:szCs w:val="16"/>
+                <w:lang w:val="ru-RU"/>
+              </w:rPr>
+              <w:t>%)</w:t>
+            </w:r>
+            <w:r>
+              <w:rPr>
+                <w:rFonts w:ascii="Arial" w:hAnsi="Arial" w:cs="Arial"/>
+                <w:sz w:val="16"/>
+                <w:szCs w:val="16"/>
+                <w:lang w:val="ru-RU"/>
+              </w:rPr>
+              <w:t xml:space="preserve"> – </w:t>
+            </w:r>
+            <w:r>
+              <w:rPr>
+                <w:rFonts w:ascii="Arial" w:hAnsi="Arial" w:cs="Arial"/>
+                <w:sz w:val="16"/>
+                <w:szCs w:val="16"/>
+                <w:lang w:val="ru-RU"/>
+              </w:rPr>
+              <w:t>расстрелян</w:t>
+            </w:r>
+            <w:r>
+              <w:rPr>
+                <w:rFonts w:ascii="Arial" w:hAnsi="Arial" w:cs="Arial"/>
+                <w:sz w:val="16"/>
+                <w:szCs w:val="16"/>
+                <w:lang w:val="ru-RU"/>
+              </w:rPr>
+              <w:t>ы</w:t>
+            </w:r>
+            <w:r>
+              <w:rPr>
+                <w:rFonts w:ascii="Arial" w:hAnsi="Arial" w:cs="Arial"/>
+                <w:sz w:val="16"/>
+                <w:szCs w:val="16"/>
+                <w:lang w:val="ru-RU"/>
+              </w:rPr>
+              <w:t xml:space="preserve"> в возрастной группе: </w:t>
+            </w:r>
+            <w:proofErr w:type="gramStart"/>
+            <w:r>
+              <w:rPr>
+                <w:rFonts w:ascii="Arial" w:hAnsi="Arial" w:cs="Arial"/>
+                <w:sz w:val="16"/>
+                <w:szCs w:val="16"/>
+                <w:lang w:val="ru-RU"/>
+              </w:rPr>
+              <w:t>36</w:t>
+            </w:r>
+            <w:r>
+              <w:rPr>
+                <w:rFonts w:ascii="Arial" w:hAnsi="Arial" w:cs="Arial"/>
+                <w:sz w:val="16"/>
+                <w:szCs w:val="16"/>
+                <w:lang w:val="ru-RU"/>
+              </w:rPr>
+              <w:t>-</w:t>
             </w:r>
             <w:r>
               <w:rPr>
@@ -1063,52 +1177,26 @@
                 <w:szCs w:val="16"/>
                 <w:lang w:val="ru-RU"/>
               </w:rPr>
-              <w:t xml:space="preserve"> (</w:t>
-            </w:r>
-            <w:r>
-              <w:rPr>
-                <w:rFonts w:ascii="Arial" w:hAnsi="Arial" w:cs="Arial"/>
-                <w:sz w:val="16"/>
-                <w:szCs w:val="16"/>
-                <w:lang w:val="ru-RU"/>
-              </w:rPr>
-              <w:t>78</w:t>
-            </w:r>
-            <w:r>
-              <w:rPr>
-                <w:rFonts w:ascii="Arial" w:hAnsi="Arial" w:cs="Arial"/>
-                <w:sz w:val="16"/>
-                <w:szCs w:val="16"/>
-                <w:lang w:val="ru-RU"/>
-              </w:rPr>
-              <w:t xml:space="preserve">%) </w:t>
-            </w:r>
-            <w:r>
-              <w:rPr>
-                <w:rFonts w:ascii="Arial" w:hAnsi="Arial" w:cs="Arial"/>
-                <w:sz w:val="16"/>
-                <w:szCs w:val="16"/>
-                <w:lang w:val="ru-RU"/>
-              </w:rPr>
-              <w:t>–</w:t>
-            </w:r>
-            <w:r>
-              <w:rPr>
-                <w:rFonts w:ascii="Arial" w:hAnsi="Arial" w:cs="Arial"/>
-                <w:sz w:val="16"/>
-                <w:szCs w:val="16"/>
-                <w:lang w:val="ru-RU"/>
-              </w:rPr>
-              <w:t xml:space="preserve"> реабилитирован</w:t>
-            </w:r>
-            <w:r>
-              <w:rPr>
-                <w:rFonts w:ascii="Arial" w:hAnsi="Arial" w:cs="Arial"/>
-                <w:sz w:val="16"/>
-                <w:szCs w:val="16"/>
-                <w:lang w:val="ru-RU"/>
-              </w:rPr>
-              <w:t>ы.</w:t>
+              <w:t>0</w:t>
+            </w:r>
+            <w:proofErr w:type="gramEnd"/>
+            <w:r>
+              <w:rPr>
+                <w:rFonts w:ascii="Arial" w:hAnsi="Arial" w:cs="Arial"/>
+                <w:sz w:val="16"/>
+                <w:szCs w:val="16"/>
+                <w:lang w:val="ru-RU"/>
+              </w:rPr>
+              <w:t xml:space="preserve"> </w:t>
+            </w:r>
+            <w:r>
+              <w:rPr>
+                <w:rFonts w:ascii="Arial" w:hAnsi="Arial" w:cs="Arial"/>
+                <w:sz w:val="16"/>
+                <w:szCs w:val="16"/>
+                <w:lang w:val="ru-RU"/>
+              </w:rPr>
+              <w:t>лет.</w:t>
             </w:r>
           </w:p>
           <w:p>
@@ -1127,61 +1215,70 @@
                 <w:szCs w:val="16"/>
                 <w:lang w:val="ru-RU"/>
               </w:rPr>
-              <w:t xml:space="preserve">7 – </w:t>
-            </w:r>
-            <w:r>
-              <w:rPr>
-                <w:rFonts w:ascii="Arial" w:hAnsi="Arial" w:cs="Arial"/>
-                <w:sz w:val="16"/>
-                <w:szCs w:val="16"/>
-                <w:lang w:val="ru-RU"/>
-              </w:rPr>
-              <w:t>расстреля</w:t>
-            </w:r>
-            <w:r>
-              <w:rPr>
-                <w:rFonts w:ascii="Arial" w:hAnsi="Arial" w:cs="Arial"/>
-                <w:sz w:val="16"/>
-                <w:szCs w:val="16"/>
-                <w:lang w:val="ru-RU"/>
-              </w:rPr>
-              <w:t>ны</w:t>
-            </w:r>
-            <w:r>
-              <w:rPr>
-                <w:rFonts w:ascii="Arial" w:hAnsi="Arial" w:cs="Arial"/>
-                <w:sz w:val="16"/>
-                <w:szCs w:val="16"/>
-                <w:lang w:val="ru-RU"/>
-              </w:rPr>
-              <w:t xml:space="preserve"> </w:t>
-            </w:r>
-            <w:r>
-              <w:rPr>
-                <w:rFonts w:ascii="Arial" w:hAnsi="Arial" w:cs="Arial"/>
-                <w:sz w:val="16"/>
-                <w:szCs w:val="16"/>
-                <w:lang w:val="ru-RU"/>
-              </w:rPr>
-              <w:t>п</w:t>
-            </w:r>
-            <w:r>
-              <w:rPr>
-                <w:rFonts w:ascii="Arial" w:hAnsi="Arial" w:cs="Arial"/>
-                <w:sz w:val="16"/>
-                <w:szCs w:val="16"/>
-                <w:lang w:val="ru-RU"/>
-              </w:rPr>
-              <w:t>о решению троек при НКВД</w:t>
-            </w:r>
-            <w:r>
-              <w:rPr>
-                <w:rFonts w:ascii="Arial" w:hAnsi="Arial" w:cs="Arial"/>
-                <w:sz w:val="16"/>
-                <w:szCs w:val="16"/>
-                <w:lang w:val="ru-RU"/>
-              </w:rPr>
-              <w:t>.</w:t>
+              <w:t>1</w:t>
+            </w:r>
+            <w:r>
+              <w:rPr>
+                <w:rFonts w:ascii="Arial" w:hAnsi="Arial" w:cs="Arial"/>
+                <w:sz w:val="16"/>
+                <w:szCs w:val="16"/>
+                <w:lang w:val="ru-RU"/>
+              </w:rPr>
+              <w:t>4</w:t>
+            </w:r>
+            <w:r>
+              <w:rPr>
+                <w:rFonts w:ascii="Arial" w:hAnsi="Arial" w:cs="Arial"/>
+                <w:sz w:val="16"/>
+                <w:szCs w:val="16"/>
+                <w:lang w:val="ru-RU"/>
+              </w:rPr>
+              <w:t xml:space="preserve"> (</w:t>
+            </w:r>
+            <w:r>
+              <w:rPr>
+                <w:rFonts w:ascii="Arial" w:hAnsi="Arial" w:cs="Arial"/>
+                <w:sz w:val="16"/>
+                <w:szCs w:val="16"/>
+                <w:lang w:val="ru-RU"/>
+              </w:rPr>
+              <w:t>78</w:t>
+            </w:r>
+            <w:r>
+              <w:rPr>
+                <w:rFonts w:ascii="Arial" w:hAnsi="Arial" w:cs="Arial"/>
+                <w:sz w:val="16"/>
+                <w:szCs w:val="16"/>
+                <w:lang w:val="ru-RU"/>
+              </w:rPr>
+              <w:t xml:space="preserve">%) </w:t>
+            </w:r>
+            <w:r>
+              <w:rPr>
+                <w:rFonts w:ascii="Arial" w:hAnsi="Arial" w:cs="Arial"/>
+                <w:sz w:val="16"/>
+                <w:szCs w:val="16"/>
+                <w:lang w:val="ru-RU"/>
+              </w:rPr>
+              <w:t>–</w:t>
+            </w:r>
+            <w:r>
+              <w:rPr>
+                <w:rFonts w:ascii="Arial" w:hAnsi="Arial" w:cs="Arial"/>
+                <w:sz w:val="16"/>
+                <w:szCs w:val="16"/>
+                <w:lang w:val="ru-RU"/>
+              </w:rPr>
+              <w:t xml:space="preserve"> реабилитирован</w:t>
+            </w:r>
+            <w:r>
+              <w:rPr>
+                <w:rFonts w:ascii="Arial" w:hAnsi="Arial" w:cs="Arial"/>
+                <w:sz w:val="16"/>
+                <w:szCs w:val="16"/>
+                <w:lang w:val="ru-RU"/>
+              </w:rPr>
+              <w:t>ы.</w:t>
             </w:r>
           </w:p>
           <w:p>
@@ -1200,70 +1297,61 @@
                 <w:szCs w:val="16"/>
                 <w:lang w:val="ru-RU"/>
               </w:rPr>
-              <w:t xml:space="preserve">8 – </w:t>
-            </w:r>
-            <w:r>
-              <w:rPr>
-                <w:rFonts w:ascii="Arial" w:hAnsi="Arial" w:cs="Arial"/>
-                <w:sz w:val="16"/>
-                <w:szCs w:val="16"/>
-                <w:lang w:val="ru-RU"/>
-              </w:rPr>
-              <w:t xml:space="preserve">проживали в городах: Гурьев, </w:t>
-            </w:r>
-            <w:r>
-              <w:rPr>
-                <w:rFonts w:ascii="Arial" w:hAnsi="Arial" w:cs="Arial"/>
-                <w:sz w:val="16"/>
-                <w:szCs w:val="16"/>
-                <w:lang w:val="ru-RU"/>
-              </w:rPr>
-              <w:t>Киев,</w:t>
-            </w:r>
-            <w:r>
-              <w:rPr>
-                <w:rFonts w:ascii="Arial" w:hAnsi="Arial" w:cs="Arial"/>
-                <w:sz w:val="16"/>
-                <w:szCs w:val="16"/>
-                <w:lang w:val="ru-RU"/>
-              </w:rPr>
-              <w:t xml:space="preserve"> Кустанай,</w:t>
-            </w:r>
-            <w:r>
-              <w:rPr>
-                <w:rFonts w:ascii="Arial" w:hAnsi="Arial" w:cs="Arial"/>
-                <w:sz w:val="16"/>
-                <w:szCs w:val="16"/>
-                <w:lang w:val="ru-RU"/>
-              </w:rPr>
-              <w:t xml:space="preserve"> Москва, </w:t>
-            </w:r>
-            <w:r>
-              <w:rPr>
-                <w:rFonts w:ascii="Arial" w:hAnsi="Arial" w:cs="Arial"/>
-                <w:sz w:val="16"/>
-                <w:szCs w:val="16"/>
-                <w:lang w:val="ru-RU"/>
-              </w:rPr>
-              <w:t>Петропавловск</w:t>
-            </w:r>
-            <w:r>
-              <w:rPr>
-                <w:rFonts w:ascii="Arial" w:hAnsi="Arial" w:cs="Arial"/>
-                <w:sz w:val="16"/>
-                <w:szCs w:val="16"/>
-                <w:lang w:val="ru-RU"/>
-              </w:rPr>
-              <w:t xml:space="preserve">, </w:t>
-            </w:r>
-            <w:r>
-              <w:rPr>
-                <w:rFonts w:ascii="Arial" w:hAnsi="Arial" w:cs="Arial"/>
-                <w:sz w:val="16"/>
-                <w:szCs w:val="16"/>
-                <w:lang w:val="ru-RU"/>
-              </w:rPr>
-              <w:t xml:space="preserve">Томск, Чита, </w:t>
+              <w:t xml:space="preserve">7 – </w:t>
+            </w:r>
+            <w:r>
+              <w:rPr>
+                <w:rFonts w:ascii="Arial" w:hAnsi="Arial" w:cs="Arial"/>
+                <w:sz w:val="16"/>
+                <w:szCs w:val="16"/>
+                <w:lang w:val="ru-RU"/>
+              </w:rPr>
+              <w:t>расстреля</w:t>
+            </w:r>
+            <w:r>
+              <w:rPr>
+                <w:rFonts w:ascii="Arial" w:hAnsi="Arial" w:cs="Arial"/>
+                <w:sz w:val="16"/>
+                <w:szCs w:val="16"/>
+                <w:lang w:val="ru-RU"/>
+              </w:rPr>
+              <w:t>ны</w:t>
+            </w:r>
+            <w:r>
+              <w:rPr>
+                <w:rFonts w:ascii="Arial" w:hAnsi="Arial" w:cs="Arial"/>
+                <w:sz w:val="16"/>
+                <w:szCs w:val="16"/>
+                <w:lang w:val="ru-RU"/>
+              </w:rPr>
+              <w:t xml:space="preserve"> </w:t>
+            </w:r>
+            <w:r>
+              <w:rPr>
+                <w:rFonts w:ascii="Arial" w:hAnsi="Arial" w:cs="Arial"/>
+                <w:sz w:val="16"/>
+                <w:szCs w:val="16"/>
+                <w:lang w:val="ru-RU"/>
+              </w:rPr>
+              <w:t>п</w:t>
+            </w:r>
+            <w:r>
+              <w:rPr>
+                <w:rFonts w:ascii="Arial" w:hAnsi="Arial" w:cs="Arial"/>
+                <w:sz w:val="16"/>
+                <w:szCs w:val="16"/>
+                <w:lang w:val="ru-RU"/>
+              </w:rPr>
+              <w:t>о решению троек при НКВД</w:t>
+            </w:r>
+            <w:r>
+              <w:rPr>
+                <w:rFonts w:ascii="Arial" w:hAnsi="Arial" w:cs="Arial"/>
+                <w:sz w:val="16"/>
+                <w:szCs w:val="16"/>
+                <w:lang w:val="ru-RU"/>
+              </w:rPr>
+              <w:t>.</w:t>
             </w:r>
           </w:p>
           <w:p>
@@ -1282,79 +1370,70 @@
                 <w:szCs w:val="16"/>
                 <w:lang w:val="ru-RU"/>
               </w:rPr>
-              <w:t>1 –</w:t>
-            </w:r>
-            <w:r>
-              <w:rPr>
-                <w:rFonts w:ascii="Arial" w:hAnsi="Arial" w:cs="Arial"/>
-                <w:sz w:val="16"/>
-                <w:szCs w:val="16"/>
-                <w:lang w:val="ru-RU"/>
-              </w:rPr>
-              <w:t xml:space="preserve"> </w:t>
-            </w:r>
-            <w:r>
-              <w:rPr>
-                <w:rFonts w:ascii="Arial" w:hAnsi="Arial" w:cs="Arial"/>
-                <w:sz w:val="16"/>
-                <w:szCs w:val="16"/>
-                <w:lang w:val="ru-RU"/>
-              </w:rPr>
-              <w:t>был</w:t>
-            </w:r>
-            <w:r>
-              <w:rPr>
-                <w:rFonts w:ascii="Arial" w:hAnsi="Arial" w:cs="Arial"/>
-                <w:sz w:val="16"/>
-                <w:szCs w:val="16"/>
-                <w:lang w:val="ru-RU"/>
-              </w:rPr>
-              <w:t>а</w:t>
-            </w:r>
-            <w:r>
-              <w:rPr>
-                <w:rFonts w:ascii="Arial" w:hAnsi="Arial" w:cs="Arial"/>
-                <w:sz w:val="16"/>
-                <w:szCs w:val="16"/>
-                <w:lang w:val="ru-RU"/>
-              </w:rPr>
-              <w:t xml:space="preserve"> </w:t>
-            </w:r>
-            <w:r>
-              <w:rPr>
-                <w:rFonts w:ascii="Arial" w:hAnsi="Arial" w:cs="Arial"/>
-                <w:sz w:val="16"/>
-                <w:szCs w:val="16"/>
-                <w:lang w:val="ru-RU"/>
-              </w:rPr>
-              <w:t>заключен</w:t>
-            </w:r>
-            <w:r>
-              <w:rPr>
-                <w:rFonts w:ascii="Arial" w:hAnsi="Arial" w:cs="Arial"/>
-                <w:sz w:val="16"/>
-                <w:szCs w:val="16"/>
-                <w:lang w:val="ru-RU"/>
-              </w:rPr>
-              <w:t>ной</w:t>
-            </w:r>
-            <w:r>
-              <w:rPr>
-                <w:rFonts w:ascii="Arial" w:hAnsi="Arial" w:cs="Arial"/>
-                <w:sz w:val="16"/>
-                <w:szCs w:val="16"/>
-                <w:lang w:val="ru-RU"/>
-              </w:rPr>
-              <w:t xml:space="preserve"> ИТЛ</w:t>
-            </w:r>
-            <w:r>
-              <w:rPr>
-                <w:rFonts w:ascii="Arial" w:hAnsi="Arial" w:cs="Arial"/>
-                <w:sz w:val="16"/>
-                <w:szCs w:val="16"/>
-                <w:lang w:val="ru-RU"/>
-              </w:rPr>
-              <w:t>.</w:t>
+              <w:t xml:space="preserve">8 – </w:t>
+            </w:r>
+            <w:r>
+              <w:rPr>
+                <w:rFonts w:ascii="Arial" w:hAnsi="Arial" w:cs="Arial"/>
+                <w:sz w:val="16"/>
+                <w:szCs w:val="16"/>
+                <w:lang w:val="ru-RU"/>
+              </w:rPr>
+              <w:t xml:space="preserve">проживали в городах: Гурьев, </w:t>
+            </w:r>
+            <w:r>
+              <w:rPr>
+                <w:rFonts w:ascii="Arial" w:hAnsi="Arial" w:cs="Arial"/>
+                <w:sz w:val="16"/>
+                <w:szCs w:val="16"/>
+                <w:lang w:val="ru-RU"/>
+              </w:rPr>
+              <w:t>Киев,</w:t>
+            </w:r>
+            <w:r>
+              <w:rPr>
+                <w:rFonts w:ascii="Arial" w:hAnsi="Arial" w:cs="Arial"/>
+                <w:sz w:val="16"/>
+                <w:szCs w:val="16"/>
+                <w:lang w:val="ru-RU"/>
+              </w:rPr>
+              <w:t xml:space="preserve"> Кустанай,</w:t>
+            </w:r>
+            <w:r>
+              <w:rPr>
+                <w:rFonts w:ascii="Arial" w:hAnsi="Arial" w:cs="Arial"/>
+                <w:sz w:val="16"/>
+                <w:szCs w:val="16"/>
+                <w:lang w:val="ru-RU"/>
+              </w:rPr>
+              <w:t xml:space="preserve"> Москва, </w:t>
+            </w:r>
+            <w:r>
+              <w:rPr>
+                <w:rFonts w:ascii="Arial" w:hAnsi="Arial" w:cs="Arial"/>
+                <w:sz w:val="16"/>
+                <w:szCs w:val="16"/>
+                <w:lang w:val="ru-RU"/>
+              </w:rPr>
+              <w:t>Петропавловск</w:t>
+            </w:r>
+            <w:r>
+              <w:rPr>
+                <w:rFonts w:ascii="Arial" w:hAnsi="Arial" w:cs="Arial"/>
+                <w:sz w:val="16"/>
+                <w:szCs w:val="16"/>
+                <w:lang w:val="ru-RU"/>
+              </w:rPr>
+              <w:t xml:space="preserve">, </w:t>
+            </w:r>
+            <w:r>
+              <w:rPr>
+                <w:rFonts w:ascii="Arial" w:hAnsi="Arial" w:cs="Arial"/>
+                <w:sz w:val="16"/>
+                <w:szCs w:val="16"/>
+                <w:lang w:val="ru-RU"/>
+              </w:rPr>
+              <w:t xml:space="preserve">Томск, Чита, </w:t>
             </w:r>
           </w:p>
           <w:p>
@@ -1391,7 +1470,61 @@
                 <w:szCs w:val="16"/>
                 <w:lang w:val="ru-RU"/>
               </w:rPr>
-              <w:t>гражданка Австрии расстреляна в 1950 г.</w:t>
+              <w:t>был</w:t>
+            </w:r>
+            <w:r>
+              <w:rPr>
+                <w:rFonts w:ascii="Arial" w:hAnsi="Arial" w:cs="Arial"/>
+                <w:sz w:val="16"/>
+                <w:szCs w:val="16"/>
+                <w:lang w:val="ru-RU"/>
+              </w:rPr>
+              <w:t>а</w:t>
+            </w:r>
+            <w:r>
+              <w:rPr>
+                <w:rFonts w:ascii="Arial" w:hAnsi="Arial" w:cs="Arial"/>
+                <w:sz w:val="16"/>
+                <w:szCs w:val="16"/>
+                <w:lang w:val="ru-RU"/>
+              </w:rPr>
+              <w:t xml:space="preserve"> </w:t>
+            </w:r>
+            <w:r>
+              <w:rPr>
+                <w:rFonts w:ascii="Arial" w:hAnsi="Arial" w:cs="Arial"/>
+                <w:sz w:val="16"/>
+                <w:szCs w:val="16"/>
+                <w:lang w:val="ru-RU"/>
+              </w:rPr>
+              <w:t>заключен</w:t>
+            </w:r>
+            <w:r>
+              <w:rPr>
+                <w:rFonts w:ascii="Arial" w:hAnsi="Arial" w:cs="Arial"/>
+                <w:sz w:val="16"/>
+                <w:szCs w:val="16"/>
+                <w:lang w:val="ru-RU"/>
+              </w:rPr>
+              <w:t>ной</w:t>
+            </w:r>
+            <w:r>
+              <w:rPr>
+                <w:rFonts w:ascii="Arial" w:hAnsi="Arial" w:cs="Arial"/>
+                <w:sz w:val="16"/>
+                <w:szCs w:val="16"/>
+                <w:lang w:val="ru-RU"/>
+              </w:rPr>
+              <w:t xml:space="preserve"> ИТЛ</w:t>
+            </w:r>
+            <w:r>
+              <w:rPr>
+                <w:rFonts w:ascii="Arial" w:hAnsi="Arial" w:cs="Arial"/>
+                <w:sz w:val="16"/>
+                <w:szCs w:val="16"/>
+                <w:lang w:val="ru-RU"/>
+              </w:rPr>
+              <w:t>.</w:t>
             </w:r>
           </w:p>
           <w:p>
@@ -1406,52 +1539,11 @@
             <w:r>
               <w:rPr>
                 <w:rFonts w:ascii="Arial" w:hAnsi="Arial" w:cs="Arial"/>
-                <w:b/>
-                <w:bCs/>
-                <w:sz w:val="16"/>
-                <w:szCs w:val="16"/>
-                <w:u w:val="single"/>
-                <w:lang w:val="ru-RU"/>
-              </w:rPr>
-              <w:t>Партийность</w:t>
-            </w:r>
-            <w:r>
-              <w:rPr>
-                <w:rFonts w:ascii="Arial" w:hAnsi="Arial" w:cs="Arial"/>
-                <w:b/>
-                <w:bCs/>
-                <w:sz w:val="16"/>
-                <w:szCs w:val="16"/>
-                <w:lang w:val="ru-RU"/>
-              </w:rPr>
-              <w:t>:</w:t>
-            </w:r>
-            <w:r>
-              <w:rPr>
-                <w:rFonts w:ascii="Arial" w:hAnsi="Arial" w:cs="Arial"/>
-                <w:sz w:val="16"/>
-                <w:szCs w:val="16"/>
-                <w:lang w:val="ru-RU"/>
-              </w:rPr>
-              <w:t xml:space="preserve"> Беспартийные</w:t>
-            </w:r>
-            <w:r>
-              <w:rPr>
-                <w:rFonts w:ascii="Arial" w:hAnsi="Arial" w:cs="Arial"/>
-                <w:sz w:val="16"/>
-                <w:szCs w:val="16"/>
-                <w:lang w:val="ru-RU"/>
-              </w:rPr>
-              <w:t xml:space="preserve"> – 7</w:t>
-            </w:r>
-            <w:r>
-              <w:rPr>
-                <w:rFonts w:ascii="Arial" w:hAnsi="Arial" w:cs="Arial"/>
-                <w:sz w:val="16"/>
-                <w:szCs w:val="16"/>
-                <w:lang w:val="ru-RU"/>
-              </w:rPr>
-              <w:t xml:space="preserve"> (46%), член</w:t>
+                <w:sz w:val="16"/>
+                <w:szCs w:val="16"/>
+                <w:lang w:val="ru-RU"/>
+              </w:rPr>
+              <w:t>1 –</w:t>
             </w:r>
             <w:r>
               <w:rPr>
@@ -1469,16 +1561,7 @@
                 <w:szCs w:val="16"/>
                 <w:lang w:val="ru-RU"/>
               </w:rPr>
-              <w:t>КП</w:t>
-            </w:r>
-            <w:r>
-              <w:rPr>
-                <w:rFonts w:ascii="Arial" w:hAnsi="Arial" w:cs="Arial"/>
-                <w:sz w:val="16"/>
-                <w:szCs w:val="16"/>
-                <w:lang w:val="ru-RU"/>
-              </w:rPr>
-              <w:t xml:space="preserve"> Австрии – 1.</w:t>
+              <w:t>гражданка Австрии расстреляна в 1950 г.</w:t>
             </w:r>
           </w:p>
           <w:p>
@@ -1493,93 +1576,17 @@
             <w:r>
               <w:rPr>
                 <w:rFonts w:ascii="Arial" w:hAnsi="Arial" w:cs="Arial"/>
-                <w:b/>
-                <w:bCs/>
-                <w:sz w:val="16"/>
-                <w:szCs w:val="16"/>
-                <w:u w:val="single"/>
-                <w:lang w:val="ru-RU"/>
-              </w:rPr>
-              <w:t>Образование</w:t>
-            </w:r>
-            <w:r>
-              <w:rPr>
-                <w:rFonts w:ascii="Arial" w:hAnsi="Arial" w:cs="Arial"/>
-                <w:sz w:val="16"/>
-                <w:szCs w:val="16"/>
-                <w:lang w:val="ru-RU"/>
-              </w:rPr>
-              <w:t>: среднее</w:t>
-            </w:r>
-            <w:r>
-              <w:rPr>
-                <w:rFonts w:ascii="Arial" w:hAnsi="Arial" w:cs="Arial"/>
-                <w:sz w:val="16"/>
-                <w:szCs w:val="16"/>
-                <w:lang w:val="ru-RU"/>
-              </w:rPr>
-              <w:t xml:space="preserve"> – 5</w:t>
-            </w:r>
-            <w:r>
-              <w:rPr>
-                <w:rFonts w:ascii="Arial" w:hAnsi="Arial" w:cs="Arial"/>
-                <w:sz w:val="16"/>
-                <w:szCs w:val="16"/>
-                <w:lang w:val="ru-RU"/>
-              </w:rPr>
-              <w:t>, начальное – 3, грамотная</w:t>
-            </w:r>
-            <w:r>
-              <w:rPr>
-                <w:rFonts w:ascii="Arial" w:hAnsi="Arial" w:cs="Arial"/>
-                <w:sz w:val="16"/>
-                <w:szCs w:val="16"/>
-                <w:lang w:val="ru-RU"/>
-              </w:rPr>
-              <w:t xml:space="preserve">/малограмотная -2; </w:t>
-            </w:r>
-            <w:r>
-              <w:rPr>
-                <w:rFonts w:ascii="Arial" w:hAnsi="Arial" w:cs="Arial"/>
-                <w:sz w:val="16"/>
-                <w:szCs w:val="16"/>
-                <w:lang w:val="ru-RU"/>
-              </w:rPr>
-              <w:t>неграмотная</w:t>
-            </w:r>
-            <w:r>
-              <w:rPr>
-                <w:rFonts w:ascii="Arial" w:hAnsi="Arial" w:cs="Arial"/>
-                <w:sz w:val="16"/>
-                <w:szCs w:val="16"/>
-                <w:lang w:val="ru-RU"/>
-              </w:rPr>
-              <w:t xml:space="preserve"> – 2;</w:t>
-            </w:r>
-            <w:r>
-              <w:rPr>
-                <w:rFonts w:ascii="Arial" w:hAnsi="Arial" w:cs="Arial"/>
-                <w:sz w:val="16"/>
-                <w:szCs w:val="16"/>
-                <w:lang w:val="ru-RU"/>
-              </w:rPr>
-              <w:t xml:space="preserve"> низшее</w:t>
-            </w:r>
-            <w:r>
-              <w:rPr>
-                <w:rFonts w:ascii="Arial" w:hAnsi="Arial" w:cs="Arial"/>
-                <w:sz w:val="16"/>
-                <w:szCs w:val="16"/>
-                <w:lang w:val="ru-RU"/>
-              </w:rPr>
-              <w:t xml:space="preserve"> – 1.</w:t>
+                <w:sz w:val="16"/>
+                <w:szCs w:val="16"/>
+                <w:lang w:val="ru-RU"/>
+              </w:rPr>
+              <w:t>Партийность: Беспартийные – 7 (46%), член КП Австрии – 1.</w:t>
             </w:r>
           </w:p>
           <w:p>
             <w:pPr>
               <w:rPr>
                 <w:rFonts w:ascii="Arial" w:hAnsi="Arial" w:cs="Arial"/>
-                <w:color w:val="000000"/>
                 <w:sz w:val="16"/>
                 <w:szCs w:val="16"/>
                 <w:lang w:val="ru-RU"/>
@@ -1588,83 +1595,11 @@
             <w:r>
               <w:rPr>
                 <w:rFonts w:ascii="Arial" w:hAnsi="Arial" w:cs="Arial"/>
-                <w:b/>
-                <w:bCs/>
-                <w:sz w:val="16"/>
-                <w:szCs w:val="16"/>
-                <w:u w:val="single"/>
-                <w:lang w:val="ru-RU"/>
-              </w:rPr>
-              <w:t>Профессия/социальная страта</w:t>
-            </w:r>
-            <w:r>
-              <w:rPr>
-                <w:rFonts w:ascii="Arial" w:hAnsi="Arial" w:cs="Arial"/>
-                <w:b/>
-                <w:bCs/>
-                <w:sz w:val="16"/>
-                <w:szCs w:val="16"/>
-                <w:lang w:val="ru-RU"/>
-              </w:rPr>
-              <w:t>:</w:t>
-            </w:r>
-            <w:r>
-              <w:rPr>
-                <w:rFonts w:ascii="Arial" w:hAnsi="Arial" w:cs="Arial"/>
-                <w:sz w:val="16"/>
-                <w:szCs w:val="16"/>
-                <w:lang w:val="ru-RU"/>
-              </w:rPr>
-              <w:t xml:space="preserve"> домохозяйка</w:t>
-            </w:r>
-            <w:r>
-              <w:rPr>
-                <w:rFonts w:ascii="Arial" w:hAnsi="Arial" w:cs="Arial"/>
-                <w:sz w:val="16"/>
-                <w:szCs w:val="16"/>
-                <w:lang w:val="ru-RU"/>
-              </w:rPr>
-              <w:t xml:space="preserve"> – 5, </w:t>
-            </w:r>
-            <w:r>
-              <w:rPr>
-                <w:rFonts w:ascii="Arial" w:hAnsi="Arial" w:cs="Arial"/>
-                <w:color w:val="000000"/>
-                <w:sz w:val="16"/>
-                <w:szCs w:val="16"/>
-                <w:lang w:val="ru-RU"/>
-              </w:rPr>
-              <w:t>медс</w:t>
-            </w:r>
-            <w:r>
-              <w:rPr>
-                <w:rFonts w:ascii="Arial" w:hAnsi="Arial" w:cs="Arial"/>
-                <w:color w:val="000000"/>
-                <w:sz w:val="16"/>
-                <w:szCs w:val="16"/>
-                <w:lang w:val="ru-RU"/>
-              </w:rPr>
-              <w:t>ес</w:t>
-            </w:r>
-            <w:r>
-              <w:rPr>
-                <w:rFonts w:ascii="Arial" w:hAnsi="Arial" w:cs="Arial"/>
-                <w:color w:val="000000"/>
-                <w:sz w:val="16"/>
-                <w:szCs w:val="16"/>
-                <w:lang w:val="ru-RU"/>
-              </w:rPr>
-              <w:t>тр</w:t>
-            </w:r>
-            <w:r>
-              <w:rPr>
-                <w:rFonts w:ascii="Arial" w:hAnsi="Arial" w:cs="Arial"/>
-                <w:color w:val="000000"/>
-                <w:sz w:val="16"/>
-                <w:szCs w:val="16"/>
-                <w:lang w:val="ru-RU"/>
-              </w:rPr>
-              <w:t>а, рабочая, секретарь.</w:t>
+                <w:sz w:val="16"/>
+                <w:szCs w:val="16"/>
+                <w:lang w:val="ru-RU"/>
+              </w:rPr>
+              <w:t>Образование: среднее – 5, начальное – 3, грамотная/малограмотная -2; неграмотная – 2; низшее – 1.</w:t>
             </w:r>
           </w:p>
           <w:p>
@@ -1680,17 +1615,25 @@
             <w:r>
               <w:rPr>
                 <w:rFonts w:ascii="Arial" w:hAnsi="Arial" w:cs="Arial"/>
-                <w:b/>
-                <w:bCs/>
+                <w:sz w:val="16"/>
+                <w:szCs w:val="16"/>
+                <w:lang w:val="ru-RU"/>
+              </w:rPr>
+              <w:t xml:space="preserve">Профессия/социальная страта: домохозяйка – 5, </w:t>
+            </w:r>
+            <w:r>
+              <w:rPr>
+                <w:rFonts w:ascii="Arial" w:hAnsi="Arial" w:cs="Arial"/>
                 <w:color w:val="000000"/>
                 <w:sz w:val="16"/>
                 <w:szCs w:val="16"/>
-                <w:u w:val="single"/>
-                <w:lang w:val="ru-RU"/>
-              </w:rPr>
-              <w:t>Происхождение</w:t>
-            </w:r>
-            <w:r>
+                <w:lang w:val="ru-RU"/>
+              </w:rPr>
+              <w:t>медсестра, рабочая, секретарь.</w:t>
+            </w:r>
+          </w:p>
+          <w:p>
+            <w:pPr>
               <w:rPr>
                 <w:rFonts w:ascii="Arial" w:hAnsi="Arial" w:cs="Arial"/>
                 <w:color w:val="000000"/>
@@ -1698,7 +1641,26 @@
                 <w:szCs w:val="16"/>
                 <w:lang w:val="ru-RU"/>
               </w:rPr>
-              <w:t xml:space="preserve">: из крестьян – 2, из рабочих – 2, </w:t>
+            </w:pPr>
+            <w:r>
+              <w:rPr>
+                <w:rFonts w:ascii="Arial" w:hAnsi="Arial" w:cs="Arial"/>
+                <w:color w:val="000000"/>
+                <w:sz w:val="16"/>
+                <w:szCs w:val="16"/>
+                <w:lang w:val="ru-RU"/>
+              </w:rPr>
+              <w:t>Происхождение:</w:t>
+            </w:r>
+            <w:r>
+              <w:rPr>
+                <w:rFonts w:ascii="Arial" w:hAnsi="Arial" w:cs="Arial"/>
+                <w:color w:val="000000"/>
+                <w:sz w:val="16"/>
+                <w:szCs w:val="16"/>
+                <w:lang w:val="ru-RU"/>
+              </w:rPr>
+              <w:t xml:space="preserve"> из крестьян – 2, из рабочих – 2, </w:t>
             </w:r>
           </w:p>
         </w:tc>
@@ -1746,7 +1708,7 @@
           <w:szCs w:val="16"/>
           <w:lang w:val="ru-RU"/>
         </w:rPr>
-        <w:t>ЧИСЛЕННОСТЬ РАССТРЕЛЯННЫХ И ПОГИБШИХ В ЗАКЛЮЧЕНИИ ЖЕНЩИН ПО ГОДАМ</w:t>
+        <w:t>ЧИСЛЕННОСТЬ РАССТРЕЛЯННЫХ ЖЕНЩИН ПО ГОДАМ</w:t>
       </w:r>
       <w:r>
         <w:rPr>
@@ -1914,7 +1876,7 @@
           <w:szCs w:val="16"/>
           <w:lang w:val="ru-RU"/>
         </w:rPr>
-        <w:t xml:space="preserve">ЧИСЛЕННОСТЬ РАССТРЕЛЯННЫХ И ПОГИБШИХ В ЗАКЛЮЧЕНИИ </w:t>
+        <w:t xml:space="preserve">ЧИСЛЕННОСТЬ РАССТРЕЛЯННЫХ </w:t>
       </w:r>
       <w:r>
         <w:rPr>
@@ -4404,6 +4366,274 @@
           </w:tcPr>
           <w:p>
             <w:pPr>
+              <w:pStyle w:val="author"/>
+              <w:spacing w:before="0" w:beforeAutospacing="0" w:after="0" w:afterAutospacing="0"/>
+              <w:ind w:right="225"/>
+              <w:rPr>
+                <w:rFonts w:ascii="Arial" w:hAnsi="Arial" w:cs="Arial"/>
+                <w:b/>
+                <w:bCs/>
+                <w:sz w:val="16"/>
+                <w:szCs w:val="16"/>
+                <w:lang w:val="ru-RU"/>
+              </w:rPr>
+            </w:pPr>
+            <w:proofErr w:type="spellStart"/>
+            <w:r>
+              <w:rPr>
+                <w:rFonts w:ascii="Arial" w:hAnsi="Arial" w:cs="Arial"/>
+                <w:b/>
+                <w:bCs/>
+                <w:sz w:val="16"/>
+                <w:szCs w:val="16"/>
+                <w:lang w:val="ru-RU"/>
+              </w:rPr>
+              <w:t>Малечек</w:t>
+            </w:r>
+            <w:proofErr w:type="spellEnd"/>
+            <w:r>
+              <w:rPr>
+                <w:rFonts w:ascii="Arial" w:hAnsi="Arial" w:cs="Arial"/>
+                <w:b/>
+                <w:bCs/>
+                <w:sz w:val="16"/>
+                <w:szCs w:val="16"/>
+                <w:lang w:val="ru-RU"/>
+              </w:rPr>
+              <w:t xml:space="preserve"> Ольга </w:t>
+            </w:r>
+            <w:proofErr w:type="gramStart"/>
+            <w:r>
+              <w:rPr>
+                <w:rFonts w:ascii="Arial" w:hAnsi="Arial" w:cs="Arial"/>
+                <w:b/>
+                <w:bCs/>
+                <w:sz w:val="16"/>
+                <w:szCs w:val="16"/>
+                <w:lang w:val="ru-RU"/>
+              </w:rPr>
+              <w:t>Гавриловна  56</w:t>
+            </w:r>
+            <w:proofErr w:type="gramEnd"/>
+            <w:r>
+              <w:rPr>
+                <w:rFonts w:ascii="Arial" w:hAnsi="Arial" w:cs="Arial"/>
+                <w:b/>
+                <w:bCs/>
+                <w:sz w:val="16"/>
+                <w:szCs w:val="16"/>
+                <w:lang w:val="ru-RU"/>
+              </w:rPr>
+              <w:t xml:space="preserve"> лет </w:t>
+            </w:r>
+          </w:p>
+          <w:p>
+            <w:pPr>
+              <w:pStyle w:val="author"/>
+              <w:spacing w:before="0" w:beforeAutospacing="0" w:after="0" w:afterAutospacing="0"/>
+              <w:ind w:right="225"/>
+              <w:rPr>
+                <w:rFonts w:ascii="Arial" w:hAnsi="Arial" w:cs="Arial"/>
+                <w:sz w:val="16"/>
+                <w:szCs w:val="16"/>
+                <w:lang w:val="ru-RU"/>
+              </w:rPr>
+            </w:pPr>
+            <w:r>
+              <w:rPr>
+                <w:rFonts w:ascii="Arial" w:hAnsi="Arial" w:cs="Arial"/>
+                <w:sz w:val="16"/>
+                <w:szCs w:val="16"/>
+                <w:lang w:val="ru-RU"/>
+              </w:rPr>
+              <w:t xml:space="preserve">1882 </w:t>
+            </w:r>
+            <w:r>
+              <w:rPr>
+                <w:rFonts w:ascii="Arial" w:hAnsi="Arial" w:cs="Arial"/>
+                <w:sz w:val="16"/>
+                <w:szCs w:val="16"/>
+                <w:lang w:val="ru-RU"/>
+              </w:rPr>
+              <w:t>г.р.,</w:t>
+            </w:r>
+            <w:r>
+              <w:rPr>
+                <w:rFonts w:ascii="Arial" w:hAnsi="Arial" w:cs="Arial"/>
+                <w:sz w:val="16"/>
+                <w:szCs w:val="16"/>
+                <w:lang w:val="ru-RU"/>
+              </w:rPr>
+              <w:t xml:space="preserve"> г. Житомир Волынской губ. Чешка, образование начальное, домохозяйка. Прожив.: в г. Житомире Житомирской обл. Арестована 28 марта 1938 г. Обвинялась по ст. 54-1а УК УССР. По постановлению тройки при УНКВД по Житомирской обл. от 3 ноября 1938 г. расстреляна 4 ноября в г. Житомир. Реабилитирован в 1989 г.</w:t>
+            </w:r>
+          </w:p>
+          <w:p>
+            <w:pPr>
+              <w:rPr>
+                <w:rFonts w:hint="eastAsia"/>
+                <w:lang w:val="ru-RU"/>
+              </w:rPr>
+            </w:pPr>
+            <w:r>
+              <w:rPr>
+                <w:rFonts w:ascii="Arial" w:hAnsi="Arial" w:cs="Arial"/>
+                <w:b/>
+                <w:bCs/>
+                <w:iCs/>
+                <w:sz w:val="16"/>
+                <w:szCs w:val="16"/>
+                <w:lang w:val="ru-RU"/>
+              </w:rPr>
+              <w:t xml:space="preserve">Источник: Реабилитированные историей: </w:t>
+            </w:r>
+            <w:r>
+              <w:rPr>
+                <w:rFonts w:ascii="Arial" w:hAnsi="Arial" w:cs="Arial"/>
+                <w:b/>
+                <w:bCs/>
+                <w:sz w:val="16"/>
+                <w:szCs w:val="16"/>
+                <w:lang w:val="ru-RU"/>
+              </w:rPr>
+              <w:t xml:space="preserve">Житомирская обл., Том </w:t>
+            </w:r>
+            <w:proofErr w:type="gramStart"/>
+            <w:r>
+              <w:rPr>
+                <w:rFonts w:ascii="Arial" w:hAnsi="Arial" w:cs="Arial"/>
+                <w:b/>
+                <w:bCs/>
+                <w:sz w:val="16"/>
+                <w:szCs w:val="16"/>
+                <w:lang w:val="ru-RU"/>
+              </w:rPr>
+              <w:t>4;</w:t>
+            </w:r>
+            <w:r>
+              <w:rPr>
+                <w:rFonts w:ascii="Arial" w:hAnsi="Arial" w:cs="Arial"/>
+                <w:b/>
+                <w:bCs/>
+                <w:sz w:val="16"/>
+                <w:szCs w:val="16"/>
+                <w:lang w:val="ru-RU"/>
+              </w:rPr>
+              <w:t xml:space="preserve">   </w:t>
+            </w:r>
+            <w:proofErr w:type="gramEnd"/>
+            <w:r>
+              <w:fldChar w:fldCharType="begin"/>
+            </w:r>
+            <w:r>
+              <w:instrText>HYPERLINK</w:instrText>
+            </w:r>
+            <w:r>
+              <w:rPr>
+                <w:lang w:val="ru-RU"/>
+              </w:rPr>
+              <w:instrText xml:space="preserve"> "</w:instrText>
+            </w:r>
+            <w:r>
+              <w:instrText>http</w:instrText>
+            </w:r>
+            <w:r>
+              <w:rPr>
+                <w:lang w:val="ru-RU"/>
+              </w:rPr>
+              <w:instrText>://</w:instrText>
+            </w:r>
+            <w:r>
+              <w:instrText>www</w:instrText>
+            </w:r>
+            <w:r>
+              <w:rPr>
+                <w:lang w:val="ru-RU"/>
+              </w:rPr>
+              <w:instrText>.</w:instrText>
+            </w:r>
+            <w:r>
+              <w:instrText>reabit</w:instrText>
+            </w:r>
+            <w:r>
+              <w:rPr>
+                <w:lang w:val="ru-RU"/>
+              </w:rPr>
+              <w:instrText>.</w:instrText>
+            </w:r>
+            <w:r>
+              <w:instrText>org</w:instrText>
+            </w:r>
+            <w:r>
+              <w:rPr>
+                <w:lang w:val="ru-RU"/>
+              </w:rPr>
+              <w:instrText>.</w:instrText>
+            </w:r>
+            <w:r>
+              <w:instrText>ua</w:instrText>
+            </w:r>
+            <w:r>
+              <w:rPr>
+                <w:lang w:val="ru-RU"/>
+              </w:rPr>
+              <w:instrText>/</w:instrText>
+            </w:r>
+            <w:r>
+              <w:instrText>nbr</w:instrText>
+            </w:r>
+            <w:r>
+              <w:rPr>
+                <w:lang w:val="ru-RU"/>
+              </w:rPr>
+              <w:instrText>/?</w:instrText>
+            </w:r>
+            <w:r>
+              <w:instrText>ID</w:instrText>
+            </w:r>
+            <w:r>
+              <w:rPr>
+                <w:lang w:val="ru-RU"/>
+              </w:rPr>
+              <w:instrText>=290486"</w:instrText>
+            </w:r>
+            <w:r>
+              <w:fldChar w:fldCharType="separate"/>
+            </w:r>
+            <w:r>
+              <w:rPr>
+                <w:rStyle w:val="Hyperlink"/>
+                <w:rFonts w:ascii="Arial" w:hAnsi="Arial" w:cs="Arial"/>
+                <w:b/>
+                <w:bCs/>
+                <w:sz w:val="16"/>
+                <w:szCs w:val="16"/>
+                <w:lang w:val="ru-RU"/>
+              </w:rPr>
+              <w:t>Архивная ссылка</w:t>
+            </w:r>
+            <w:r>
+              <w:fldChar w:fldCharType="end"/>
+            </w:r>
+          </w:p>
+        </w:tc>
+      </w:tr>
+      <w:tr>
+        <w:trPr>
+          <w:trHeight w:val="288"/>
+        </w:trPr>
+        <w:tc>
+          <w:tcPr>
+            <w:tcW w:w="11049" w:type="dxa"/>
+            <w:tcBorders>
+              <w:left w:val="double" w:sz="1" w:space="0" w:color="808080"/>
+              <w:bottom w:val="double" w:sz="1" w:space="0" w:color="808080"/>
+              <w:right w:val="double" w:sz="2" w:space="0" w:color="808080"/>
+            </w:tcBorders>
+            <w:shd w:val="clear" w:color="auto" w:fill="auto"/>
+            <w:vAlign w:val="center"/>
+          </w:tcPr>
+          <w:p>
+            <w:pPr>
               <w:pStyle w:val="BodyText"/>
               <w:spacing w:after="0" w:line="240" w:lineRule="auto"/>
               <w:rPr>
@@ -5686,28 +5916,6 @@
                 <w:lang w:val="ru-RU"/>
               </w:rPr>
               <w:t>36 лет</w:t>
-            </w:r>
-            <w:r>
-              <w:rPr>
-                <w:rFonts w:ascii="Arial" w:hAnsi="Arial" w:cs="Arial"/>
-                <w:b/>
-                <w:bCs/>
-                <w:sz w:val="16"/>
-                <w:szCs w:val="16"/>
-                <w:lang w:val="ru-RU"/>
-              </w:rPr>
-              <w:t xml:space="preserve"> </w:t>
-            </w:r>
-            <w:r>
-              <w:rPr>
-                <w:rFonts w:ascii="Arial" w:hAnsi="Arial" w:cs="Arial"/>
-                <w:b/>
-                <w:bCs/>
-                <w:sz w:val="16"/>
-                <w:szCs w:val="16"/>
-                <w:lang w:val="ru-RU"/>
-              </w:rPr>
-              <w:t>37р</w:t>
             </w:r>
             <w:r>
               <w:rPr>
@@ -6569,17 +6777,6 @@
               </w:rPr>
               <w:t xml:space="preserve"> </w:t>
             </w:r>
-            <w:r>
-              <w:rPr>
-                <w:rFonts w:ascii="Arial" w:hAnsi="Arial" w:cs="Arial"/>
-                <w:b/>
-                <w:bCs/>
-                <w:sz w:val="16"/>
-                <w:szCs w:val="16"/>
-                <w:lang w:val="ru-RU"/>
-              </w:rPr>
-              <w:t>42р</w:t>
-            </w:r>
           </w:p>
           <w:p>
             <w:pPr>
@@ -7039,7 +7236,17 @@
                 <w:szCs w:val="16"/>
                 <w:lang w:val="ru-RU"/>
               </w:rPr>
-              <w:t>Обвинение: шпионаж в пользу Германии, передача сведений в германское посольство</w:t>
+              <w:t xml:space="preserve">Обвинение: шпионаж в </w:t>
+            </w:r>
+            <w:r>
+              <w:rPr>
+                <w:rFonts w:ascii="Arial" w:hAnsi="Arial" w:cs="Arial"/>
+                <w:sz w:val="16"/>
+                <w:szCs w:val="16"/>
+                <w:lang w:val="ru-RU"/>
+              </w:rPr>
+              <w:lastRenderedPageBreak/>
+              <w:t>пользу Германии, передача сведений в германское посольство</w:t>
             </w:r>
             <w:r>
               <w:rPr>
@@ -7417,7 +7624,6 @@
                 <w:szCs w:val="16"/>
                 <w:lang w:val="ru-RU"/>
               </w:rPr>
-              <w:lastRenderedPageBreak/>
               <w:t xml:space="preserve">1888 г.р., </w:t>
             </w:r>
             <w:proofErr w:type="spellStart"/>
@@ -8582,6 +8788,422 @@
           </w:tcPr>
           <w:p>
             <w:pPr>
+              <w:pStyle w:val="author"/>
+              <w:spacing w:before="0" w:beforeAutospacing="0" w:after="0" w:afterAutospacing="0"/>
+              <w:ind w:right="225"/>
+              <w:rPr>
+                <w:rFonts w:ascii="Arial" w:hAnsi="Arial" w:cs="Arial"/>
+                <w:b/>
+                <w:bCs/>
+                <w:sz w:val="16"/>
+                <w:szCs w:val="16"/>
+                <w:lang w:val="ru-RU"/>
+              </w:rPr>
+            </w:pPr>
+            <w:proofErr w:type="spellStart"/>
+            <w:r>
+              <w:rPr>
+                <w:rFonts w:ascii="Arial" w:hAnsi="Arial" w:cs="Arial" w:hint="eastAsia"/>
+                <w:b/>
+                <w:bCs/>
+                <w:sz w:val="16"/>
+                <w:szCs w:val="16"/>
+                <w:lang w:val="ru-RU"/>
+              </w:rPr>
+              <w:t>Страчевская</w:t>
+            </w:r>
+            <w:proofErr w:type="spellEnd"/>
+            <w:r>
+              <w:rPr>
+                <w:rFonts w:ascii="Arial" w:hAnsi="Arial" w:cs="Arial" w:hint="eastAsia"/>
+                <w:b/>
+                <w:bCs/>
+                <w:sz w:val="16"/>
+                <w:szCs w:val="16"/>
+                <w:lang w:val="ru-RU"/>
+              </w:rPr>
+              <w:t xml:space="preserve"> (</w:t>
+            </w:r>
+            <w:proofErr w:type="spellStart"/>
+            <w:r>
+              <w:rPr>
+                <w:rFonts w:ascii="Arial" w:hAnsi="Arial" w:cs="Arial" w:hint="eastAsia"/>
+                <w:b/>
+                <w:bCs/>
+                <w:sz w:val="16"/>
+                <w:szCs w:val="16"/>
+                <w:lang w:val="ru-RU"/>
+              </w:rPr>
+              <w:t>Чижек</w:t>
+            </w:r>
+            <w:proofErr w:type="spellEnd"/>
+            <w:r>
+              <w:rPr>
+                <w:rFonts w:ascii="Arial" w:hAnsi="Arial" w:cs="Arial" w:hint="eastAsia"/>
+                <w:b/>
+                <w:bCs/>
+                <w:sz w:val="16"/>
+                <w:szCs w:val="16"/>
+                <w:lang w:val="ru-RU"/>
+              </w:rPr>
+              <w:t xml:space="preserve">) Эмилия </w:t>
+            </w:r>
+            <w:proofErr w:type="gramStart"/>
+            <w:r>
+              <w:rPr>
+                <w:rFonts w:ascii="Arial" w:hAnsi="Arial" w:cs="Arial" w:hint="eastAsia"/>
+                <w:b/>
+                <w:bCs/>
+                <w:sz w:val="16"/>
+                <w:szCs w:val="16"/>
+                <w:lang w:val="ru-RU"/>
+              </w:rPr>
+              <w:t>Иосифовна</w:t>
+            </w:r>
+            <w:r>
+              <w:rPr>
+                <w:rFonts w:ascii="Arial" w:hAnsi="Arial" w:cs="Arial"/>
+                <w:b/>
+                <w:bCs/>
+                <w:sz w:val="16"/>
+                <w:szCs w:val="16"/>
+                <w:lang w:val="ru-RU"/>
+              </w:rPr>
+              <w:t xml:space="preserve">  35</w:t>
+            </w:r>
+            <w:proofErr w:type="gramEnd"/>
+            <w:r>
+              <w:rPr>
+                <w:rFonts w:ascii="Arial" w:hAnsi="Arial" w:cs="Arial"/>
+                <w:b/>
+                <w:bCs/>
+                <w:sz w:val="16"/>
+                <w:szCs w:val="16"/>
+                <w:lang w:val="ru-RU"/>
+              </w:rPr>
+              <w:t xml:space="preserve"> лет </w:t>
+            </w:r>
+          </w:p>
+          <w:p>
+            <w:pPr>
+              <w:pStyle w:val="author"/>
+              <w:spacing w:before="0" w:beforeAutospacing="0" w:after="0" w:afterAutospacing="0"/>
+              <w:ind w:right="225"/>
+              <w:rPr>
+                <w:rFonts w:ascii="Arial" w:hAnsi="Arial" w:cs="Arial"/>
+                <w:sz w:val="16"/>
+                <w:szCs w:val="16"/>
+                <w:lang w:val="ru-RU"/>
+              </w:rPr>
+            </w:pPr>
+            <w:r>
+              <w:rPr>
+                <w:rFonts w:ascii="Arial" w:hAnsi="Arial" w:cs="Arial" w:hint="eastAsia"/>
+                <w:sz w:val="16"/>
+                <w:szCs w:val="16"/>
+                <w:lang w:val="ru-RU"/>
+              </w:rPr>
+              <w:t xml:space="preserve">1903 г. р., </w:t>
+            </w:r>
+            <w:proofErr w:type="spellStart"/>
+            <w:r>
+              <w:rPr>
+                <w:rFonts w:ascii="Arial" w:hAnsi="Arial" w:cs="Arial" w:hint="eastAsia"/>
+                <w:sz w:val="16"/>
+                <w:szCs w:val="16"/>
+                <w:lang w:val="ru-RU"/>
+              </w:rPr>
+              <w:t>м</w:t>
+            </w:r>
+            <w:r>
+              <w:rPr>
+                <w:rFonts w:ascii="Arial" w:hAnsi="Arial" w:cs="Arial"/>
+                <w:sz w:val="16"/>
+                <w:szCs w:val="16"/>
+                <w:lang w:val="ru-RU"/>
+              </w:rPr>
+              <w:t>.р</w:t>
+            </w:r>
+            <w:proofErr w:type="spellEnd"/>
+            <w:r>
+              <w:rPr>
+                <w:rFonts w:ascii="Arial" w:hAnsi="Arial" w:cs="Arial"/>
+                <w:sz w:val="16"/>
+                <w:szCs w:val="16"/>
+                <w:lang w:val="ru-RU"/>
+              </w:rPr>
+              <w:t>.</w:t>
+            </w:r>
+            <w:r>
+              <w:rPr>
+                <w:rFonts w:ascii="Arial" w:hAnsi="Arial" w:cs="Arial"/>
+                <w:sz w:val="16"/>
+                <w:szCs w:val="16"/>
+                <w:lang w:val="ru-RU"/>
+              </w:rPr>
+              <w:t>:</w:t>
+            </w:r>
+            <w:r>
+              <w:rPr>
+                <w:rFonts w:ascii="Arial" w:hAnsi="Arial" w:cs="Arial" w:hint="eastAsia"/>
+                <w:sz w:val="16"/>
+                <w:szCs w:val="16"/>
+                <w:lang w:val="ru-RU"/>
+              </w:rPr>
+              <w:t xml:space="preserve"> </w:t>
+            </w:r>
+            <w:r>
+              <w:rPr>
+                <w:rFonts w:ascii="Arial" w:hAnsi="Arial" w:cs="Arial" w:hint="eastAsia"/>
+                <w:sz w:val="16"/>
+                <w:szCs w:val="16"/>
+                <w:lang w:val="ru-RU"/>
+              </w:rPr>
+              <w:t>с</w:t>
+            </w:r>
+            <w:r>
+              <w:rPr>
+                <w:rFonts w:ascii="Arial" w:hAnsi="Arial" w:cs="Arial"/>
+                <w:sz w:val="16"/>
+                <w:szCs w:val="16"/>
+                <w:lang w:val="ru-RU"/>
+              </w:rPr>
+              <w:t xml:space="preserve">. </w:t>
+            </w:r>
+            <w:r>
+              <w:rPr>
+                <w:rFonts w:ascii="Arial" w:hAnsi="Arial" w:cs="Arial" w:hint="eastAsia"/>
+                <w:sz w:val="16"/>
+                <w:szCs w:val="16"/>
+                <w:lang w:val="ru-RU"/>
+              </w:rPr>
+              <w:t xml:space="preserve">Черняхов Черняховской вол. Житомирского </w:t>
+            </w:r>
+            <w:proofErr w:type="spellStart"/>
+            <w:r>
+              <w:rPr>
+                <w:rFonts w:ascii="Arial" w:hAnsi="Arial" w:cs="Arial" w:hint="eastAsia"/>
+                <w:sz w:val="16"/>
+                <w:szCs w:val="16"/>
+                <w:lang w:val="ru-RU"/>
+              </w:rPr>
+              <w:t>эт</w:t>
+            </w:r>
+            <w:proofErr w:type="spellEnd"/>
+            <w:r>
+              <w:rPr>
+                <w:rFonts w:ascii="Arial" w:hAnsi="Arial" w:cs="Arial" w:hint="eastAsia"/>
+                <w:sz w:val="16"/>
+                <w:szCs w:val="16"/>
+                <w:lang w:val="ru-RU"/>
+              </w:rPr>
+              <w:t xml:space="preserve">. Волынской губ. Чешка, образование н. высшее, учительница. Проживала в с. </w:t>
+            </w:r>
+            <w:proofErr w:type="spellStart"/>
+            <w:r>
+              <w:rPr>
+                <w:rFonts w:ascii="Arial" w:hAnsi="Arial" w:cs="Arial" w:hint="eastAsia"/>
+                <w:sz w:val="16"/>
+                <w:szCs w:val="16"/>
+                <w:lang w:val="ru-RU"/>
+              </w:rPr>
+              <w:t>Нейборн</w:t>
+            </w:r>
+            <w:proofErr w:type="spellEnd"/>
+            <w:r>
+              <w:rPr>
+                <w:rFonts w:ascii="Arial" w:hAnsi="Arial" w:cs="Arial" w:hint="eastAsia"/>
+                <w:sz w:val="16"/>
+                <w:szCs w:val="16"/>
+                <w:lang w:val="ru-RU"/>
+              </w:rPr>
+              <w:t xml:space="preserve"> Черняховского р-на. Арестована в 1930 г. Обвинялась по ст. </w:t>
+            </w:r>
+            <w:proofErr w:type="gramStart"/>
+            <w:r>
+              <w:rPr>
+                <w:rFonts w:ascii="Arial" w:hAnsi="Arial" w:cs="Arial" w:hint="eastAsia"/>
+                <w:sz w:val="16"/>
+                <w:szCs w:val="16"/>
+                <w:lang w:val="ru-RU"/>
+              </w:rPr>
+              <w:t>54-6</w:t>
+            </w:r>
+            <w:proofErr w:type="gramEnd"/>
+            <w:r>
+              <w:rPr>
+                <w:rFonts w:ascii="Arial" w:hAnsi="Arial" w:cs="Arial" w:hint="eastAsia"/>
+                <w:sz w:val="16"/>
+                <w:szCs w:val="16"/>
+                <w:lang w:val="ru-RU"/>
+              </w:rPr>
+              <w:t xml:space="preserve">, </w:t>
+            </w:r>
+            <w:proofErr w:type="gramStart"/>
+            <w:r>
+              <w:rPr>
+                <w:rFonts w:ascii="Arial" w:hAnsi="Arial" w:cs="Arial" w:hint="eastAsia"/>
+                <w:sz w:val="16"/>
+                <w:szCs w:val="16"/>
+                <w:lang w:val="ru-RU"/>
+              </w:rPr>
+              <w:t>54-11</w:t>
+            </w:r>
+            <w:proofErr w:type="gramEnd"/>
+            <w:r>
+              <w:rPr>
+                <w:rFonts w:ascii="Arial" w:hAnsi="Arial" w:cs="Arial" w:hint="eastAsia"/>
+                <w:sz w:val="16"/>
+                <w:szCs w:val="16"/>
+                <w:lang w:val="ru-RU"/>
+              </w:rPr>
+              <w:t xml:space="preserve"> УК УССР. ВС УССР 14 июня 1931 г. приговорена к заключению в ВТТ на 5 лет. Реабилитирована в 1964 г. Вторично арестована 17 апреля 1938 г. Проживала в с. </w:t>
+            </w:r>
+            <w:proofErr w:type="spellStart"/>
+            <w:r>
+              <w:rPr>
+                <w:rFonts w:ascii="Arial" w:hAnsi="Arial" w:cs="Arial" w:hint="eastAsia"/>
+                <w:sz w:val="16"/>
+                <w:szCs w:val="16"/>
+                <w:lang w:val="ru-RU"/>
+              </w:rPr>
+              <w:t>Нейборн</w:t>
+            </w:r>
+            <w:proofErr w:type="spellEnd"/>
+            <w:r>
+              <w:rPr>
+                <w:rFonts w:ascii="Arial" w:hAnsi="Arial" w:cs="Arial" w:hint="eastAsia"/>
+                <w:sz w:val="16"/>
+                <w:szCs w:val="16"/>
+                <w:lang w:val="ru-RU"/>
+              </w:rPr>
+              <w:t xml:space="preserve">. Домохозяйка. Обвинялась по ст. </w:t>
+            </w:r>
+            <w:proofErr w:type="gramStart"/>
+            <w:r>
+              <w:rPr>
+                <w:rFonts w:ascii="Arial" w:hAnsi="Arial" w:cs="Arial" w:hint="eastAsia"/>
+                <w:sz w:val="16"/>
+                <w:szCs w:val="16"/>
+                <w:lang w:val="ru-RU"/>
+              </w:rPr>
+              <w:t>54-2</w:t>
+            </w:r>
+            <w:proofErr w:type="gramEnd"/>
+            <w:r>
+              <w:rPr>
+                <w:rFonts w:ascii="Arial" w:hAnsi="Arial" w:cs="Arial" w:hint="eastAsia"/>
+                <w:sz w:val="16"/>
+                <w:szCs w:val="16"/>
+                <w:lang w:val="ru-RU"/>
+              </w:rPr>
+              <w:t xml:space="preserve">, </w:t>
+            </w:r>
+            <w:proofErr w:type="gramStart"/>
+            <w:r>
+              <w:rPr>
+                <w:rFonts w:ascii="Arial" w:hAnsi="Arial" w:cs="Arial" w:hint="eastAsia"/>
+                <w:sz w:val="16"/>
+                <w:szCs w:val="16"/>
+                <w:lang w:val="ru-RU"/>
+              </w:rPr>
+              <w:t>54-10</w:t>
+            </w:r>
+            <w:proofErr w:type="gramEnd"/>
+            <w:r>
+              <w:rPr>
+                <w:rFonts w:ascii="Arial" w:hAnsi="Arial" w:cs="Arial" w:hint="eastAsia"/>
+                <w:sz w:val="16"/>
+                <w:szCs w:val="16"/>
+                <w:lang w:val="ru-RU"/>
+              </w:rPr>
+              <w:t xml:space="preserve">, </w:t>
+            </w:r>
+            <w:proofErr w:type="gramStart"/>
+            <w:r>
+              <w:rPr>
+                <w:rFonts w:ascii="Arial" w:hAnsi="Arial" w:cs="Arial" w:hint="eastAsia"/>
+                <w:sz w:val="16"/>
+                <w:szCs w:val="16"/>
+                <w:lang w:val="ru-RU"/>
+              </w:rPr>
+              <w:t>54-11</w:t>
+            </w:r>
+            <w:proofErr w:type="gramEnd"/>
+            <w:r>
+              <w:rPr>
+                <w:rFonts w:ascii="Arial" w:hAnsi="Arial" w:cs="Arial" w:hint="eastAsia"/>
+                <w:sz w:val="16"/>
+                <w:szCs w:val="16"/>
+                <w:lang w:val="ru-RU"/>
+              </w:rPr>
+              <w:t xml:space="preserve"> УК УССР. По постановлению тройки при УНКВД по Житомирской обл. от 10 мая 1938 г. расстреляна 10 июня 1938 г. в г. Житомире. Реабилитирован в 1965 г.</w:t>
+            </w:r>
+          </w:p>
+          <w:p>
+            <w:pPr>
+              <w:rPr>
+                <w:rFonts w:hint="eastAsia"/>
+                <w:lang w:val="ru-RU"/>
+              </w:rPr>
+            </w:pPr>
+            <w:r>
+              <w:rPr>
+                <w:rFonts w:ascii="Arial" w:hAnsi="Arial" w:cs="Arial"/>
+                <w:b/>
+                <w:bCs/>
+                <w:iCs/>
+                <w:sz w:val="16"/>
+                <w:szCs w:val="16"/>
+                <w:lang w:val="ru-RU"/>
+              </w:rPr>
+              <w:t xml:space="preserve">Источник: Реабилитированные историей: </w:t>
+            </w:r>
+            <w:r>
+              <w:rPr>
+                <w:rFonts w:ascii="Arial" w:hAnsi="Arial" w:cs="Arial"/>
+                <w:b/>
+                <w:bCs/>
+                <w:sz w:val="16"/>
+                <w:szCs w:val="16"/>
+                <w:lang w:val="ru-RU"/>
+              </w:rPr>
+              <w:t xml:space="preserve">Житомирская обл., Том 6;  </w:t>
+            </w:r>
+            <w:hyperlink r:id="rId33" w:history="1">
+              <w:r>
+                <w:rPr>
+                  <w:rStyle w:val="Hyperlink"/>
+                  <w:rFonts w:ascii="Arial" w:hAnsi="Arial" w:cs="Arial"/>
+                  <w:b/>
+                  <w:bCs/>
+                  <w:sz w:val="16"/>
+                  <w:szCs w:val="16"/>
+                  <w:lang w:val="ru-RU" w:bidi="ar-SA"/>
+                </w:rPr>
+                <w:t>Бессмертный барак</w:t>
+              </w:r>
+            </w:hyperlink>
+          </w:p>
+        </w:tc>
+      </w:tr>
+      <w:tr>
+        <w:trPr>
+          <w:trHeight w:val="288"/>
+        </w:trPr>
+        <w:tc>
+          <w:tcPr>
+            <w:tcW w:w="11049" w:type="dxa"/>
+            <w:tcBorders>
+              <w:left w:val="double" w:sz="1" w:space="0" w:color="808080"/>
+              <w:bottom w:val="double" w:sz="1" w:space="0" w:color="808080"/>
+              <w:right w:val="double" w:sz="2" w:space="0" w:color="808080"/>
+            </w:tcBorders>
+            <w:shd w:val="clear" w:color="auto" w:fill="auto"/>
+            <w:vAlign w:val="center"/>
+          </w:tcPr>
+          <w:p>
+            <w:pPr>
               <w:suppressAutoHyphens w:val="0"/>
               <w:rPr>
                 <w:rFonts w:ascii="Arial" w:eastAsia="Times New Roman" w:hAnsi="Arial" w:cs="Arial"/>
@@ -8591,7 +9213,7 @@
                 <w:lang w:val="ru-RU" w:eastAsia="en-US" w:bidi="ar-SA"/>
               </w:rPr>
             </w:pPr>
-            <w:hyperlink r:id="rId33" w:history="1">
+            <w:hyperlink r:id="rId34" w:history="1">
               <w:r>
                 <w:rPr>
                   <w:rStyle w:val="Hyperlink"/>
@@ -8970,7 +9592,7 @@
               </w:rPr>
               <w:t xml:space="preserve"> </w:t>
             </w:r>
-            <w:hyperlink r:id="rId34" w:history="1">
+            <w:hyperlink r:id="rId35" w:history="1">
               <w:r>
                 <w:rPr>
                   <w:rStyle w:val="Hyperlink"/>
@@ -9068,7 +9690,7 @@
                 <w:lang w:val="ru-RU" w:eastAsia="en-US" w:bidi="ar-SA"/>
               </w:rPr>
             </w:pPr>
-            <w:hyperlink r:id="rId35" w:history="1">
+            <w:hyperlink r:id="rId36" w:history="1">
               <w:proofErr w:type="spellStart"/>
               <w:r>
                 <w:rPr>
@@ -9378,7 +10000,7 @@
               </w:rPr>
               <w:t xml:space="preserve"> </w:t>
             </w:r>
-            <w:hyperlink r:id="rId36" w:history="1">
+            <w:hyperlink r:id="rId37" w:history="1">
               <w:r>
                 <w:rPr>
                   <w:rStyle w:val="Hyperlink"/>
@@ -9422,7 +10044,7 @@
                 <w:lang w:val="ru-RU" w:eastAsia="en-US" w:bidi="ar-SA"/>
               </w:rPr>
             </w:pPr>
-            <w:hyperlink r:id="rId37" w:history="1">
+            <w:hyperlink r:id="rId38" w:history="1">
               <w:r>
                 <w:rPr>
                   <w:rStyle w:val="Hyperlink"/>
@@ -9672,7 +10294,7 @@
               </w:rPr>
               <w:t xml:space="preserve"> </w:t>
             </w:r>
-            <w:hyperlink r:id="rId38" w:history="1">
+            <w:hyperlink r:id="rId39" w:history="1">
               <w:r>
                 <w:rPr>
                   <w:rStyle w:val="Hyperlink"/>

--- a/docs/BYNATIONALITY/Чешки.docx
+++ b/docs/BYNATIONALITY/Чешки.docx
@@ -548,17 +548,15 @@
               </w:rPr>
               <w:t xml:space="preserve"> проживавших </w:t>
             </w:r>
-            <w:proofErr w:type="gramStart"/>
-            <w:r>
-              <w:rPr>
-                <w:rFonts w:ascii="Arial" w:hAnsi="Arial" w:cs="Arial"/>
-                <w:sz w:val="16"/>
-                <w:szCs w:val="16"/>
-                <w:lang w:val="ru-RU"/>
-              </w:rPr>
-              <w:t>в СССР</w:t>
-            </w:r>
-            <w:proofErr w:type="gramEnd"/>
+            <w:r>
+              <w:rPr>
+                <w:rFonts w:ascii="Arial" w:hAnsi="Arial" w:cs="Arial"/>
+                <w:sz w:val="16"/>
+                <w:szCs w:val="16"/>
+                <w:lang w:val="ru-RU"/>
+              </w:rPr>
+              <w:t>в СССР,</w:t>
+            </w:r>
             <w:r>
               <w:rPr>
                 <w:rFonts w:ascii="Arial" w:hAnsi="Arial" w:cs="Arial"/>
@@ -584,36 +582,97 @@
                 <w:szCs w:val="16"/>
                 <w:lang w:val="ru-RU"/>
               </w:rPr>
+              <w:t xml:space="preserve"> человек, таким образом </w:t>
+            </w:r>
+            <w:r>
+              <w:rPr>
+                <w:rFonts w:ascii="Arial" w:hAnsi="Arial" w:cs="Arial"/>
+                <w:sz w:val="16"/>
+                <w:szCs w:val="16"/>
+                <w:lang w:val="ru-RU"/>
+              </w:rPr>
+              <w:t>2</w:t>
+            </w:r>
+            <w:r>
+              <w:rPr>
+                <w:rFonts w:ascii="Arial" w:hAnsi="Arial" w:cs="Arial"/>
+                <w:sz w:val="16"/>
+                <w:szCs w:val="16"/>
+                <w:lang w:val="ru-RU"/>
+              </w:rPr>
+              <w:t>1</w:t>
+            </w:r>
+            <w:r>
+              <w:rPr>
+                <w:rFonts w:ascii="Arial" w:hAnsi="Arial" w:cs="Arial"/>
+                <w:sz w:val="16"/>
+                <w:szCs w:val="16"/>
+                <w:lang w:val="ru-RU"/>
+              </w:rPr>
               <w:t xml:space="preserve"> </w:t>
             </w:r>
-            <w:proofErr w:type="gramStart"/>
-            <w:r>
-              <w:rPr>
-                <w:rFonts w:ascii="Arial" w:hAnsi="Arial" w:cs="Arial"/>
-                <w:sz w:val="16"/>
-                <w:szCs w:val="16"/>
-                <w:lang w:val="ru-RU"/>
-              </w:rPr>
-              <w:t>человек</w:t>
-            </w:r>
-            <w:proofErr w:type="gramEnd"/>
-            <w:r>
-              <w:rPr>
-                <w:rFonts w:ascii="Arial" w:hAnsi="Arial" w:cs="Arial"/>
-                <w:sz w:val="16"/>
-                <w:szCs w:val="16"/>
-                <w:lang w:val="ru-RU"/>
-              </w:rPr>
-              <w:t xml:space="preserve">, таким образом </w:t>
-            </w:r>
-            <w:r>
-              <w:rPr>
-                <w:rFonts w:ascii="Arial" w:hAnsi="Arial" w:cs="Arial"/>
-                <w:sz w:val="16"/>
-                <w:szCs w:val="16"/>
-                <w:lang w:val="ru-RU"/>
-              </w:rPr>
-              <w:t>2</w:t>
+            <w:r>
+              <w:rPr>
+                <w:rFonts w:ascii="Arial" w:hAnsi="Arial" w:cs="Arial"/>
+                <w:sz w:val="16"/>
+                <w:szCs w:val="16"/>
+                <w:lang w:val="ru-RU"/>
+              </w:rPr>
+              <w:t>погибшая чешка</w:t>
+            </w:r>
+            <w:r>
+              <w:rPr>
+                <w:rFonts w:ascii="Arial" w:hAnsi="Arial" w:cs="Arial"/>
+                <w:sz w:val="16"/>
+                <w:szCs w:val="16"/>
+                <w:lang w:val="ru-RU"/>
+              </w:rPr>
+              <w:t xml:space="preserve"> </w:t>
+            </w:r>
+            <w:r>
+              <w:rPr>
+                <w:rFonts w:ascii="Arial" w:hAnsi="Arial" w:cs="Arial"/>
+                <w:sz w:val="16"/>
+                <w:szCs w:val="16"/>
+                <w:lang w:val="ru-RU"/>
+              </w:rPr>
+              <w:t>–</w:t>
+            </w:r>
+            <w:r>
+              <w:rPr>
+                <w:rFonts w:ascii="Arial" w:hAnsi="Arial" w:cs="Arial"/>
+                <w:sz w:val="16"/>
+                <w:szCs w:val="16"/>
+                <w:lang w:val="ru-RU"/>
+              </w:rPr>
+              <w:t xml:space="preserve"> это</w:t>
+            </w:r>
+            <w:r>
+              <w:rPr>
+                <w:rFonts w:ascii="Arial" w:hAnsi="Arial" w:cs="Arial"/>
+                <w:sz w:val="16"/>
+                <w:szCs w:val="16"/>
+                <w:lang w:val="ru-RU"/>
+              </w:rPr>
+              <w:t xml:space="preserve"> безвозвратные потери нации</w:t>
+            </w:r>
+            <w:r>
+              <w:rPr>
+                <w:rFonts w:ascii="Arial" w:hAnsi="Arial" w:cs="Arial"/>
+                <w:sz w:val="16"/>
+                <w:szCs w:val="16"/>
+                <w:lang w:val="ru-RU"/>
+              </w:rPr>
+              <w:t>,</w:t>
+            </w:r>
+            <w:r>
+              <w:rPr>
+                <w:rFonts w:ascii="Arial" w:hAnsi="Arial" w:cs="Arial"/>
+                <w:sz w:val="16"/>
+                <w:szCs w:val="16"/>
+                <w:lang w:val="ru-RU"/>
+              </w:rPr>
+              <w:t xml:space="preserve"> которые составляют 0,</w:t>
             </w:r>
             <w:r>
               <w:rPr>
@@ -631,87 +690,6 @@
                 <w:szCs w:val="16"/>
                 <w:lang w:val="ru-RU"/>
               </w:rPr>
-              <w:t xml:space="preserve"> </w:t>
-            </w:r>
-            <w:r>
-              <w:rPr>
-                <w:rFonts w:ascii="Arial" w:hAnsi="Arial" w:cs="Arial"/>
-                <w:sz w:val="16"/>
-                <w:szCs w:val="16"/>
-                <w:lang w:val="ru-RU"/>
-              </w:rPr>
-              <w:t>погибшая чешка</w:t>
-            </w:r>
-            <w:r>
-              <w:rPr>
-                <w:rFonts w:ascii="Arial" w:hAnsi="Arial" w:cs="Arial"/>
-                <w:sz w:val="16"/>
-                <w:szCs w:val="16"/>
-                <w:lang w:val="ru-RU"/>
-              </w:rPr>
-              <w:t xml:space="preserve"> </w:t>
-            </w:r>
-            <w:r>
-              <w:rPr>
-                <w:rFonts w:ascii="Arial" w:hAnsi="Arial" w:cs="Arial"/>
-                <w:sz w:val="16"/>
-                <w:szCs w:val="16"/>
-                <w:lang w:val="ru-RU"/>
-              </w:rPr>
-              <w:t>–</w:t>
-            </w:r>
-            <w:r>
-              <w:rPr>
-                <w:rFonts w:ascii="Arial" w:hAnsi="Arial" w:cs="Arial"/>
-                <w:sz w:val="16"/>
-                <w:szCs w:val="16"/>
-                <w:lang w:val="ru-RU"/>
-              </w:rPr>
-              <w:t xml:space="preserve"> это</w:t>
-            </w:r>
-            <w:r>
-              <w:rPr>
-                <w:rFonts w:ascii="Arial" w:hAnsi="Arial" w:cs="Arial"/>
-                <w:sz w:val="16"/>
-                <w:szCs w:val="16"/>
-                <w:lang w:val="ru-RU"/>
-              </w:rPr>
-              <w:t xml:space="preserve"> безвозвратные потери нации</w:t>
-            </w:r>
-            <w:r>
-              <w:rPr>
-                <w:rFonts w:ascii="Arial" w:hAnsi="Arial" w:cs="Arial"/>
-                <w:sz w:val="16"/>
-                <w:szCs w:val="16"/>
-                <w:lang w:val="ru-RU"/>
-              </w:rPr>
-              <w:t>,</w:t>
-            </w:r>
-            <w:r>
-              <w:rPr>
-                <w:rFonts w:ascii="Arial" w:hAnsi="Arial" w:cs="Arial"/>
-                <w:sz w:val="16"/>
-                <w:szCs w:val="16"/>
-                <w:lang w:val="ru-RU"/>
-              </w:rPr>
-              <w:t xml:space="preserve"> которые составляют 0,</w:t>
-            </w:r>
-            <w:r>
-              <w:rPr>
-                <w:rFonts w:ascii="Arial" w:hAnsi="Arial" w:cs="Arial"/>
-                <w:sz w:val="16"/>
-                <w:szCs w:val="16"/>
-                <w:lang w:val="ru-RU"/>
-              </w:rPr>
-              <w:t>1</w:t>
-            </w:r>
-            <w:r>
-              <w:rPr>
-                <w:rFonts w:ascii="Arial" w:hAnsi="Arial" w:cs="Arial"/>
-                <w:sz w:val="16"/>
-                <w:szCs w:val="16"/>
-                <w:lang w:val="ru-RU"/>
-              </w:rPr>
               <w:t>8</w:t>
             </w:r>
             <w:r>
@@ -723,7 +701,6 @@
               </w:rPr>
               <w:t xml:space="preserve">% от общего числа </w:t>
             </w:r>
-            <w:proofErr w:type="gramStart"/>
             <w:r>
               <w:rPr>
                 <w:rFonts w:ascii="Arial" w:hAnsi="Arial" w:cs="Arial"/>
@@ -733,7 +710,6 @@
               </w:rPr>
               <w:t>чехов</w:t>
             </w:r>
-            <w:proofErr w:type="gramEnd"/>
             <w:r>
               <w:rPr>
                 <w:rFonts w:ascii="Arial" w:hAnsi="Arial" w:cs="Arial"/>
@@ -1142,7 +1118,6 @@
               </w:rPr>
               <w:t xml:space="preserve"> в возрастной группе: </w:t>
             </w:r>
-            <w:proofErr w:type="gramStart"/>
             <w:r>
               <w:rPr>
                 <w:rFonts w:ascii="Arial" w:hAnsi="Arial" w:cs="Arial"/>
@@ -1179,7 +1154,6 @@
               </w:rPr>
               <w:t>0</w:t>
             </w:r>
-            <w:proofErr w:type="gramEnd"/>
             <w:r>
               <w:rPr>
                 <w:rFonts w:ascii="Arial" w:hAnsi="Arial" w:cs="Arial"/>
@@ -1242,7 +1216,7 @@
                 <w:szCs w:val="16"/>
                 <w:lang w:val="ru-RU"/>
               </w:rPr>
-              <w:t>78</w:t>
+              <w:t>67</w:t>
             </w:r>
             <w:r>
               <w:rPr>
@@ -1561,7 +1535,16 @@
                 <w:szCs w:val="16"/>
                 <w:lang w:val="ru-RU"/>
               </w:rPr>
-              <w:t>гражданка Австрии расстреляна в 1950 г.</w:t>
+              <w:t xml:space="preserve">гражданка Австрии </w:t>
+            </w:r>
+            <w:r>
+              <w:rPr>
+                <w:rFonts w:ascii="Arial" w:hAnsi="Arial" w:cs="Arial"/>
+                <w:sz w:val="16"/>
+                <w:szCs w:val="16"/>
+                <w:lang w:val="ru-RU"/>
+              </w:rPr>
+              <w:t>расстреляна в 1950 г.</w:t>
             </w:r>
           </w:p>
           <w:p>
@@ -1578,9 +1561,82 @@
                 <w:rFonts w:ascii="Arial" w:hAnsi="Arial" w:cs="Arial"/>
                 <w:sz w:val="16"/>
                 <w:szCs w:val="16"/>
-                <w:lang w:val="ru-RU"/>
-              </w:rPr>
-              <w:t>Партийность: Беспартийные – 7 (46%), член КП Австрии – 1.</w:t>
+                <w:u w:val="single"/>
+                <w:lang w:val="ru-RU"/>
+              </w:rPr>
+              <w:t>Партийность</w:t>
+            </w:r>
+            <w:r>
+              <w:rPr>
+                <w:rFonts w:ascii="Arial" w:hAnsi="Arial" w:cs="Arial"/>
+                <w:sz w:val="16"/>
+                <w:szCs w:val="16"/>
+                <w:lang w:val="ru-RU"/>
+              </w:rPr>
+              <w:t xml:space="preserve">: </w:t>
+            </w:r>
+            <w:r>
+              <w:rPr>
+                <w:rFonts w:ascii="Arial" w:hAnsi="Arial" w:cs="Arial"/>
+                <w:sz w:val="16"/>
+                <w:szCs w:val="16"/>
+                <w:lang w:val="ru-RU"/>
+              </w:rPr>
+              <w:t>бе</w:t>
+            </w:r>
+            <w:r>
+              <w:rPr>
+                <w:rFonts w:ascii="Arial" w:hAnsi="Arial" w:cs="Arial"/>
+                <w:sz w:val="16"/>
+                <w:szCs w:val="16"/>
+                <w:lang w:val="ru-RU"/>
+              </w:rPr>
+              <w:t>спартийн</w:t>
+            </w:r>
+            <w:r>
+              <w:rPr>
+                <w:rFonts w:ascii="Arial" w:hAnsi="Arial" w:cs="Arial"/>
+                <w:sz w:val="16"/>
+                <w:szCs w:val="16"/>
+                <w:lang w:val="ru-RU"/>
+              </w:rPr>
+              <w:t>ая</w:t>
+            </w:r>
+            <w:r>
+              <w:rPr>
+                <w:rFonts w:ascii="Arial" w:hAnsi="Arial" w:cs="Arial"/>
+                <w:sz w:val="16"/>
+                <w:szCs w:val="16"/>
+                <w:lang w:val="ru-RU"/>
+              </w:rPr>
+              <w:t xml:space="preserve"> – 7 (</w:t>
+            </w:r>
+            <w:r>
+              <w:rPr>
+                <w:rFonts w:ascii="Arial" w:hAnsi="Arial" w:cs="Arial"/>
+                <w:sz w:val="16"/>
+                <w:szCs w:val="16"/>
+                <w:lang w:val="ru-RU"/>
+              </w:rPr>
+              <w:t>3</w:t>
+            </w:r>
+            <w:r>
+              <w:rPr>
+                <w:rFonts w:ascii="Arial" w:hAnsi="Arial" w:cs="Arial"/>
+                <w:sz w:val="16"/>
+                <w:szCs w:val="16"/>
+                <w:lang w:val="ru-RU"/>
+              </w:rPr>
+              <w:t>3</w:t>
+            </w:r>
+            <w:r>
+              <w:rPr>
+                <w:rFonts w:ascii="Arial" w:hAnsi="Arial" w:cs="Arial"/>
+                <w:sz w:val="16"/>
+                <w:szCs w:val="16"/>
+                <w:lang w:val="ru-RU"/>
+              </w:rPr>
+              <w:t>%), член КП Австрии – 1.</w:t>
             </w:r>
           </w:p>
           <w:p>
@@ -1597,16 +1653,25 @@
                 <w:rFonts w:ascii="Arial" w:hAnsi="Arial" w:cs="Arial"/>
                 <w:sz w:val="16"/>
                 <w:szCs w:val="16"/>
-                <w:lang w:val="ru-RU"/>
-              </w:rPr>
-              <w:t>Образование: среднее – 5, начальное – 3, грамотная/малограмотная -2; неграмотная – 2; низшее – 1.</w:t>
+                <w:u w:val="single"/>
+                <w:lang w:val="ru-RU"/>
+              </w:rPr>
+              <w:t>Образование</w:t>
+            </w:r>
+            <w:r>
+              <w:rPr>
+                <w:rFonts w:ascii="Arial" w:hAnsi="Arial" w:cs="Arial"/>
+                <w:sz w:val="16"/>
+                <w:szCs w:val="16"/>
+                <w:lang w:val="ru-RU"/>
+              </w:rPr>
+              <w:t>: среднее – 5, начальное – 3, грамотная/малограмотная -2; неграмотная – 2; низшее – 1.</w:t>
             </w:r>
           </w:p>
           <w:p>
             <w:pPr>
               <w:rPr>
                 <w:rFonts w:ascii="Arial" w:hAnsi="Arial" w:cs="Arial"/>
-                <w:color w:val="000000"/>
                 <w:sz w:val="16"/>
                 <w:szCs w:val="16"/>
                 <w:lang w:val="ru-RU"/>
@@ -1617,19 +1682,19 @@
                 <w:rFonts w:ascii="Arial" w:hAnsi="Arial" w:cs="Arial"/>
                 <w:sz w:val="16"/>
                 <w:szCs w:val="16"/>
-                <w:lang w:val="ru-RU"/>
-              </w:rPr>
-              <w:t xml:space="preserve">Профессия/социальная страта: домохозяйка – 5, </w:t>
-            </w:r>
-            <w:r>
-              <w:rPr>
-                <w:rFonts w:ascii="Arial" w:hAnsi="Arial" w:cs="Arial"/>
-                <w:color w:val="000000"/>
-                <w:sz w:val="16"/>
-                <w:szCs w:val="16"/>
-                <w:lang w:val="ru-RU"/>
-              </w:rPr>
-              <w:t>медсестра, рабочая, секретарь.</w:t>
+                <w:u w:val="single"/>
+                <w:lang w:val="ru-RU"/>
+              </w:rPr>
+              <w:t>Профессия/социальная страта</w:t>
+            </w:r>
+            <w:r>
+              <w:rPr>
+                <w:rFonts w:ascii="Arial" w:hAnsi="Arial" w:cs="Arial"/>
+                <w:sz w:val="16"/>
+                <w:szCs w:val="16"/>
+                <w:lang w:val="ru-RU"/>
+              </w:rPr>
+              <w:t>: домохозяйка – 5, медсестра, рабочая, секретарь.</w:t>
             </w:r>
           </w:p>
           <w:p>
@@ -1645,22 +1710,21 @@
             <w:r>
               <w:rPr>
                 <w:rFonts w:ascii="Arial" w:hAnsi="Arial" w:cs="Arial"/>
-                <w:color w:val="000000"/>
-                <w:sz w:val="16"/>
-                <w:szCs w:val="16"/>
-                <w:lang w:val="ru-RU"/>
-              </w:rPr>
-              <w:t>Происхождение:</w:t>
-            </w:r>
-            <w:r>
-              <w:rPr>
-                <w:rFonts w:ascii="Arial" w:hAnsi="Arial" w:cs="Arial"/>
-                <w:color w:val="000000"/>
-                <w:sz w:val="16"/>
-                <w:szCs w:val="16"/>
-                <w:lang w:val="ru-RU"/>
-              </w:rPr>
-              <w:t xml:space="preserve"> из крестьян – 2, из рабочих – 2, </w:t>
+                <w:sz w:val="16"/>
+                <w:szCs w:val="16"/>
+                <w:u w:val="single"/>
+                <w:lang w:val="ru-RU"/>
+              </w:rPr>
+              <w:t>Происхождение</w:t>
+            </w:r>
+            <w:r>
+              <w:rPr>
+                <w:rFonts w:ascii="Arial" w:hAnsi="Arial" w:cs="Arial"/>
+                <w:sz w:val="16"/>
+                <w:szCs w:val="16"/>
+                <w:lang w:val="ru-RU"/>
+              </w:rPr>
+              <w:t xml:space="preserve">: из крестьян – 2, из рабочих – 2, </w:t>
             </w:r>
           </w:p>
         </w:tc>
@@ -1721,7 +1785,6 @@
         </w:rPr>
         <w:t xml:space="preserve">, </w:t>
       </w:r>
-      <w:proofErr w:type="gramStart"/>
       <w:r>
         <w:rPr>
           <w:rFonts w:ascii="Arial" w:hAnsi="Arial" w:cs="Arial"/>
@@ -1753,19 +1816,7 @@
           <w:szCs w:val="16"/>
           <w:lang w:val="ru-RU"/>
         </w:rPr>
-        <w:t>1950</w:t>
-      </w:r>
-      <w:proofErr w:type="gramEnd"/>
-      <w:r>
-        <w:rPr>
-          <w:rFonts w:ascii="Arial" w:hAnsi="Arial" w:cs="Arial"/>
-          <w:b/>
-          <w:bCs/>
-          <w:sz w:val="16"/>
-          <w:szCs w:val="16"/>
-          <w:lang w:val="ru-RU"/>
-        </w:rPr>
-        <w:t xml:space="preserve"> гг.</w:t>
+        <w:t>1950 гг.</w:t>
       </w:r>
     </w:p>
     <w:p>
@@ -1911,7 +1962,6 @@
         </w:rPr>
         <w:t xml:space="preserve">, </w:t>
       </w:r>
-      <w:proofErr w:type="gramStart"/>
       <w:r>
         <w:rPr>
           <w:rFonts w:ascii="Arial" w:hAnsi="Arial" w:cs="Arial"/>
@@ -1943,19 +1993,7 @@
           <w:szCs w:val="16"/>
           <w:lang w:val="ru-RU"/>
         </w:rPr>
-        <w:t>1950</w:t>
-      </w:r>
-      <w:proofErr w:type="gramEnd"/>
-      <w:r>
-        <w:rPr>
-          <w:rFonts w:ascii="Arial" w:hAnsi="Arial" w:cs="Arial"/>
-          <w:b/>
-          <w:bCs/>
-          <w:sz w:val="16"/>
-          <w:szCs w:val="16"/>
-          <w:lang w:val="ru-RU"/>
-        </w:rPr>
-        <w:t xml:space="preserve"> гг.</w:t>
+        <w:t>1950 гг.</w:t>
       </w:r>
     </w:p>
     <w:p>
@@ -2061,7 +2099,6 @@
               <w:bottom w:val="double" w:sz="1" w:space="0" w:color="808080"/>
               <w:right w:val="double" w:sz="2" w:space="0" w:color="808080"/>
             </w:tcBorders>
-            <w:shd w:val="clear" w:color="auto" w:fill="auto"/>
             <w:vAlign w:val="center"/>
           </w:tcPr>
           <w:p>
@@ -2115,7 +2152,6 @@
               <w:bottom w:val="double" w:sz="1" w:space="0" w:color="808080"/>
               <w:right w:val="double" w:sz="2" w:space="0" w:color="808080"/>
             </w:tcBorders>
-            <w:shd w:val="clear" w:color="auto" w:fill="auto"/>
             <w:vAlign w:val="center"/>
           </w:tcPr>
           <w:p>
@@ -2401,7 +2437,6 @@
               <w:bottom w:val="double" w:sz="1" w:space="0" w:color="808080"/>
               <w:right w:val="double" w:sz="2" w:space="0" w:color="808080"/>
             </w:tcBorders>
-            <w:shd w:val="clear" w:color="auto" w:fill="auto"/>
             <w:vAlign w:val="center"/>
           </w:tcPr>
           <w:p>
@@ -2494,25 +2529,14 @@
               </w:rPr>
               <w:t xml:space="preserve">1894 г.р., </w:t>
             </w:r>
-            <w:proofErr w:type="spellStart"/>
-            <w:r>
-              <w:rPr>
-                <w:rFonts w:ascii="Arial" w:hAnsi="Arial" w:cs="Arial"/>
-                <w:sz w:val="16"/>
-                <w:szCs w:val="16"/>
-                <w:lang w:val="ru-RU"/>
-              </w:rPr>
-              <w:t>м.р</w:t>
-            </w:r>
-            <w:proofErr w:type="spellEnd"/>
-            <w:r>
-              <w:rPr>
-                <w:rFonts w:ascii="Arial" w:hAnsi="Arial" w:cs="Arial"/>
-                <w:sz w:val="16"/>
-                <w:szCs w:val="16"/>
-                <w:lang w:val="ru-RU"/>
-              </w:rPr>
-              <w:t xml:space="preserve">.: </w:t>
+            <w:r>
+              <w:rPr>
+                <w:rFonts w:ascii="Arial" w:hAnsi="Arial" w:cs="Arial"/>
+                <w:sz w:val="16"/>
+                <w:szCs w:val="16"/>
+                <w:lang w:val="ru-RU"/>
+              </w:rPr>
+              <w:t xml:space="preserve">м.р.: </w:t>
             </w:r>
             <w:r>
               <w:rPr>
@@ -2692,36 +2716,16 @@
                 <w:szCs w:val="16"/>
                 <w:lang w:val="ru-RU"/>
               </w:rPr>
-              <w:t xml:space="preserve">3 февраля 1938 </w:t>
-            </w:r>
-            <w:proofErr w:type="spellStart"/>
-            <w:r>
-              <w:rPr>
-                <w:rFonts w:ascii="Arial" w:hAnsi="Arial" w:cs="Arial"/>
-                <w:sz w:val="16"/>
-                <w:szCs w:val="16"/>
-                <w:lang w:val="ru-RU"/>
-              </w:rPr>
-              <w:t>г.</w:t>
-            </w:r>
-            <w:r>
-              <w:rPr>
-                <w:rFonts w:ascii="Arial" w:hAnsi="Arial" w:cs="Arial"/>
-                <w:sz w:val="16"/>
-                <w:szCs w:val="16"/>
-                <w:lang w:val="ru-RU"/>
-              </w:rPr>
-              <w:t>Тельманским</w:t>
-            </w:r>
-            <w:proofErr w:type="spellEnd"/>
-            <w:r>
-              <w:rPr>
-                <w:rFonts w:ascii="Arial" w:hAnsi="Arial" w:cs="Arial"/>
-                <w:sz w:val="16"/>
-                <w:szCs w:val="16"/>
-                <w:lang w:val="ru-RU"/>
-              </w:rPr>
-              <w:t xml:space="preserve"> РО НКВД Крыма</w:t>
+              <w:t>3 февраля 1938 г.</w:t>
+            </w:r>
+            <w:r>
+              <w:rPr>
+                <w:rFonts w:ascii="Arial" w:hAnsi="Arial" w:cs="Arial"/>
+                <w:sz w:val="16"/>
+                <w:szCs w:val="16"/>
+                <w:lang w:val="ru-RU"/>
+              </w:rPr>
+              <w:t>Тельманским РО НКВД Крыма</w:t>
             </w:r>
             <w:r>
               <w:rPr>
@@ -2777,27 +2781,7 @@
                 <w:szCs w:val="16"/>
                 <w:lang w:val="ru-RU"/>
               </w:rPr>
-              <w:t xml:space="preserve">Статья: </w:t>
-            </w:r>
-            <w:proofErr w:type="gramStart"/>
-            <w:r>
-              <w:rPr>
-                <w:rFonts w:ascii="Arial" w:hAnsi="Arial" w:cs="Arial"/>
-                <w:sz w:val="16"/>
-                <w:szCs w:val="16"/>
-                <w:lang w:val="ru-RU"/>
-              </w:rPr>
-              <w:t>58-7,10</w:t>
-            </w:r>
-            <w:proofErr w:type="gramEnd"/>
-            <w:r>
-              <w:rPr>
-                <w:rFonts w:ascii="Arial" w:hAnsi="Arial" w:cs="Arial"/>
-                <w:sz w:val="16"/>
-                <w:szCs w:val="16"/>
-                <w:lang w:val="ru-RU"/>
-              </w:rPr>
-              <w:t>,11 УК РСФСР: член к</w:t>
+              <w:t>Статья: 58-7,10,11 УК РСФСР: член к</w:t>
             </w:r>
             <w:r>
               <w:rPr>
@@ -2995,7 +2979,6 @@
               <w:bottom w:val="double" w:sz="1" w:space="0" w:color="808080"/>
               <w:right w:val="double" w:sz="2" w:space="0" w:color="808080"/>
             </w:tcBorders>
-            <w:shd w:val="clear" w:color="auto" w:fill="auto"/>
             <w:vAlign w:val="center"/>
           </w:tcPr>
           <w:p>
@@ -3087,27 +3070,7 @@
                 <w:szCs w:val="16"/>
                 <w:lang w:val="ru-RU"/>
               </w:rPr>
-              <w:t xml:space="preserve">1902 г.р., </w:t>
-            </w:r>
-            <w:proofErr w:type="spellStart"/>
-            <w:r>
-              <w:rPr>
-                <w:rFonts w:ascii="Arial" w:hAnsi="Arial" w:cs="Arial"/>
-                <w:sz w:val="16"/>
-                <w:szCs w:val="16"/>
-                <w:lang w:val="ru-RU"/>
-              </w:rPr>
-              <w:t>м.р</w:t>
-            </w:r>
-            <w:proofErr w:type="spellEnd"/>
-            <w:r>
-              <w:rPr>
-                <w:rFonts w:ascii="Arial" w:hAnsi="Arial" w:cs="Arial"/>
-                <w:sz w:val="16"/>
-                <w:szCs w:val="16"/>
-                <w:lang w:val="ru-RU"/>
-              </w:rPr>
-              <w:t xml:space="preserve">.: Волынская губ., п. Софиевка, чешка, образование: Неграмотная, </w:t>
+              <w:t xml:space="preserve">1902 г.р., м.р.: Волынская губ., п. Софиевка, чешка, образование: Неграмотная, </w:t>
             </w:r>
             <w:r>
               <w:rPr>
@@ -3154,37 +3117,15 @@
               </w:rPr>
               <w:t xml:space="preserve">, </w:t>
             </w:r>
-            <w:proofErr w:type="spellStart"/>
-            <w:r>
-              <w:rPr>
-                <w:rFonts w:ascii="Arial" w:hAnsi="Arial" w:cs="Arial"/>
-                <w:sz w:val="16"/>
-                <w:szCs w:val="16"/>
-                <w:lang w:val="ru-RU"/>
-              </w:rPr>
-              <w:t>прож</w:t>
-            </w:r>
-            <w:proofErr w:type="spellEnd"/>
-            <w:r>
-              <w:rPr>
-                <w:rFonts w:ascii="Arial" w:hAnsi="Arial" w:cs="Arial"/>
-                <w:sz w:val="16"/>
-                <w:szCs w:val="16"/>
-                <w:lang w:val="ru-RU"/>
-              </w:rPr>
-              <w:t xml:space="preserve">.: Новосибирская обл., Искитимский р-н, д. </w:t>
-            </w:r>
-            <w:proofErr w:type="spellStart"/>
-            <w:r>
-              <w:rPr>
-                <w:rFonts w:ascii="Arial" w:hAnsi="Arial" w:cs="Arial"/>
-                <w:sz w:val="16"/>
-                <w:szCs w:val="16"/>
-                <w:lang w:val="ru-RU"/>
-              </w:rPr>
-              <w:t>Мильтюш</w:t>
-            </w:r>
-            <w:proofErr w:type="spellEnd"/>
+            <w:r>
+              <w:rPr>
+                <w:rFonts w:ascii="Arial" w:hAnsi="Arial" w:cs="Arial"/>
+                <w:sz w:val="16"/>
+                <w:szCs w:val="16"/>
+                <w:lang w:val="ru-RU"/>
+              </w:rPr>
+              <w:t>прож.: Новосибирская обл., Искитимский р-н, д. Мильтюш</w:t>
+            </w:r>
             <w:r>
               <w:rPr>
                 <w:rFonts w:ascii="Arial" w:hAnsi="Arial" w:cs="Arial"/>
@@ -3219,87 +3160,7 @@
                 <w:szCs w:val="16"/>
                 <w:lang w:val="ru-RU"/>
               </w:rPr>
-              <w:t xml:space="preserve">Обвинение: в причастности к </w:t>
-            </w:r>
-            <w:proofErr w:type="spellStart"/>
-            <w:r>
-              <w:rPr>
-                <w:rFonts w:ascii="Arial" w:hAnsi="Arial" w:cs="Arial"/>
-                <w:sz w:val="16"/>
-                <w:szCs w:val="16"/>
-                <w:lang w:val="ru-RU"/>
-              </w:rPr>
-              <w:t>к.р</w:t>
-            </w:r>
-            <w:proofErr w:type="spellEnd"/>
-            <w:r>
-              <w:rPr>
-                <w:rFonts w:ascii="Arial" w:hAnsi="Arial" w:cs="Arial"/>
-                <w:sz w:val="16"/>
-                <w:szCs w:val="16"/>
-                <w:lang w:val="ru-RU"/>
-              </w:rPr>
-              <w:t xml:space="preserve">. </w:t>
-            </w:r>
-            <w:proofErr w:type="spellStart"/>
-            <w:r>
-              <w:rPr>
-                <w:rFonts w:ascii="Arial" w:hAnsi="Arial" w:cs="Arial"/>
-                <w:sz w:val="16"/>
-                <w:szCs w:val="16"/>
-                <w:lang w:val="ru-RU"/>
-              </w:rPr>
-              <w:t>диверсион</w:t>
-            </w:r>
-            <w:proofErr w:type="spellEnd"/>
-            <w:r>
-              <w:rPr>
-                <w:rFonts w:ascii="Arial" w:hAnsi="Arial" w:cs="Arial"/>
-                <w:sz w:val="16"/>
-                <w:szCs w:val="16"/>
-                <w:lang w:val="ru-RU"/>
-              </w:rPr>
-              <w:t>.-</w:t>
-            </w:r>
-            <w:proofErr w:type="spellStart"/>
-            <w:r>
-              <w:rPr>
-                <w:rFonts w:ascii="Arial" w:hAnsi="Arial" w:cs="Arial"/>
-                <w:sz w:val="16"/>
-                <w:szCs w:val="16"/>
-                <w:lang w:val="ru-RU"/>
-              </w:rPr>
-              <w:t>повстанч</w:t>
-            </w:r>
-            <w:proofErr w:type="spellEnd"/>
-            <w:r>
-              <w:rPr>
-                <w:rFonts w:ascii="Arial" w:hAnsi="Arial" w:cs="Arial"/>
-                <w:sz w:val="16"/>
-                <w:szCs w:val="16"/>
-                <w:lang w:val="ru-RU"/>
-              </w:rPr>
-              <w:t xml:space="preserve">. организации, ст. </w:t>
-            </w:r>
-            <w:proofErr w:type="gramStart"/>
-            <w:r>
-              <w:rPr>
-                <w:rFonts w:ascii="Arial" w:hAnsi="Arial" w:cs="Arial"/>
-                <w:sz w:val="16"/>
-                <w:szCs w:val="16"/>
-                <w:lang w:val="ru-RU"/>
-              </w:rPr>
-              <w:t>58-2,6</w:t>
-            </w:r>
-            <w:proofErr w:type="gramEnd"/>
-            <w:r>
-              <w:rPr>
-                <w:rFonts w:ascii="Arial" w:hAnsi="Arial" w:cs="Arial"/>
-                <w:sz w:val="16"/>
-                <w:szCs w:val="16"/>
-                <w:lang w:val="ru-RU"/>
-              </w:rPr>
-              <w:t>,9,10,11 УК РСФСР.</w:t>
+              <w:t>Обвинение: в причастности к к.р. диверсион.-повстанч. организации, ст. 58-2,6,9,10,11 УК РСФСР.</w:t>
             </w:r>
             <w:r>
               <w:rPr>
@@ -3450,7 +3311,6 @@
               <w:bottom w:val="double" w:sz="1" w:space="0" w:color="808080"/>
               <w:right w:val="double" w:sz="2" w:space="0" w:color="808080"/>
             </w:tcBorders>
-            <w:shd w:val="clear" w:color="auto" w:fill="auto"/>
             <w:vAlign w:val="center"/>
           </w:tcPr>
           <w:p>
@@ -3529,27 +3389,7 @@
                 <w:szCs w:val="16"/>
                 <w:lang w:val="ru-RU"/>
               </w:rPr>
-              <w:t xml:space="preserve">1892 г.р., </w:t>
-            </w:r>
-            <w:proofErr w:type="spellStart"/>
-            <w:r>
-              <w:rPr>
-                <w:rFonts w:ascii="Arial" w:hAnsi="Arial" w:cs="Arial"/>
-                <w:sz w:val="16"/>
-                <w:szCs w:val="16"/>
-                <w:lang w:val="ru-RU"/>
-              </w:rPr>
-              <w:t>м.р</w:t>
-            </w:r>
-            <w:proofErr w:type="spellEnd"/>
-            <w:r>
-              <w:rPr>
-                <w:rFonts w:ascii="Arial" w:hAnsi="Arial" w:cs="Arial"/>
-                <w:sz w:val="16"/>
-                <w:szCs w:val="16"/>
-                <w:lang w:val="ru-RU"/>
-              </w:rPr>
-              <w:t>.: г. Житомир, чешка, б/п</w:t>
+              <w:t>1892 г.р., м.р.: г. Житомир, чешка, б/п</w:t>
             </w:r>
             <w:r>
               <w:rPr>
@@ -3578,25 +3418,14 @@
               </w:rPr>
               <w:t xml:space="preserve">, </w:t>
             </w:r>
-            <w:proofErr w:type="spellStart"/>
-            <w:r>
-              <w:rPr>
-                <w:rFonts w:ascii="Arial" w:hAnsi="Arial" w:cs="Arial"/>
-                <w:sz w:val="16"/>
-                <w:szCs w:val="16"/>
-                <w:lang w:val="ru-RU"/>
-              </w:rPr>
-              <w:t>прож</w:t>
-            </w:r>
-            <w:proofErr w:type="spellEnd"/>
-            <w:r>
-              <w:rPr>
-                <w:rFonts w:ascii="Arial" w:hAnsi="Arial" w:cs="Arial"/>
-                <w:sz w:val="16"/>
-                <w:szCs w:val="16"/>
-                <w:lang w:val="ru-RU"/>
-              </w:rPr>
-              <w:t>.: Карельская АССР, Медвежьегорский р-н, ББК</w:t>
+            <w:r>
+              <w:rPr>
+                <w:rFonts w:ascii="Arial" w:hAnsi="Arial" w:cs="Arial"/>
+                <w:sz w:val="16"/>
+                <w:szCs w:val="16"/>
+                <w:lang w:val="ru-RU"/>
+              </w:rPr>
+              <w:t>прож.: Карельская АССР, Медвежьегорский р-н, ББК</w:t>
             </w:r>
             <w:r>
               <w:rPr>
@@ -3634,19 +3463,8 @@
                 <w:szCs w:val="16"/>
                 <w:lang w:val="ru-RU"/>
               </w:rPr>
-              <w:t xml:space="preserve">Обвинение: ст. </w:t>
-            </w:r>
-            <w:proofErr w:type="gramStart"/>
-            <w:r>
-              <w:rPr>
-                <w:rFonts w:ascii="Arial" w:hAnsi="Arial" w:cs="Arial"/>
-                <w:sz w:val="16"/>
-                <w:szCs w:val="16"/>
-                <w:lang w:val="ru-RU"/>
-              </w:rPr>
-              <w:t>58-10</w:t>
-            </w:r>
-            <w:proofErr w:type="gramEnd"/>
+              <w:t>Обвинение: ст. 58-10</w:t>
+            </w:r>
             <w:r>
               <w:rPr>
                 <w:rFonts w:ascii="Arial" w:hAnsi="Arial" w:cs="Arial"/>
@@ -3699,27 +3517,7 @@
                 <w:szCs w:val="16"/>
                 <w:lang w:val="ru-RU"/>
               </w:rPr>
-              <w:t xml:space="preserve">Расстреляна 09.12.1937, </w:t>
-            </w:r>
-            <w:proofErr w:type="spellStart"/>
-            <w:r>
-              <w:rPr>
-                <w:rFonts w:ascii="Arial" w:hAnsi="Arial" w:cs="Arial"/>
-                <w:sz w:val="16"/>
-                <w:szCs w:val="16"/>
-                <w:lang w:val="ru-RU"/>
-              </w:rPr>
-              <w:t>ст.Медвежья</w:t>
-            </w:r>
-            <w:proofErr w:type="spellEnd"/>
-            <w:r>
-              <w:rPr>
-                <w:rFonts w:ascii="Arial" w:hAnsi="Arial" w:cs="Arial"/>
-                <w:sz w:val="16"/>
-                <w:szCs w:val="16"/>
-                <w:lang w:val="ru-RU"/>
-              </w:rPr>
-              <w:t xml:space="preserve"> Гора (Сандармох)</w:t>
+              <w:t>Расстреляна 09.12.1937, ст.Медвежья Гора (Сандармох)</w:t>
             </w:r>
           </w:p>
           <w:p>
@@ -3818,7 +3616,6 @@
               <w:bottom w:val="double" w:sz="1" w:space="0" w:color="808080"/>
               <w:right w:val="double" w:sz="2" w:space="0" w:color="808080"/>
             </w:tcBorders>
-            <w:shd w:val="clear" w:color="auto" w:fill="auto"/>
             <w:vAlign w:val="center"/>
           </w:tcPr>
           <w:p>
@@ -3901,47 +3698,7 @@
                 <w:szCs w:val="16"/>
                 <w:lang w:val="ru-RU"/>
               </w:rPr>
-              <w:t xml:space="preserve">1898 г.р., чешка, домохозяйка, </w:t>
-            </w:r>
-            <w:proofErr w:type="spellStart"/>
-            <w:r>
-              <w:rPr>
-                <w:rFonts w:ascii="Arial" w:hAnsi="Arial" w:cs="Arial"/>
-                <w:sz w:val="16"/>
-                <w:szCs w:val="16"/>
-                <w:lang w:val="ru-RU"/>
-              </w:rPr>
-              <w:t>прож</w:t>
-            </w:r>
-            <w:proofErr w:type="spellEnd"/>
-            <w:r>
-              <w:rPr>
-                <w:rFonts w:ascii="Arial" w:hAnsi="Arial" w:cs="Arial"/>
-                <w:sz w:val="16"/>
-                <w:szCs w:val="16"/>
-                <w:lang w:val="ru-RU"/>
-              </w:rPr>
-              <w:t xml:space="preserve">.: г. Киев. Дата ареста: 21.02.1938. Ст. обвинения: </w:t>
-            </w:r>
-            <w:proofErr w:type="gramStart"/>
-            <w:r>
-              <w:rPr>
-                <w:rFonts w:ascii="Arial" w:hAnsi="Arial" w:cs="Arial"/>
-                <w:sz w:val="16"/>
-                <w:szCs w:val="16"/>
-                <w:lang w:val="ru-RU"/>
-              </w:rPr>
-              <w:t>54-1</w:t>
-            </w:r>
-            <w:proofErr w:type="gramEnd"/>
-            <w:r>
-              <w:rPr>
-                <w:rFonts w:ascii="Arial" w:hAnsi="Arial" w:cs="Arial"/>
-                <w:sz w:val="16"/>
-                <w:szCs w:val="16"/>
-                <w:lang w:val="ru-RU"/>
-              </w:rPr>
-              <w:t xml:space="preserve"> а УК УССР.</w:t>
+              <w:t>1898 г.р., чешка, домохозяйка, прож.: г. Киев. Дата ареста: 21.02.1938. Ст. обвинения: 54-1 а УК УССР.</w:t>
             </w:r>
             <w:r>
               <w:rPr>
@@ -4043,7 +3800,6 @@
               <w:bottom w:val="double" w:sz="1" w:space="0" w:color="808080"/>
               <w:right w:val="double" w:sz="2" w:space="0" w:color="808080"/>
             </w:tcBorders>
-            <w:shd w:val="clear" w:color="auto" w:fill="auto"/>
             <w:vAlign w:val="center"/>
           </w:tcPr>
           <w:p>
@@ -4155,67 +3911,7 @@
                 <w:szCs w:val="16"/>
                 <w:lang w:val="ru-RU"/>
               </w:rPr>
-              <w:t xml:space="preserve">1898 г.р., </w:t>
-            </w:r>
-            <w:proofErr w:type="spellStart"/>
-            <w:r>
-              <w:rPr>
-                <w:rFonts w:ascii="Arial" w:hAnsi="Arial" w:cs="Arial"/>
-                <w:sz w:val="16"/>
-                <w:szCs w:val="16"/>
-                <w:lang w:val="ru-RU"/>
-              </w:rPr>
-              <w:t>м.р</w:t>
-            </w:r>
-            <w:proofErr w:type="spellEnd"/>
-            <w:r>
-              <w:rPr>
-                <w:rFonts w:ascii="Arial" w:hAnsi="Arial" w:cs="Arial"/>
-                <w:sz w:val="16"/>
-                <w:szCs w:val="16"/>
-                <w:lang w:val="ru-RU"/>
-              </w:rPr>
-              <w:t xml:space="preserve">.: г. Москва, чешка, б/п, домохозяйка, </w:t>
-            </w:r>
-            <w:proofErr w:type="spellStart"/>
-            <w:r>
-              <w:rPr>
-                <w:rFonts w:ascii="Arial" w:hAnsi="Arial" w:cs="Arial"/>
-                <w:sz w:val="16"/>
-                <w:szCs w:val="16"/>
-                <w:lang w:val="ru-RU"/>
-              </w:rPr>
-              <w:t>прож</w:t>
-            </w:r>
-            <w:proofErr w:type="spellEnd"/>
-            <w:r>
-              <w:rPr>
-                <w:rFonts w:ascii="Arial" w:hAnsi="Arial" w:cs="Arial"/>
-                <w:sz w:val="16"/>
-                <w:szCs w:val="16"/>
-                <w:lang w:val="ru-RU"/>
-              </w:rPr>
-              <w:t xml:space="preserve">.: г. Новгород, арестована 11.07.1938. Обвинение: по ст. </w:t>
-            </w:r>
-            <w:proofErr w:type="gramStart"/>
-            <w:r>
-              <w:rPr>
-                <w:rFonts w:ascii="Arial" w:hAnsi="Arial" w:cs="Arial"/>
-                <w:sz w:val="16"/>
-                <w:szCs w:val="16"/>
-                <w:lang w:val="ru-RU"/>
-              </w:rPr>
-              <w:t>58-6</w:t>
-            </w:r>
-            <w:proofErr w:type="gramEnd"/>
-            <w:r>
-              <w:rPr>
-                <w:rFonts w:ascii="Arial" w:hAnsi="Arial" w:cs="Arial"/>
-                <w:sz w:val="16"/>
-                <w:szCs w:val="16"/>
-                <w:lang w:val="ru-RU"/>
-              </w:rPr>
-              <w:t xml:space="preserve"> УК РСФСР</w:t>
+              <w:t>1898 г.р., м.р.: г. Москва, чешка, б/п, домохозяйка, прож.: г. Новгород, арестована 11.07.1938. Обвинение: по ст. 58-6 УК РСФСР</w:t>
             </w:r>
           </w:p>
           <w:p>
@@ -4361,7 +4057,6 @@
               <w:bottom w:val="double" w:sz="1" w:space="0" w:color="808080"/>
               <w:right w:val="double" w:sz="2" w:space="0" w:color="808080"/>
             </w:tcBorders>
-            <w:shd w:val="clear" w:color="auto" w:fill="auto"/>
             <w:vAlign w:val="center"/>
           </w:tcPr>
           <w:p>
@@ -4597,6 +4292,9 @@
               <w:instrText>=290486"</w:instrText>
             </w:r>
             <w:r>
+              <w:rPr>
+                <w:rFonts w:hint="eastAsia"/>
+              </w:rPr>
               <w:fldChar w:fldCharType="separate"/>
             </w:r>
             <w:r>
@@ -4629,7 +4327,6 @@
               <w:bottom w:val="double" w:sz="1" w:space="0" w:color="808080"/>
               <w:right w:val="double" w:sz="2" w:space="0" w:color="808080"/>
             </w:tcBorders>
-            <w:shd w:val="clear" w:color="auto" w:fill="auto"/>
             <w:vAlign w:val="center"/>
           </w:tcPr>
           <w:p>
@@ -4706,47 +4403,7 @@
                 <w:szCs w:val="16"/>
                 <w:lang w:val="ru-RU"/>
               </w:rPr>
-              <w:t xml:space="preserve">Родилась: 26.06.1875 г., чешка, не работала, </w:t>
-            </w:r>
-            <w:proofErr w:type="spellStart"/>
-            <w:r>
-              <w:rPr>
-                <w:rFonts w:ascii="Arial" w:hAnsi="Arial" w:cs="Arial"/>
-                <w:sz w:val="16"/>
-                <w:szCs w:val="16"/>
-                <w:lang w:val="ru-RU"/>
-              </w:rPr>
-              <w:t>прож</w:t>
-            </w:r>
-            <w:proofErr w:type="spellEnd"/>
-            <w:r>
-              <w:rPr>
-                <w:rFonts w:ascii="Arial" w:hAnsi="Arial" w:cs="Arial"/>
-                <w:sz w:val="16"/>
-                <w:szCs w:val="16"/>
-                <w:lang w:val="ru-RU"/>
-              </w:rPr>
-              <w:t xml:space="preserve">.: с. </w:t>
-            </w:r>
-            <w:proofErr w:type="spellStart"/>
-            <w:r>
-              <w:rPr>
-                <w:rFonts w:ascii="Arial" w:hAnsi="Arial" w:cs="Arial"/>
-                <w:sz w:val="16"/>
-                <w:szCs w:val="16"/>
-                <w:lang w:val="ru-RU"/>
-              </w:rPr>
-              <w:t>Чулаковка</w:t>
-            </w:r>
-            <w:proofErr w:type="spellEnd"/>
-            <w:r>
-              <w:rPr>
-                <w:rFonts w:ascii="Arial" w:hAnsi="Arial" w:cs="Arial"/>
-                <w:sz w:val="16"/>
-                <w:szCs w:val="16"/>
-                <w:lang w:val="ru-RU"/>
-              </w:rPr>
-              <w:t xml:space="preserve"> Голопристанского района Николаевской обл. Дата ареста: 02.02.1938 г.</w:t>
+              <w:t>Родилась: 26.06.1875 г., чешка, не работала, прож.: с. Чулаковка Голопристанского района Николаевской обл. Дата ареста: 02.02.1938 г.</w:t>
             </w:r>
           </w:p>
           <w:p>
@@ -4767,27 +4424,7 @@
                 <w:szCs w:val="16"/>
                 <w:lang w:val="ru-RU"/>
               </w:rPr>
-              <w:t xml:space="preserve">Статья обвинения: </w:t>
-            </w:r>
-            <w:proofErr w:type="gramStart"/>
-            <w:r>
-              <w:rPr>
-                <w:rFonts w:ascii="Arial" w:hAnsi="Arial" w:cs="Arial"/>
-                <w:sz w:val="16"/>
-                <w:szCs w:val="16"/>
-                <w:lang w:val="ru-RU"/>
-              </w:rPr>
-              <w:t>54-10</w:t>
-            </w:r>
-            <w:proofErr w:type="gramEnd"/>
-            <w:r>
-              <w:rPr>
-                <w:rFonts w:ascii="Arial" w:hAnsi="Arial" w:cs="Arial"/>
-                <w:sz w:val="16"/>
-                <w:szCs w:val="16"/>
-                <w:lang w:val="ru-RU"/>
-              </w:rPr>
-              <w:t xml:space="preserve"> УК УССР. Приговорена 03.04.1938 г.: тройка при УНКВД по Николаевской обл. к расстрелу. Расстреляна 24.05.1938 г,</w:t>
+              <w:t>Статья обвинения: 54-10 УК УССР. Приговорена 03.04.1938 г.: тройка при УНКВД по Николаевской обл. к расстрелу. Расстреляна 24.05.1938 г,</w:t>
             </w:r>
           </w:p>
           <w:p>
@@ -4808,47 +4445,7 @@
                 <w:szCs w:val="16"/>
                 <w:lang w:val="ru-RU"/>
               </w:rPr>
-              <w:t xml:space="preserve">Место казни/гибели: г. Херсон. Реабилитирована: 16 мая 1989 года. Архивные данные: Фонд: Р-4033. Опись: 6. Дело: 560. Листы: 7, 7 </w:t>
-            </w:r>
-            <w:proofErr w:type="spellStart"/>
-            <w:r>
-              <w:rPr>
-                <w:rFonts w:ascii="Arial" w:hAnsi="Arial" w:cs="Arial"/>
-                <w:sz w:val="16"/>
-                <w:szCs w:val="16"/>
-                <w:lang w:val="ru-RU"/>
-              </w:rPr>
-              <w:t>зв</w:t>
-            </w:r>
-            <w:proofErr w:type="spellEnd"/>
-            <w:r>
-              <w:rPr>
-                <w:rFonts w:ascii="Arial" w:hAnsi="Arial" w:cs="Arial"/>
-                <w:sz w:val="16"/>
-                <w:szCs w:val="16"/>
-                <w:lang w:val="ru-RU"/>
-              </w:rPr>
-              <w:t xml:space="preserve">., </w:t>
-            </w:r>
-            <w:proofErr w:type="gramStart"/>
-            <w:r>
-              <w:rPr>
-                <w:rFonts w:ascii="Arial" w:hAnsi="Arial" w:cs="Arial"/>
-                <w:sz w:val="16"/>
-                <w:szCs w:val="16"/>
-                <w:lang w:val="ru-RU"/>
-              </w:rPr>
-              <w:t>19-21</w:t>
-            </w:r>
-            <w:proofErr w:type="gramEnd"/>
-            <w:r>
-              <w:rPr>
-                <w:rFonts w:ascii="Arial" w:hAnsi="Arial" w:cs="Arial"/>
-                <w:sz w:val="16"/>
-                <w:szCs w:val="16"/>
-                <w:lang w:val="ru-RU"/>
-              </w:rPr>
-              <w:t>, 23. Информация внесена в базу данных архива: 06.11.2020 г.</w:t>
+              <w:t>Место казни/гибели: г. Херсон. Реабилитирована: 16 мая 1989 года. Архивные данные: Фонд: Р-4033. Опись: 6. Дело: 560. Листы: 7, 7 зв., 19-21, 23. Информация внесена в базу данных архива: 06.11.2020 г.</w:t>
             </w:r>
           </w:p>
           <w:p>
@@ -4934,7 +4531,6 @@
               <w:bottom w:val="double" w:sz="1" w:space="0" w:color="808080"/>
               <w:right w:val="double" w:sz="2" w:space="0" w:color="808080"/>
             </w:tcBorders>
-            <w:shd w:val="clear" w:color="auto" w:fill="auto"/>
             <w:vAlign w:val="center"/>
           </w:tcPr>
           <w:p>
@@ -5051,67 +4647,7 @@
                 <w:szCs w:val="16"/>
                 <w:lang w:val="ru-RU"/>
               </w:rPr>
-              <w:t xml:space="preserve">1886 г.р., </w:t>
-            </w:r>
-            <w:proofErr w:type="spellStart"/>
-            <w:r>
-              <w:rPr>
-                <w:rFonts w:ascii="Arial" w:hAnsi="Arial" w:cs="Arial"/>
-                <w:sz w:val="16"/>
-                <w:szCs w:val="16"/>
-                <w:lang w:val="ru-RU"/>
-              </w:rPr>
-              <w:t>м.р</w:t>
-            </w:r>
-            <w:proofErr w:type="spellEnd"/>
-            <w:r>
-              <w:rPr>
-                <w:rFonts w:ascii="Arial" w:hAnsi="Arial" w:cs="Arial"/>
-                <w:sz w:val="16"/>
-                <w:szCs w:val="16"/>
-                <w:lang w:val="ru-RU"/>
-              </w:rPr>
-              <w:t xml:space="preserve">.: Чехословакия, </w:t>
-            </w:r>
-            <w:proofErr w:type="spellStart"/>
-            <w:r>
-              <w:rPr>
-                <w:rFonts w:ascii="Arial" w:hAnsi="Arial" w:cs="Arial"/>
-                <w:sz w:val="16"/>
-                <w:szCs w:val="16"/>
-                <w:lang w:val="ru-RU"/>
-              </w:rPr>
-              <w:t>Градицнраловский</w:t>
-            </w:r>
-            <w:proofErr w:type="spellEnd"/>
-            <w:r>
-              <w:rPr>
-                <w:rFonts w:ascii="Arial" w:hAnsi="Arial" w:cs="Arial"/>
-                <w:sz w:val="16"/>
-                <w:szCs w:val="16"/>
-                <w:lang w:val="ru-RU"/>
-              </w:rPr>
-              <w:t xml:space="preserve"> р-н, </w:t>
-            </w:r>
-            <w:proofErr w:type="spellStart"/>
-            <w:r>
-              <w:rPr>
-                <w:rFonts w:ascii="Arial" w:hAnsi="Arial" w:cs="Arial"/>
-                <w:sz w:val="16"/>
-                <w:szCs w:val="16"/>
-                <w:lang w:val="ru-RU"/>
-              </w:rPr>
-              <w:t>Кунчице</w:t>
-            </w:r>
-            <w:proofErr w:type="spellEnd"/>
-            <w:r>
-              <w:rPr>
-                <w:rFonts w:ascii="Arial" w:hAnsi="Arial" w:cs="Arial"/>
-                <w:sz w:val="16"/>
-                <w:szCs w:val="16"/>
-                <w:lang w:val="ru-RU"/>
-              </w:rPr>
-              <w:t>, чешка, образование: начальное</w:t>
+              <w:t>1886 г.р., м.р.: Чехословакия, Градицнраловский р-н, Кунчице, чешка, образование: начальное</w:t>
             </w:r>
             <w:r>
               <w:rPr>
@@ -5122,25 +4658,14 @@
               </w:rPr>
               <w:t xml:space="preserve">, </w:t>
             </w:r>
-            <w:proofErr w:type="spellStart"/>
-            <w:r>
-              <w:rPr>
-                <w:rFonts w:ascii="Arial" w:hAnsi="Arial" w:cs="Arial"/>
-                <w:sz w:val="16"/>
-                <w:szCs w:val="16"/>
-                <w:lang w:val="ru-RU"/>
-              </w:rPr>
-              <w:t>прож</w:t>
-            </w:r>
-            <w:proofErr w:type="spellEnd"/>
-            <w:r>
-              <w:rPr>
-                <w:rFonts w:ascii="Arial" w:hAnsi="Arial" w:cs="Arial"/>
-                <w:sz w:val="16"/>
-                <w:szCs w:val="16"/>
-                <w:lang w:val="ru-RU"/>
-              </w:rPr>
-              <w:t>.:</w:t>
+            <w:r>
+              <w:rPr>
+                <w:rFonts w:ascii="Arial" w:hAnsi="Arial" w:cs="Arial"/>
+                <w:sz w:val="16"/>
+                <w:szCs w:val="16"/>
+                <w:lang w:val="ru-RU"/>
+              </w:rPr>
+              <w:t>прож.:</w:t>
             </w:r>
             <w:r>
               <w:rPr>
@@ -5194,27 +4719,7 @@
                 <w:szCs w:val="16"/>
                 <w:lang w:val="ru-RU"/>
               </w:rPr>
-              <w:t xml:space="preserve">Обвинение: 58-1а, </w:t>
-            </w:r>
-            <w:proofErr w:type="gramStart"/>
-            <w:r>
-              <w:rPr>
-                <w:rFonts w:ascii="Arial" w:hAnsi="Arial" w:cs="Arial"/>
-                <w:sz w:val="16"/>
-                <w:szCs w:val="16"/>
-                <w:lang w:val="ru-RU"/>
-              </w:rPr>
-              <w:t>58-7</w:t>
-            </w:r>
-            <w:proofErr w:type="gramEnd"/>
-            <w:r>
-              <w:rPr>
-                <w:rFonts w:ascii="Arial" w:hAnsi="Arial" w:cs="Arial"/>
-                <w:sz w:val="16"/>
-                <w:szCs w:val="16"/>
-                <w:lang w:val="ru-RU"/>
-              </w:rPr>
-              <w:t xml:space="preserve"> УК РСФСР.</w:t>
+              <w:t>Обвинение: 58-1а, 58-7 УК РСФСР.</w:t>
             </w:r>
             <w:r>
               <w:rPr>
@@ -5291,27 +4796,7 @@
                 <w:szCs w:val="16"/>
                 <w:lang w:val="ru-RU"/>
               </w:rPr>
-              <w:t xml:space="preserve">Реабилитация: прокуратура КазССР [*Прокуратура </w:t>
-            </w:r>
-            <w:proofErr w:type="spellStart"/>
-            <w:r>
-              <w:rPr>
-                <w:rFonts w:ascii="Arial" w:hAnsi="Arial" w:cs="Arial"/>
-                <w:sz w:val="16"/>
-                <w:szCs w:val="16"/>
-                <w:lang w:val="ru-RU"/>
-              </w:rPr>
-              <w:t>Каз.ССР</w:t>
-            </w:r>
-            <w:proofErr w:type="spellEnd"/>
-            <w:r>
-              <w:rPr>
-                <w:rFonts w:ascii="Arial" w:hAnsi="Arial" w:cs="Arial"/>
-                <w:sz w:val="16"/>
-                <w:szCs w:val="16"/>
-                <w:lang w:val="ru-RU"/>
-              </w:rPr>
-              <w:t>], 25.05.1989</w:t>
+              <w:t>Реабилитация: прокуратура КазССР [*Прокуратура Каз.ССР], 25.05.1989</w:t>
             </w:r>
             <w:r>
               <w:rPr>
@@ -5361,27 +4846,7 @@
                 <w:szCs w:val="16"/>
                 <w:lang w:val="ru-RU"/>
               </w:rPr>
-              <w:t xml:space="preserve"> Сведения ДКНБ РК по </w:t>
-            </w:r>
-            <w:proofErr w:type="spellStart"/>
-            <w:r>
-              <w:rPr>
-                <w:rFonts w:ascii="Arial" w:hAnsi="Arial" w:cs="Arial"/>
-                <w:sz w:val="16"/>
-                <w:szCs w:val="16"/>
-                <w:lang w:val="ru-RU"/>
-              </w:rPr>
-              <w:t>г.Алматы</w:t>
-            </w:r>
-            <w:proofErr w:type="spellEnd"/>
-            <w:r>
-              <w:rPr>
-                <w:rFonts w:ascii="Arial" w:hAnsi="Arial" w:cs="Arial"/>
-                <w:sz w:val="16"/>
-                <w:szCs w:val="16"/>
-                <w:lang w:val="ru-RU"/>
-              </w:rPr>
-              <w:t xml:space="preserve"> , Книга памяти Алма-Атинской обл. </w:t>
+              <w:t xml:space="preserve"> Сведения ДКНБ РК по г.Алматы , Книга памяти Алма-Атинской обл. </w:t>
             </w:r>
             <w:r>
               <w:rPr>
@@ -5457,7 +4922,6 @@
               <w:bottom w:val="double" w:sz="1" w:space="0" w:color="808080"/>
               <w:right w:val="double" w:sz="2" w:space="0" w:color="808080"/>
             </w:tcBorders>
-            <w:shd w:val="clear" w:color="auto" w:fill="auto"/>
             <w:vAlign w:val="center"/>
           </w:tcPr>
           <w:p>
@@ -5540,67 +5004,7 @@
                 <w:szCs w:val="16"/>
                 <w:lang w:val="ru-RU"/>
               </w:rPr>
-              <w:t xml:space="preserve">1897 г.р., </w:t>
-            </w:r>
-            <w:proofErr w:type="spellStart"/>
-            <w:r>
-              <w:rPr>
-                <w:rFonts w:ascii="Arial" w:hAnsi="Arial" w:cs="Arial"/>
-                <w:sz w:val="16"/>
-                <w:szCs w:val="16"/>
-                <w:lang w:val="ru-RU"/>
-              </w:rPr>
-              <w:t>м.р</w:t>
-            </w:r>
-            <w:proofErr w:type="spellEnd"/>
-            <w:r>
-              <w:rPr>
-                <w:rFonts w:ascii="Arial" w:hAnsi="Arial" w:cs="Arial"/>
-                <w:sz w:val="16"/>
-                <w:szCs w:val="16"/>
-                <w:lang w:val="ru-RU"/>
-              </w:rPr>
-              <w:t xml:space="preserve">.: Чехословакия, д. </w:t>
-            </w:r>
-            <w:proofErr w:type="spellStart"/>
-            <w:r>
-              <w:rPr>
-                <w:rFonts w:ascii="Arial" w:hAnsi="Arial" w:cs="Arial"/>
-                <w:sz w:val="16"/>
-                <w:szCs w:val="16"/>
-                <w:lang w:val="ru-RU"/>
-              </w:rPr>
-              <w:t>Тихловицы</w:t>
-            </w:r>
-            <w:proofErr w:type="spellEnd"/>
-            <w:r>
-              <w:rPr>
-                <w:rFonts w:ascii="Arial" w:hAnsi="Arial" w:cs="Arial"/>
-                <w:sz w:val="16"/>
-                <w:szCs w:val="16"/>
-                <w:lang w:val="ru-RU"/>
-              </w:rPr>
-              <w:t xml:space="preserve">, гражд. СССР, чешка, рабочая радиошколы при Кав. Полку, </w:t>
-            </w:r>
-            <w:proofErr w:type="spellStart"/>
-            <w:r>
-              <w:rPr>
-                <w:rFonts w:ascii="Arial" w:hAnsi="Arial" w:cs="Arial"/>
-                <w:sz w:val="16"/>
-                <w:szCs w:val="16"/>
-                <w:lang w:val="ru-RU"/>
-              </w:rPr>
-              <w:t>прож</w:t>
-            </w:r>
-            <w:proofErr w:type="spellEnd"/>
-            <w:r>
-              <w:rPr>
-                <w:rFonts w:ascii="Arial" w:hAnsi="Arial" w:cs="Arial"/>
-                <w:sz w:val="16"/>
-                <w:szCs w:val="16"/>
-                <w:lang w:val="ru-RU"/>
-              </w:rPr>
-              <w:t xml:space="preserve">.: г. Хабаровск, </w:t>
+              <w:t xml:space="preserve">1897 г.р., м.р.: Чехословакия, д. Тихловицы, гражд. СССР, чешка, рабочая радиошколы при Кав. Полку, прож.: г. Хабаровск, </w:t>
             </w:r>
             <w:r>
               <w:rPr>
@@ -5618,67 +5022,7 @@
                 <w:szCs w:val="16"/>
                 <w:lang w:val="ru-RU"/>
               </w:rPr>
-              <w:t xml:space="preserve">арестована УГБ УНКВД по ДВК 27.02.1937. Обвинение: </w:t>
-            </w:r>
-            <w:proofErr w:type="spellStart"/>
-            <w:r>
-              <w:rPr>
-                <w:rFonts w:ascii="Arial" w:hAnsi="Arial" w:cs="Arial"/>
-                <w:sz w:val="16"/>
-                <w:szCs w:val="16"/>
-                <w:lang w:val="ru-RU"/>
-              </w:rPr>
-              <w:t>ст.ст</w:t>
-            </w:r>
-            <w:proofErr w:type="spellEnd"/>
-            <w:r>
-              <w:rPr>
-                <w:rFonts w:ascii="Arial" w:hAnsi="Arial" w:cs="Arial"/>
-                <w:sz w:val="16"/>
-                <w:szCs w:val="16"/>
-                <w:lang w:val="ru-RU"/>
-              </w:rPr>
-              <w:t xml:space="preserve">. </w:t>
-            </w:r>
-            <w:proofErr w:type="gramStart"/>
-            <w:r>
-              <w:rPr>
-                <w:rFonts w:ascii="Arial" w:hAnsi="Arial" w:cs="Arial"/>
-                <w:sz w:val="16"/>
-                <w:szCs w:val="16"/>
-                <w:lang w:val="ru-RU"/>
-              </w:rPr>
-              <w:t>58-6</w:t>
-            </w:r>
-            <w:proofErr w:type="gramEnd"/>
-            <w:r>
-              <w:rPr>
-                <w:rFonts w:ascii="Arial" w:hAnsi="Arial" w:cs="Arial"/>
-                <w:sz w:val="16"/>
-                <w:szCs w:val="16"/>
-                <w:lang w:val="ru-RU"/>
-              </w:rPr>
-              <w:t xml:space="preserve">, </w:t>
-            </w:r>
-            <w:proofErr w:type="gramStart"/>
-            <w:r>
-              <w:rPr>
-                <w:rFonts w:ascii="Arial" w:hAnsi="Arial" w:cs="Arial"/>
-                <w:sz w:val="16"/>
-                <w:szCs w:val="16"/>
-                <w:lang w:val="ru-RU"/>
-              </w:rPr>
-              <w:t>58-11</w:t>
-            </w:r>
-            <w:proofErr w:type="gramEnd"/>
-            <w:r>
-              <w:rPr>
-                <w:rFonts w:ascii="Arial" w:hAnsi="Arial" w:cs="Arial"/>
-                <w:sz w:val="16"/>
-                <w:szCs w:val="16"/>
-                <w:lang w:val="ru-RU"/>
-              </w:rPr>
-              <w:t xml:space="preserve"> УК РСФСР. Приговор: тройка при УНКВД по ДВК, 15.04.1938</w:t>
+              <w:t>арестована УГБ УНКВД по ДВК 27.02.1937. Обвинение: ст.ст. 58-6, 58-11 УК РСФСР. Приговор: тройка при УНКВД по ДВК, 15.04.1938</w:t>
             </w:r>
             <w:r>
               <w:rPr>
@@ -5732,27 +5076,7 @@
                 <w:szCs w:val="16"/>
                 <w:lang w:val="ru-RU"/>
               </w:rPr>
-              <w:t xml:space="preserve">за отсутствием состава преступления. </w:t>
-            </w:r>
-            <w:proofErr w:type="spellStart"/>
-            <w:r>
-              <w:rPr>
-                <w:rFonts w:ascii="Arial" w:hAnsi="Arial" w:cs="Arial"/>
-                <w:sz w:val="16"/>
-                <w:szCs w:val="16"/>
-                <w:lang w:val="ru-RU"/>
-              </w:rPr>
-              <w:t>Арх.дело</w:t>
-            </w:r>
-            <w:proofErr w:type="spellEnd"/>
-            <w:r>
-              <w:rPr>
-                <w:rFonts w:ascii="Arial" w:hAnsi="Arial" w:cs="Arial"/>
-                <w:sz w:val="16"/>
-                <w:szCs w:val="16"/>
-                <w:lang w:val="ru-RU"/>
-              </w:rPr>
-              <w:t>: П-90097</w:t>
+              <w:t>за отсутствием состава преступления. Арх.дело: П-90097</w:t>
             </w:r>
           </w:p>
           <w:p>
@@ -5854,7 +5178,6 @@
               <w:bottom w:val="double" w:sz="1" w:space="0" w:color="808080"/>
               <w:right w:val="double" w:sz="2" w:space="0" w:color="808080"/>
             </w:tcBorders>
-            <w:shd w:val="clear" w:color="auto" w:fill="auto"/>
             <w:vAlign w:val="center"/>
           </w:tcPr>
           <w:p>
@@ -5966,47 +5289,7 @@
                 <w:szCs w:val="16"/>
                 <w:lang w:val="ru-RU"/>
               </w:rPr>
-              <w:t xml:space="preserve">. Малиновка Малинской вол. </w:t>
-            </w:r>
-            <w:proofErr w:type="spellStart"/>
-            <w:r>
-              <w:rPr>
-                <w:rFonts w:ascii="Arial" w:hAnsi="Arial" w:cs="Arial"/>
-                <w:sz w:val="16"/>
-                <w:szCs w:val="16"/>
-                <w:lang w:val="ru-RU"/>
-              </w:rPr>
-              <w:t>Радомысльского</w:t>
-            </w:r>
-            <w:proofErr w:type="spellEnd"/>
-            <w:r>
-              <w:rPr>
-                <w:rFonts w:ascii="Arial" w:hAnsi="Arial" w:cs="Arial"/>
-                <w:sz w:val="16"/>
-                <w:szCs w:val="16"/>
-                <w:lang w:val="ru-RU"/>
-              </w:rPr>
-              <w:t xml:space="preserve"> </w:t>
-            </w:r>
-            <w:proofErr w:type="spellStart"/>
-            <w:r>
-              <w:rPr>
-                <w:rFonts w:ascii="Arial" w:hAnsi="Arial" w:cs="Arial"/>
-                <w:sz w:val="16"/>
-                <w:szCs w:val="16"/>
-                <w:lang w:val="ru-RU"/>
-              </w:rPr>
-              <w:t>эт</w:t>
-            </w:r>
-            <w:proofErr w:type="spellEnd"/>
-            <w:r>
-              <w:rPr>
-                <w:rFonts w:ascii="Arial" w:hAnsi="Arial" w:cs="Arial"/>
-                <w:sz w:val="16"/>
-                <w:szCs w:val="16"/>
-                <w:lang w:val="ru-RU"/>
-              </w:rPr>
-              <w:t xml:space="preserve">. Киевской губ. Чешка, малограмотная, глава сельсовета. </w:t>
+              <w:t xml:space="preserve">. Малиновка Малинской вол. Радомысльского эт. Киевской губ. Чешка, малограмотная, глава сельсовета. </w:t>
             </w:r>
             <w:r>
               <w:rPr>
@@ -6024,96 +5307,25 @@
                 <w:szCs w:val="16"/>
                 <w:lang w:val="ru-RU"/>
               </w:rPr>
-              <w:t xml:space="preserve"> в </w:t>
-            </w:r>
-            <w:proofErr w:type="spellStart"/>
-            <w:r>
-              <w:rPr>
-                <w:rFonts w:ascii="Arial" w:hAnsi="Arial" w:cs="Arial"/>
-                <w:sz w:val="16"/>
-                <w:szCs w:val="16"/>
-                <w:lang w:val="ru-RU"/>
-              </w:rPr>
-              <w:t>цв</w:t>
-            </w:r>
-            <w:proofErr w:type="spellEnd"/>
-            <w:r>
-              <w:rPr>
-                <w:rFonts w:ascii="Arial" w:hAnsi="Arial" w:cs="Arial"/>
-                <w:sz w:val="16"/>
-                <w:szCs w:val="16"/>
-                <w:lang w:val="ru-RU"/>
-              </w:rPr>
-              <w:t xml:space="preserve">. Малиновка Малинского р-на Житомирской обл. Арестована 25 ноября 1937 г. </w:t>
-            </w:r>
-            <w:proofErr w:type="spellStart"/>
-            <w:r>
-              <w:rPr>
-                <w:rFonts w:ascii="Arial" w:hAnsi="Arial" w:cs="Arial"/>
-                <w:sz w:val="16"/>
-                <w:szCs w:val="16"/>
-                <w:lang w:val="ru-RU"/>
-              </w:rPr>
-              <w:t>Обв</w:t>
-            </w:r>
-            <w:proofErr w:type="spellEnd"/>
-            <w:r>
-              <w:rPr>
-                <w:rFonts w:ascii="Arial" w:hAnsi="Arial" w:cs="Arial"/>
-                <w:sz w:val="16"/>
-                <w:szCs w:val="16"/>
-                <w:lang w:val="ru-RU"/>
-              </w:rPr>
-              <w:t>.:</w:t>
-            </w:r>
-            <w:r>
-              <w:rPr>
-                <w:rFonts w:ascii="Arial" w:hAnsi="Arial" w:cs="Arial"/>
-                <w:sz w:val="16"/>
-                <w:szCs w:val="16"/>
-                <w:lang w:val="ru-RU"/>
-              </w:rPr>
-              <w:t xml:space="preserve"> по ст. </w:t>
-            </w:r>
-            <w:proofErr w:type="gramStart"/>
-            <w:r>
-              <w:rPr>
-                <w:rFonts w:ascii="Arial" w:hAnsi="Arial" w:cs="Arial"/>
-                <w:sz w:val="16"/>
-                <w:szCs w:val="16"/>
-                <w:lang w:val="ru-RU"/>
-              </w:rPr>
-              <w:t>54-10</w:t>
-            </w:r>
-            <w:proofErr w:type="gramEnd"/>
-            <w:r>
-              <w:rPr>
-                <w:rFonts w:ascii="Arial" w:hAnsi="Arial" w:cs="Arial"/>
-                <w:sz w:val="16"/>
-                <w:szCs w:val="16"/>
-                <w:lang w:val="ru-RU"/>
-              </w:rPr>
-              <w:t xml:space="preserve"> УК УРС г. По постановлению НКВД СССР и Прокурора СССР от 16 декабря 1937 г. расстреляна в г. </w:t>
-            </w:r>
-            <w:proofErr w:type="spellStart"/>
-            <w:r>
-              <w:rPr>
-                <w:rFonts w:ascii="Arial" w:hAnsi="Arial" w:cs="Arial"/>
-                <w:sz w:val="16"/>
-                <w:szCs w:val="16"/>
-                <w:lang w:val="ru-RU"/>
-              </w:rPr>
-              <w:t>Житомы</w:t>
-            </w:r>
-            <w:proofErr w:type="spellEnd"/>
-            <w:r>
-              <w:rPr>
-                <w:rFonts w:ascii="Arial" w:hAnsi="Arial" w:cs="Arial"/>
-                <w:sz w:val="16"/>
-                <w:szCs w:val="16"/>
-                <w:lang w:val="ru-RU"/>
-              </w:rPr>
-              <w:t xml:space="preserve"> г. Реабилитирована в 1963 г.</w:t>
+              <w:t xml:space="preserve"> в цв. Малиновка Малинского р-на Житомирской обл. Арестована 25 ноября 1937 г. </w:t>
+            </w:r>
+            <w:r>
+              <w:rPr>
+                <w:rFonts w:ascii="Arial" w:hAnsi="Arial" w:cs="Arial"/>
+                <w:sz w:val="16"/>
+                <w:szCs w:val="16"/>
+                <w:lang w:val="ru-RU"/>
+              </w:rPr>
+              <w:t>Обв.:</w:t>
+            </w:r>
+            <w:r>
+              <w:rPr>
+                <w:rFonts w:ascii="Arial" w:hAnsi="Arial" w:cs="Arial"/>
+                <w:sz w:val="16"/>
+                <w:szCs w:val="16"/>
+                <w:lang w:val="ru-RU"/>
+              </w:rPr>
+              <w:t xml:space="preserve"> по ст. 54-10 УК УРС г. По постановлению НКВД СССР и Прокурора СССР от 16 декабря 1937 г. расстреляна в г. Житомы г. Реабилитирована в 1963 г.</w:t>
             </w:r>
           </w:p>
           <w:p>
@@ -6200,7 +5412,6 @@
               <w:bottom w:val="double" w:sz="1" w:space="0" w:color="808080"/>
               <w:right w:val="double" w:sz="2" w:space="0" w:color="808080"/>
             </w:tcBorders>
-            <w:shd w:val="clear" w:color="auto" w:fill="auto"/>
             <w:vAlign w:val="center"/>
           </w:tcPr>
           <w:p>
@@ -6300,107 +5511,7 @@
                 <w:szCs w:val="16"/>
                 <w:lang w:val="ru-RU"/>
               </w:rPr>
-              <w:t xml:space="preserve">1903 г.р., </w:t>
-            </w:r>
-            <w:proofErr w:type="spellStart"/>
-            <w:r>
-              <w:rPr>
-                <w:rFonts w:ascii="Arial" w:hAnsi="Arial" w:cs="Arial"/>
-                <w:sz w:val="16"/>
-                <w:szCs w:val="16"/>
-                <w:lang w:val="ru-RU"/>
-              </w:rPr>
-              <w:t>м.р</w:t>
-            </w:r>
-            <w:proofErr w:type="spellEnd"/>
-            <w:r>
-              <w:rPr>
-                <w:rFonts w:ascii="Arial" w:hAnsi="Arial" w:cs="Arial"/>
-                <w:sz w:val="16"/>
-                <w:szCs w:val="16"/>
-                <w:lang w:val="ru-RU"/>
-              </w:rPr>
-              <w:t xml:space="preserve">.: Чехословакия, г. Прага, чешка, из рабочих, образование: среднее, б/п, домохозяйка, </w:t>
-            </w:r>
-            <w:proofErr w:type="spellStart"/>
-            <w:r>
-              <w:rPr>
-                <w:rFonts w:ascii="Arial" w:hAnsi="Arial" w:cs="Arial"/>
-                <w:sz w:val="16"/>
-                <w:szCs w:val="16"/>
-                <w:lang w:val="ru-RU"/>
-              </w:rPr>
-              <w:t>прож</w:t>
-            </w:r>
-            <w:proofErr w:type="spellEnd"/>
-            <w:r>
-              <w:rPr>
-                <w:rFonts w:ascii="Arial" w:hAnsi="Arial" w:cs="Arial"/>
-                <w:sz w:val="16"/>
-                <w:szCs w:val="16"/>
-                <w:lang w:val="ru-RU"/>
-              </w:rPr>
-              <w:t xml:space="preserve">.: г. Челябинск, арестована 11.06.1937. Обвинение: ст. </w:t>
-            </w:r>
-            <w:proofErr w:type="gramStart"/>
-            <w:r>
-              <w:rPr>
-                <w:rFonts w:ascii="Arial" w:hAnsi="Arial" w:cs="Arial"/>
-                <w:sz w:val="16"/>
-                <w:szCs w:val="16"/>
-                <w:lang w:val="ru-RU"/>
-              </w:rPr>
-              <w:t>58-6</w:t>
-            </w:r>
-            <w:proofErr w:type="gramEnd"/>
-            <w:r>
-              <w:rPr>
-                <w:rFonts w:ascii="Arial" w:hAnsi="Arial" w:cs="Arial"/>
-                <w:sz w:val="16"/>
-                <w:szCs w:val="16"/>
-                <w:lang w:val="ru-RU"/>
-              </w:rPr>
-              <w:t xml:space="preserve"> ч 1, </w:t>
-            </w:r>
-            <w:proofErr w:type="gramStart"/>
-            <w:r>
-              <w:rPr>
-                <w:rFonts w:ascii="Arial" w:hAnsi="Arial" w:cs="Arial"/>
-                <w:sz w:val="16"/>
-                <w:szCs w:val="16"/>
-                <w:lang w:val="ru-RU"/>
-              </w:rPr>
-              <w:t>58-11</w:t>
-            </w:r>
-            <w:proofErr w:type="gramEnd"/>
-            <w:r>
-              <w:rPr>
-                <w:rFonts w:ascii="Arial" w:hAnsi="Arial" w:cs="Arial"/>
-                <w:sz w:val="16"/>
-                <w:szCs w:val="16"/>
-                <w:lang w:val="ru-RU"/>
-              </w:rPr>
-              <w:t xml:space="preserve">. Приговор: ВТ </w:t>
-            </w:r>
-            <w:proofErr w:type="spellStart"/>
-            <w:r>
-              <w:rPr>
-                <w:rFonts w:ascii="Arial" w:hAnsi="Arial" w:cs="Arial"/>
-                <w:sz w:val="16"/>
-                <w:szCs w:val="16"/>
-                <w:lang w:val="ru-RU"/>
-              </w:rPr>
-              <w:t>УралВО</w:t>
-            </w:r>
-            <w:proofErr w:type="spellEnd"/>
-            <w:r>
-              <w:rPr>
-                <w:rFonts w:ascii="Arial" w:hAnsi="Arial" w:cs="Arial"/>
-                <w:sz w:val="16"/>
-                <w:szCs w:val="16"/>
-                <w:lang w:val="ru-RU"/>
-              </w:rPr>
-              <w:t>, 05.04.1938</w:t>
+              <w:t>1903 г.р., м.р.: Чехословакия, г. Прага, чешка, из рабочих, образование: среднее, б/п, домохозяйка, прож.: г. Челябинск, арестована 11.06.1937. Обвинение: ст. 58-6 ч 1, 58-11. Приговор: ВТ УралВО, 05.04.1938</w:t>
             </w:r>
             <w:r>
               <w:rPr>
@@ -6418,27 +5529,7 @@
                 <w:szCs w:val="16"/>
                 <w:lang w:val="ru-RU"/>
               </w:rPr>
-              <w:t xml:space="preserve">ВМН. Расстреляна 06.04.1938. </w:t>
-            </w:r>
-            <w:proofErr w:type="spellStart"/>
-            <w:r>
-              <w:rPr>
-                <w:rFonts w:ascii="Arial" w:hAnsi="Arial" w:cs="Arial"/>
-                <w:sz w:val="16"/>
-                <w:szCs w:val="16"/>
-                <w:lang w:val="ru-RU"/>
-              </w:rPr>
-              <w:t>Арх.дело</w:t>
-            </w:r>
-            <w:proofErr w:type="spellEnd"/>
-            <w:r>
-              <w:rPr>
-                <w:rFonts w:ascii="Arial" w:hAnsi="Arial" w:cs="Arial"/>
-                <w:sz w:val="16"/>
-                <w:szCs w:val="16"/>
-                <w:lang w:val="ru-RU"/>
-              </w:rPr>
-              <w:t>: ГУ ОГАЧО. Ф. Р-467. Оп. 3. Д. 2918, 2923</w:t>
+              <w:t>ВМН. Расстреляна 06.04.1938. Арх.дело: ГУ ОГАЧО. Ф. Р-467. Оп. 3. Д. 2918, 2923</w:t>
             </w:r>
           </w:p>
           <w:p>
@@ -6704,7 +5795,6 @@
               <w:bottom w:val="double" w:sz="1" w:space="0" w:color="808080"/>
               <w:right w:val="double" w:sz="2" w:space="0" w:color="808080"/>
             </w:tcBorders>
-            <w:shd w:val="clear" w:color="auto" w:fill="auto"/>
             <w:vAlign w:val="center"/>
           </w:tcPr>
           <w:p>
@@ -6796,27 +5886,7 @@
                 <w:szCs w:val="16"/>
                 <w:lang w:val="ru-RU"/>
               </w:rPr>
-              <w:t xml:space="preserve">1902 г.р., уроженка г. Киева Украинской ССР, чешка, сторож сельхозучастка </w:t>
-            </w:r>
-            <w:proofErr w:type="spellStart"/>
-            <w:r>
-              <w:rPr>
-                <w:rFonts w:ascii="Arial" w:hAnsi="Arial" w:cs="Arial"/>
-                <w:sz w:val="16"/>
-                <w:szCs w:val="16"/>
-                <w:lang w:val="ru-RU"/>
-              </w:rPr>
-              <w:t>Заготскот</w:t>
-            </w:r>
-            <w:proofErr w:type="spellEnd"/>
-            <w:r>
-              <w:rPr>
-                <w:rFonts w:ascii="Arial" w:hAnsi="Arial" w:cs="Arial"/>
-                <w:sz w:val="16"/>
-                <w:szCs w:val="16"/>
-                <w:lang w:val="ru-RU"/>
-              </w:rPr>
-              <w:t>. 09.05.1942 г. приговором Военного трибунала приговорена к расстрелу.</w:t>
+              <w:t>1902 г.р., уроженка г. Киева Украинской ССР, чешка, сторож сельхозучастка Заготскот. 09.05.1942 г. приговором Военного трибунала приговорена к расстрелу.</w:t>
             </w:r>
           </w:p>
           <w:p>
@@ -6890,7 +5960,6 @@
               <w:bottom w:val="double" w:sz="1" w:space="0" w:color="808080"/>
               <w:right w:val="double" w:sz="2" w:space="0" w:color="808080"/>
             </w:tcBorders>
-            <w:shd w:val="clear" w:color="auto" w:fill="auto"/>
             <w:vAlign w:val="center"/>
           </w:tcPr>
           <w:p>
@@ -7007,25 +6076,14 @@
               </w:rPr>
               <w:t xml:space="preserve">р., </w:t>
             </w:r>
-            <w:proofErr w:type="spellStart"/>
-            <w:r>
-              <w:rPr>
-                <w:rFonts w:ascii="Arial" w:hAnsi="Arial" w:cs="Arial"/>
-                <w:sz w:val="16"/>
-                <w:szCs w:val="16"/>
-                <w:lang w:val="ru-RU"/>
-              </w:rPr>
-              <w:t>м.р</w:t>
-            </w:r>
-            <w:proofErr w:type="spellEnd"/>
-            <w:r>
-              <w:rPr>
-                <w:rFonts w:ascii="Arial" w:hAnsi="Arial" w:cs="Arial"/>
-                <w:sz w:val="16"/>
-                <w:szCs w:val="16"/>
-                <w:lang w:val="ru-RU"/>
-              </w:rPr>
-              <w:t xml:space="preserve">.: </w:t>
+            <w:r>
+              <w:rPr>
+                <w:rFonts w:ascii="Arial" w:hAnsi="Arial" w:cs="Arial"/>
+                <w:sz w:val="16"/>
+                <w:szCs w:val="16"/>
+                <w:lang w:val="ru-RU"/>
+              </w:rPr>
+              <w:t xml:space="preserve">м.р.: </w:t>
             </w:r>
             <w:r>
               <w:rPr>
@@ -7135,7 +6193,6 @@
               </w:rPr>
               <w:t xml:space="preserve">, </w:t>
             </w:r>
-            <w:proofErr w:type="spellStart"/>
             <w:r>
               <w:rPr>
                 <w:rFonts w:ascii="Arial" w:hAnsi="Arial" w:cs="Arial"/>
@@ -7145,7 +6202,6 @@
               </w:rPr>
               <w:t>прож</w:t>
             </w:r>
-            <w:proofErr w:type="spellEnd"/>
             <w:r>
               <w:rPr>
                 <w:rFonts w:ascii="Arial" w:hAnsi="Arial" w:cs="Arial"/>
@@ -7189,36 +6245,16 @@
                 <w:szCs w:val="16"/>
                 <w:lang w:val="ru-RU"/>
               </w:rPr>
-              <w:t xml:space="preserve">а 22 июня 1941 </w:t>
-            </w:r>
-            <w:proofErr w:type="spellStart"/>
-            <w:r>
-              <w:rPr>
-                <w:rFonts w:ascii="Arial" w:hAnsi="Arial" w:cs="Arial"/>
-                <w:sz w:val="16"/>
-                <w:szCs w:val="16"/>
-                <w:lang w:val="ru-RU"/>
-              </w:rPr>
-              <w:t>г.</w:t>
-            </w:r>
-            <w:r>
-              <w:rPr>
-                <w:rFonts w:ascii="Arial" w:hAnsi="Arial" w:cs="Arial"/>
-                <w:sz w:val="16"/>
-                <w:szCs w:val="16"/>
-                <w:lang w:val="ru-RU"/>
-              </w:rPr>
-              <w:t>УНКГБ</w:t>
-            </w:r>
-            <w:proofErr w:type="spellEnd"/>
-            <w:r>
-              <w:rPr>
-                <w:rFonts w:ascii="Arial" w:hAnsi="Arial" w:cs="Arial"/>
-                <w:sz w:val="16"/>
-                <w:szCs w:val="16"/>
-                <w:lang w:val="ru-RU"/>
-              </w:rPr>
-              <w:t xml:space="preserve"> г. Москвы</w:t>
+              <w:t>а 22 июня 1941 г.</w:t>
+            </w:r>
+            <w:r>
+              <w:rPr>
+                <w:rFonts w:ascii="Arial" w:hAnsi="Arial" w:cs="Arial"/>
+                <w:sz w:val="16"/>
+                <w:szCs w:val="16"/>
+                <w:lang w:val="ru-RU"/>
+              </w:rPr>
+              <w:t>УНКГБ г. Москвы</w:t>
             </w:r>
             <w:r>
               <w:rPr>
@@ -7318,27 +6354,7 @@
                 <w:szCs w:val="16"/>
                 <w:lang w:val="ru-RU"/>
               </w:rPr>
-              <w:t xml:space="preserve">Статья: </w:t>
-            </w:r>
-            <w:proofErr w:type="gramStart"/>
-            <w:r>
-              <w:rPr>
-                <w:rFonts w:ascii="Arial" w:hAnsi="Arial" w:cs="Arial"/>
-                <w:sz w:val="16"/>
-                <w:szCs w:val="16"/>
-                <w:lang w:val="ru-RU"/>
-              </w:rPr>
-              <w:t>58-1</w:t>
-            </w:r>
-            <w:proofErr w:type="gramEnd"/>
-            <w:r>
-              <w:rPr>
-                <w:rFonts w:ascii="Arial" w:hAnsi="Arial" w:cs="Arial"/>
-                <w:sz w:val="16"/>
-                <w:szCs w:val="16"/>
-                <w:lang w:val="ru-RU"/>
-              </w:rPr>
-              <w:t xml:space="preserve"> "а"</w:t>
+              <w:t>Статья: 58-1 "а"</w:t>
             </w:r>
             <w:r>
               <w:rPr>
@@ -7524,7 +6540,6 @@
               <w:bottom w:val="double" w:sz="1" w:space="0" w:color="808080"/>
               <w:right w:val="double" w:sz="2" w:space="0" w:color="808080"/>
             </w:tcBorders>
-            <w:shd w:val="clear" w:color="auto" w:fill="auto"/>
             <w:vAlign w:val="center"/>
           </w:tcPr>
           <w:p>
@@ -7624,67 +6639,7 @@
                 <w:szCs w:val="16"/>
                 <w:lang w:val="ru-RU"/>
               </w:rPr>
-              <w:t xml:space="preserve">1888 г.р., </w:t>
-            </w:r>
-            <w:proofErr w:type="spellStart"/>
-            <w:r>
-              <w:rPr>
-                <w:rFonts w:ascii="Arial" w:hAnsi="Arial" w:cs="Arial"/>
-                <w:sz w:val="16"/>
-                <w:szCs w:val="16"/>
-                <w:lang w:val="ru-RU"/>
-              </w:rPr>
-              <w:t>м.р</w:t>
-            </w:r>
-            <w:proofErr w:type="spellEnd"/>
-            <w:r>
-              <w:rPr>
-                <w:rFonts w:ascii="Arial" w:hAnsi="Arial" w:cs="Arial"/>
-                <w:sz w:val="16"/>
-                <w:szCs w:val="16"/>
-                <w:lang w:val="ru-RU"/>
-              </w:rPr>
-              <w:t xml:space="preserve">.: г. Прага, чешка, образование: среднее, б/п; учительница, </w:t>
-            </w:r>
-            <w:proofErr w:type="spellStart"/>
-            <w:r>
-              <w:rPr>
-                <w:rFonts w:ascii="Arial" w:hAnsi="Arial" w:cs="Arial"/>
-                <w:sz w:val="16"/>
-                <w:szCs w:val="16"/>
-                <w:lang w:val="ru-RU"/>
-              </w:rPr>
-              <w:t>прож</w:t>
-            </w:r>
-            <w:proofErr w:type="spellEnd"/>
-            <w:r>
-              <w:rPr>
-                <w:rFonts w:ascii="Arial" w:hAnsi="Arial" w:cs="Arial"/>
-                <w:sz w:val="16"/>
-                <w:szCs w:val="16"/>
-                <w:lang w:val="ru-RU"/>
-              </w:rPr>
-              <w:t>.: станица Ярославская, арестована 22.</w:t>
-            </w:r>
-            <w:proofErr w:type="gramStart"/>
-            <w:r>
-              <w:rPr>
-                <w:rFonts w:ascii="Arial" w:hAnsi="Arial" w:cs="Arial"/>
-                <w:sz w:val="16"/>
-                <w:szCs w:val="16"/>
-                <w:lang w:val="ru-RU"/>
-              </w:rPr>
-              <w:t>01.1938.Обвинение</w:t>
-            </w:r>
-            <w:proofErr w:type="gramEnd"/>
-            <w:r>
-              <w:rPr>
-                <w:rFonts w:ascii="Arial" w:hAnsi="Arial" w:cs="Arial"/>
-                <w:sz w:val="16"/>
-                <w:szCs w:val="16"/>
-                <w:lang w:val="ru-RU"/>
-              </w:rPr>
-              <w:t>: "к/р деятельность". Приговор: тройка при УНКВД по Краснодарскому краю, 07.02.1938</w:t>
+              <w:t>1888 г.р., м.р.: г. Прага, чешка, образование: среднее, б/п; учительница, прож.: станица Ярославская, арестована 22.01.1938.Обвинение: "к/р деятельность". Приговор: тройка при УНКВД по Краснодарскому краю, 07.02.1938</w:t>
             </w:r>
             <w:r>
               <w:rPr>
@@ -7743,27 +6698,7 @@
                 <w:szCs w:val="16"/>
                 <w:lang w:val="ru-RU"/>
               </w:rPr>
-              <w:t xml:space="preserve">за отсутствием состава преступления. </w:t>
-            </w:r>
-            <w:proofErr w:type="spellStart"/>
-            <w:r>
-              <w:rPr>
-                <w:rFonts w:ascii="Arial" w:hAnsi="Arial" w:cs="Arial"/>
-                <w:sz w:val="16"/>
-                <w:szCs w:val="16"/>
-                <w:lang w:val="ru-RU"/>
-              </w:rPr>
-              <w:t>Арх.дело</w:t>
-            </w:r>
-            <w:proofErr w:type="spellEnd"/>
-            <w:r>
-              <w:rPr>
-                <w:rFonts w:ascii="Arial" w:hAnsi="Arial" w:cs="Arial"/>
-                <w:sz w:val="16"/>
-                <w:szCs w:val="16"/>
-                <w:lang w:val="ru-RU"/>
-              </w:rPr>
-              <w:t>: 17665</w:t>
+              <w:t>за отсутствием состава преступления. Арх.дело: 17665</w:t>
             </w:r>
           </w:p>
           <w:p>
@@ -7865,7 +6800,6 @@
               <w:bottom w:val="double" w:sz="1" w:space="0" w:color="808080"/>
               <w:right w:val="double" w:sz="2" w:space="0" w:color="808080"/>
             </w:tcBorders>
-            <w:shd w:val="clear" w:color="auto" w:fill="auto"/>
             <w:vAlign w:val="center"/>
           </w:tcPr>
           <w:p>
@@ -7965,27 +6899,7 @@
                 <w:szCs w:val="16"/>
                 <w:lang w:val="ru-RU"/>
               </w:rPr>
-              <w:t xml:space="preserve">1891 г.р., </w:t>
-            </w:r>
-            <w:proofErr w:type="spellStart"/>
-            <w:r>
-              <w:rPr>
-                <w:rFonts w:ascii="Arial" w:hAnsi="Arial" w:cs="Arial"/>
-                <w:sz w:val="16"/>
-                <w:szCs w:val="16"/>
-                <w:lang w:val="ru-RU"/>
-              </w:rPr>
-              <w:t>м.р</w:t>
-            </w:r>
-            <w:proofErr w:type="spellEnd"/>
-            <w:r>
-              <w:rPr>
-                <w:rFonts w:ascii="Arial" w:hAnsi="Arial" w:cs="Arial"/>
-                <w:sz w:val="16"/>
-                <w:szCs w:val="16"/>
-                <w:lang w:val="ru-RU"/>
-              </w:rPr>
-              <w:t>.: Волынская губ., Луцкий уезд, чешка, образование: начальное</w:t>
+              <w:t>1891 г.р., м.р.: Волынская губ., Луцкий уезд, чешка, образование: начальное</w:t>
             </w:r>
             <w:r>
               <w:rPr>
@@ -8041,25 +6955,14 @@
               </w:rPr>
               <w:t xml:space="preserve">, </w:t>
             </w:r>
-            <w:proofErr w:type="spellStart"/>
-            <w:r>
-              <w:rPr>
-                <w:rFonts w:ascii="Arial" w:hAnsi="Arial" w:cs="Arial"/>
-                <w:sz w:val="16"/>
-                <w:szCs w:val="16"/>
-                <w:lang w:val="ru-RU"/>
-              </w:rPr>
-              <w:t>прож</w:t>
-            </w:r>
-            <w:proofErr w:type="spellEnd"/>
-            <w:r>
-              <w:rPr>
-                <w:rFonts w:ascii="Arial" w:hAnsi="Arial" w:cs="Arial"/>
-                <w:sz w:val="16"/>
-                <w:szCs w:val="16"/>
-                <w:lang w:val="ru-RU"/>
-              </w:rPr>
-              <w:t>.: Новосибирская обл., Искитимский р-н, д. Сосновка</w:t>
+            <w:r>
+              <w:rPr>
+                <w:rFonts w:ascii="Arial" w:hAnsi="Arial" w:cs="Arial"/>
+                <w:sz w:val="16"/>
+                <w:szCs w:val="16"/>
+                <w:lang w:val="ru-RU"/>
+              </w:rPr>
+              <w:t>прож.: Новосибирская обл., Искитимский р-н, д. Сосновка</w:t>
             </w:r>
             <w:r>
               <w:rPr>
@@ -8095,27 +6998,7 @@
                 <w:szCs w:val="16"/>
                 <w:lang w:val="ru-RU"/>
               </w:rPr>
-              <w:t xml:space="preserve">Обвинение: </w:t>
-            </w:r>
-            <w:proofErr w:type="spellStart"/>
-            <w:r>
-              <w:rPr>
-                <w:rFonts w:ascii="Arial" w:hAnsi="Arial" w:cs="Arial"/>
-                <w:sz w:val="16"/>
-                <w:szCs w:val="16"/>
-                <w:lang w:val="ru-RU"/>
-              </w:rPr>
-              <w:t>обв</w:t>
-            </w:r>
-            <w:proofErr w:type="spellEnd"/>
-            <w:r>
-              <w:rPr>
-                <w:rFonts w:ascii="Arial" w:hAnsi="Arial" w:cs="Arial"/>
-                <w:sz w:val="16"/>
-                <w:szCs w:val="16"/>
-                <w:lang w:val="ru-RU"/>
-              </w:rPr>
-              <w:t>. в причастности к к</w:t>
+              <w:t>Обвинение: обв. в причастности к к</w:t>
             </w:r>
             <w:r>
               <w:rPr>
@@ -8133,67 +7016,7 @@
                 <w:szCs w:val="16"/>
                 <w:lang w:val="ru-RU"/>
               </w:rPr>
-              <w:t xml:space="preserve"> </w:t>
-            </w:r>
-            <w:proofErr w:type="spellStart"/>
-            <w:r>
-              <w:rPr>
-                <w:rFonts w:ascii="Arial" w:hAnsi="Arial" w:cs="Arial"/>
-                <w:sz w:val="16"/>
-                <w:szCs w:val="16"/>
-                <w:lang w:val="ru-RU"/>
-              </w:rPr>
-              <w:t>диверсион</w:t>
-            </w:r>
-            <w:proofErr w:type="spellEnd"/>
-            <w:r>
-              <w:rPr>
-                <w:rFonts w:ascii="Arial" w:hAnsi="Arial" w:cs="Arial"/>
-                <w:sz w:val="16"/>
-                <w:szCs w:val="16"/>
-                <w:lang w:val="ru-RU"/>
-              </w:rPr>
-              <w:t>.-</w:t>
-            </w:r>
-            <w:proofErr w:type="spellStart"/>
-            <w:r>
-              <w:rPr>
-                <w:rFonts w:ascii="Arial" w:hAnsi="Arial" w:cs="Arial"/>
-                <w:sz w:val="16"/>
-                <w:szCs w:val="16"/>
-                <w:lang w:val="ru-RU"/>
-              </w:rPr>
-              <w:t>повстанч</w:t>
-            </w:r>
-            <w:proofErr w:type="spellEnd"/>
-            <w:r>
-              <w:rPr>
-                <w:rFonts w:ascii="Arial" w:hAnsi="Arial" w:cs="Arial"/>
-                <w:sz w:val="16"/>
-                <w:szCs w:val="16"/>
-                <w:lang w:val="ru-RU"/>
-              </w:rPr>
-              <w:t xml:space="preserve">. организации, ст. </w:t>
-            </w:r>
-            <w:proofErr w:type="gramStart"/>
-            <w:r>
-              <w:rPr>
-                <w:rFonts w:ascii="Arial" w:hAnsi="Arial" w:cs="Arial"/>
-                <w:sz w:val="16"/>
-                <w:szCs w:val="16"/>
-                <w:lang w:val="ru-RU"/>
-              </w:rPr>
-              <w:t>58-2,6</w:t>
-            </w:r>
-            <w:proofErr w:type="gramEnd"/>
-            <w:r>
-              <w:rPr>
-                <w:rFonts w:ascii="Arial" w:hAnsi="Arial" w:cs="Arial"/>
-                <w:sz w:val="16"/>
-                <w:szCs w:val="16"/>
-                <w:lang w:val="ru-RU"/>
-              </w:rPr>
-              <w:t>,9,10,11 УК РСФСР.</w:t>
+              <w:t xml:space="preserve"> диверсион.-повстанч. организации, ст. 58-2,6,9,10,11 УК РСФСР.</w:t>
             </w:r>
           </w:p>
           <w:p>
@@ -8372,7 +7195,6 @@
               <w:bottom w:val="double" w:sz="1" w:space="0" w:color="808080"/>
               <w:right w:val="double" w:sz="2" w:space="0" w:color="808080"/>
             </w:tcBorders>
-            <w:shd w:val="clear" w:color="auto" w:fill="auto"/>
             <w:vAlign w:val="center"/>
           </w:tcPr>
           <w:p>
@@ -8457,47 +7279,7 @@
                 <w:szCs w:val="16"/>
                 <w:lang w:val="ru-RU"/>
               </w:rPr>
-              <w:t xml:space="preserve">1889 г.р., </w:t>
-            </w:r>
-            <w:proofErr w:type="spellStart"/>
-            <w:r>
-              <w:rPr>
-                <w:rFonts w:ascii="Arial" w:hAnsi="Arial" w:cs="Arial"/>
-                <w:sz w:val="16"/>
-                <w:szCs w:val="16"/>
-                <w:lang w:val="ru-RU"/>
-              </w:rPr>
-              <w:t>м.р</w:t>
-            </w:r>
-            <w:proofErr w:type="spellEnd"/>
-            <w:r>
-              <w:rPr>
-                <w:rFonts w:ascii="Arial" w:hAnsi="Arial" w:cs="Arial"/>
-                <w:sz w:val="16"/>
-                <w:szCs w:val="16"/>
-                <w:lang w:val="ru-RU"/>
-              </w:rPr>
-              <w:t xml:space="preserve">.: Украинская ССР, Киевская обл., Макаровский р-н, с. </w:t>
-            </w:r>
-            <w:proofErr w:type="spellStart"/>
-            <w:r>
-              <w:rPr>
-                <w:rFonts w:ascii="Arial" w:hAnsi="Arial" w:cs="Arial"/>
-                <w:sz w:val="16"/>
-                <w:szCs w:val="16"/>
-                <w:lang w:val="ru-RU"/>
-              </w:rPr>
-              <w:t>Маряновка</w:t>
-            </w:r>
-            <w:proofErr w:type="spellEnd"/>
-            <w:r>
-              <w:rPr>
-                <w:rFonts w:ascii="Arial" w:hAnsi="Arial" w:cs="Arial"/>
-                <w:sz w:val="16"/>
-                <w:szCs w:val="16"/>
-                <w:lang w:val="ru-RU"/>
-              </w:rPr>
-              <w:t>, чешка, образование: начальное</w:t>
+              <w:t>1889 г.р., м.р.: Украинская ССР, Киевская обл., Макаровский р-н, с. Маряновка, чешка, образование: начальное</w:t>
             </w:r>
             <w:r>
               <w:rPr>
@@ -8526,25 +7308,14 @@
               </w:rPr>
               <w:t xml:space="preserve">, </w:t>
             </w:r>
-            <w:proofErr w:type="spellStart"/>
-            <w:r>
-              <w:rPr>
-                <w:rFonts w:ascii="Arial" w:hAnsi="Arial" w:cs="Arial"/>
-                <w:sz w:val="16"/>
-                <w:szCs w:val="16"/>
-                <w:lang w:val="ru-RU"/>
-              </w:rPr>
-              <w:t>прож</w:t>
-            </w:r>
-            <w:proofErr w:type="spellEnd"/>
-            <w:r>
-              <w:rPr>
-                <w:rFonts w:ascii="Arial" w:hAnsi="Arial" w:cs="Arial"/>
-                <w:sz w:val="16"/>
-                <w:szCs w:val="16"/>
-                <w:lang w:val="ru-RU"/>
-              </w:rPr>
-              <w:t>.: Пермская обл., п. Громовой</w:t>
+            <w:r>
+              <w:rPr>
+                <w:rFonts w:ascii="Arial" w:hAnsi="Arial" w:cs="Arial"/>
+                <w:sz w:val="16"/>
+                <w:szCs w:val="16"/>
+                <w:lang w:val="ru-RU"/>
+              </w:rPr>
+              <w:t>прож.: Пермская обл., п. Громовой</w:t>
             </w:r>
             <w:r>
               <w:rPr>
@@ -8663,45 +7434,14 @@
               </w:rPr>
               <w:t xml:space="preserve">. </w:t>
             </w:r>
-            <w:proofErr w:type="spellStart"/>
-            <w:r>
-              <w:rPr>
-                <w:rFonts w:ascii="Arial" w:hAnsi="Arial" w:cs="Arial"/>
-                <w:sz w:val="16"/>
-                <w:szCs w:val="16"/>
-                <w:lang w:val="ru-RU"/>
-              </w:rPr>
-              <w:t>Арх.дело</w:t>
-            </w:r>
-            <w:proofErr w:type="spellEnd"/>
-            <w:r>
-              <w:rPr>
-                <w:rFonts w:ascii="Arial" w:hAnsi="Arial" w:cs="Arial"/>
-                <w:sz w:val="16"/>
-                <w:szCs w:val="16"/>
-                <w:lang w:val="ru-RU"/>
-              </w:rPr>
-              <w:t xml:space="preserve">: </w:t>
-            </w:r>
-            <w:proofErr w:type="spellStart"/>
-            <w:r>
-              <w:rPr>
-                <w:rFonts w:ascii="Arial" w:hAnsi="Arial" w:cs="Arial"/>
-                <w:sz w:val="16"/>
-                <w:szCs w:val="16"/>
-                <w:lang w:val="ru-RU"/>
-              </w:rPr>
-              <w:t>ПермГАСПИ</w:t>
-            </w:r>
-            <w:proofErr w:type="spellEnd"/>
-            <w:r>
-              <w:rPr>
-                <w:rFonts w:ascii="Arial" w:hAnsi="Arial" w:cs="Arial"/>
-                <w:sz w:val="16"/>
-                <w:szCs w:val="16"/>
-                <w:lang w:val="ru-RU"/>
-              </w:rPr>
-              <w:t>. Ф.641/1. Оп.1. Д.13296.</w:t>
+            <w:r>
+              <w:rPr>
+                <w:rFonts w:ascii="Arial" w:hAnsi="Arial" w:cs="Arial"/>
+                <w:sz w:val="16"/>
+                <w:szCs w:val="16"/>
+                <w:lang w:val="ru-RU"/>
+              </w:rPr>
+              <w:t>Арх.дело: ПермГАСПИ. Ф.641/1. Оп.1. Д.13296.</w:t>
             </w:r>
           </w:p>
           <w:p>
@@ -8783,7 +7523,6 @@
               <w:bottom w:val="double" w:sz="1" w:space="0" w:color="808080"/>
               <w:right w:val="double" w:sz="2" w:space="0" w:color="808080"/>
             </w:tcBorders>
-            <w:shd w:val="clear" w:color="auto" w:fill="auto"/>
             <w:vAlign w:val="center"/>
           </w:tcPr>
           <w:p>
@@ -8905,7 +7644,6 @@
               </w:rPr>
               <w:t xml:space="preserve">1903 г. р., </w:t>
             </w:r>
-            <w:proofErr w:type="spellStart"/>
             <w:r>
               <w:rPr>
                 <w:rFonts w:ascii="Arial" w:hAnsi="Arial" w:cs="Arial" w:hint="eastAsia"/>
@@ -8922,17 +7660,7 @@
                 <w:szCs w:val="16"/>
                 <w:lang w:val="ru-RU"/>
               </w:rPr>
-              <w:t>.р</w:t>
-            </w:r>
-            <w:proofErr w:type="spellEnd"/>
-            <w:r>
-              <w:rPr>
-                <w:rFonts w:ascii="Arial" w:hAnsi="Arial" w:cs="Arial"/>
-                <w:sz w:val="16"/>
-                <w:szCs w:val="16"/>
-                <w:lang w:val="ru-RU"/>
-              </w:rPr>
-              <w:t>.</w:t>
+              <w:t>.р.</w:t>
             </w:r>
             <w:r>
               <w:rPr>
@@ -8977,167 +7705,7 @@
                 <w:szCs w:val="16"/>
                 <w:lang w:val="ru-RU"/>
               </w:rPr>
-              <w:t xml:space="preserve">Черняхов Черняховской вол. Житомирского </w:t>
-            </w:r>
-            <w:proofErr w:type="spellStart"/>
-            <w:r>
-              <w:rPr>
-                <w:rFonts w:ascii="Arial" w:hAnsi="Arial" w:cs="Arial" w:hint="eastAsia"/>
-                <w:sz w:val="16"/>
-                <w:szCs w:val="16"/>
-                <w:lang w:val="ru-RU"/>
-              </w:rPr>
-              <w:t>эт</w:t>
-            </w:r>
-            <w:proofErr w:type="spellEnd"/>
-            <w:r>
-              <w:rPr>
-                <w:rFonts w:ascii="Arial" w:hAnsi="Arial" w:cs="Arial" w:hint="eastAsia"/>
-                <w:sz w:val="16"/>
-                <w:szCs w:val="16"/>
-                <w:lang w:val="ru-RU"/>
-              </w:rPr>
-              <w:t xml:space="preserve">. Волынской губ. Чешка, образование н. высшее, учительница. Проживала в с. </w:t>
-            </w:r>
-            <w:proofErr w:type="spellStart"/>
-            <w:r>
-              <w:rPr>
-                <w:rFonts w:ascii="Arial" w:hAnsi="Arial" w:cs="Arial" w:hint="eastAsia"/>
-                <w:sz w:val="16"/>
-                <w:szCs w:val="16"/>
-                <w:lang w:val="ru-RU"/>
-              </w:rPr>
-              <w:t>Нейборн</w:t>
-            </w:r>
-            <w:proofErr w:type="spellEnd"/>
-            <w:r>
-              <w:rPr>
-                <w:rFonts w:ascii="Arial" w:hAnsi="Arial" w:cs="Arial" w:hint="eastAsia"/>
-                <w:sz w:val="16"/>
-                <w:szCs w:val="16"/>
-                <w:lang w:val="ru-RU"/>
-              </w:rPr>
-              <w:t xml:space="preserve"> Черняховского р-на. Арестована в 1930 г. Обвинялась по ст. </w:t>
-            </w:r>
-            <w:proofErr w:type="gramStart"/>
-            <w:r>
-              <w:rPr>
-                <w:rFonts w:ascii="Arial" w:hAnsi="Arial" w:cs="Arial" w:hint="eastAsia"/>
-                <w:sz w:val="16"/>
-                <w:szCs w:val="16"/>
-                <w:lang w:val="ru-RU"/>
-              </w:rPr>
-              <w:t>54-6</w:t>
-            </w:r>
-            <w:proofErr w:type="gramEnd"/>
-            <w:r>
-              <w:rPr>
-                <w:rFonts w:ascii="Arial" w:hAnsi="Arial" w:cs="Arial" w:hint="eastAsia"/>
-                <w:sz w:val="16"/>
-                <w:szCs w:val="16"/>
-                <w:lang w:val="ru-RU"/>
-              </w:rPr>
-              <w:t xml:space="preserve">, </w:t>
-            </w:r>
-            <w:proofErr w:type="gramStart"/>
-            <w:r>
-              <w:rPr>
-                <w:rFonts w:ascii="Arial" w:hAnsi="Arial" w:cs="Arial" w:hint="eastAsia"/>
-                <w:sz w:val="16"/>
-                <w:szCs w:val="16"/>
-                <w:lang w:val="ru-RU"/>
-              </w:rPr>
-              <w:t>54-11</w:t>
-            </w:r>
-            <w:proofErr w:type="gramEnd"/>
-            <w:r>
-              <w:rPr>
-                <w:rFonts w:ascii="Arial" w:hAnsi="Arial" w:cs="Arial" w:hint="eastAsia"/>
-                <w:sz w:val="16"/>
-                <w:szCs w:val="16"/>
-                <w:lang w:val="ru-RU"/>
-              </w:rPr>
-              <w:t xml:space="preserve"> УК УССР. ВС УССР 14 июня 1931 г. приговорена к заключению в ВТТ на 5 лет. Реабилитирована в 1964 г. Вторично арестована 17 апреля 1938 г. Проживала в с. </w:t>
-            </w:r>
-            <w:proofErr w:type="spellStart"/>
-            <w:r>
-              <w:rPr>
-                <w:rFonts w:ascii="Arial" w:hAnsi="Arial" w:cs="Arial" w:hint="eastAsia"/>
-                <w:sz w:val="16"/>
-                <w:szCs w:val="16"/>
-                <w:lang w:val="ru-RU"/>
-              </w:rPr>
-              <w:t>Нейборн</w:t>
-            </w:r>
-            <w:proofErr w:type="spellEnd"/>
-            <w:r>
-              <w:rPr>
-                <w:rFonts w:ascii="Arial" w:hAnsi="Arial" w:cs="Arial" w:hint="eastAsia"/>
-                <w:sz w:val="16"/>
-                <w:szCs w:val="16"/>
-                <w:lang w:val="ru-RU"/>
-              </w:rPr>
-              <w:t xml:space="preserve">. Домохозяйка. Обвинялась по ст. </w:t>
-            </w:r>
-            <w:proofErr w:type="gramStart"/>
-            <w:r>
-              <w:rPr>
-                <w:rFonts w:ascii="Arial" w:hAnsi="Arial" w:cs="Arial" w:hint="eastAsia"/>
-                <w:sz w:val="16"/>
-                <w:szCs w:val="16"/>
-                <w:lang w:val="ru-RU"/>
-              </w:rPr>
-              <w:t>54-2</w:t>
-            </w:r>
-            <w:proofErr w:type="gramEnd"/>
-            <w:r>
-              <w:rPr>
-                <w:rFonts w:ascii="Arial" w:hAnsi="Arial" w:cs="Arial" w:hint="eastAsia"/>
-                <w:sz w:val="16"/>
-                <w:szCs w:val="16"/>
-                <w:lang w:val="ru-RU"/>
-              </w:rPr>
-              <w:t xml:space="preserve">, </w:t>
-            </w:r>
-            <w:proofErr w:type="gramStart"/>
-            <w:r>
-              <w:rPr>
-                <w:rFonts w:ascii="Arial" w:hAnsi="Arial" w:cs="Arial" w:hint="eastAsia"/>
-                <w:sz w:val="16"/>
-                <w:szCs w:val="16"/>
-                <w:lang w:val="ru-RU"/>
-              </w:rPr>
-              <w:t>54-10</w:t>
-            </w:r>
-            <w:proofErr w:type="gramEnd"/>
-            <w:r>
-              <w:rPr>
-                <w:rFonts w:ascii="Arial" w:hAnsi="Arial" w:cs="Arial" w:hint="eastAsia"/>
-                <w:sz w:val="16"/>
-                <w:szCs w:val="16"/>
-                <w:lang w:val="ru-RU"/>
-              </w:rPr>
-              <w:t xml:space="preserve">, </w:t>
-            </w:r>
-            <w:proofErr w:type="gramStart"/>
-            <w:r>
-              <w:rPr>
-                <w:rFonts w:ascii="Arial" w:hAnsi="Arial" w:cs="Arial" w:hint="eastAsia"/>
-                <w:sz w:val="16"/>
-                <w:szCs w:val="16"/>
-                <w:lang w:val="ru-RU"/>
-              </w:rPr>
-              <w:t>54-11</w:t>
-            </w:r>
-            <w:proofErr w:type="gramEnd"/>
-            <w:r>
-              <w:rPr>
-                <w:rFonts w:ascii="Arial" w:hAnsi="Arial" w:cs="Arial" w:hint="eastAsia"/>
-                <w:sz w:val="16"/>
-                <w:szCs w:val="16"/>
-                <w:lang w:val="ru-RU"/>
-              </w:rPr>
-              <w:t xml:space="preserve"> УК УССР. По постановлению тройки при УНКВД по Житомирской обл. от 10 мая 1938 г. расстреляна 10 июня 1938 г. в г. Житомире. Реабилитирован в 1965 г.</w:t>
+              <w:t>Черняхов Черняховской вол. Житомирского эт. Волынской губ. Чешка, образование н. высшее, учительница. Проживала в с. Нейборн Черняховского р-на. Арестована в 1930 г. Обвинялась по ст. 54-6, 54-11 УК УССР. ВС УССР 14 июня 1931 г. приговорена к заключению в ВТТ на 5 лет. Реабилитирована в 1964 г. Вторично арестована 17 апреля 1938 г. Проживала в с. Нейборн. Домохозяйка. Обвинялась по ст. 54-2, 54-10, 54-11 УК УССР. По постановлению тройки при УНКВД по Житомирской обл. от 10 мая 1938 г. расстреляна 10 июня 1938 г. в г. Житомире. Реабилитирован в 1965 г.</w:t>
             </w:r>
           </w:p>
           <w:p>
@@ -9199,7 +7767,6 @@
               <w:bottom w:val="double" w:sz="1" w:space="0" w:color="808080"/>
               <w:right w:val="double" w:sz="2" w:space="0" w:color="808080"/>
             </w:tcBorders>
-            <w:shd w:val="clear" w:color="auto" w:fill="auto"/>
             <w:vAlign w:val="center"/>
           </w:tcPr>
           <w:p>
@@ -9282,47 +7849,7 @@
                 <w:szCs w:val="16"/>
                 <w:lang w:val="ru-RU"/>
               </w:rPr>
-              <w:t xml:space="preserve">1916 г.р., </w:t>
-            </w:r>
-            <w:proofErr w:type="spellStart"/>
-            <w:r>
-              <w:rPr>
-                <w:rFonts w:ascii="Arial" w:hAnsi="Arial" w:cs="Arial"/>
-                <w:sz w:val="16"/>
-                <w:szCs w:val="16"/>
-                <w:lang w:val="ru-RU"/>
-              </w:rPr>
-              <w:t>м.р</w:t>
-            </w:r>
-            <w:proofErr w:type="spellEnd"/>
-            <w:r>
-              <w:rPr>
-                <w:rFonts w:ascii="Arial" w:hAnsi="Arial" w:cs="Arial"/>
-                <w:sz w:val="16"/>
-                <w:szCs w:val="16"/>
-                <w:lang w:val="ru-RU"/>
-              </w:rPr>
-              <w:t xml:space="preserve">.: Австро-Венгрия, г. </w:t>
-            </w:r>
-            <w:proofErr w:type="spellStart"/>
-            <w:r>
-              <w:rPr>
-                <w:rFonts w:ascii="Arial" w:hAnsi="Arial" w:cs="Arial"/>
-                <w:sz w:val="16"/>
-                <w:szCs w:val="16"/>
-                <w:lang w:val="ru-RU"/>
-              </w:rPr>
-              <w:t>Бродек</w:t>
-            </w:r>
-            <w:proofErr w:type="spellEnd"/>
-            <w:r>
-              <w:rPr>
-                <w:rFonts w:ascii="Arial" w:hAnsi="Arial" w:cs="Arial"/>
-                <w:sz w:val="16"/>
-                <w:szCs w:val="16"/>
-                <w:lang w:val="ru-RU"/>
-              </w:rPr>
-              <w:t>, чешка, из рабочих, образование: среднее, член КП Австрии</w:t>
+              <w:t>1916 г.р., м.р.: Австро-Венгрия, г. Бродек, чешка, из рабочих, образование: среднее, член КП Австрии</w:t>
             </w:r>
             <w:r>
               <w:rPr>
@@ -9333,45 +7860,14 @@
               </w:rPr>
               <w:t xml:space="preserve">, БОЗ, </w:t>
             </w:r>
-            <w:proofErr w:type="spellStart"/>
-            <w:r>
-              <w:rPr>
-                <w:rFonts w:ascii="Arial" w:hAnsi="Arial" w:cs="Arial"/>
-                <w:sz w:val="16"/>
-                <w:szCs w:val="16"/>
-                <w:lang w:val="ru-RU"/>
-              </w:rPr>
-              <w:t>прож</w:t>
-            </w:r>
-            <w:proofErr w:type="spellEnd"/>
-            <w:r>
-              <w:rPr>
-                <w:rFonts w:ascii="Arial" w:hAnsi="Arial" w:cs="Arial"/>
-                <w:sz w:val="16"/>
-                <w:szCs w:val="16"/>
-                <w:lang w:val="ru-RU"/>
-              </w:rPr>
-              <w:t xml:space="preserve">.: г. Вена, </w:t>
-            </w:r>
-            <w:proofErr w:type="spellStart"/>
-            <w:r>
-              <w:rPr>
-                <w:rFonts w:ascii="Arial" w:hAnsi="Arial" w:cs="Arial"/>
-                <w:sz w:val="16"/>
-                <w:szCs w:val="16"/>
-                <w:lang w:val="ru-RU"/>
-              </w:rPr>
-              <w:t>Вассергассе</w:t>
-            </w:r>
-            <w:proofErr w:type="spellEnd"/>
-            <w:r>
-              <w:rPr>
-                <w:rFonts w:ascii="Arial" w:hAnsi="Arial" w:cs="Arial"/>
-                <w:sz w:val="16"/>
-                <w:szCs w:val="16"/>
-                <w:lang w:val="ru-RU"/>
-              </w:rPr>
-              <w:t>, д.1.</w:t>
+            <w:r>
+              <w:rPr>
+                <w:rFonts w:ascii="Arial" w:hAnsi="Arial" w:cs="Arial"/>
+                <w:sz w:val="16"/>
+                <w:szCs w:val="16"/>
+                <w:lang w:val="ru-RU"/>
+              </w:rPr>
+              <w:t>прож.: г. Вена, Вассергассе, д.1.</w:t>
             </w:r>
           </w:p>
           <w:p>
@@ -9622,7 +8118,6 @@
               <w:bottom w:val="double" w:sz="1" w:space="0" w:color="808080"/>
               <w:right w:val="double" w:sz="2" w:space="0" w:color="808080"/>
             </w:tcBorders>
-            <w:shd w:val="clear" w:color="auto" w:fill="auto"/>
             <w:vAlign w:val="center"/>
           </w:tcPr>
           <w:p>
@@ -9676,7 +8171,6 @@
               <w:bottom w:val="double" w:sz="1" w:space="0" w:color="808080"/>
               <w:right w:val="double" w:sz="2" w:space="0" w:color="808080"/>
             </w:tcBorders>
-            <w:shd w:val="clear" w:color="auto" w:fill="auto"/>
             <w:vAlign w:val="center"/>
           </w:tcPr>
           <w:p>
@@ -9765,47 +8259,7 @@
                 <w:szCs w:val="16"/>
                 <w:lang w:val="ru-RU"/>
               </w:rPr>
-              <w:t xml:space="preserve">1856 г.р., </w:t>
-            </w:r>
-            <w:proofErr w:type="spellStart"/>
-            <w:r>
-              <w:rPr>
-                <w:rFonts w:ascii="Arial" w:hAnsi="Arial" w:cs="Arial"/>
-                <w:sz w:val="16"/>
-                <w:szCs w:val="16"/>
-                <w:lang w:val="ru-RU"/>
-              </w:rPr>
-              <w:t>м.р</w:t>
-            </w:r>
-            <w:proofErr w:type="spellEnd"/>
-            <w:r>
-              <w:rPr>
-                <w:rFonts w:ascii="Arial" w:hAnsi="Arial" w:cs="Arial"/>
-                <w:sz w:val="16"/>
-                <w:szCs w:val="16"/>
-                <w:lang w:val="ru-RU"/>
-              </w:rPr>
-              <w:t xml:space="preserve">.: Волынская губ., Дубенский уезд, </w:t>
-            </w:r>
-            <w:proofErr w:type="spellStart"/>
-            <w:r>
-              <w:rPr>
-                <w:rFonts w:ascii="Arial" w:hAnsi="Arial" w:cs="Arial"/>
-                <w:sz w:val="16"/>
-                <w:szCs w:val="16"/>
-                <w:lang w:val="ru-RU"/>
-              </w:rPr>
-              <w:t>Мирогош</w:t>
-            </w:r>
-            <w:proofErr w:type="spellEnd"/>
-            <w:r>
-              <w:rPr>
-                <w:rFonts w:ascii="Arial" w:hAnsi="Arial" w:cs="Arial"/>
-                <w:sz w:val="16"/>
-                <w:szCs w:val="16"/>
-                <w:lang w:val="ru-RU"/>
-              </w:rPr>
-              <w:t>, чешка, образование: неграмотная</w:t>
+              <w:t>1856 г.р., м.р.: Волынская губ., Дубенский уезд, Мирогош, чешка, образование: неграмотная</w:t>
             </w:r>
             <w:r>
               <w:rPr>
@@ -9816,57 +8270,15 @@
               </w:rPr>
               <w:t xml:space="preserve">, </w:t>
             </w:r>
-            <w:proofErr w:type="spellStart"/>
-            <w:r>
-              <w:rPr>
-                <w:rFonts w:ascii="Arial" w:hAnsi="Arial" w:cs="Arial"/>
-                <w:sz w:val="16"/>
-                <w:szCs w:val="16"/>
-                <w:lang w:val="ru-RU"/>
-              </w:rPr>
-              <w:t>прож</w:t>
-            </w:r>
-            <w:proofErr w:type="spellEnd"/>
-            <w:r>
-              <w:rPr>
-                <w:rFonts w:ascii="Arial" w:hAnsi="Arial" w:cs="Arial"/>
-                <w:sz w:val="16"/>
-                <w:szCs w:val="16"/>
-                <w:lang w:val="ru-RU"/>
-              </w:rPr>
-              <w:t xml:space="preserve">.: Ровенская обл., </w:t>
-            </w:r>
-            <w:proofErr w:type="spellStart"/>
-            <w:r>
-              <w:rPr>
-                <w:rFonts w:ascii="Arial" w:hAnsi="Arial" w:cs="Arial"/>
-                <w:sz w:val="16"/>
-                <w:szCs w:val="16"/>
-                <w:lang w:val="ru-RU"/>
-              </w:rPr>
-              <w:t>Вербский</w:t>
-            </w:r>
-            <w:proofErr w:type="spellEnd"/>
-            <w:r>
-              <w:rPr>
-                <w:rFonts w:ascii="Arial" w:hAnsi="Arial" w:cs="Arial"/>
-                <w:sz w:val="16"/>
-                <w:szCs w:val="16"/>
-                <w:lang w:val="ru-RU"/>
-              </w:rPr>
-              <w:t xml:space="preserve"> р-н, </w:t>
-            </w:r>
-            <w:proofErr w:type="spellStart"/>
-            <w:r>
-              <w:rPr>
-                <w:rFonts w:ascii="Arial" w:hAnsi="Arial" w:cs="Arial"/>
-                <w:sz w:val="16"/>
-                <w:szCs w:val="16"/>
-                <w:lang w:val="ru-RU"/>
-              </w:rPr>
-              <w:t>Студянка</w:t>
-            </w:r>
-            <w:proofErr w:type="spellEnd"/>
+            <w:r>
+              <w:rPr>
+                <w:rFonts w:ascii="Arial" w:hAnsi="Arial" w:cs="Arial"/>
+                <w:sz w:val="16"/>
+                <w:szCs w:val="16"/>
+                <w:lang w:val="ru-RU"/>
+              </w:rPr>
+              <w:t>прож.: Ровенская обл., Вербский р-н, Студянка</w:t>
+            </w:r>
           </w:p>
           <w:p>
             <w:pPr>
@@ -9888,67 +8300,7 @@
                 <w:szCs w:val="16"/>
                 <w:lang w:val="ru-RU"/>
               </w:rPr>
-              <w:t xml:space="preserve">Приговор: </w:t>
-            </w:r>
-            <w:proofErr w:type="spellStart"/>
-            <w:r>
-              <w:rPr>
-                <w:rFonts w:ascii="Arial" w:hAnsi="Arial" w:cs="Arial"/>
-                <w:sz w:val="16"/>
-                <w:szCs w:val="16"/>
-                <w:lang w:val="ru-RU"/>
-              </w:rPr>
-              <w:t>приб</w:t>
-            </w:r>
-            <w:proofErr w:type="spellEnd"/>
-            <w:r>
-              <w:rPr>
-                <w:rFonts w:ascii="Arial" w:hAnsi="Arial" w:cs="Arial"/>
-                <w:sz w:val="16"/>
-                <w:szCs w:val="16"/>
-                <w:lang w:val="ru-RU"/>
-              </w:rPr>
-              <w:t xml:space="preserve">. на спецпоселение в Архангельскую обл. 15.03.1940, </w:t>
-            </w:r>
-            <w:proofErr w:type="spellStart"/>
-            <w:r>
-              <w:rPr>
-                <w:rFonts w:ascii="Arial" w:hAnsi="Arial" w:cs="Arial"/>
-                <w:sz w:val="16"/>
-                <w:szCs w:val="16"/>
-                <w:lang w:val="ru-RU"/>
-              </w:rPr>
-              <w:t>Черевковский</w:t>
-            </w:r>
-            <w:proofErr w:type="spellEnd"/>
-            <w:r>
-              <w:rPr>
-                <w:rFonts w:ascii="Arial" w:hAnsi="Arial" w:cs="Arial"/>
-                <w:sz w:val="16"/>
-                <w:szCs w:val="16"/>
-                <w:lang w:val="ru-RU"/>
-              </w:rPr>
-              <w:t xml:space="preserve"> р-н, </w:t>
-            </w:r>
-            <w:proofErr w:type="spellStart"/>
-            <w:r>
-              <w:rPr>
-                <w:rFonts w:ascii="Arial" w:hAnsi="Arial" w:cs="Arial"/>
-                <w:sz w:val="16"/>
-                <w:szCs w:val="16"/>
-                <w:lang w:val="ru-RU"/>
-              </w:rPr>
-              <w:t>Обиль</w:t>
-            </w:r>
-            <w:proofErr w:type="spellEnd"/>
-            <w:r>
-              <w:rPr>
-                <w:rFonts w:ascii="Arial" w:hAnsi="Arial" w:cs="Arial"/>
-                <w:sz w:val="16"/>
-                <w:szCs w:val="16"/>
-                <w:lang w:val="ru-RU"/>
-              </w:rPr>
-              <w:t>., Ум. 12.09.1940</w:t>
+              <w:t>Приговор: приб. на спецпоселение в Архангельскую обл. 15.03.1940, Черевковский р-н, Обиль., Ум. 12.09.1940</w:t>
             </w:r>
           </w:p>
           <w:p>
@@ -10030,7 +8382,6 @@
               <w:bottom w:val="double" w:sz="1" w:space="0" w:color="808080"/>
               <w:right w:val="double" w:sz="2" w:space="0" w:color="808080"/>
             </w:tcBorders>
-            <w:shd w:val="clear" w:color="auto" w:fill="auto"/>
             <w:vAlign w:val="center"/>
           </w:tcPr>
           <w:p>
@@ -10134,47 +8485,7 @@
                 <w:szCs w:val="16"/>
                 <w:lang w:val="ru-RU"/>
               </w:rPr>
-              <w:t xml:space="preserve">1899 г.р., </w:t>
-            </w:r>
-            <w:proofErr w:type="spellStart"/>
-            <w:r>
-              <w:rPr>
-                <w:rFonts w:ascii="Arial" w:hAnsi="Arial" w:cs="Arial"/>
-                <w:sz w:val="16"/>
-                <w:szCs w:val="16"/>
-                <w:lang w:val="ru-RU"/>
-              </w:rPr>
-              <w:t>м.р</w:t>
-            </w:r>
-            <w:proofErr w:type="spellEnd"/>
-            <w:r>
-              <w:rPr>
-                <w:rFonts w:ascii="Arial" w:hAnsi="Arial" w:cs="Arial"/>
-                <w:sz w:val="16"/>
-                <w:szCs w:val="16"/>
-                <w:lang w:val="ru-RU"/>
-              </w:rPr>
-              <w:t xml:space="preserve">.: г. Владивосток, чешка, образование: среднее, б/п, домохозяйка, </w:t>
-            </w:r>
-            <w:proofErr w:type="spellStart"/>
-            <w:r>
-              <w:rPr>
-                <w:rFonts w:ascii="Arial" w:hAnsi="Arial" w:cs="Arial"/>
-                <w:sz w:val="16"/>
-                <w:szCs w:val="16"/>
-                <w:lang w:val="ru-RU"/>
-              </w:rPr>
-              <w:t>прож</w:t>
-            </w:r>
-            <w:proofErr w:type="spellEnd"/>
-            <w:r>
-              <w:rPr>
-                <w:rFonts w:ascii="Arial" w:hAnsi="Arial" w:cs="Arial"/>
-                <w:sz w:val="16"/>
-                <w:szCs w:val="16"/>
-                <w:lang w:val="ru-RU"/>
-              </w:rPr>
-              <w:t>.: г. Владивосток, арестована 24.07.1938. Приговор: УНКВД по Приморскому краю, 05.01.1939</w:t>
+              <w:t>1899 г.р., м.р.: г. Владивосток, чешка, образование: среднее, б/п, домохозяйка, прож.: г. Владивосток, арестована 24.07.1938. Приговор: УНКВД по Приморскому краю, 05.01.1939</w:t>
             </w:r>
             <w:r>
               <w:rPr>
@@ -10192,27 +8503,7 @@
                 <w:szCs w:val="16"/>
                 <w:lang w:val="ru-RU"/>
               </w:rPr>
-              <w:t>дело прекращено в связи со смертью обвиняемой</w:t>
-            </w:r>
-            <w:proofErr w:type="gramStart"/>
-            <w:r>
-              <w:rPr>
-                <w:rFonts w:ascii="Arial" w:hAnsi="Arial" w:cs="Arial"/>
-                <w:sz w:val="16"/>
-                <w:szCs w:val="16"/>
-                <w:lang w:val="ru-RU"/>
-              </w:rPr>
-              <w:t>, Умерла</w:t>
-            </w:r>
-            <w:proofErr w:type="gramEnd"/>
-            <w:r>
-              <w:rPr>
-                <w:rFonts w:ascii="Arial" w:hAnsi="Arial" w:cs="Arial"/>
-                <w:sz w:val="16"/>
-                <w:szCs w:val="16"/>
-                <w:lang w:val="ru-RU"/>
-              </w:rPr>
-              <w:t xml:space="preserve"> в заключении _20.10.1938_г.</w:t>
+              <w:t>дело прекращено в связи со смертью обвиняемой, Умерла в заключении _20.10.1938_г.</w:t>
             </w:r>
           </w:p>
           <w:p>
@@ -10228,25 +8519,14 @@
                 <w:lang w:val="ru-RU"/>
               </w:rPr>
             </w:pPr>
-            <w:proofErr w:type="spellStart"/>
-            <w:r>
-              <w:rPr>
-                <w:rFonts w:ascii="Arial" w:hAnsi="Arial" w:cs="Arial"/>
-                <w:sz w:val="16"/>
-                <w:szCs w:val="16"/>
-                <w:lang w:val="ru-RU"/>
-              </w:rPr>
-              <w:t>Арх.дело</w:t>
-            </w:r>
-            <w:proofErr w:type="spellEnd"/>
-            <w:r>
-              <w:rPr>
-                <w:rFonts w:ascii="Arial" w:hAnsi="Arial" w:cs="Arial"/>
-                <w:sz w:val="16"/>
-                <w:szCs w:val="16"/>
-                <w:lang w:val="ru-RU"/>
-              </w:rPr>
-              <w:t>: П-19439</w:t>
+            <w:r>
+              <w:rPr>
+                <w:rFonts w:ascii="Arial" w:hAnsi="Arial" w:cs="Arial"/>
+                <w:sz w:val="16"/>
+                <w:szCs w:val="16"/>
+                <w:lang w:val="ru-RU"/>
+              </w:rPr>
+              <w:t>Арх.дело: П-19439</w:t>
             </w:r>
           </w:p>
           <w:p>
